--- a/report.docx
+++ b/report.docx
@@ -413,13 +413,7 @@
               <w:rPr>
                 <w:lang w:val="vi-VN"/>
               </w:rPr>
-              <w:t>Main-</w:t>
-            </w:r>
-            <w:r>
-              <w:rPr>
-                <w:lang w:val="vi-VN"/>
-              </w:rPr>
-              <w:t>Implementation</w:t>
+              <w:t>Main-Implementation</w:t>
             </w:r>
           </w:p>
         </w:tc>
@@ -695,12 +689,12 @@
             <w:fldChar w:fldCharType="begin"/>
           </w:r>
           <w:r>
-            <w:instrText xml:space="preserve"> TOC \o "1-3" \h \z \u </w:instrText>
+            <w:instrText xml:space="preserve"> TOC \o "1-2" \h \z \u </w:instrText>
           </w:r>
           <w:r>
             <w:fldChar w:fldCharType="separate"/>
           </w:r>
-          <w:hyperlink w:anchor="_Toc226044387" w:history="1">
+          <w:hyperlink w:anchor="_Toc226146186" w:history="1">
             <w:r>
               <w:rPr>
                 <w:rStyle w:val="Hyperlink"/>
@@ -743,7 +737,7 @@
                 <w:noProof/>
                 <w:webHidden/>
               </w:rPr>
-              <w:instrText xml:space="preserve"> PAGEREF _Toc226044387 \h </w:instrText>
+              <w:instrText xml:space="preserve"> PAGEREF _Toc226146186 \h </w:instrText>
             </w:r>
             <w:r>
               <w:rPr>
@@ -786,7 +780,7 @@
               <w:noProof/>
             </w:rPr>
           </w:pPr>
-          <w:hyperlink w:anchor="_Toc226044388" w:history="1">
+          <w:hyperlink w:anchor="_Toc226146187" w:history="1">
             <w:r>
               <w:rPr>
                 <w:rStyle w:val="Hyperlink"/>
@@ -829,7 +823,7 @@
                 <w:noProof/>
                 <w:webHidden/>
               </w:rPr>
-              <w:instrText xml:space="preserve"> PAGEREF _Toc226044388 \h </w:instrText>
+              <w:instrText xml:space="preserve"> PAGEREF _Toc226146187 \h </w:instrText>
             </w:r>
             <w:r>
               <w:rPr>
@@ -872,7 +866,7 @@
               <w:noProof/>
             </w:rPr>
           </w:pPr>
-          <w:hyperlink w:anchor="_Toc226044389" w:history="1">
+          <w:hyperlink w:anchor="_Toc226146188" w:history="1">
             <w:r>
               <w:rPr>
                 <w:rStyle w:val="Hyperlink"/>
@@ -915,7 +909,7 @@
                 <w:noProof/>
                 <w:webHidden/>
               </w:rPr>
-              <w:instrText xml:space="preserve"> PAGEREF _Toc226044389 \h </w:instrText>
+              <w:instrText xml:space="preserve"> PAGEREF _Toc226146188 \h </w:instrText>
             </w:r>
             <w:r>
               <w:rPr>
@@ -936,436 +930,6 @@
                 <w:webHidden/>
               </w:rPr>
               <w:t>2</w:t>
-            </w:r>
-            <w:r>
-              <w:rPr>
-                <w:noProof/>
-                <w:webHidden/>
-              </w:rPr>
-              <w:fldChar w:fldCharType="end"/>
-            </w:r>
-          </w:hyperlink>
-        </w:p>
-        <w:p>
-          <w:pPr>
-            <w:pStyle w:val="TOC3"/>
-            <w:tabs>
-              <w:tab w:val="left" w:pos="1440"/>
-              <w:tab w:val="right" w:leader="dot" w:pos="9350"/>
-            </w:tabs>
-            <w:rPr>
-              <w:rFonts w:asciiTheme="minorHAnsi" w:eastAsiaTheme="minorEastAsia" w:hAnsiTheme="minorHAnsi"/>
-              <w:noProof/>
-            </w:rPr>
-          </w:pPr>
-          <w:hyperlink w:anchor="_Toc226044390" w:history="1">
-            <w:r>
-              <w:rPr>
-                <w:rStyle w:val="Hyperlink"/>
-                <w:noProof/>
-                <w:lang w:val="vi-VN"/>
-              </w:rPr>
-              <w:t>2.1.1.</w:t>
-            </w:r>
-            <w:r>
-              <w:rPr>
-                <w:rFonts w:asciiTheme="minorHAnsi" w:eastAsiaTheme="minorEastAsia" w:hAnsiTheme="minorHAnsi"/>
-                <w:noProof/>
-              </w:rPr>
-              <w:tab/>
-            </w:r>
-            <w:r>
-              <w:rPr>
-                <w:rStyle w:val="Hyperlink"/>
-                <w:noProof/>
-                <w:lang w:val="vi-VN"/>
-              </w:rPr>
-              <w:t>Introduction and Application</w:t>
-            </w:r>
-            <w:r>
-              <w:rPr>
-                <w:noProof/>
-                <w:webHidden/>
-              </w:rPr>
-              <w:tab/>
-            </w:r>
-            <w:r>
-              <w:rPr>
-                <w:noProof/>
-                <w:webHidden/>
-              </w:rPr>
-              <w:fldChar w:fldCharType="begin"/>
-            </w:r>
-            <w:r>
-              <w:rPr>
-                <w:noProof/>
-                <w:webHidden/>
-              </w:rPr>
-              <w:instrText xml:space="preserve"> PAGEREF _Toc226044390 \h </w:instrText>
-            </w:r>
-            <w:r>
-              <w:rPr>
-                <w:noProof/>
-                <w:webHidden/>
-              </w:rPr>
-            </w:r>
-            <w:r>
-              <w:rPr>
-                <w:noProof/>
-                <w:webHidden/>
-              </w:rPr>
-              <w:fldChar w:fldCharType="separate"/>
-            </w:r>
-            <w:r>
-              <w:rPr>
-                <w:noProof/>
-                <w:webHidden/>
-              </w:rPr>
-              <w:t>2</w:t>
-            </w:r>
-            <w:r>
-              <w:rPr>
-                <w:noProof/>
-                <w:webHidden/>
-              </w:rPr>
-              <w:fldChar w:fldCharType="end"/>
-            </w:r>
-          </w:hyperlink>
-        </w:p>
-        <w:p>
-          <w:pPr>
-            <w:pStyle w:val="TOC3"/>
-            <w:tabs>
-              <w:tab w:val="left" w:pos="1440"/>
-              <w:tab w:val="right" w:leader="dot" w:pos="9350"/>
-            </w:tabs>
-            <w:rPr>
-              <w:rFonts w:asciiTheme="minorHAnsi" w:eastAsiaTheme="minorEastAsia" w:hAnsiTheme="minorHAnsi"/>
-              <w:noProof/>
-            </w:rPr>
-          </w:pPr>
-          <w:hyperlink w:anchor="_Toc226044391" w:history="1">
-            <w:r>
-              <w:rPr>
-                <w:rStyle w:val="Hyperlink"/>
-                <w:noProof/>
-                <w:lang w:val="vi-VN"/>
-              </w:rPr>
-              <w:t>2.1.2.</w:t>
-            </w:r>
-            <w:r>
-              <w:rPr>
-                <w:rFonts w:asciiTheme="minorHAnsi" w:eastAsiaTheme="minorEastAsia" w:hAnsiTheme="minorHAnsi"/>
-                <w:noProof/>
-              </w:rPr>
-              <w:tab/>
-            </w:r>
-            <w:r>
-              <w:rPr>
-                <w:rStyle w:val="Hyperlink"/>
-                <w:noProof/>
-                <w:lang w:val="vi-VN"/>
-              </w:rPr>
-              <w:t>Pseudocode</w:t>
-            </w:r>
-            <w:r>
-              <w:rPr>
-                <w:noProof/>
-                <w:webHidden/>
-              </w:rPr>
-              <w:tab/>
-            </w:r>
-            <w:r>
-              <w:rPr>
-                <w:noProof/>
-                <w:webHidden/>
-              </w:rPr>
-              <w:fldChar w:fldCharType="begin"/>
-            </w:r>
-            <w:r>
-              <w:rPr>
-                <w:noProof/>
-                <w:webHidden/>
-              </w:rPr>
-              <w:instrText xml:space="preserve"> PAGEREF _Toc226044391 \h </w:instrText>
-            </w:r>
-            <w:r>
-              <w:rPr>
-                <w:noProof/>
-                <w:webHidden/>
-              </w:rPr>
-            </w:r>
-            <w:r>
-              <w:rPr>
-                <w:noProof/>
-                <w:webHidden/>
-              </w:rPr>
-              <w:fldChar w:fldCharType="separate"/>
-            </w:r>
-            <w:r>
-              <w:rPr>
-                <w:noProof/>
-                <w:webHidden/>
-              </w:rPr>
-              <w:t>3</w:t>
-            </w:r>
-            <w:r>
-              <w:rPr>
-                <w:noProof/>
-                <w:webHidden/>
-              </w:rPr>
-              <w:fldChar w:fldCharType="end"/>
-            </w:r>
-          </w:hyperlink>
-        </w:p>
-        <w:p>
-          <w:pPr>
-            <w:pStyle w:val="TOC3"/>
-            <w:tabs>
-              <w:tab w:val="left" w:pos="1440"/>
-              <w:tab w:val="right" w:leader="dot" w:pos="9350"/>
-            </w:tabs>
-            <w:rPr>
-              <w:rFonts w:asciiTheme="minorHAnsi" w:eastAsiaTheme="minorEastAsia" w:hAnsiTheme="minorHAnsi"/>
-              <w:noProof/>
-            </w:rPr>
-          </w:pPr>
-          <w:hyperlink w:anchor="_Toc226044392" w:history="1">
-            <w:r>
-              <w:rPr>
-                <w:rStyle w:val="Hyperlink"/>
-                <w:noProof/>
-                <w:lang w:val="vi-VN"/>
-              </w:rPr>
-              <w:t>2.1.3.</w:t>
-            </w:r>
-            <w:r>
-              <w:rPr>
-                <w:rFonts w:asciiTheme="minorHAnsi" w:eastAsiaTheme="minorEastAsia" w:hAnsiTheme="minorHAnsi"/>
-                <w:noProof/>
-              </w:rPr>
-              <w:tab/>
-            </w:r>
-            <w:r>
-              <w:rPr>
-                <w:rStyle w:val="Hyperlink"/>
-                <w:noProof/>
-                <w:lang w:val="vi-VN"/>
-              </w:rPr>
-              <w:t>Step-by-Step Trace</w:t>
-            </w:r>
-            <w:r>
-              <w:rPr>
-                <w:noProof/>
-                <w:webHidden/>
-              </w:rPr>
-              <w:tab/>
-            </w:r>
-            <w:r>
-              <w:rPr>
-                <w:noProof/>
-                <w:webHidden/>
-              </w:rPr>
-              <w:fldChar w:fldCharType="begin"/>
-            </w:r>
-            <w:r>
-              <w:rPr>
-                <w:noProof/>
-                <w:webHidden/>
-              </w:rPr>
-              <w:instrText xml:space="preserve"> PAGEREF _Toc226044392 \h </w:instrText>
-            </w:r>
-            <w:r>
-              <w:rPr>
-                <w:noProof/>
-                <w:webHidden/>
-              </w:rPr>
-            </w:r>
-            <w:r>
-              <w:rPr>
-                <w:noProof/>
-                <w:webHidden/>
-              </w:rPr>
-              <w:fldChar w:fldCharType="separate"/>
-            </w:r>
-            <w:r>
-              <w:rPr>
-                <w:noProof/>
-                <w:webHidden/>
-              </w:rPr>
-              <w:t>3</w:t>
-            </w:r>
-            <w:r>
-              <w:rPr>
-                <w:noProof/>
-                <w:webHidden/>
-              </w:rPr>
-              <w:fldChar w:fldCharType="end"/>
-            </w:r>
-          </w:hyperlink>
-        </w:p>
-        <w:p>
-          <w:pPr>
-            <w:pStyle w:val="TOC3"/>
-            <w:tabs>
-              <w:tab w:val="left" w:pos="1440"/>
-              <w:tab w:val="right" w:leader="dot" w:pos="9350"/>
-            </w:tabs>
-            <w:rPr>
-              <w:rFonts w:asciiTheme="minorHAnsi" w:eastAsiaTheme="minorEastAsia" w:hAnsiTheme="minorHAnsi"/>
-              <w:noProof/>
-            </w:rPr>
-          </w:pPr>
-          <w:hyperlink w:anchor="_Toc226044393" w:history="1">
-            <w:r>
-              <w:rPr>
-                <w:rStyle w:val="Hyperlink"/>
-                <w:noProof/>
-                <w:lang w:val="vi-VN"/>
-              </w:rPr>
-              <w:t>2.1.4.</w:t>
-            </w:r>
-            <w:r>
-              <w:rPr>
-                <w:rFonts w:asciiTheme="minorHAnsi" w:eastAsiaTheme="minorEastAsia" w:hAnsiTheme="minorHAnsi"/>
-                <w:noProof/>
-              </w:rPr>
-              <w:tab/>
-            </w:r>
-            <w:r>
-              <w:rPr>
-                <w:rStyle w:val="Hyperlink"/>
-                <w:noProof/>
-                <w:lang w:val="vi-VN"/>
-              </w:rPr>
-              <w:t>Complexity</w:t>
-            </w:r>
-            <w:r>
-              <w:rPr>
-                <w:noProof/>
-                <w:webHidden/>
-              </w:rPr>
-              <w:tab/>
-            </w:r>
-            <w:r>
-              <w:rPr>
-                <w:noProof/>
-                <w:webHidden/>
-              </w:rPr>
-              <w:fldChar w:fldCharType="begin"/>
-            </w:r>
-            <w:r>
-              <w:rPr>
-                <w:noProof/>
-                <w:webHidden/>
-              </w:rPr>
-              <w:instrText xml:space="preserve"> PAGEREF _Toc226044393 \h </w:instrText>
-            </w:r>
-            <w:r>
-              <w:rPr>
-                <w:noProof/>
-                <w:webHidden/>
-              </w:rPr>
-            </w:r>
-            <w:r>
-              <w:rPr>
-                <w:noProof/>
-                <w:webHidden/>
-              </w:rPr>
-              <w:fldChar w:fldCharType="separate"/>
-            </w:r>
-            <w:r>
-              <w:rPr>
-                <w:noProof/>
-                <w:webHidden/>
-              </w:rPr>
-              <w:t>5</w:t>
-            </w:r>
-            <w:r>
-              <w:rPr>
-                <w:noProof/>
-                <w:webHidden/>
-              </w:rPr>
-              <w:fldChar w:fldCharType="end"/>
-            </w:r>
-          </w:hyperlink>
-        </w:p>
-        <w:p>
-          <w:pPr>
-            <w:pStyle w:val="TOC3"/>
-            <w:tabs>
-              <w:tab w:val="left" w:pos="1440"/>
-              <w:tab w:val="right" w:leader="dot" w:pos="9350"/>
-            </w:tabs>
-            <w:rPr>
-              <w:rFonts w:asciiTheme="minorHAnsi" w:eastAsiaTheme="minorEastAsia" w:hAnsiTheme="minorHAnsi"/>
-              <w:noProof/>
-            </w:rPr>
-          </w:pPr>
-          <w:hyperlink w:anchor="_Toc226044394" w:history="1">
-            <w:r>
-              <w:rPr>
-                <w:rStyle w:val="Hyperlink"/>
-                <w:noProof/>
-                <w:lang w:val="vi-VN"/>
-              </w:rPr>
-              <w:t>2.1.5.</w:t>
-            </w:r>
-            <w:r>
-              <w:rPr>
-                <w:rFonts w:asciiTheme="minorHAnsi" w:eastAsiaTheme="minorEastAsia" w:hAnsiTheme="minorHAnsi"/>
-                <w:noProof/>
-              </w:rPr>
-              <w:tab/>
-            </w:r>
-            <w:r>
-              <w:rPr>
-                <w:rStyle w:val="Hyperlink"/>
-                <w:noProof/>
-                <w:lang w:val="vi-VN"/>
-              </w:rPr>
-              <w:t>Dicussion</w:t>
-            </w:r>
-            <w:r>
-              <w:rPr>
-                <w:noProof/>
-                <w:webHidden/>
-              </w:rPr>
-              <w:tab/>
-            </w:r>
-            <w:r>
-              <w:rPr>
-                <w:noProof/>
-                <w:webHidden/>
-              </w:rPr>
-              <w:fldChar w:fldCharType="begin"/>
-            </w:r>
-            <w:r>
-              <w:rPr>
-                <w:noProof/>
-                <w:webHidden/>
-              </w:rPr>
-              <w:instrText xml:space="preserve"> PAGEREF _Toc226044394 \h </w:instrText>
-            </w:r>
-            <w:r>
-              <w:rPr>
-                <w:noProof/>
-                <w:webHidden/>
-              </w:rPr>
-            </w:r>
-            <w:r>
-              <w:rPr>
-                <w:noProof/>
-                <w:webHidden/>
-              </w:rPr>
-              <w:fldChar w:fldCharType="separate"/>
-            </w:r>
-            <w:r>
-              <w:rPr>
-                <w:noProof/>
-                <w:webHidden/>
-              </w:rPr>
-              <w:t>5</w:t>
             </w:r>
             <w:r>
               <w:rPr>
@@ -1388,7 +952,7 @@
               <w:noProof/>
             </w:rPr>
           </w:pPr>
-          <w:hyperlink w:anchor="_Toc226044395" w:history="1">
+          <w:hyperlink w:anchor="_Toc226146189" w:history="1">
             <w:r>
               <w:rPr>
                 <w:rStyle w:val="Hyperlink"/>
@@ -1430,7 +994,7 @@
                 <w:noProof/>
                 <w:webHidden/>
               </w:rPr>
-              <w:instrText xml:space="preserve"> PAGEREF _Toc226044395 \h </w:instrText>
+              <w:instrText xml:space="preserve"> PAGEREF _Toc226146189 \h </w:instrText>
             </w:r>
             <w:r>
               <w:rPr>
@@ -1451,436 +1015,6 @@
                 <w:webHidden/>
               </w:rPr>
               <w:t>5</w:t>
-            </w:r>
-            <w:r>
-              <w:rPr>
-                <w:noProof/>
-                <w:webHidden/>
-              </w:rPr>
-              <w:fldChar w:fldCharType="end"/>
-            </w:r>
-          </w:hyperlink>
-        </w:p>
-        <w:p>
-          <w:pPr>
-            <w:pStyle w:val="TOC3"/>
-            <w:tabs>
-              <w:tab w:val="left" w:pos="1440"/>
-              <w:tab w:val="right" w:leader="dot" w:pos="9350"/>
-            </w:tabs>
-            <w:rPr>
-              <w:rFonts w:asciiTheme="minorHAnsi" w:eastAsiaTheme="minorEastAsia" w:hAnsiTheme="minorHAnsi"/>
-              <w:noProof/>
-            </w:rPr>
-          </w:pPr>
-          <w:hyperlink w:anchor="_Toc226044396" w:history="1">
-            <w:r>
-              <w:rPr>
-                <w:rStyle w:val="Hyperlink"/>
-                <w:noProof/>
-                <w:lang w:val="vi-VN"/>
-              </w:rPr>
-              <w:t>2.2.1.</w:t>
-            </w:r>
-            <w:r>
-              <w:rPr>
-                <w:rFonts w:asciiTheme="minorHAnsi" w:eastAsiaTheme="minorEastAsia" w:hAnsiTheme="minorHAnsi"/>
-                <w:noProof/>
-              </w:rPr>
-              <w:tab/>
-            </w:r>
-            <w:r>
-              <w:rPr>
-                <w:rStyle w:val="Hyperlink"/>
-                <w:noProof/>
-                <w:lang w:val="vi-VN"/>
-              </w:rPr>
-              <w:t>Introduction and Application</w:t>
-            </w:r>
-            <w:r>
-              <w:rPr>
-                <w:noProof/>
-                <w:webHidden/>
-              </w:rPr>
-              <w:tab/>
-            </w:r>
-            <w:r>
-              <w:rPr>
-                <w:noProof/>
-                <w:webHidden/>
-              </w:rPr>
-              <w:fldChar w:fldCharType="begin"/>
-            </w:r>
-            <w:r>
-              <w:rPr>
-                <w:noProof/>
-                <w:webHidden/>
-              </w:rPr>
-              <w:instrText xml:space="preserve"> PAGEREF _Toc226044396 \h </w:instrText>
-            </w:r>
-            <w:r>
-              <w:rPr>
-                <w:noProof/>
-                <w:webHidden/>
-              </w:rPr>
-            </w:r>
-            <w:r>
-              <w:rPr>
-                <w:noProof/>
-                <w:webHidden/>
-              </w:rPr>
-              <w:fldChar w:fldCharType="separate"/>
-            </w:r>
-            <w:r>
-              <w:rPr>
-                <w:noProof/>
-                <w:webHidden/>
-              </w:rPr>
-              <w:t>5</w:t>
-            </w:r>
-            <w:r>
-              <w:rPr>
-                <w:noProof/>
-                <w:webHidden/>
-              </w:rPr>
-              <w:fldChar w:fldCharType="end"/>
-            </w:r>
-          </w:hyperlink>
-        </w:p>
-        <w:p>
-          <w:pPr>
-            <w:pStyle w:val="TOC3"/>
-            <w:tabs>
-              <w:tab w:val="left" w:pos="1440"/>
-              <w:tab w:val="right" w:leader="dot" w:pos="9350"/>
-            </w:tabs>
-            <w:rPr>
-              <w:rFonts w:asciiTheme="minorHAnsi" w:eastAsiaTheme="minorEastAsia" w:hAnsiTheme="minorHAnsi"/>
-              <w:noProof/>
-            </w:rPr>
-          </w:pPr>
-          <w:hyperlink w:anchor="_Toc226044397" w:history="1">
-            <w:r>
-              <w:rPr>
-                <w:rStyle w:val="Hyperlink"/>
-                <w:noProof/>
-                <w:lang w:val="vi-VN"/>
-              </w:rPr>
-              <w:t>2.2.2.</w:t>
-            </w:r>
-            <w:r>
-              <w:rPr>
-                <w:rFonts w:asciiTheme="minorHAnsi" w:eastAsiaTheme="minorEastAsia" w:hAnsiTheme="minorHAnsi"/>
-                <w:noProof/>
-              </w:rPr>
-              <w:tab/>
-            </w:r>
-            <w:r>
-              <w:rPr>
-                <w:rStyle w:val="Hyperlink"/>
-                <w:noProof/>
-                <w:lang w:val="vi-VN"/>
-              </w:rPr>
-              <w:t>Pseudocode</w:t>
-            </w:r>
-            <w:r>
-              <w:rPr>
-                <w:noProof/>
-                <w:webHidden/>
-              </w:rPr>
-              <w:tab/>
-            </w:r>
-            <w:r>
-              <w:rPr>
-                <w:noProof/>
-                <w:webHidden/>
-              </w:rPr>
-              <w:fldChar w:fldCharType="begin"/>
-            </w:r>
-            <w:r>
-              <w:rPr>
-                <w:noProof/>
-                <w:webHidden/>
-              </w:rPr>
-              <w:instrText xml:space="preserve"> PAGEREF _Toc226044397 \h </w:instrText>
-            </w:r>
-            <w:r>
-              <w:rPr>
-                <w:noProof/>
-                <w:webHidden/>
-              </w:rPr>
-            </w:r>
-            <w:r>
-              <w:rPr>
-                <w:noProof/>
-                <w:webHidden/>
-              </w:rPr>
-              <w:fldChar w:fldCharType="separate"/>
-            </w:r>
-            <w:r>
-              <w:rPr>
-                <w:noProof/>
-                <w:webHidden/>
-              </w:rPr>
-              <w:t>6</w:t>
-            </w:r>
-            <w:r>
-              <w:rPr>
-                <w:noProof/>
-                <w:webHidden/>
-              </w:rPr>
-              <w:fldChar w:fldCharType="end"/>
-            </w:r>
-          </w:hyperlink>
-        </w:p>
-        <w:p>
-          <w:pPr>
-            <w:pStyle w:val="TOC3"/>
-            <w:tabs>
-              <w:tab w:val="left" w:pos="1440"/>
-              <w:tab w:val="right" w:leader="dot" w:pos="9350"/>
-            </w:tabs>
-            <w:rPr>
-              <w:rFonts w:asciiTheme="minorHAnsi" w:eastAsiaTheme="minorEastAsia" w:hAnsiTheme="minorHAnsi"/>
-              <w:noProof/>
-            </w:rPr>
-          </w:pPr>
-          <w:hyperlink w:anchor="_Toc226044398" w:history="1">
-            <w:r>
-              <w:rPr>
-                <w:rStyle w:val="Hyperlink"/>
-                <w:noProof/>
-                <w:lang w:val="vi-VN"/>
-              </w:rPr>
-              <w:t>2.2.3.</w:t>
-            </w:r>
-            <w:r>
-              <w:rPr>
-                <w:rFonts w:asciiTheme="minorHAnsi" w:eastAsiaTheme="minorEastAsia" w:hAnsiTheme="minorHAnsi"/>
-                <w:noProof/>
-              </w:rPr>
-              <w:tab/>
-            </w:r>
-            <w:r>
-              <w:rPr>
-                <w:rStyle w:val="Hyperlink"/>
-                <w:noProof/>
-                <w:lang w:val="vi-VN"/>
-              </w:rPr>
-              <w:t>Step-by-Step Trace</w:t>
-            </w:r>
-            <w:r>
-              <w:rPr>
-                <w:noProof/>
-                <w:webHidden/>
-              </w:rPr>
-              <w:tab/>
-            </w:r>
-            <w:r>
-              <w:rPr>
-                <w:noProof/>
-                <w:webHidden/>
-              </w:rPr>
-              <w:fldChar w:fldCharType="begin"/>
-            </w:r>
-            <w:r>
-              <w:rPr>
-                <w:noProof/>
-                <w:webHidden/>
-              </w:rPr>
-              <w:instrText xml:space="preserve"> PAGEREF _Toc226044398 \h </w:instrText>
-            </w:r>
-            <w:r>
-              <w:rPr>
-                <w:noProof/>
-                <w:webHidden/>
-              </w:rPr>
-            </w:r>
-            <w:r>
-              <w:rPr>
-                <w:noProof/>
-                <w:webHidden/>
-              </w:rPr>
-              <w:fldChar w:fldCharType="separate"/>
-            </w:r>
-            <w:r>
-              <w:rPr>
-                <w:noProof/>
-                <w:webHidden/>
-              </w:rPr>
-              <w:t>7</w:t>
-            </w:r>
-            <w:r>
-              <w:rPr>
-                <w:noProof/>
-                <w:webHidden/>
-              </w:rPr>
-              <w:fldChar w:fldCharType="end"/>
-            </w:r>
-          </w:hyperlink>
-        </w:p>
-        <w:p>
-          <w:pPr>
-            <w:pStyle w:val="TOC3"/>
-            <w:tabs>
-              <w:tab w:val="left" w:pos="1440"/>
-              <w:tab w:val="right" w:leader="dot" w:pos="9350"/>
-            </w:tabs>
-            <w:rPr>
-              <w:rFonts w:asciiTheme="minorHAnsi" w:eastAsiaTheme="minorEastAsia" w:hAnsiTheme="minorHAnsi"/>
-              <w:noProof/>
-            </w:rPr>
-          </w:pPr>
-          <w:hyperlink w:anchor="_Toc226044399" w:history="1">
-            <w:r>
-              <w:rPr>
-                <w:rStyle w:val="Hyperlink"/>
-                <w:noProof/>
-                <w:lang w:val="vi-VN"/>
-              </w:rPr>
-              <w:t>2.2.4.</w:t>
-            </w:r>
-            <w:r>
-              <w:rPr>
-                <w:rFonts w:asciiTheme="minorHAnsi" w:eastAsiaTheme="minorEastAsia" w:hAnsiTheme="minorHAnsi"/>
-                <w:noProof/>
-              </w:rPr>
-              <w:tab/>
-            </w:r>
-            <w:r>
-              <w:rPr>
-                <w:rStyle w:val="Hyperlink"/>
-                <w:noProof/>
-                <w:lang w:val="vi-VN"/>
-              </w:rPr>
-              <w:t>Complexity</w:t>
-            </w:r>
-            <w:r>
-              <w:rPr>
-                <w:noProof/>
-                <w:webHidden/>
-              </w:rPr>
-              <w:tab/>
-            </w:r>
-            <w:r>
-              <w:rPr>
-                <w:noProof/>
-                <w:webHidden/>
-              </w:rPr>
-              <w:fldChar w:fldCharType="begin"/>
-            </w:r>
-            <w:r>
-              <w:rPr>
-                <w:noProof/>
-                <w:webHidden/>
-              </w:rPr>
-              <w:instrText xml:space="preserve"> PAGEREF _Toc226044399 \h </w:instrText>
-            </w:r>
-            <w:r>
-              <w:rPr>
-                <w:noProof/>
-                <w:webHidden/>
-              </w:rPr>
-            </w:r>
-            <w:r>
-              <w:rPr>
-                <w:noProof/>
-                <w:webHidden/>
-              </w:rPr>
-              <w:fldChar w:fldCharType="separate"/>
-            </w:r>
-            <w:r>
-              <w:rPr>
-                <w:noProof/>
-                <w:webHidden/>
-              </w:rPr>
-              <w:t>8</w:t>
-            </w:r>
-            <w:r>
-              <w:rPr>
-                <w:noProof/>
-                <w:webHidden/>
-              </w:rPr>
-              <w:fldChar w:fldCharType="end"/>
-            </w:r>
-          </w:hyperlink>
-        </w:p>
-        <w:p>
-          <w:pPr>
-            <w:pStyle w:val="TOC3"/>
-            <w:tabs>
-              <w:tab w:val="left" w:pos="1440"/>
-              <w:tab w:val="right" w:leader="dot" w:pos="9350"/>
-            </w:tabs>
-            <w:rPr>
-              <w:rFonts w:asciiTheme="minorHAnsi" w:eastAsiaTheme="minorEastAsia" w:hAnsiTheme="minorHAnsi"/>
-              <w:noProof/>
-            </w:rPr>
-          </w:pPr>
-          <w:hyperlink w:anchor="_Toc226044400" w:history="1">
-            <w:r>
-              <w:rPr>
-                <w:rStyle w:val="Hyperlink"/>
-                <w:noProof/>
-                <w:lang w:val="vi-VN"/>
-              </w:rPr>
-              <w:t>2.2.5.</w:t>
-            </w:r>
-            <w:r>
-              <w:rPr>
-                <w:rFonts w:asciiTheme="minorHAnsi" w:eastAsiaTheme="minorEastAsia" w:hAnsiTheme="minorHAnsi"/>
-                <w:noProof/>
-              </w:rPr>
-              <w:tab/>
-            </w:r>
-            <w:r>
-              <w:rPr>
-                <w:rStyle w:val="Hyperlink"/>
-                <w:noProof/>
-                <w:lang w:val="vi-VN"/>
-              </w:rPr>
-              <w:t>Dicussion</w:t>
-            </w:r>
-            <w:r>
-              <w:rPr>
-                <w:noProof/>
-                <w:webHidden/>
-              </w:rPr>
-              <w:tab/>
-            </w:r>
-            <w:r>
-              <w:rPr>
-                <w:noProof/>
-                <w:webHidden/>
-              </w:rPr>
-              <w:fldChar w:fldCharType="begin"/>
-            </w:r>
-            <w:r>
-              <w:rPr>
-                <w:noProof/>
-                <w:webHidden/>
-              </w:rPr>
-              <w:instrText xml:space="preserve"> PAGEREF _Toc226044400 \h </w:instrText>
-            </w:r>
-            <w:r>
-              <w:rPr>
-                <w:noProof/>
-                <w:webHidden/>
-              </w:rPr>
-            </w:r>
-            <w:r>
-              <w:rPr>
-                <w:noProof/>
-                <w:webHidden/>
-              </w:rPr>
-              <w:fldChar w:fldCharType="separate"/>
-            </w:r>
-            <w:r>
-              <w:rPr>
-                <w:noProof/>
-                <w:webHidden/>
-              </w:rPr>
-              <w:t>9</w:t>
             </w:r>
             <w:r>
               <w:rPr>
@@ -1903,7 +1037,7 @@
               <w:noProof/>
             </w:rPr>
           </w:pPr>
-          <w:hyperlink w:anchor="_Toc226044401" w:history="1">
+          <w:hyperlink w:anchor="_Toc226146190" w:history="1">
             <w:r>
               <w:rPr>
                 <w:rStyle w:val="Hyperlink"/>
@@ -1945,7 +1079,7 @@
                 <w:noProof/>
                 <w:webHidden/>
               </w:rPr>
-              <w:instrText xml:space="preserve"> PAGEREF _Toc226044401 \h </w:instrText>
+              <w:instrText xml:space="preserve"> PAGEREF _Toc226146190 \h </w:instrText>
             </w:r>
             <w:r>
               <w:rPr>
@@ -1978,9 +1112,9 @@
         </w:p>
         <w:p>
           <w:pPr>
-            <w:pStyle w:val="TOC3"/>
+            <w:pStyle w:val="TOC2"/>
             <w:tabs>
-              <w:tab w:val="left" w:pos="1440"/>
+              <w:tab w:val="left" w:pos="960"/>
               <w:tab w:val="right" w:leader="dot" w:pos="9350"/>
             </w:tabs>
             <w:rPr>
@@ -1988,14 +1122,14 @@
               <w:noProof/>
             </w:rPr>
           </w:pPr>
-          <w:hyperlink w:anchor="_Toc226044402" w:history="1">
+          <w:hyperlink w:anchor="_Toc226146191" w:history="1">
             <w:r>
               <w:rPr>
                 <w:rStyle w:val="Hyperlink"/>
                 <w:noProof/>
                 <w:lang w:val="vi-VN"/>
               </w:rPr>
-              <w:t>2.3.1.</w:t>
+              <w:t>2.4.</w:t>
             </w:r>
             <w:r>
               <w:rPr>
@@ -2008,9 +1142,8 @@
               <w:rPr>
                 <w:rStyle w:val="Hyperlink"/>
                 <w:noProof/>
-                <w:lang w:val="vi-VN"/>
-              </w:rPr>
-              <w:t>Introduction and Application</w:t>
+              </w:rPr>
+              <w:t>Boyer-Moore Algorithm</w:t>
             </w:r>
             <w:r>
               <w:rPr>
@@ -2031,7 +1164,7 @@
                 <w:noProof/>
                 <w:webHidden/>
               </w:rPr>
-              <w:instrText xml:space="preserve"> PAGEREF _Toc226044402 \h </w:instrText>
+              <w:instrText xml:space="preserve"> PAGEREF _Toc226146191 \h </w:instrText>
             </w:r>
             <w:r>
               <w:rPr>
@@ -2051,7 +1184,7 @@
                 <w:noProof/>
                 <w:webHidden/>
               </w:rPr>
-              <w:t>9</w:t>
+              <w:t>13</w:t>
             </w:r>
             <w:r>
               <w:rPr>
@@ -2064,9 +1197,9 @@
         </w:p>
         <w:p>
           <w:pPr>
-            <w:pStyle w:val="TOC3"/>
+            <w:pStyle w:val="TOC2"/>
             <w:tabs>
-              <w:tab w:val="left" w:pos="1440"/>
+              <w:tab w:val="left" w:pos="960"/>
               <w:tab w:val="right" w:leader="dot" w:pos="9350"/>
             </w:tabs>
             <w:rPr>
@@ -2074,14 +1207,14 @@
               <w:noProof/>
             </w:rPr>
           </w:pPr>
-          <w:hyperlink w:anchor="_Toc226044403" w:history="1">
+          <w:hyperlink w:anchor="_Toc226146192" w:history="1">
             <w:r>
               <w:rPr>
                 <w:rStyle w:val="Hyperlink"/>
                 <w:noProof/>
                 <w:lang w:val="vi-VN"/>
               </w:rPr>
-              <w:t>2.3.2.</w:t>
+              <w:t>2.5.</w:t>
             </w:r>
             <w:r>
               <w:rPr>
@@ -2094,9 +1227,8 @@
               <w:rPr>
                 <w:rStyle w:val="Hyperlink"/>
                 <w:noProof/>
-                <w:lang w:val="vi-VN"/>
-              </w:rPr>
-              <w:t>Pseudocode</w:t>
+              </w:rPr>
+              <w:t>Aho-Corasick Algorithm</w:t>
             </w:r>
             <w:r>
               <w:rPr>
@@ -2117,7 +1249,7 @@
                 <w:noProof/>
                 <w:webHidden/>
               </w:rPr>
-              <w:instrText xml:space="preserve"> PAGEREF _Toc226044403 \h </w:instrText>
+              <w:instrText xml:space="preserve"> PAGEREF _Toc226146192 \h </w:instrText>
             </w:r>
             <w:r>
               <w:rPr>
@@ -2137,350 +1269,7 @@
                 <w:noProof/>
                 <w:webHidden/>
               </w:rPr>
-              <w:t>10</w:t>
-            </w:r>
-            <w:r>
-              <w:rPr>
-                <w:noProof/>
-                <w:webHidden/>
-              </w:rPr>
-              <w:fldChar w:fldCharType="end"/>
-            </w:r>
-          </w:hyperlink>
-        </w:p>
-        <w:p>
-          <w:pPr>
-            <w:pStyle w:val="TOC3"/>
-            <w:tabs>
-              <w:tab w:val="left" w:pos="1440"/>
-              <w:tab w:val="right" w:leader="dot" w:pos="9350"/>
-            </w:tabs>
-            <w:rPr>
-              <w:rFonts w:asciiTheme="minorHAnsi" w:eastAsiaTheme="minorEastAsia" w:hAnsiTheme="minorHAnsi"/>
-              <w:noProof/>
-            </w:rPr>
-          </w:pPr>
-          <w:hyperlink w:anchor="_Toc226044404" w:history="1">
-            <w:r>
-              <w:rPr>
-                <w:rStyle w:val="Hyperlink"/>
-                <w:noProof/>
-                <w:lang w:val="vi-VN"/>
-              </w:rPr>
-              <w:t>2.3.3.</w:t>
-            </w:r>
-            <w:r>
-              <w:rPr>
-                <w:rFonts w:asciiTheme="minorHAnsi" w:eastAsiaTheme="minorEastAsia" w:hAnsiTheme="minorHAnsi"/>
-                <w:noProof/>
-              </w:rPr>
-              <w:tab/>
-            </w:r>
-            <w:r>
-              <w:rPr>
-                <w:rStyle w:val="Hyperlink"/>
-                <w:noProof/>
-                <w:lang w:val="vi-VN"/>
-              </w:rPr>
-              <w:t>Step-by-Step Trace</w:t>
-            </w:r>
-            <w:r>
-              <w:rPr>
-                <w:noProof/>
-                <w:webHidden/>
-              </w:rPr>
-              <w:tab/>
-            </w:r>
-            <w:r>
-              <w:rPr>
-                <w:noProof/>
-                <w:webHidden/>
-              </w:rPr>
-              <w:fldChar w:fldCharType="begin"/>
-            </w:r>
-            <w:r>
-              <w:rPr>
-                <w:noProof/>
-                <w:webHidden/>
-              </w:rPr>
-              <w:instrText xml:space="preserve"> PAGEREF _Toc226044404 \h </w:instrText>
-            </w:r>
-            <w:r>
-              <w:rPr>
-                <w:noProof/>
-                <w:webHidden/>
-              </w:rPr>
-            </w:r>
-            <w:r>
-              <w:rPr>
-                <w:noProof/>
-                <w:webHidden/>
-              </w:rPr>
-              <w:fldChar w:fldCharType="separate"/>
-            </w:r>
-            <w:r>
-              <w:rPr>
-                <w:noProof/>
-                <w:webHidden/>
-              </w:rPr>
-              <w:t>10</w:t>
-            </w:r>
-            <w:r>
-              <w:rPr>
-                <w:noProof/>
-                <w:webHidden/>
-              </w:rPr>
-              <w:fldChar w:fldCharType="end"/>
-            </w:r>
-          </w:hyperlink>
-        </w:p>
-        <w:p>
-          <w:pPr>
-            <w:pStyle w:val="TOC3"/>
-            <w:tabs>
-              <w:tab w:val="left" w:pos="1440"/>
-              <w:tab w:val="right" w:leader="dot" w:pos="9350"/>
-            </w:tabs>
-            <w:rPr>
-              <w:rFonts w:asciiTheme="minorHAnsi" w:eastAsiaTheme="minorEastAsia" w:hAnsiTheme="minorHAnsi"/>
-              <w:noProof/>
-            </w:rPr>
-          </w:pPr>
-          <w:hyperlink w:anchor="_Toc226044405" w:history="1">
-            <w:r>
-              <w:rPr>
-                <w:rStyle w:val="Hyperlink"/>
-                <w:noProof/>
-                <w:lang w:val="vi-VN"/>
-              </w:rPr>
-              <w:t>2.3.4.</w:t>
-            </w:r>
-            <w:r>
-              <w:rPr>
-                <w:rFonts w:asciiTheme="minorHAnsi" w:eastAsiaTheme="minorEastAsia" w:hAnsiTheme="minorHAnsi"/>
-                <w:noProof/>
-              </w:rPr>
-              <w:tab/>
-            </w:r>
-            <w:r>
-              <w:rPr>
-                <w:rStyle w:val="Hyperlink"/>
-                <w:noProof/>
-                <w:lang w:val="vi-VN"/>
-              </w:rPr>
-              <w:t>Complexity</w:t>
-            </w:r>
-            <w:r>
-              <w:rPr>
-                <w:noProof/>
-                <w:webHidden/>
-              </w:rPr>
-              <w:tab/>
-            </w:r>
-            <w:r>
-              <w:rPr>
-                <w:noProof/>
-                <w:webHidden/>
-              </w:rPr>
-              <w:fldChar w:fldCharType="begin"/>
-            </w:r>
-            <w:r>
-              <w:rPr>
-                <w:noProof/>
-                <w:webHidden/>
-              </w:rPr>
-              <w:instrText xml:space="preserve"> PAGEREF _Toc226044405 \h </w:instrText>
-            </w:r>
-            <w:r>
-              <w:rPr>
-                <w:noProof/>
-                <w:webHidden/>
-              </w:rPr>
-            </w:r>
-            <w:r>
-              <w:rPr>
-                <w:noProof/>
-                <w:webHidden/>
-              </w:rPr>
-              <w:fldChar w:fldCharType="separate"/>
-            </w:r>
-            <w:r>
-              <w:rPr>
-                <w:noProof/>
-                <w:webHidden/>
-              </w:rPr>
-              <w:t>13</w:t>
-            </w:r>
-            <w:r>
-              <w:rPr>
-                <w:noProof/>
-                <w:webHidden/>
-              </w:rPr>
-              <w:fldChar w:fldCharType="end"/>
-            </w:r>
-          </w:hyperlink>
-        </w:p>
-        <w:p>
-          <w:pPr>
-            <w:pStyle w:val="TOC3"/>
-            <w:tabs>
-              <w:tab w:val="left" w:pos="1440"/>
-              <w:tab w:val="right" w:leader="dot" w:pos="9350"/>
-            </w:tabs>
-            <w:rPr>
-              <w:rFonts w:asciiTheme="minorHAnsi" w:eastAsiaTheme="minorEastAsia" w:hAnsiTheme="minorHAnsi"/>
-              <w:noProof/>
-            </w:rPr>
-          </w:pPr>
-          <w:hyperlink w:anchor="_Toc226044406" w:history="1">
-            <w:r>
-              <w:rPr>
-                <w:rStyle w:val="Hyperlink"/>
-                <w:noProof/>
-                <w:lang w:val="vi-VN"/>
-              </w:rPr>
-              <w:t>2.3.5.</w:t>
-            </w:r>
-            <w:r>
-              <w:rPr>
-                <w:rFonts w:asciiTheme="minorHAnsi" w:eastAsiaTheme="minorEastAsia" w:hAnsiTheme="minorHAnsi"/>
-                <w:noProof/>
-              </w:rPr>
-              <w:tab/>
-            </w:r>
-            <w:r>
-              <w:rPr>
-                <w:rStyle w:val="Hyperlink"/>
-                <w:noProof/>
-                <w:lang w:val="vi-VN"/>
-              </w:rPr>
-              <w:t>Dicussion</w:t>
-            </w:r>
-            <w:r>
-              <w:rPr>
-                <w:noProof/>
-                <w:webHidden/>
-              </w:rPr>
-              <w:tab/>
-            </w:r>
-            <w:r>
-              <w:rPr>
-                <w:noProof/>
-                <w:webHidden/>
-              </w:rPr>
-              <w:fldChar w:fldCharType="begin"/>
-            </w:r>
-            <w:r>
-              <w:rPr>
-                <w:noProof/>
-                <w:webHidden/>
-              </w:rPr>
-              <w:instrText xml:space="preserve"> PAGEREF _Toc226044406 \h </w:instrText>
-            </w:r>
-            <w:r>
-              <w:rPr>
-                <w:noProof/>
-                <w:webHidden/>
-              </w:rPr>
-            </w:r>
-            <w:r>
-              <w:rPr>
-                <w:noProof/>
-                <w:webHidden/>
-              </w:rPr>
-              <w:fldChar w:fldCharType="separate"/>
-            </w:r>
-            <w:r>
-              <w:rPr>
-                <w:noProof/>
-                <w:webHidden/>
-              </w:rPr>
-              <w:t>13</w:t>
-            </w:r>
-            <w:r>
-              <w:rPr>
-                <w:noProof/>
-                <w:webHidden/>
-              </w:rPr>
-              <w:fldChar w:fldCharType="end"/>
-            </w:r>
-          </w:hyperlink>
-        </w:p>
-        <w:p>
-          <w:pPr>
-            <w:pStyle w:val="TOC1"/>
-            <w:tabs>
-              <w:tab w:val="left" w:pos="720"/>
-              <w:tab w:val="right" w:leader="dot" w:pos="9350"/>
-            </w:tabs>
-            <w:rPr>
-              <w:rFonts w:asciiTheme="minorHAnsi" w:eastAsiaTheme="minorEastAsia" w:hAnsiTheme="minorHAnsi"/>
-              <w:noProof/>
-            </w:rPr>
-          </w:pPr>
-          <w:hyperlink w:anchor="_Toc226044407" w:history="1">
-            <w:r>
-              <w:rPr>
-                <w:rStyle w:val="Hyperlink"/>
-                <w:noProof/>
-                <w:lang w:val="vi-VN"/>
-              </w:rPr>
-              <w:t>2.4.</w:t>
-            </w:r>
-            <w:r>
-              <w:rPr>
-                <w:rFonts w:asciiTheme="minorHAnsi" w:eastAsiaTheme="minorEastAsia" w:hAnsiTheme="minorHAnsi"/>
-                <w:noProof/>
-              </w:rPr>
-              <w:tab/>
-            </w:r>
-            <w:r>
-              <w:rPr>
-                <w:rStyle w:val="Hyperlink"/>
-                <w:noProof/>
-              </w:rPr>
-              <w:t>Boyer-Moore Algorithm</w:t>
-            </w:r>
-            <w:r>
-              <w:rPr>
-                <w:noProof/>
-                <w:webHidden/>
-              </w:rPr>
-              <w:tab/>
-            </w:r>
-            <w:r>
-              <w:rPr>
-                <w:noProof/>
-                <w:webHidden/>
-              </w:rPr>
-              <w:fldChar w:fldCharType="begin"/>
-            </w:r>
-            <w:r>
-              <w:rPr>
-                <w:noProof/>
-                <w:webHidden/>
-              </w:rPr>
-              <w:instrText xml:space="preserve"> PAGEREF _Toc226044407 \h </w:instrText>
-            </w:r>
-            <w:r>
-              <w:rPr>
-                <w:noProof/>
-                <w:webHidden/>
-              </w:rPr>
-            </w:r>
-            <w:r>
-              <w:rPr>
-                <w:noProof/>
-                <w:webHidden/>
-              </w:rPr>
-              <w:fldChar w:fldCharType="separate"/>
-            </w:r>
-            <w:r>
-              <w:rPr>
-                <w:noProof/>
-                <w:webHidden/>
-              </w:rPr>
-              <w:t>13</w:t>
+              <w:t>19</w:t>
             </w:r>
             <w:r>
               <w:rPr>
@@ -2503,7 +1292,7 @@
               <w:noProof/>
             </w:rPr>
           </w:pPr>
-          <w:hyperlink w:anchor="_Toc226044408" w:history="1">
+          <w:hyperlink w:anchor="_Toc226146193" w:history="1">
             <w:r>
               <w:rPr>
                 <w:rStyle w:val="Hyperlink"/>
@@ -2525,7 +1314,7 @@
                 <w:noProof/>
                 <w:lang w:val="vi-VN"/>
               </w:rPr>
-              <w:t>Experimental Results</w:t>
+              <w:t>Experiment</w:t>
             </w:r>
             <w:r>
               <w:rPr>
@@ -2546,7 +1335,7 @@
                 <w:noProof/>
                 <w:webHidden/>
               </w:rPr>
-              <w:instrText xml:space="preserve"> PAGEREF _Toc226044408 \h </w:instrText>
+              <w:instrText xml:space="preserve"> PAGEREF _Toc226146193 \h </w:instrText>
             </w:r>
             <w:r>
               <w:rPr>
@@ -2566,7 +1355,179 @@
                 <w:noProof/>
                 <w:webHidden/>
               </w:rPr>
-              <w:t>13</w:t>
+              <w:t>22</w:t>
+            </w:r>
+            <w:r>
+              <w:rPr>
+                <w:noProof/>
+                <w:webHidden/>
+              </w:rPr>
+              <w:fldChar w:fldCharType="end"/>
+            </w:r>
+          </w:hyperlink>
+        </w:p>
+        <w:p>
+          <w:pPr>
+            <w:pStyle w:val="TOC2"/>
+            <w:tabs>
+              <w:tab w:val="left" w:pos="960"/>
+              <w:tab w:val="right" w:leader="dot" w:pos="9350"/>
+            </w:tabs>
+            <w:rPr>
+              <w:rFonts w:asciiTheme="minorHAnsi" w:eastAsiaTheme="minorEastAsia" w:hAnsiTheme="minorHAnsi"/>
+              <w:noProof/>
+            </w:rPr>
+          </w:pPr>
+          <w:hyperlink w:anchor="_Toc226146194" w:history="1">
+            <w:r>
+              <w:rPr>
+                <w:rStyle w:val="Hyperlink"/>
+                <w:noProof/>
+                <w:lang w:val="vi-VN"/>
+              </w:rPr>
+              <w:t>3.1.</w:t>
+            </w:r>
+            <w:r>
+              <w:rPr>
+                <w:rFonts w:asciiTheme="minorHAnsi" w:eastAsiaTheme="minorEastAsia" w:hAnsiTheme="minorHAnsi"/>
+                <w:noProof/>
+              </w:rPr>
+              <w:tab/>
+            </w:r>
+            <w:r>
+              <w:rPr>
+                <w:rStyle w:val="Hyperlink"/>
+                <w:noProof/>
+                <w:lang w:val="vi-VN"/>
+              </w:rPr>
+              <w:t>Context</w:t>
+            </w:r>
+            <w:r>
+              <w:rPr>
+                <w:noProof/>
+                <w:webHidden/>
+              </w:rPr>
+              <w:tab/>
+            </w:r>
+            <w:r>
+              <w:rPr>
+                <w:noProof/>
+                <w:webHidden/>
+              </w:rPr>
+              <w:fldChar w:fldCharType="begin"/>
+            </w:r>
+            <w:r>
+              <w:rPr>
+                <w:noProof/>
+                <w:webHidden/>
+              </w:rPr>
+              <w:instrText xml:space="preserve"> PAGEREF _Toc226146194 \h </w:instrText>
+            </w:r>
+            <w:r>
+              <w:rPr>
+                <w:noProof/>
+                <w:webHidden/>
+              </w:rPr>
+            </w:r>
+            <w:r>
+              <w:rPr>
+                <w:noProof/>
+                <w:webHidden/>
+              </w:rPr>
+              <w:fldChar w:fldCharType="separate"/>
+            </w:r>
+            <w:r>
+              <w:rPr>
+                <w:noProof/>
+                <w:webHidden/>
+              </w:rPr>
+              <w:t>22</w:t>
+            </w:r>
+            <w:r>
+              <w:rPr>
+                <w:noProof/>
+                <w:webHidden/>
+              </w:rPr>
+              <w:fldChar w:fldCharType="end"/>
+            </w:r>
+          </w:hyperlink>
+        </w:p>
+        <w:p>
+          <w:pPr>
+            <w:pStyle w:val="TOC2"/>
+            <w:tabs>
+              <w:tab w:val="left" w:pos="960"/>
+              <w:tab w:val="right" w:leader="dot" w:pos="9350"/>
+            </w:tabs>
+            <w:rPr>
+              <w:rFonts w:asciiTheme="minorHAnsi" w:eastAsiaTheme="minorEastAsia" w:hAnsiTheme="minorHAnsi"/>
+              <w:noProof/>
+            </w:rPr>
+          </w:pPr>
+          <w:hyperlink w:anchor="_Toc226146195" w:history="1">
+            <w:r>
+              <w:rPr>
+                <w:rStyle w:val="Hyperlink"/>
+                <w:noProof/>
+                <w:lang w:val="vi-VN"/>
+              </w:rPr>
+              <w:t>3.2.</w:t>
+            </w:r>
+            <w:r>
+              <w:rPr>
+                <w:rFonts w:asciiTheme="minorHAnsi" w:eastAsiaTheme="minorEastAsia" w:hAnsiTheme="minorHAnsi"/>
+                <w:noProof/>
+              </w:rPr>
+              <w:tab/>
+            </w:r>
+            <w:r>
+              <w:rPr>
+                <w:rStyle w:val="Hyperlink"/>
+                <w:noProof/>
+                <w:lang w:val="vi-VN"/>
+              </w:rPr>
+              <w:t>Results</w:t>
+            </w:r>
+            <w:r>
+              <w:rPr>
+                <w:noProof/>
+                <w:webHidden/>
+              </w:rPr>
+              <w:tab/>
+            </w:r>
+            <w:r>
+              <w:rPr>
+                <w:noProof/>
+                <w:webHidden/>
+              </w:rPr>
+              <w:fldChar w:fldCharType="begin"/>
+            </w:r>
+            <w:r>
+              <w:rPr>
+                <w:noProof/>
+                <w:webHidden/>
+              </w:rPr>
+              <w:instrText xml:space="preserve"> PAGEREF _Toc226146195 \h </w:instrText>
+            </w:r>
+            <w:r>
+              <w:rPr>
+                <w:noProof/>
+                <w:webHidden/>
+              </w:rPr>
+            </w:r>
+            <w:r>
+              <w:rPr>
+                <w:noProof/>
+                <w:webHidden/>
+              </w:rPr>
+              <w:fldChar w:fldCharType="separate"/>
+            </w:r>
+            <w:r>
+              <w:rPr>
+                <w:noProof/>
+                <w:webHidden/>
+              </w:rPr>
+              <w:t>22</w:t>
             </w:r>
             <w:r>
               <w:rPr>
@@ -2589,7 +1550,7 @@
               <w:noProof/>
             </w:rPr>
           </w:pPr>
-          <w:hyperlink w:anchor="_Toc226044409" w:history="1">
+          <w:hyperlink w:anchor="_Toc226146196" w:history="1">
             <w:r>
               <w:rPr>
                 <w:rStyle w:val="Hyperlink"/>
@@ -2632,7 +1593,7 @@
                 <w:noProof/>
                 <w:webHidden/>
               </w:rPr>
-              <w:instrText xml:space="preserve"> PAGEREF _Toc226044409 \h </w:instrText>
+              <w:instrText xml:space="preserve"> PAGEREF _Toc226146196 \h </w:instrText>
             </w:r>
             <w:r>
               <w:rPr>
@@ -2652,7 +1613,92 @@
                 <w:noProof/>
                 <w:webHidden/>
               </w:rPr>
-              <w:t>15</w:t>
+              <w:t>23</w:t>
+            </w:r>
+            <w:r>
+              <w:rPr>
+                <w:noProof/>
+                <w:webHidden/>
+              </w:rPr>
+              <w:fldChar w:fldCharType="end"/>
+            </w:r>
+          </w:hyperlink>
+        </w:p>
+        <w:p>
+          <w:pPr>
+            <w:pStyle w:val="TOC1"/>
+            <w:tabs>
+              <w:tab w:val="left" w:pos="480"/>
+              <w:tab w:val="right" w:leader="dot" w:pos="9350"/>
+            </w:tabs>
+            <w:rPr>
+              <w:rFonts w:asciiTheme="minorHAnsi" w:eastAsiaTheme="minorEastAsia" w:hAnsiTheme="minorHAnsi"/>
+              <w:noProof/>
+            </w:rPr>
+          </w:pPr>
+          <w:hyperlink w:anchor="_Toc226146197" w:history="1">
+            <w:r>
+              <w:rPr>
+                <w:rStyle w:val="Hyperlink"/>
+                <w:noProof/>
+                <w:lang w:val="vi-VN"/>
+              </w:rPr>
+              <w:t>5.</w:t>
+            </w:r>
+            <w:r>
+              <w:rPr>
+                <w:rFonts w:asciiTheme="minorHAnsi" w:eastAsiaTheme="minorEastAsia" w:hAnsiTheme="minorHAnsi"/>
+                <w:noProof/>
+              </w:rPr>
+              <w:tab/>
+            </w:r>
+            <w:r>
+              <w:rPr>
+                <w:rStyle w:val="Hyperlink"/>
+                <w:noProof/>
+              </w:rPr>
+              <w:t>Acknowledgment</w:t>
+            </w:r>
+            <w:r>
+              <w:rPr>
+                <w:noProof/>
+                <w:webHidden/>
+              </w:rPr>
+              <w:tab/>
+            </w:r>
+            <w:r>
+              <w:rPr>
+                <w:noProof/>
+                <w:webHidden/>
+              </w:rPr>
+              <w:fldChar w:fldCharType="begin"/>
+            </w:r>
+            <w:r>
+              <w:rPr>
+                <w:noProof/>
+                <w:webHidden/>
+              </w:rPr>
+              <w:instrText xml:space="preserve"> PAGEREF _Toc226146197 \h </w:instrText>
+            </w:r>
+            <w:r>
+              <w:rPr>
+                <w:noProof/>
+                <w:webHidden/>
+              </w:rPr>
+            </w:r>
+            <w:r>
+              <w:rPr>
+                <w:noProof/>
+                <w:webHidden/>
+              </w:rPr>
+              <w:fldChar w:fldCharType="separate"/>
+            </w:r>
+            <w:r>
+              <w:rPr>
+                <w:noProof/>
+                <w:webHidden/>
+              </w:rPr>
+              <w:t>24</w:t>
             </w:r>
             <w:r>
               <w:rPr>
@@ -2665,11 +1711,6 @@
         </w:p>
         <w:p>
           <w:r>
-            <w:rPr>
-              <w:b/>
-              <w:bCs/>
-              <w:noProof/>
-            </w:rPr>
             <w:fldChar w:fldCharType="end"/>
           </w:r>
         </w:p>
@@ -2710,7 +1751,7 @@
         <w:lastRenderedPageBreak/>
         <w:t xml:space="preserve"> </w:t>
       </w:r>
-      <w:bookmarkStart w:id="2" w:name="_Toc226044387"/>
+      <w:bookmarkStart w:id="2" w:name="_Toc226146186"/>
       <w:r>
         <w:rPr>
           <w:lang w:val="vi-VN"/>
@@ -2791,7 +1832,19 @@
         </w:rPr>
       </w:pPr>
       <w:r>
-        <w:t xml:space="preserve">In the context of this project, the string-matching problem is applied directly to a one-dimensional sequence of characters. The text T is defined as a string of length n, and the pattern P is a keyword of length m provided in the input. The objective is to identify all positions within T at which P occurs as a contiguous substring. All four algorithms under investigation are applied to this formulation, and their correctness and performance are evaluated on the basis of their behaviour over such linear character sequences. The extension of this problem to </w:t>
+        <w:t xml:space="preserve">In the context of this project, the string-matching problem is applied directly to a one-dimensional sequence of characters. The text T is defined as a string of length n, and the pattern P is a keyword of length m provided in the input. The objective is to identify all positions within T at which P occurs as a contiguous substring. All </w:t>
+      </w:r>
+      <w:r>
+        <w:t>five</w:t>
+      </w:r>
+      <w:r>
+        <w:rPr>
+          <w:lang w:val="vi-VN"/>
+        </w:rPr>
+        <w:t xml:space="preserve"> </w:t>
+      </w:r>
+      <w:r>
+        <w:t xml:space="preserve">algorithms under investigation are applied to this formulation, and their correctness and performance are evaluated on the basis of their behaviour over such linear character sequences. The extension of this problem to </w:t>
       </w:r>
       <w:r>
         <w:t>two</w:t>
@@ -2830,7 +1883,7 @@
         </w:rPr>
         <w:t xml:space="preserve"> </w:t>
       </w:r>
-      <w:bookmarkStart w:id="3" w:name="_Toc226044388"/>
+      <w:bookmarkStart w:id="3" w:name="_Toc226146187"/>
       <w:r>
         <w:rPr>
           <w:lang w:val="vi-VN"/>
@@ -2850,7 +1903,7 @@
           <w:lang w:val="vi-VN"/>
         </w:rPr>
       </w:pPr>
-      <w:bookmarkStart w:id="4" w:name="_Toc226044389"/>
+      <w:bookmarkStart w:id="4" w:name="_Toc226146188"/>
       <w:r>
         <w:rPr>
           <w:lang w:val="vi-VN"/>
@@ -2876,14 +1929,12 @@
           <w:lang w:val="vi-VN"/>
         </w:rPr>
       </w:pPr>
-      <w:bookmarkStart w:id="5" w:name="_Toc226044390"/>
       <w:r>
         <w:rPr>
           <w:lang w:val="vi-VN"/>
         </w:rPr>
         <w:t>Introduction and Application</w:t>
       </w:r>
-      <w:bookmarkEnd w:id="5"/>
     </w:p>
     <w:p>
       <w:r>
@@ -2925,7 +1976,6 @@
           <w:lang w:val="vi-VN"/>
         </w:rPr>
       </w:pPr>
-      <w:bookmarkStart w:id="6" w:name="_Toc226044391"/>
       <w:r>
         <w:rPr>
           <w:lang w:val="vi-VN"/>
@@ -2933,7 +1983,6 @@
         <w:lastRenderedPageBreak/>
         <w:t>Pseudocode</w:t>
       </w:r>
-      <w:bookmarkEnd w:id="6"/>
     </w:p>
     <w:p>
       <w:pPr>
@@ -3140,14 +2189,12 @@
           <w:lang w:val="vi-VN"/>
         </w:rPr>
       </w:pPr>
-      <w:bookmarkStart w:id="7" w:name="_Toc226044392"/>
       <w:r>
         <w:rPr>
           <w:lang w:val="vi-VN"/>
         </w:rPr>
         <w:t>Step-by-Step Trace</w:t>
       </w:r>
-      <w:bookmarkEnd w:id="7"/>
     </w:p>
     <w:p>
       <w:pPr>
@@ -3342,7 +2389,13 @@
         <w:t>Mismatch</w:t>
       </w:r>
       <w:r>
-        <w:t xml:space="preserve"> — inner loop terminates</w:t>
+        <w:t xml:space="preserve"> </w:t>
+      </w:r>
+      <w:r>
+        <w:t>–</w:t>
+      </w:r>
+      <w:r>
+        <w:t xml:space="preserve"> inner loop terminates</w:t>
       </w:r>
     </w:p>
     <w:p>
@@ -3535,7 +2588,13 @@
         <w:t>Mismatch</w:t>
       </w:r>
       <w:r>
-        <w:t xml:space="preserve"> — inner loop terminates.</w:t>
+        <w:t xml:space="preserve"> </w:t>
+      </w:r>
+      <w:r>
+        <w:t>–</w:t>
+      </w:r>
+      <w:r>
+        <w:t xml:space="preserve"> inner loop terminates.</w:t>
       </w:r>
     </w:p>
     <w:p>
@@ -3741,7 +2800,13 @@
         <w:t>Mismatch</w:t>
       </w:r>
       <w:r>
-        <w:t xml:space="preserve"> — inner loop terminates.</w:t>
+        <w:t xml:space="preserve"> </w:t>
+      </w:r>
+      <w:r>
+        <w:t>–</w:t>
+      </w:r>
+      <w:r>
+        <w:t xml:space="preserve"> inner loop terminates.</w:t>
       </w:r>
     </w:p>
     <w:p>
@@ -3914,7 +2979,13 @@
         <w:t>Mismatch</w:t>
       </w:r>
       <w:r>
-        <w:t xml:space="preserve"> — inner loop terminates immediately.</w:t>
+        <w:t xml:space="preserve"> </w:t>
+      </w:r>
+      <w:r>
+        <w:t>–</w:t>
+      </w:r>
+      <w:r>
+        <w:t xml:space="preserve"> inner loop terminates immediately.</w:t>
       </w:r>
     </w:p>
     <w:p>
@@ -4740,7 +3811,6 @@
           <w:lang w:val="vi-VN"/>
         </w:rPr>
       </w:pPr>
-      <w:bookmarkStart w:id="8" w:name="_Toc226044393"/>
       <w:r>
         <w:rPr>
           <w:lang w:val="vi-VN"/>
@@ -4748,7 +3818,6 @@
         <w:lastRenderedPageBreak/>
         <w:t>Complexity</w:t>
       </w:r>
-      <w:bookmarkEnd w:id="8"/>
     </w:p>
     <w:tbl>
       <w:tblPr>
@@ -5036,14 +4105,12 @@
           <w:lang w:val="vi-VN"/>
         </w:rPr>
       </w:pPr>
-      <w:bookmarkStart w:id="9" w:name="_Toc226044394"/>
       <w:r>
         <w:rPr>
           <w:lang w:val="vi-VN"/>
         </w:rPr>
         <w:t>Dicussion</w:t>
       </w:r>
-      <w:bookmarkEnd w:id="9"/>
     </w:p>
     <w:p>
       <w:r>
@@ -5091,11 +4158,11 @@
           <w:lang w:val="vi-VN"/>
         </w:rPr>
       </w:pPr>
-      <w:bookmarkStart w:id="10" w:name="_Toc226044395"/>
+      <w:bookmarkStart w:id="5" w:name="_Toc226146189"/>
       <w:r>
         <w:t>Rabin-Karp Algorithm</w:t>
       </w:r>
-      <w:bookmarkEnd w:id="10"/>
+      <w:bookmarkEnd w:id="5"/>
     </w:p>
     <w:p>
       <w:pPr>
@@ -5108,14 +4175,12 @@
           <w:lang w:val="vi-VN"/>
         </w:rPr>
       </w:pPr>
-      <w:bookmarkStart w:id="11" w:name="_Toc226044396"/>
       <w:r>
         <w:rPr>
           <w:lang w:val="vi-VN"/>
         </w:rPr>
         <w:t>Introduction and Application</w:t>
       </w:r>
-      <w:bookmarkEnd w:id="11"/>
     </w:p>
     <w:p>
       <w:r>
@@ -5197,7 +4262,13 @@
         </w:rPr>
       </w:pPr>
       <w:r>
-        <w:t>Its primary weakness lies in the risk of spurious hits — cases where a window's hash matches p_hash but the actual characters do not, forcing an unnecessary verification. If such collisions occur frequently due to a poorly chosen prime modulus, performance degrades to O(nm). For single-pattern search where worst-case guarantees are required, KMP or Boyer-Moore are generally preferable.</w:t>
+        <w:t xml:space="preserve">Its primary weakness lies in the risk of spurious hits </w:t>
+      </w:r>
+      <w:r>
+        <w:t>–</w:t>
+      </w:r>
+      <w:r>
+        <w:t xml:space="preserve"> cases where a window's hash matches p_hash but the actual characters do not, forcing an unnecessary verification. If such collisions occur frequently due to a poorly chosen prime modulus, performance degrades to O(nm). For single-pattern search where worst-case guarantees are required, KMP or Boyer-Moore are generally preferable.</w:t>
       </w:r>
     </w:p>
     <w:p>
@@ -5218,14 +4289,12 @@
           <w:lang w:val="vi-VN"/>
         </w:rPr>
       </w:pPr>
-      <w:bookmarkStart w:id="12" w:name="_Toc226044397"/>
       <w:r>
         <w:rPr>
           <w:lang w:val="vi-VN"/>
         </w:rPr>
         <w:t>Pseudocode</w:t>
       </w:r>
-      <w:bookmarkEnd w:id="12"/>
     </w:p>
     <w:p>
       <w:pPr>
@@ -5552,7 +4621,6 @@
           <w:lang w:val="vi-VN"/>
         </w:rPr>
       </w:pPr>
-      <w:bookmarkStart w:id="13" w:name="_Toc226044398"/>
       <w:r>
         <w:rPr>
           <w:lang w:val="vi-VN"/>
@@ -5560,7 +4628,6 @@
         <w:lastRenderedPageBreak/>
         <w:t>Step-by-Step Trace</w:t>
       </w:r>
-      <w:bookmarkEnd w:id="13"/>
     </w:p>
     <w:p>
       <w:pPr>
@@ -6876,14 +5943,12 @@
           <w:lang w:val="vi-VN"/>
         </w:rPr>
       </w:pPr>
-      <w:bookmarkStart w:id="14" w:name="_Toc226044399"/>
       <w:r>
         <w:rPr>
           <w:lang w:val="vi-VN"/>
         </w:rPr>
         <w:t>Complexity</w:t>
       </w:r>
-      <w:bookmarkEnd w:id="14"/>
     </w:p>
     <w:tbl>
       <w:tblPr>
@@ -7343,7 +6408,6 @@
           <w:lang w:val="vi-VN"/>
         </w:rPr>
       </w:pPr>
-      <w:bookmarkStart w:id="15" w:name="_Toc226044400"/>
       <w:r>
         <w:rPr>
           <w:lang w:val="vi-VN"/>
@@ -7351,7 +6415,6 @@
         <w:lastRenderedPageBreak/>
         <w:t>Dicussion</w:t>
       </w:r>
-      <w:bookmarkEnd w:id="15"/>
     </w:p>
     <w:p>
       <w:pPr>
@@ -7409,11 +6472,11 @@
           <w:lang w:val="vi-VN"/>
         </w:rPr>
       </w:pPr>
-      <w:bookmarkStart w:id="16" w:name="_Toc226044401"/>
+      <w:bookmarkStart w:id="6" w:name="_Toc226146190"/>
       <w:r>
         <w:t>Knuth-Morris-Pratt (KMP) Algorithm</w:t>
       </w:r>
-      <w:bookmarkEnd w:id="16"/>
+      <w:bookmarkEnd w:id="6"/>
     </w:p>
     <w:p>
       <w:pPr>
@@ -7426,14 +6489,12 @@
           <w:lang w:val="vi-VN"/>
         </w:rPr>
       </w:pPr>
-      <w:bookmarkStart w:id="17" w:name="_Toc226044402"/>
       <w:r>
         <w:rPr>
           <w:lang w:val="vi-VN"/>
         </w:rPr>
         <w:t>Introduction and Application</w:t>
       </w:r>
-      <w:bookmarkEnd w:id="17"/>
     </w:p>
     <w:p>
       <w:r>
@@ -7447,7 +6508,13 @@
         </w:rPr>
       </w:pPr>
       <w:r>
-        <w:t xml:space="preserve">During a preprocessing phase, KMP constructs a one-dimensional integer array of length m — referred to in this report as the </w:t>
+        <w:t xml:space="preserve">During a preprocessing phase, KMP constructs a one-dimensional integer array of length m </w:t>
+      </w:r>
+      <w:r>
+        <w:t>–</w:t>
+      </w:r>
+      <w:r>
+        <w:t xml:space="preserve"> referred to in this report as the </w:t>
       </w:r>
       <w:r>
         <w:rPr>
@@ -7457,7 +6524,13 @@
         <w:t>failure function array</w:t>
       </w:r>
       <w:r>
-        <w:t xml:space="preserve"> — where each entry at index j stores the length of the longest proper prefix of the substring P[0..j] that is also a suffix of the same substring. A proper prefix is defined as any prefix that is strictly shorter than the full string. This information encodes the maximum safe backward jump within the pattern upon encountering a mismatch: rather than resetting to position 0, the algorithm can resume comparison from the position indicated by the failure function array, preserving as many of the previously matched characters as possible.</w:t>
+        <w:t xml:space="preserve"> </w:t>
+      </w:r>
+      <w:r>
+        <w:t>–</w:t>
+      </w:r>
+      <w:r>
+        <w:t xml:space="preserve"> where each entry at index j stores the length of the longest proper prefix of the substring P[0..j] that is also a suffix of the same substring. A proper prefix is defined as any prefix that is strictly shorter than the full string. This information encodes the maximum safe backward jump within the pattern upon encountering a mismatch: rather than resetting to position 0, the algorithm can resume comparison from the position indicated by the failure function array, preserving as many of the previously matched characters as possible.</w:t>
       </w:r>
     </w:p>
     <w:p>
@@ -7501,7 +6574,6 @@
           <w:lang w:val="vi-VN"/>
         </w:rPr>
       </w:pPr>
-      <w:bookmarkStart w:id="18" w:name="_Toc226044403"/>
       <w:r>
         <w:rPr>
           <w:lang w:val="vi-VN"/>
@@ -7509,7 +6581,6 @@
         <w:lastRenderedPageBreak/>
         <w:t>Pseudocode</w:t>
       </w:r>
-      <w:bookmarkEnd w:id="18"/>
     </w:p>
     <w:p>
       <w:pPr>
@@ -7892,14 +6963,12 @@
           <w:lang w:val="vi-VN"/>
         </w:rPr>
       </w:pPr>
-      <w:bookmarkStart w:id="19" w:name="_Toc226044404"/>
       <w:r>
         <w:rPr>
           <w:lang w:val="vi-VN"/>
         </w:rPr>
         <w:t>Step-by-Step Trace</w:t>
       </w:r>
-      <w:bookmarkEnd w:id="19"/>
     </w:p>
     <w:p>
       <w:pPr>
@@ -7938,7 +7007,21 @@
           <w:b/>
           <w:bCs/>
         </w:rPr>
-        <w:t xml:space="preserve">Preprocessing Phase — </w:t>
+        <w:t xml:space="preserve">Preprocessing Phase </w:t>
+      </w:r>
+      <w:r>
+        <w:rPr>
+          <w:b/>
+          <w:bCs/>
+        </w:rPr>
+        <w:t>–</w:t>
+      </w:r>
+      <w:r>
+        <w:rPr>
+          <w:b/>
+          <w:bCs/>
+        </w:rPr>
+        <w:t xml:space="preserve"> </w:t>
       </w:r>
       <w:r>
         <w:rPr>
@@ -9810,7 +8893,6 @@
           <w:lang w:val="vi-VN"/>
         </w:rPr>
       </w:pPr>
-      <w:bookmarkStart w:id="20" w:name="_Toc226044405"/>
       <w:r>
         <w:rPr>
           <w:lang w:val="vi-VN"/>
@@ -9818,7 +8900,6 @@
         <w:lastRenderedPageBreak/>
         <w:t>Complexity</w:t>
       </w:r>
-      <w:bookmarkEnd w:id="20"/>
     </w:p>
     <w:tbl>
       <w:tblPr>
@@ -10130,14 +9211,12 @@
           <w:lang w:val="vi-VN"/>
         </w:rPr>
       </w:pPr>
-      <w:bookmarkStart w:id="21" w:name="_Toc226044406"/>
       <w:r>
         <w:rPr>
           <w:lang w:val="vi-VN"/>
         </w:rPr>
         <w:t>Dicussion</w:t>
       </w:r>
-      <w:bookmarkEnd w:id="21"/>
     </w:p>
     <w:p>
       <w:r>
@@ -10154,6 +9233,11 @@
       </w:r>
     </w:p>
     <w:p>
+      <w:pPr>
+        <w:rPr>
+          <w:lang w:val="vi-VN"/>
+        </w:rPr>
+      </w:pPr>
       <w:r>
         <w:t>On large-alphabet text, however, KMP's advantage diminishes. Mismatches tend to occur after the first or second comparison, meaning the failure function is rarely consulted and the linear O(n) search phase provides no practical improvement over the Naïve algorithm. In such settings, Boyer-Moore's ability to skip multiple characters per step results in noticeably faster average-case performance.</w:t>
       </w:r>
@@ -10167,7 +9251,7 @@
     </w:p>
     <w:p>
       <w:pPr>
-        <w:pStyle w:val="Heading1"/>
+        <w:pStyle w:val="Heading2"/>
         <w:numPr>
           <w:ilvl w:val="1"/>
           <w:numId w:val="1"/>
@@ -10176,11 +9260,4455 @@
           <w:lang w:val="vi-VN"/>
         </w:rPr>
       </w:pPr>
-      <w:bookmarkStart w:id="22" w:name="_Toc226044407"/>
+      <w:bookmarkStart w:id="7" w:name="_Toc226146191"/>
       <w:r>
         <w:t>Boyer-Moore Algorithm</w:t>
       </w:r>
-      <w:bookmarkEnd w:id="22"/>
+      <w:bookmarkEnd w:id="7"/>
+    </w:p>
+    <w:p>
+      <w:pPr>
+        <w:pStyle w:val="Heading3"/>
+        <w:numPr>
+          <w:ilvl w:val="2"/>
+          <w:numId w:val="1"/>
+        </w:numPr>
+        <w:rPr>
+          <w:lang w:val="vi-VN"/>
+        </w:rPr>
+      </w:pPr>
+      <w:r>
+        <w:rPr>
+          <w:lang w:val="vi-VN"/>
+        </w:rPr>
+        <w:t>Introduction and Application</w:t>
+      </w:r>
+    </w:p>
+    <w:p>
+      <w:pPr>
+        <w:rPr>
+          <w:lang w:val="vi-VN"/>
+        </w:rPr>
+      </w:pPr>
+      <w:r>
+        <w:rPr>
+          <w:lang w:val="vi-VN"/>
+        </w:rPr>
+        <w:t>Ds</w:t>
+      </w:r>
+      <w:r>
+        <w:rPr>
+          <w:rFonts w:eastAsia="Times New Roman" w:cs="Times New Roman"/>
+          <w:kern w:val="0"/>
+          <w14:ligatures w14:val="none"/>
+        </w:rPr>
+        <w:t xml:space="preserve"> </w:t>
+      </w:r>
+      <w:r>
+        <w:t xml:space="preserve">The Boyer-Moore algorithm, introduced by Robert S. Boyer and J Strother Moore in 1977, is widely regarded as the most efficient string-matching algorithm for practical applications on natural language text. Unlike all previously discussed algorithms, Boyer-Moore scans the characters of the pattern </w:t>
+      </w:r>
+      <w:r>
+        <w:rPr>
+          <w:b/>
+          <w:bCs/>
+        </w:rPr>
+        <w:t>from right to left</w:t>
+      </w:r>
+      <w:r>
+        <w:t xml:space="preserve"> rather than from left to right. This seemingly minor change, combined with two powerful shift heuristics, enables the algorithm to skip over large portions of the text with each mismatch, achieving sub-linear average-case behaviour </w:t>
+      </w:r>
+      <w:r>
+        <w:t>–</w:t>
+      </w:r>
+      <w:r>
+        <w:t xml:space="preserve"> meaning it inspects fewer characters than the total length of the text in many practical scenarios.</w:t>
+      </w:r>
+    </w:p>
+    <w:p>
+      <w:r>
+        <w:t xml:space="preserve">Boyer-Moore employs two complementary shift rules, applied simultaneously at each </w:t>
+      </w:r>
+      <w:r>
+        <w:t>mismatch</w:t>
+      </w:r>
+      <w:r>
+        <w:rPr>
+          <w:lang w:val="vi-VN"/>
+        </w:rPr>
+        <w:t xml:space="preserve">. </w:t>
+      </w:r>
+      <w:r>
+        <w:t xml:space="preserve">The </w:t>
+      </w:r>
+      <w:r>
+        <w:rPr>
+          <w:b/>
+          <w:bCs/>
+        </w:rPr>
+        <w:t>Bad Character Rule</w:t>
+      </w:r>
+      <w:r>
+        <w:t xml:space="preserve"> shifts the pattern so that the mismatching text character aligns with its rightmost occurrence in P, or skips past it entirely if it is absent. The </w:t>
+      </w:r>
+      <w:r>
+        <w:rPr>
+          <w:b/>
+          <w:bCs/>
+        </w:rPr>
+        <w:t>Good Suffix Rule</w:t>
+      </w:r>
+      <w:r>
+        <w:t xml:space="preserve"> shifts the pattern based on the rightmost re-occurrence of the already-matched suffix within P. At each </w:t>
+      </w:r>
+      <w:r>
+        <w:lastRenderedPageBreak/>
+        <w:t>mismatch, the larger of the two shifts is taken, allowing the algorithm to bypass large portions of the text and achieve an average-case complexity of O(n/m) on large-alphabet text.</w:t>
+      </w:r>
+    </w:p>
+    <w:p>
+      <w:r>
+        <w:t xml:space="preserve">Boyer-Moore is the algorithm underlying the GNU </w:t>
+      </w:r>
+      <w:r>
+        <w:rPr>
+          <w:rStyle w:val="PseudocodeChar"/>
+        </w:rPr>
+        <w:t>grep</w:t>
+      </w:r>
+      <w:r>
+        <w:t xml:space="preserve"> utility and is the default search engine in many text editors and word processors. Its sub-linear behaviour makes it the preferred choice for large-scale applications such as file content indexing, antivirus signature scanning, and network intrusion detection, where the text may be hundreds of megabytes in length.</w:t>
+      </w:r>
+    </w:p>
+    <w:p>
+      <w:pPr>
+        <w:rPr>
+          <w:lang w:val="vi-VN"/>
+        </w:rPr>
+      </w:pPr>
+    </w:p>
+    <w:p>
+      <w:pPr>
+        <w:pStyle w:val="Heading3"/>
+        <w:numPr>
+          <w:ilvl w:val="2"/>
+          <w:numId w:val="1"/>
+        </w:numPr>
+        <w:rPr>
+          <w:lang w:val="vi-VN"/>
+        </w:rPr>
+      </w:pPr>
+      <w:r>
+        <w:rPr>
+          <w:lang w:val="vi-VN"/>
+        </w:rPr>
+        <w:t>Pseudocode</w:t>
+      </w:r>
+    </w:p>
+    <w:p>
+      <w:pPr>
+        <w:pStyle w:val="Pseudocode"/>
+        <w:rPr>
+          <w:lang w:val="vi-VN"/>
+        </w:rPr>
+      </w:pPr>
+      <w:r>
+        <w:t xml:space="preserve">BUILD-BAD-CHARACTER-TABLE(P, alphabet_size): </w:t>
+      </w:r>
+    </w:p>
+    <w:p>
+      <w:pPr>
+        <w:pStyle w:val="Pseudocode"/>
+        <w:rPr>
+          <w:lang w:val="vi-VN"/>
+        </w:rPr>
+      </w:pPr>
+      <w:r>
+        <w:rPr>
+          <w:lang w:val="vi-VN"/>
+        </w:rPr>
+        <w:t xml:space="preserve">   </w:t>
+      </w:r>
+      <w:r>
+        <w:t>bad_char = array of size alphabet_size, initialized to -1</w:t>
+      </w:r>
+    </w:p>
+    <w:p>
+      <w:pPr>
+        <w:pStyle w:val="Pseudocode"/>
+        <w:rPr>
+          <w:lang w:val="vi-VN"/>
+        </w:rPr>
+      </w:pPr>
+    </w:p>
+    <w:p>
+      <w:pPr>
+        <w:pStyle w:val="Pseudocode"/>
+        <w:rPr>
+          <w:lang w:val="vi-VN"/>
+        </w:rPr>
+      </w:pPr>
+      <w:r>
+        <w:rPr>
+          <w:lang w:val="vi-VN"/>
+        </w:rPr>
+        <w:t xml:space="preserve">   </w:t>
+      </w:r>
+      <w:r>
+        <w:t xml:space="preserve">for i = 0 to (length of P - 1): </w:t>
+      </w:r>
+    </w:p>
+    <w:p>
+      <w:pPr>
+        <w:pStyle w:val="Pseudocode"/>
+        <w:rPr>
+          <w:lang w:val="vi-VN"/>
+        </w:rPr>
+      </w:pPr>
+      <w:r>
+        <w:rPr>
+          <w:lang w:val="vi-VN"/>
+        </w:rPr>
+        <w:t xml:space="preserve">      </w:t>
+      </w:r>
+      <w:r>
+        <w:t xml:space="preserve">bad_char[P[i]] = i </w:t>
+      </w:r>
+    </w:p>
+    <w:p>
+      <w:pPr>
+        <w:pStyle w:val="Pseudocode"/>
+        <w:rPr>
+          <w:lang w:val="vi-VN"/>
+        </w:rPr>
+      </w:pPr>
+    </w:p>
+    <w:p>
+      <w:pPr>
+        <w:pStyle w:val="Pseudocode"/>
+        <w:rPr>
+          <w:lang w:val="vi-VN"/>
+        </w:rPr>
+      </w:pPr>
+      <w:r>
+        <w:rPr>
+          <w:lang w:val="vi-VN"/>
+        </w:rPr>
+        <w:t xml:space="preserve">   </w:t>
+      </w:r>
+      <w:r>
+        <w:t>return bad_char</w:t>
+      </w:r>
+    </w:p>
+    <w:p>
+      <w:pPr>
+        <w:rPr>
+          <w:lang w:val="vi-VN"/>
+        </w:rPr>
+      </w:pPr>
+    </w:p>
+    <w:p>
+      <w:pPr>
+        <w:pStyle w:val="Pseudocode"/>
+        <w:rPr>
+          <w:lang w:val="vi-VN"/>
+        </w:rPr>
+      </w:pPr>
+      <w:r>
+        <w:t xml:space="preserve">BUILD-SUFFIX-ARRAY(P): </w:t>
+      </w:r>
+    </w:p>
+    <w:p>
+      <w:pPr>
+        <w:pStyle w:val="Pseudocode"/>
+        <w:rPr>
+          <w:lang w:val="vi-VN"/>
+        </w:rPr>
+      </w:pPr>
+      <w:r>
+        <w:rPr>
+          <w:lang w:val="vi-VN"/>
+        </w:rPr>
+        <w:t xml:space="preserve">   </w:t>
+      </w:r>
+      <w:r>
+        <w:t xml:space="preserve">m = length of P </w:t>
+      </w:r>
+    </w:p>
+    <w:p>
+      <w:pPr>
+        <w:pStyle w:val="Pseudocode"/>
+        <w:ind w:firstLine="357"/>
+        <w:rPr>
+          <w:lang w:val="vi-VN"/>
+        </w:rPr>
+      </w:pPr>
+      <w:r>
+        <w:t xml:space="preserve">suffix = array of size m, initialized to 0 </w:t>
+      </w:r>
+    </w:p>
+    <w:p>
+      <w:pPr>
+        <w:pStyle w:val="Pseudocode"/>
+        <w:ind w:firstLine="357"/>
+        <w:rPr>
+          <w:lang w:val="vi-VN"/>
+        </w:rPr>
+      </w:pPr>
+      <w:r>
+        <w:t xml:space="preserve">suffix[m - 1] = m </w:t>
+      </w:r>
+    </w:p>
+    <w:p>
+      <w:pPr>
+        <w:pStyle w:val="Pseudocode"/>
+        <w:ind w:firstLine="357"/>
+        <w:rPr>
+          <w:lang w:val="vi-VN"/>
+        </w:rPr>
+      </w:pPr>
+      <w:r>
+        <w:t xml:space="preserve">g = m - 1 </w:t>
+      </w:r>
+    </w:p>
+    <w:p>
+      <w:pPr>
+        <w:pStyle w:val="Pseudocode"/>
+        <w:ind w:firstLine="357"/>
+        <w:rPr>
+          <w:lang w:val="vi-VN"/>
+        </w:rPr>
+      </w:pPr>
+      <w:r>
+        <w:t>f = 0</w:t>
+      </w:r>
+    </w:p>
+    <w:p>
+      <w:pPr>
+        <w:pStyle w:val="Pseudocode"/>
+        <w:ind w:firstLine="357"/>
+        <w:rPr>
+          <w:lang w:val="vi-VN"/>
+        </w:rPr>
+      </w:pPr>
+    </w:p>
+    <w:p>
+      <w:pPr>
+        <w:pStyle w:val="Pseudocode"/>
+        <w:ind w:firstLine="357"/>
+        <w:rPr>
+          <w:lang w:val="vi-VN"/>
+        </w:rPr>
+      </w:pPr>
+      <w:r>
+        <w:t xml:space="preserve">for i = m - 2 downto 0: </w:t>
+      </w:r>
+    </w:p>
+    <w:p>
+      <w:pPr>
+        <w:pStyle w:val="Pseudocode"/>
+        <w:ind w:firstLine="357"/>
+        <w:rPr>
+          <w:lang w:val="vi-VN"/>
+        </w:rPr>
+      </w:pPr>
+      <w:r>
+        <w:rPr>
+          <w:lang w:val="vi-VN"/>
+        </w:rPr>
+        <w:t xml:space="preserve">   </w:t>
+      </w:r>
+      <w:r>
+        <w:t xml:space="preserve">if i &gt; g and suffix[i + m - 1 - f] &lt; i - g: </w:t>
+      </w:r>
+    </w:p>
+    <w:p>
+      <w:pPr>
+        <w:pStyle w:val="Pseudocode"/>
+        <w:ind w:firstLine="720"/>
+        <w:rPr>
+          <w:lang w:val="vi-VN"/>
+        </w:rPr>
+      </w:pPr>
+      <w:r>
+        <w:rPr>
+          <w:lang w:val="vi-VN"/>
+        </w:rPr>
+        <w:t xml:space="preserve">   </w:t>
+      </w:r>
+      <w:r>
+        <w:t xml:space="preserve">suffix[i] = suffix[i + m - 1 - f] </w:t>
+      </w:r>
+    </w:p>
+    <w:p>
+      <w:pPr>
+        <w:pStyle w:val="Pseudocode"/>
+        <w:ind w:firstLine="720"/>
+        <w:rPr>
+          <w:lang w:val="vi-VN"/>
+        </w:rPr>
+      </w:pPr>
+      <w:r>
+        <w:t xml:space="preserve">else: </w:t>
+      </w:r>
+    </w:p>
+    <w:p>
+      <w:pPr>
+        <w:pStyle w:val="Pseudocode"/>
+        <w:ind w:firstLine="720"/>
+        <w:rPr>
+          <w:lang w:val="vi-VN"/>
+        </w:rPr>
+      </w:pPr>
+      <w:r>
+        <w:rPr>
+          <w:lang w:val="vi-VN"/>
+        </w:rPr>
+        <w:t xml:space="preserve">   </w:t>
+      </w:r>
+      <w:r>
+        <w:t>if i &lt; g:</w:t>
+      </w:r>
+    </w:p>
+    <w:p>
+      <w:pPr>
+        <w:pStyle w:val="Pseudocode"/>
+        <w:ind w:firstLine="720"/>
+        <w:rPr>
+          <w:lang w:val="vi-VN"/>
+        </w:rPr>
+      </w:pPr>
+      <w:r>
+        <w:rPr>
+          <w:lang w:val="vi-VN"/>
+        </w:rPr>
+        <w:t xml:space="preserve">      </w:t>
+      </w:r>
+      <w:r>
+        <w:t xml:space="preserve">g = i </w:t>
+      </w:r>
+    </w:p>
+    <w:p>
+      <w:pPr>
+        <w:pStyle w:val="Pseudocode"/>
+        <w:ind w:firstLine="720"/>
+        <w:rPr>
+          <w:lang w:val="vi-VN"/>
+        </w:rPr>
+      </w:pPr>
+      <w:r>
+        <w:rPr>
+          <w:lang w:val="vi-VN"/>
+        </w:rPr>
+        <w:t xml:space="preserve">   </w:t>
+      </w:r>
+      <w:r>
+        <w:t>f = i</w:t>
+      </w:r>
+    </w:p>
+    <w:p>
+      <w:pPr>
+        <w:pStyle w:val="Pseudocode"/>
+        <w:ind w:firstLine="720"/>
+        <w:rPr>
+          <w:lang w:val="vi-VN"/>
+        </w:rPr>
+      </w:pPr>
+    </w:p>
+    <w:p>
+      <w:pPr>
+        <w:pStyle w:val="Pseudocode"/>
+        <w:ind w:firstLine="720"/>
+        <w:rPr>
+          <w:lang w:val="vi-VN"/>
+        </w:rPr>
+      </w:pPr>
+      <w:r>
+        <w:rPr>
+          <w:lang w:val="vi-VN"/>
+        </w:rPr>
+        <w:t xml:space="preserve">   </w:t>
+      </w:r>
+      <w:r>
+        <w:t xml:space="preserve">while g &gt;= 0 and P[g] == P[g + m - 1 - f]: </w:t>
+      </w:r>
+    </w:p>
+    <w:p>
+      <w:pPr>
+        <w:pStyle w:val="Pseudocode"/>
+        <w:ind w:firstLine="720"/>
+        <w:rPr>
+          <w:lang w:val="vi-VN"/>
+        </w:rPr>
+      </w:pPr>
+      <w:r>
+        <w:rPr>
+          <w:lang w:val="vi-VN"/>
+        </w:rPr>
+        <w:t xml:space="preserve">      </w:t>
+      </w:r>
+      <w:r>
+        <w:t xml:space="preserve">g = g - 1 </w:t>
+      </w:r>
+    </w:p>
+    <w:p>
+      <w:pPr>
+        <w:pStyle w:val="Pseudocode"/>
+        <w:ind w:firstLine="720"/>
+        <w:rPr>
+          <w:lang w:val="vi-VN"/>
+        </w:rPr>
+      </w:pPr>
+    </w:p>
+    <w:p>
+      <w:pPr>
+        <w:pStyle w:val="Pseudocode"/>
+        <w:ind w:firstLine="720"/>
+        <w:rPr>
+          <w:lang w:val="vi-VN"/>
+        </w:rPr>
+      </w:pPr>
+      <w:r>
+        <w:rPr>
+          <w:lang w:val="vi-VN"/>
+        </w:rPr>
+        <w:t xml:space="preserve">   </w:t>
+      </w:r>
+      <w:r>
+        <w:t>suffix[i] = f - g</w:t>
+      </w:r>
+    </w:p>
+    <w:p>
+      <w:pPr>
+        <w:pStyle w:val="Pseudocode"/>
+        <w:ind w:firstLine="720"/>
+        <w:rPr>
+          <w:lang w:val="vi-VN"/>
+        </w:rPr>
+      </w:pPr>
+    </w:p>
+    <w:p>
+      <w:pPr>
+        <w:pStyle w:val="Pseudocode"/>
+        <w:ind w:firstLine="357"/>
+        <w:rPr>
+          <w:lang w:val="vi-VN"/>
+        </w:rPr>
+      </w:pPr>
+      <w:r>
+        <w:t>return suffix</w:t>
+      </w:r>
+    </w:p>
+    <w:p>
+      <w:pPr>
+        <w:rPr>
+          <w:lang w:val="vi-VN"/>
+        </w:rPr>
+      </w:pPr>
+    </w:p>
+    <w:p>
+      <w:pPr>
+        <w:rPr>
+          <w:lang w:val="vi-VN"/>
+        </w:rPr>
+      </w:pPr>
+    </w:p>
+    <w:p>
+      <w:pPr>
+        <w:rPr>
+          <w:lang w:val="vi-VN"/>
+        </w:rPr>
+      </w:pPr>
+    </w:p>
+    <w:p>
+      <w:pPr>
+        <w:rPr>
+          <w:lang w:val="vi-VN"/>
+        </w:rPr>
+      </w:pPr>
+    </w:p>
+    <w:p>
+      <w:pPr>
+        <w:pStyle w:val="Pseudocode"/>
+        <w:rPr>
+          <w:lang w:val="vi-VN"/>
+        </w:rPr>
+      </w:pPr>
+      <w:r>
+        <w:t>BUILD-GOOD-SUFFIX-TABLE(P):</w:t>
+      </w:r>
+    </w:p>
+    <w:p>
+      <w:pPr>
+        <w:pStyle w:val="Pseudocode"/>
+        <w:rPr>
+          <w:lang w:val="vi-VN"/>
+        </w:rPr>
+      </w:pPr>
+      <w:r>
+        <w:rPr>
+          <w:lang w:val="vi-VN"/>
+        </w:rPr>
+        <w:t xml:space="preserve">   </w:t>
+      </w:r>
+      <w:r>
+        <w:t>m = length of P</w:t>
+      </w:r>
+    </w:p>
+    <w:p>
+      <w:pPr>
+        <w:pStyle w:val="Pseudocode"/>
+        <w:rPr>
+          <w:lang w:val="vi-VN"/>
+        </w:rPr>
+      </w:pPr>
+      <w:r>
+        <w:rPr>
+          <w:lang w:val="vi-VN"/>
+        </w:rPr>
+        <w:t xml:space="preserve">   </w:t>
+      </w:r>
+      <w:r>
+        <w:t>suffix = BUILD-SUFFIX-ARRAY(P)</w:t>
+      </w:r>
+    </w:p>
+    <w:p>
+      <w:pPr>
+        <w:pStyle w:val="Pseudocode"/>
+        <w:rPr>
+          <w:lang w:val="vi-VN"/>
+        </w:rPr>
+      </w:pPr>
+      <w:r>
+        <w:rPr>
+          <w:lang w:val="vi-VN"/>
+        </w:rPr>
+        <w:t xml:space="preserve">   </w:t>
+      </w:r>
+      <w:r>
+        <w:t>good_suffix = array of size (m + 1), initialized to m</w:t>
+      </w:r>
+    </w:p>
+    <w:p>
+      <w:pPr>
+        <w:pStyle w:val="Pseudocode"/>
+        <w:rPr>
+          <w:lang w:val="vi-VN"/>
+        </w:rPr>
+      </w:pPr>
+    </w:p>
+    <w:p>
+      <w:pPr>
+        <w:pStyle w:val="Pseudocode"/>
+        <w:rPr>
+          <w:lang w:val="vi-VN"/>
+        </w:rPr>
+      </w:pPr>
+      <w:r>
+        <w:rPr>
+          <w:lang w:val="vi-VN"/>
+        </w:rPr>
+        <w:t xml:space="preserve">   </w:t>
+      </w:r>
+      <w:r>
+        <w:t xml:space="preserve">for i = m - 1 downto 0: </w:t>
+      </w:r>
+    </w:p>
+    <w:p>
+      <w:pPr>
+        <w:pStyle w:val="Pseudocode"/>
+        <w:ind w:firstLine="357"/>
+        <w:rPr>
+          <w:lang w:val="vi-VN"/>
+        </w:rPr>
+      </w:pPr>
+      <w:r>
+        <w:rPr>
+          <w:lang w:val="vi-VN"/>
+        </w:rPr>
+        <w:t xml:space="preserve">   </w:t>
+      </w:r>
+      <w:r>
+        <w:t xml:space="preserve">if suffix[i] == i + 1: </w:t>
+      </w:r>
+    </w:p>
+    <w:p>
+      <w:pPr>
+        <w:pStyle w:val="Pseudocode"/>
+        <w:ind w:firstLine="720"/>
+        <w:rPr>
+          <w:lang w:val="vi-VN"/>
+        </w:rPr>
+      </w:pPr>
+      <w:r>
+        <w:rPr>
+          <w:lang w:val="vi-VN"/>
+        </w:rPr>
+        <w:t xml:space="preserve">   </w:t>
+      </w:r>
+      <w:r>
+        <w:t xml:space="preserve">for j = 0 to (m - 2 - i): </w:t>
+      </w:r>
+    </w:p>
+    <w:p>
+      <w:pPr>
+        <w:pStyle w:val="Pseudocode"/>
+        <w:ind w:firstLine="720"/>
+        <w:rPr>
+          <w:lang w:val="vi-VN"/>
+        </w:rPr>
+      </w:pPr>
+      <w:r>
+        <w:rPr>
+          <w:lang w:val="vi-VN"/>
+        </w:rPr>
+        <w:t xml:space="preserve">      </w:t>
+      </w:r>
+      <w:r>
+        <w:t xml:space="preserve">if good_suffix[j] == m: </w:t>
+      </w:r>
+    </w:p>
+    <w:p>
+      <w:pPr>
+        <w:pStyle w:val="Pseudocode"/>
+        <w:ind w:firstLine="720"/>
+        <w:rPr>
+          <w:lang w:val="vi-VN"/>
+        </w:rPr>
+      </w:pPr>
+      <w:r>
+        <w:rPr>
+          <w:lang w:val="vi-VN"/>
+        </w:rPr>
+        <w:t xml:space="preserve">         </w:t>
+      </w:r>
+      <w:r>
+        <w:t xml:space="preserve">good_suffix[j] = m - 1 - </w:t>
+      </w:r>
+      <w:r>
+        <w:t>i</w:t>
+      </w:r>
+      <w:r>
+        <w:rPr>
+          <w:lang w:val="vi-VN"/>
+        </w:rPr>
+        <w:t xml:space="preserve"> </w:t>
+      </w:r>
+    </w:p>
+    <w:p>
+      <w:pPr>
+        <w:pStyle w:val="Pseudocode"/>
+        <w:rPr>
+          <w:lang w:val="vi-VN"/>
+        </w:rPr>
+      </w:pPr>
+    </w:p>
+    <w:p>
+      <w:pPr>
+        <w:pStyle w:val="Pseudocode"/>
+        <w:rPr>
+          <w:lang w:val="vi-VN"/>
+        </w:rPr>
+      </w:pPr>
+      <w:r>
+        <w:rPr>
+          <w:lang w:val="vi-VN"/>
+        </w:rPr>
+        <w:t xml:space="preserve">   </w:t>
+      </w:r>
+      <w:r>
+        <w:t xml:space="preserve">for i = 0 to (m - 2): </w:t>
+      </w:r>
+    </w:p>
+    <w:p>
+      <w:pPr>
+        <w:pStyle w:val="Pseudocode"/>
+        <w:ind w:firstLine="720"/>
+        <w:rPr>
+          <w:lang w:val="vi-VN"/>
+        </w:rPr>
+      </w:pPr>
+      <w:r>
+        <w:t xml:space="preserve">good_suffix[m - 1 - suffix[i]] = m - 1 </w:t>
+      </w:r>
+      <w:r>
+        <w:t>–</w:t>
+      </w:r>
+      <w:r>
+        <w:t xml:space="preserve"> i</w:t>
+      </w:r>
+    </w:p>
+    <w:p>
+      <w:pPr>
+        <w:pStyle w:val="Pseudocode"/>
+        <w:ind w:firstLine="720"/>
+        <w:rPr>
+          <w:lang w:val="vi-VN"/>
+        </w:rPr>
+      </w:pPr>
+    </w:p>
+    <w:p>
+      <w:pPr>
+        <w:pStyle w:val="Pseudocode"/>
+        <w:rPr>
+          <w:lang w:val="vi-VN"/>
+        </w:rPr>
+      </w:pPr>
+      <w:r>
+        <w:rPr>
+          <w:lang w:val="vi-VN"/>
+        </w:rPr>
+        <w:t xml:space="preserve">   </w:t>
+      </w:r>
+      <w:r>
+        <w:t>return good_suffix</w:t>
+      </w:r>
+    </w:p>
+    <w:p>
+      <w:pPr>
+        <w:rPr>
+          <w:lang w:val="vi-VN"/>
+        </w:rPr>
+      </w:pPr>
+    </w:p>
+    <w:p>
+      <w:pPr>
+        <w:pStyle w:val="Pseudocode"/>
+        <w:rPr>
+          <w:lang w:val="vi-VN"/>
+        </w:rPr>
+      </w:pPr>
+      <w:r>
+        <w:t xml:space="preserve">BOYER-MOORE-MATCHER(T, P): </w:t>
+      </w:r>
+    </w:p>
+    <w:p>
+      <w:pPr>
+        <w:pStyle w:val="Pseudocode"/>
+        <w:ind w:firstLine="357"/>
+        <w:rPr>
+          <w:lang w:val="vi-VN"/>
+        </w:rPr>
+      </w:pPr>
+      <w:r>
+        <w:t xml:space="preserve">n = length of T </w:t>
+      </w:r>
+    </w:p>
+    <w:p>
+      <w:pPr>
+        <w:pStyle w:val="Pseudocode"/>
+        <w:ind w:firstLine="357"/>
+        <w:rPr>
+          <w:lang w:val="vi-VN"/>
+        </w:rPr>
+      </w:pPr>
+      <w:r>
+        <w:t xml:space="preserve">m = length of P </w:t>
+      </w:r>
+    </w:p>
+    <w:p>
+      <w:pPr>
+        <w:pStyle w:val="Pseudocode"/>
+        <w:ind w:firstLine="357"/>
+        <w:rPr>
+          <w:lang w:val="vi-VN"/>
+        </w:rPr>
+      </w:pPr>
+      <w:r>
+        <w:t xml:space="preserve">bad_char = BUILD-BAD-CHARACTER-TABLE(P) </w:t>
+      </w:r>
+    </w:p>
+    <w:p>
+      <w:pPr>
+        <w:pStyle w:val="Pseudocode"/>
+        <w:ind w:firstLine="357"/>
+        <w:rPr>
+          <w:lang w:val="vi-VN"/>
+        </w:rPr>
+      </w:pPr>
+      <w:r>
+        <w:t xml:space="preserve">good_suffix = BUILD-GOOD-SUFFIX-TABLE(P) </w:t>
+      </w:r>
+    </w:p>
+    <w:p>
+      <w:pPr>
+        <w:pStyle w:val="Pseudocode"/>
+        <w:ind w:firstLine="357"/>
+        <w:rPr>
+          <w:lang w:val="vi-VN"/>
+        </w:rPr>
+      </w:pPr>
+      <w:r>
+        <w:t xml:space="preserve">s = 0 </w:t>
+      </w:r>
+    </w:p>
+    <w:p>
+      <w:pPr>
+        <w:pStyle w:val="Pseudocode"/>
+        <w:ind w:firstLine="357"/>
+        <w:rPr>
+          <w:lang w:val="vi-VN"/>
+        </w:rPr>
+      </w:pPr>
+    </w:p>
+    <w:p>
+      <w:pPr>
+        <w:pStyle w:val="Pseudocode"/>
+        <w:ind w:firstLine="357"/>
+        <w:rPr>
+          <w:lang w:val="vi-VN"/>
+        </w:rPr>
+      </w:pPr>
+      <w:r>
+        <w:t xml:space="preserve">while s &lt;= (n - m): </w:t>
+      </w:r>
+    </w:p>
+    <w:p>
+      <w:pPr>
+        <w:pStyle w:val="Pseudocode"/>
+        <w:ind w:firstLine="720"/>
+        <w:rPr>
+          <w:lang w:val="vi-VN"/>
+        </w:rPr>
+      </w:pPr>
+      <w:r>
+        <w:t xml:space="preserve">j = m - 1 </w:t>
+      </w:r>
+    </w:p>
+    <w:p>
+      <w:pPr>
+        <w:pStyle w:val="Pseudocode"/>
+        <w:ind w:firstLine="720"/>
+        <w:rPr>
+          <w:lang w:val="vi-VN"/>
+        </w:rPr>
+      </w:pPr>
+      <w:r>
+        <w:t xml:space="preserve">while j &gt;= 0 and P[j] == T[s + j]: </w:t>
+      </w:r>
+    </w:p>
+    <w:p>
+      <w:pPr>
+        <w:pStyle w:val="Pseudocode"/>
+        <w:ind w:firstLine="720"/>
+        <w:rPr>
+          <w:lang w:val="vi-VN"/>
+        </w:rPr>
+      </w:pPr>
+      <w:r>
+        <w:rPr>
+          <w:lang w:val="vi-VN"/>
+        </w:rPr>
+        <w:t xml:space="preserve">   </w:t>
+      </w:r>
+      <w:r>
+        <w:t xml:space="preserve">j = j - 1 </w:t>
+      </w:r>
+    </w:p>
+    <w:p>
+      <w:pPr>
+        <w:pStyle w:val="Pseudocode"/>
+        <w:ind w:firstLine="720"/>
+        <w:rPr>
+          <w:lang w:val="vi-VN"/>
+        </w:rPr>
+      </w:pPr>
+    </w:p>
+    <w:p>
+      <w:pPr>
+        <w:pStyle w:val="Pseudocode"/>
+        <w:ind w:firstLine="720"/>
+        <w:rPr>
+          <w:lang w:val="vi-VN"/>
+        </w:rPr>
+      </w:pPr>
+      <w:r>
+        <w:t xml:space="preserve">if j &lt; 0: </w:t>
+      </w:r>
+    </w:p>
+    <w:p>
+      <w:pPr>
+        <w:pStyle w:val="Pseudocode"/>
+        <w:ind w:firstLine="720"/>
+        <w:rPr>
+          <w:lang w:val="vi-VN"/>
+        </w:rPr>
+      </w:pPr>
+      <w:r>
+        <w:rPr>
+          <w:lang w:val="vi-VN"/>
+        </w:rPr>
+        <w:t xml:space="preserve">   </w:t>
+      </w:r>
+      <w:r>
+        <w:t xml:space="preserve">print "Pattern found at shift s" </w:t>
+      </w:r>
+    </w:p>
+    <w:p>
+      <w:pPr>
+        <w:pStyle w:val="Pseudocode"/>
+        <w:ind w:firstLine="720"/>
+        <w:rPr>
+          <w:lang w:val="vi-VN"/>
+        </w:rPr>
+      </w:pPr>
+      <w:r>
+        <w:rPr>
+          <w:lang w:val="vi-VN"/>
+        </w:rPr>
+        <w:t xml:space="preserve">   </w:t>
+      </w:r>
+      <w:r>
+        <w:t xml:space="preserve">s = s + good_suffix[0] </w:t>
+      </w:r>
+    </w:p>
+    <w:p>
+      <w:pPr>
+        <w:pStyle w:val="Pseudocode"/>
+        <w:ind w:firstLine="720"/>
+        <w:rPr>
+          <w:lang w:val="vi-VN"/>
+        </w:rPr>
+      </w:pPr>
+      <w:r>
+        <w:t xml:space="preserve">else: </w:t>
+      </w:r>
+    </w:p>
+    <w:p>
+      <w:pPr>
+        <w:pStyle w:val="Pseudocode"/>
+        <w:ind w:firstLine="720"/>
+        <w:rPr>
+          <w:lang w:val="vi-VN"/>
+        </w:rPr>
+      </w:pPr>
+      <w:r>
+        <w:rPr>
+          <w:lang w:val="vi-VN"/>
+        </w:rPr>
+        <w:t xml:space="preserve">   </w:t>
+      </w:r>
+      <w:r>
+        <w:t xml:space="preserve">bc_shift = j - bad_char[T[s + j]] </w:t>
+      </w:r>
+    </w:p>
+    <w:p>
+      <w:pPr>
+        <w:pStyle w:val="Pseudocode"/>
+        <w:ind w:firstLine="720"/>
+        <w:rPr>
+          <w:lang w:val="vi-VN"/>
+        </w:rPr>
+      </w:pPr>
+      <w:r>
+        <w:rPr>
+          <w:lang w:val="vi-VN"/>
+        </w:rPr>
+        <w:t xml:space="preserve">   </w:t>
+      </w:r>
+      <w:r>
+        <w:t xml:space="preserve">gs_shift = good_suffix[j] </w:t>
+      </w:r>
+    </w:p>
+    <w:p>
+      <w:pPr>
+        <w:pStyle w:val="Pseudocode"/>
+        <w:ind w:firstLine="720"/>
+        <w:rPr>
+          <w:lang w:val="vi-VN"/>
+        </w:rPr>
+      </w:pPr>
+      <w:r>
+        <w:rPr>
+          <w:lang w:val="vi-VN"/>
+        </w:rPr>
+        <w:t xml:space="preserve">   </w:t>
+      </w:r>
+      <w:r>
+        <w:t>s = s + max(bc_shift, gs_shift)</w:t>
+      </w:r>
+    </w:p>
+    <w:p>
+      <w:pPr>
+        <w:jc w:val="left"/>
+        <w:rPr>
+          <w:lang w:val="vi-VN"/>
+        </w:rPr>
+      </w:pPr>
+      <w:r>
+        <w:rPr>
+          <w:lang w:val="vi-VN"/>
+        </w:rPr>
+        <w:br w:type="page"/>
+      </w:r>
+    </w:p>
+    <w:p>
+      <w:pPr>
+        <w:pStyle w:val="Heading3"/>
+        <w:numPr>
+          <w:ilvl w:val="2"/>
+          <w:numId w:val="1"/>
+        </w:numPr>
+        <w:rPr>
+          <w:lang w:val="vi-VN"/>
+        </w:rPr>
+      </w:pPr>
+      <w:r>
+        <w:rPr>
+          <w:lang w:val="vi-VN"/>
+        </w:rPr>
+        <w:lastRenderedPageBreak/>
+        <w:t>Step-by-Step Trace</w:t>
+      </w:r>
+    </w:p>
+    <w:p>
+      <w:pPr>
+        <w:rPr>
+          <w:lang w:val="vi-VN"/>
+        </w:rPr>
+      </w:pPr>
+      <w:r>
+        <w:t>Using T = "abacabab" (n = 8)</w:t>
+      </w:r>
+      <w:r>
+        <w:rPr>
+          <w:lang w:val="vi-VN"/>
+        </w:rPr>
+        <w:t xml:space="preserve"> and </w:t>
+      </w:r>
+      <w:r>
+        <w:t>P = "abab" (m = 4)</w:t>
+      </w:r>
+      <w:r>
+        <w:rPr>
+          <w:lang w:val="vi-VN"/>
+        </w:rPr>
+        <w:t>.</w:t>
+      </w:r>
+    </w:p>
+    <w:p>
+      <w:pPr>
+        <w:rPr>
+          <w:lang w:val="vi-VN"/>
+        </w:rPr>
+      </w:pPr>
+      <w:r>
+        <w:rPr>
+          <w:b/>
+          <w:bCs/>
+        </w:rPr>
+        <w:t xml:space="preserve">Preprocessing Phase </w:t>
+      </w:r>
+      <w:r>
+        <w:rPr>
+          <w:b/>
+          <w:bCs/>
+        </w:rPr>
+        <w:t>–</w:t>
+      </w:r>
+      <w:r>
+        <w:rPr>
+          <w:b/>
+          <w:bCs/>
+        </w:rPr>
+        <w:t xml:space="preserve"> </w:t>
+      </w:r>
+      <w:r>
+        <w:rPr>
+          <w:b/>
+          <w:bCs/>
+        </w:rPr>
+        <w:t xml:space="preserve">Building the Bad Character </w:t>
+      </w:r>
+      <w:r>
+        <w:rPr>
+          <w:b/>
+          <w:bCs/>
+        </w:rPr>
+        <w:t>Table</w:t>
+      </w:r>
+      <w:r>
+        <w:rPr>
+          <w:b/>
+          <w:bCs/>
+          <w:lang w:val="vi-VN"/>
+        </w:rPr>
+        <w:t>:</w:t>
+      </w:r>
+    </w:p>
+    <w:p>
+      <w:r>
+        <w:t>Scanning P left to right, recording the rightmost index of each character (later occurrences overwrite earlier ones):</w:t>
+      </w:r>
+    </w:p>
+    <w:p>
+      <w:pPr>
+        <w:numPr>
+          <w:ilvl w:val="0"/>
+          <w:numId w:val="19"/>
+        </w:numPr>
+      </w:pPr>
+      <w:r>
+        <w:t xml:space="preserve">P[0] = 'a' → bad_char['a'] = 0 </w:t>
+      </w:r>
+    </w:p>
+    <w:p>
+      <w:pPr>
+        <w:numPr>
+          <w:ilvl w:val="0"/>
+          <w:numId w:val="19"/>
+        </w:numPr>
+      </w:pPr>
+      <w:r>
+        <w:t xml:space="preserve">P[1] = 'b' → bad_char['b'] = 1 </w:t>
+      </w:r>
+    </w:p>
+    <w:p>
+      <w:pPr>
+        <w:numPr>
+          <w:ilvl w:val="0"/>
+          <w:numId w:val="19"/>
+        </w:numPr>
+      </w:pPr>
+      <w:r>
+        <w:t xml:space="preserve">P[2] = 'a' → bad_char['a'] = 2 (overwrites) </w:t>
+      </w:r>
+    </w:p>
+    <w:p>
+      <w:pPr>
+        <w:numPr>
+          <w:ilvl w:val="0"/>
+          <w:numId w:val="19"/>
+        </w:numPr>
+      </w:pPr>
+      <w:r>
+        <w:t>P[3] = 'b' → bad_char['b'] = 3 (overwrites)</w:t>
+      </w:r>
+    </w:p>
+    <w:p/>
+    <w:p>
+      <w:pPr>
+        <w:rPr>
+          <w:lang w:val="vi-VN"/>
+        </w:rPr>
+      </w:pPr>
+      <w:r>
+        <w:rPr>
+          <w:b/>
+          <w:bCs/>
+        </w:rPr>
+        <w:t xml:space="preserve">Preprocessing Phase </w:t>
+      </w:r>
+      <w:r>
+        <w:rPr>
+          <w:b/>
+          <w:bCs/>
+        </w:rPr>
+        <w:t>–</w:t>
+      </w:r>
+      <w:r>
+        <w:rPr>
+          <w:b/>
+          <w:bCs/>
+        </w:rPr>
+        <w:t xml:space="preserve"> </w:t>
+      </w:r>
+      <w:r>
+        <w:rPr>
+          <w:b/>
+          <w:bCs/>
+        </w:rPr>
+        <w:t>Building the Suffix Array</w:t>
+      </w:r>
+      <w:r>
+        <w:rPr>
+          <w:b/>
+          <w:bCs/>
+          <w:lang w:val="vi-VN"/>
+        </w:rPr>
+        <w:t>:</w:t>
+      </w:r>
+    </w:p>
+    <w:p>
+      <w:pPr>
+        <w:spacing w:before="100" w:beforeAutospacing="1" w:after="100" w:afterAutospacing="1" w:line="240" w:lineRule="auto"/>
+        <w:jc w:val="left"/>
+        <w:rPr>
+          <w:rFonts w:eastAsia="Times New Roman" w:cs="Times New Roman"/>
+          <w:kern w:val="0"/>
+          <w:lang w:val="vi-VN"/>
+          <w14:ligatures w14:val="none"/>
+        </w:rPr>
+      </w:pPr>
+      <w:r>
+        <w:rPr>
+          <w:rFonts w:eastAsia="Times New Roman" w:cs="Times New Roman"/>
+          <w:kern w:val="0"/>
+          <w14:ligatures w14:val="none"/>
+        </w:rPr>
+        <w:t>The suffix array records for each position i the length of the longest substring of P ending at position i that is also a suffix of the full pattern P.</w:t>
+      </w:r>
+    </w:p>
+    <w:p>
+      <w:pPr>
+        <w:spacing w:before="100" w:beforeAutospacing="1" w:after="100" w:afterAutospacing="1" w:line="240" w:lineRule="auto"/>
+        <w:jc w:val="left"/>
+        <w:rPr>
+          <w:rFonts w:eastAsia="Times New Roman" w:cs="Times New Roman"/>
+          <w:kern w:val="0"/>
+          <w14:ligatures w14:val="none"/>
+        </w:rPr>
+      </w:pPr>
+      <w:r>
+        <w:rPr>
+          <w:rFonts w:eastAsia="Times New Roman" w:cs="Times New Roman"/>
+          <w:kern w:val="0"/>
+          <w14:ligatures w14:val="none"/>
+        </w:rPr>
+        <w:t>P = "abab" (P[0]='a', P[1]='b', P[2]='a', P[3]='b').</w:t>
+      </w:r>
+    </w:p>
+    <w:p>
+      <w:pPr>
+        <w:spacing w:before="100" w:beforeAutospacing="1" w:after="100" w:afterAutospacing="1" w:line="240" w:lineRule="auto"/>
+        <w:jc w:val="left"/>
+        <w:rPr>
+          <w:rFonts w:eastAsia="Times New Roman" w:cs="Times New Roman"/>
+          <w:kern w:val="0"/>
+          <w:lang w:val="vi-VN"/>
+          <w14:ligatures w14:val="none"/>
+        </w:rPr>
+      </w:pPr>
+      <w:r>
+        <w:rPr>
+          <w:rFonts w:eastAsia="Times New Roman" w:cs="Times New Roman"/>
+          <w:kern w:val="0"/>
+          <w:lang w:val="vi-VN"/>
+          <w14:ligatures w14:val="none"/>
+        </w:rPr>
+        <w:t xml:space="preserve">- </w:t>
+      </w:r>
+      <w:r>
+        <w:rPr>
+          <w:rFonts w:eastAsia="Times New Roman" w:cs="Times New Roman"/>
+          <w:kern w:val="0"/>
+          <w14:ligatures w14:val="none"/>
+        </w:rPr>
+        <w:t>The full string "abab" ending at i=3 is trivially a suffix of itself</w:t>
+      </w:r>
+      <w:r>
+        <w:rPr>
+          <w:rFonts w:eastAsia="Times New Roman" w:cs="Times New Roman"/>
+          <w:kern w:val="0"/>
+          <w:lang w:val="vi-VN"/>
+          <w14:ligatures w14:val="none"/>
+        </w:rPr>
+        <w:t xml:space="preserve"> (length 4)</w:t>
+      </w:r>
+      <w:r>
+        <w:rPr>
+          <w:rFonts w:eastAsia="Times New Roman" w:cs="Times New Roman"/>
+          <w:kern w:val="0"/>
+          <w14:ligatures w14:val="none"/>
+        </w:rPr>
+        <w:t xml:space="preserve">. </w:t>
+      </w:r>
+    </w:p>
+    <w:p>
+      <w:pPr>
+        <w:pStyle w:val="Pseudocode"/>
+        <w:rPr>
+          <w:rFonts w:eastAsia="Times New Roman" w:cs="Times New Roman"/>
+          <w:kern w:val="0"/>
+          <w:lang w:val="vi-VN"/>
+          <w14:ligatures w14:val="none"/>
+        </w:rPr>
+      </w:pPr>
+      <w:r>
+        <w:rPr>
+          <w:rFonts w:eastAsia="Times New Roman" w:cs="Times New Roman"/>
+          <w:kern w:val="0"/>
+          <w14:ligatures w14:val="none"/>
+        </w:rPr>
+        <w:t>suffix[3] = 4</w:t>
+      </w:r>
+    </w:p>
+    <w:p>
+      <w:pPr>
+        <w:rPr>
+          <w:lang w:val="vi-VN"/>
+        </w:rPr>
+      </w:pPr>
+    </w:p>
+    <w:p>
+      <w:pPr>
+        <w:spacing w:before="100" w:beforeAutospacing="1" w:after="100" w:afterAutospacing="1" w:line="240" w:lineRule="auto"/>
+        <w:jc w:val="left"/>
+        <w:rPr>
+          <w:rFonts w:eastAsia="Times New Roman" w:cs="Times New Roman"/>
+          <w:kern w:val="0"/>
+          <w:lang w:val="vi-VN"/>
+          <w14:ligatures w14:val="none"/>
+        </w:rPr>
+      </w:pPr>
+      <w:r>
+        <w:rPr>
+          <w:rFonts w:eastAsia="Times New Roman" w:cs="Times New Roman"/>
+          <w:kern w:val="0"/>
+          <w:lang w:val="vi-VN"/>
+          <w14:ligatures w14:val="none"/>
+        </w:rPr>
+        <w:t xml:space="preserve">- </w:t>
+      </w:r>
+      <w:r>
+        <w:rPr>
+          <w:rFonts w:eastAsia="Times New Roman" w:cs="Times New Roman"/>
+          <w:kern w:val="0"/>
+          <w14:ligatures w14:val="none"/>
+        </w:rPr>
+        <w:t>The substrings ending at i=2 are "a" and "ba" and "aba". The suffixes of P are "b", "ab", "bab", "abab". None match.</w:t>
+      </w:r>
+    </w:p>
+    <w:p>
+      <w:pPr>
+        <w:pStyle w:val="Pseudocode"/>
+        <w:rPr>
+          <w:rFonts w:eastAsia="Times New Roman" w:cs="Times New Roman"/>
+          <w:kern w:val="0"/>
+          <w:lang w:val="vi-VN"/>
+          <w14:ligatures w14:val="none"/>
+        </w:rPr>
+      </w:pPr>
+      <w:r>
+        <w:rPr>
+          <w:rFonts w:eastAsia="Times New Roman" w:cs="Times New Roman"/>
+          <w:kern w:val="0"/>
+          <w14:ligatures w14:val="none"/>
+        </w:rPr>
+        <w:t>suffix[2] = 0</w:t>
+      </w:r>
+    </w:p>
+    <w:p>
+      <w:pPr>
+        <w:rPr>
+          <w:lang w:val="vi-VN"/>
+        </w:rPr>
+      </w:pPr>
+    </w:p>
+    <w:p>
+      <w:pPr>
+        <w:spacing w:before="100" w:beforeAutospacing="1" w:after="100" w:afterAutospacing="1" w:line="240" w:lineRule="auto"/>
+        <w:jc w:val="left"/>
+        <w:rPr>
+          <w:rFonts w:eastAsia="Times New Roman" w:cs="Times New Roman"/>
+          <w:kern w:val="0"/>
+          <w:lang w:val="vi-VN"/>
+          <w14:ligatures w14:val="none"/>
+        </w:rPr>
+      </w:pPr>
+      <w:r>
+        <w:rPr>
+          <w:rFonts w:eastAsia="Times New Roman" w:cs="Times New Roman"/>
+          <w:kern w:val="0"/>
+          <w:lang w:val="vi-VN"/>
+          <w14:ligatures w14:val="none"/>
+        </w:rPr>
+        <w:t xml:space="preserve">- </w:t>
+      </w:r>
+      <w:r>
+        <w:rPr>
+          <w:rFonts w:eastAsia="Times New Roman" w:cs="Times New Roman"/>
+          <w:kern w:val="0"/>
+          <w14:ligatures w14:val="none"/>
+        </w:rPr>
+        <w:t>The substrings ending at i=1 are "b" and "ab". Both "b" (length 1) and "ab" (length 2) are suffixes of P. The longest is "ab".</w:t>
+      </w:r>
+    </w:p>
+    <w:p>
+      <w:pPr>
+        <w:pStyle w:val="Pseudocode"/>
+        <w:rPr>
+          <w:rFonts w:eastAsia="Times New Roman" w:cs="Times New Roman"/>
+          <w:kern w:val="0"/>
+          <w:lang w:val="vi-VN"/>
+          <w14:ligatures w14:val="none"/>
+        </w:rPr>
+      </w:pPr>
+      <w:r>
+        <w:rPr>
+          <w:rFonts w:eastAsia="Times New Roman" w:cs="Times New Roman"/>
+          <w:kern w:val="0"/>
+          <w14:ligatures w14:val="none"/>
+        </w:rPr>
+        <w:t>suffix[1] = 2</w:t>
+      </w:r>
+    </w:p>
+    <w:p>
+      <w:pPr>
+        <w:rPr>
+          <w:lang w:val="vi-VN"/>
+        </w:rPr>
+      </w:pPr>
+    </w:p>
+    <w:p>
+      <w:pPr>
+        <w:rPr>
+          <w:lang w:val="vi-VN"/>
+        </w:rPr>
+      </w:pPr>
+      <w:r>
+        <w:rPr>
+          <w:lang w:val="vi-VN"/>
+        </w:rPr>
+        <w:t xml:space="preserve">- </w:t>
+      </w:r>
+      <w:r>
+        <w:t>The only substring ending at i=0 is "a". The length-1 suffix of P is "b". No match.</w:t>
+      </w:r>
+    </w:p>
+    <w:p>
+      <w:pPr>
+        <w:pStyle w:val="Pseudocode"/>
+        <w:rPr>
+          <w:lang w:val="vi-VN"/>
+        </w:rPr>
+      </w:pPr>
+      <w:r>
+        <w:t>suffix[0] = 0</w:t>
+      </w:r>
+    </w:p>
+    <w:p>
+      <w:pPr>
+        <w:rPr>
+          <w:lang w:val="vi-VN"/>
+        </w:rPr>
+      </w:pPr>
+    </w:p>
+    <w:p>
+      <w:pPr>
+        <w:rPr>
+          <w:lang w:val="vi-VN"/>
+        </w:rPr>
+      </w:pPr>
+    </w:p>
+    <w:p>
+      <w:pPr>
+        <w:rPr>
+          <w:lang w:val="vi-VN"/>
+        </w:rPr>
+      </w:pPr>
+      <w:r>
+        <w:rPr>
+          <w:b/>
+          <w:bCs/>
+        </w:rPr>
+        <w:lastRenderedPageBreak/>
+        <w:t xml:space="preserve">Preprocessing Phase </w:t>
+      </w:r>
+      <w:r>
+        <w:rPr>
+          <w:b/>
+          <w:bCs/>
+        </w:rPr>
+        <w:t>–</w:t>
+      </w:r>
+      <w:r>
+        <w:rPr>
+          <w:b/>
+          <w:bCs/>
+        </w:rPr>
+        <w:t xml:space="preserve"> </w:t>
+      </w:r>
+      <w:r>
+        <w:rPr>
+          <w:b/>
+          <w:bCs/>
+        </w:rPr>
+        <w:t xml:space="preserve">Building the Suffix </w:t>
+      </w:r>
+      <w:r>
+        <w:rPr>
+          <w:b/>
+          <w:bCs/>
+        </w:rPr>
+        <w:t>Table</w:t>
+      </w:r>
+      <w:r>
+        <w:rPr>
+          <w:b/>
+          <w:bCs/>
+          <w:lang w:val="vi-VN"/>
+        </w:rPr>
+        <w:t>:</w:t>
+      </w:r>
+    </w:p>
+    <w:p>
+      <w:r>
+        <w:t>The good suffix table has size m + 1 = 5, initialised entirely to m = 4.</w:t>
+      </w:r>
+    </w:p>
+    <w:p>
+      <w:pPr>
+        <w:pStyle w:val="Pseudocode"/>
+        <w:rPr>
+          <w:lang w:val="vi-VN"/>
+        </w:rPr>
+      </w:pPr>
+      <w:r>
+        <w:t>good_suffix = [4, 4, 4, 4, 4]</w:t>
+      </w:r>
+    </w:p>
+    <w:p>
+      <w:pPr>
+        <w:rPr>
+          <w:lang w:val="vi-VN"/>
+        </w:rPr>
+      </w:pPr>
+    </w:p>
+    <w:p>
+      <w:r>
+        <w:rPr>
+          <w:b/>
+          <w:bCs/>
+        </w:rPr>
+        <w:t>Case 1</w:t>
+      </w:r>
+      <w:r>
+        <w:t xml:space="preserve"> </w:t>
+      </w:r>
+      <w:r>
+        <w:rPr>
+          <w:lang w:val="vi-VN"/>
+        </w:rPr>
+        <w:t>–</w:t>
+      </w:r>
+      <w:r>
+        <w:t xml:space="preserve"> </w:t>
+      </w:r>
+      <w:r>
+        <w:t>No</w:t>
+      </w:r>
+      <w:r>
+        <w:t xml:space="preserve"> copy of the matched suffix exists elsewhere in P. For each i where suffix[i] equals </w:t>
+      </w:r>
+      <w:r>
+        <w:rPr>
+          <w:lang w:val="vi-VN"/>
+        </w:rPr>
+        <w:br/>
+      </w:r>
+      <w:r>
+        <w:t>i + 1, fill shift values for all positions to the left of i:</w:t>
+      </w:r>
+    </w:p>
+    <w:p>
+      <w:pPr>
+        <w:numPr>
+          <w:ilvl w:val="0"/>
+          <w:numId w:val="21"/>
+        </w:numPr>
+      </w:pPr>
+      <w:r>
+        <w:t>i = 3: suffix[3] = 4 = 3 + 1 = 4. The range j = 0 to (m − 2 − i) = (4 − 2 − 3) = −1 is empty. No update.</w:t>
+      </w:r>
+    </w:p>
+    <w:p>
+      <w:pPr>
+        <w:numPr>
+          <w:ilvl w:val="0"/>
+          <w:numId w:val="21"/>
+        </w:numPr>
+      </w:pPr>
+      <w:r>
+        <w:t xml:space="preserve">i = 2: suffix[2] = 0 ≠ 3. Skip. </w:t>
+      </w:r>
+    </w:p>
+    <w:p>
+      <w:pPr>
+        <w:numPr>
+          <w:ilvl w:val="0"/>
+          <w:numId w:val="21"/>
+        </w:numPr>
+      </w:pPr>
+      <w:r>
+        <w:t>i = 1: suffix[1] = 2 = 1 + 1 = 2. The range j = 0 to (m − 2 − i) = 1:</w:t>
+      </w:r>
+    </w:p>
+    <w:p>
+      <w:pPr>
+        <w:numPr>
+          <w:ilvl w:val="1"/>
+          <w:numId w:val="21"/>
+        </w:numPr>
+      </w:pPr>
+      <w:r>
+        <w:t xml:space="preserve">j = 0: good_suffix[0] = 4 (unchanged) → set good_suffix[0] = m − 1 − i = 2 </w:t>
+      </w:r>
+    </w:p>
+    <w:p>
+      <w:pPr>
+        <w:numPr>
+          <w:ilvl w:val="1"/>
+          <w:numId w:val="21"/>
+        </w:numPr>
+      </w:pPr>
+      <w:r>
+        <w:t>j = 1: good_suffix[1] = 4 (unchanged) → set good_suffix[1] = m − 1 − i = 2</w:t>
+      </w:r>
+    </w:p>
+    <w:p>
+      <w:pPr>
+        <w:pStyle w:val="whitespace-normal"/>
+        <w:numPr>
+          <w:ilvl w:val="0"/>
+          <w:numId w:val="21"/>
+        </w:numPr>
+      </w:pPr>
+      <w:r>
+        <w:t>i = 0: suffix[0] = 0 ≠ 1. Skip.</w:t>
+      </w:r>
+      <w:r>
+        <w:t xml:space="preserve"> </w:t>
+      </w:r>
+    </w:p>
+    <w:p>
+      <w:pPr>
+        <w:pStyle w:val="Pseudocode"/>
+        <w:ind w:left="360"/>
+        <w:rPr>
+          <w:lang w:val="vi-VN"/>
+        </w:rPr>
+      </w:pPr>
+      <w:r>
+        <w:t xml:space="preserve">good_suffix = </w:t>
+      </w:r>
+      <w:r>
+        <w:t>[2, 2, 4, 4, 4]</w:t>
+      </w:r>
+      <w:r>
+        <w:rPr>
+          <w:lang w:val="vi-VN"/>
+        </w:rPr>
+        <w:t xml:space="preserve"> // after case 1</w:t>
+      </w:r>
+    </w:p>
+    <w:p>
+      <w:pPr>
+        <w:rPr>
+          <w:lang w:val="vi-VN"/>
+        </w:rPr>
+      </w:pPr>
+    </w:p>
+    <w:p>
+      <w:r>
+        <w:rPr>
+          <w:b/>
+          <w:bCs/>
+        </w:rPr>
+        <w:t>Case 2</w:t>
+      </w:r>
+      <w:r>
+        <w:t xml:space="preserve"> — A copy of the matched suffix exists at another position in P. For each i from 0 to m − 2, set good_suffix[m − 1 − suffix[i]] = m − 1 − i:</w:t>
+      </w:r>
+    </w:p>
+    <w:p>
+      <w:pPr>
+        <w:numPr>
+          <w:ilvl w:val="0"/>
+          <w:numId w:val="23"/>
+        </w:numPr>
+      </w:pPr>
+      <w:r>
+        <w:t>i = 0: suffix[0] = 0. good_suffix[m − 1 − 0] = good_suffix[3] = m − 1 − 0 = 3</w:t>
+      </w:r>
+    </w:p>
+    <w:p>
+      <w:pPr>
+        <w:numPr>
+          <w:ilvl w:val="0"/>
+          <w:numId w:val="23"/>
+        </w:numPr>
+      </w:pPr>
+      <w:r>
+        <w:t>i = 1: suffix[1] = 2. good_suffix[m − 1 − 2] = good_suffix[1] = m − 1 − 1 = 2 (no change)</w:t>
+      </w:r>
+    </w:p>
+    <w:p>
+      <w:pPr>
+        <w:numPr>
+          <w:ilvl w:val="0"/>
+          <w:numId w:val="23"/>
+        </w:numPr>
+      </w:pPr>
+      <w:r>
+        <w:t>i = 2: suffix[2] = 0. good_suffix[m − 1 − 0] = good_suffix[3] = m − 1 − 2 = 1 (</w:t>
+      </w:r>
+      <w:r>
+        <w:t>overwrites</w:t>
+      </w:r>
+      <w:r>
+        <w:rPr>
+          <w:lang w:val="vi-VN"/>
+        </w:rPr>
+        <w:t>)</w:t>
+      </w:r>
+    </w:p>
+    <w:p>
+      <w:pPr>
+        <w:pStyle w:val="Pseudocode"/>
+        <w:ind w:left="360"/>
+        <w:rPr>
+          <w:lang w:val="vi-VN"/>
+        </w:rPr>
+      </w:pPr>
+      <w:r>
+        <w:t xml:space="preserve">good_suffix = </w:t>
+      </w:r>
+      <w:r>
+        <w:t>[2, 2, 4, 1, 4]</w:t>
+      </w:r>
+      <w:r>
+        <w:rPr>
+          <w:lang w:val="vi-VN"/>
+        </w:rPr>
+        <w:t xml:space="preserve"> // after case 2</w:t>
+      </w:r>
+    </w:p>
+    <w:p>
+      <w:pPr>
+        <w:rPr>
+          <w:lang w:val="vi-VN"/>
+        </w:rPr>
+      </w:pPr>
+    </w:p>
+    <w:p>
+      <w:pPr>
+        <w:rPr>
+          <w:b/>
+          <w:bCs/>
+          <w:lang w:val="vi-VN"/>
+        </w:rPr>
+      </w:pPr>
+      <w:r>
+        <w:rPr>
+          <w:b/>
+          <w:bCs/>
+        </w:rPr>
+        <w:t>Interpretation</w:t>
+      </w:r>
+      <w:r>
+        <w:rPr>
+          <w:b/>
+          <w:bCs/>
+          <w:lang w:val="vi-VN"/>
+        </w:rPr>
+        <w:t xml:space="preserve"> of the table entries</w:t>
+      </w:r>
+      <w:r>
+        <w:rPr>
+          <w:b/>
+          <w:bCs/>
+          <w:lang w:val="vi-VN"/>
+        </w:rPr>
+        <w:t>:</w:t>
+      </w:r>
+    </w:p>
+    <w:p>
+      <w:pPr>
+        <w:rPr>
+          <w:lang w:val="vi-VN"/>
+        </w:rPr>
+      </w:pPr>
+      <w:r>
+        <w:rPr>
+          <w:lang w:val="vi-VN"/>
+        </w:rPr>
+        <w:t xml:space="preserve">- </w:t>
+      </w:r>
+      <w:r>
+        <w:t>good_suffix[0] = 2</w:t>
+      </w:r>
+      <w:r>
+        <w:rPr>
+          <w:lang w:val="vi-VN"/>
+        </w:rPr>
+        <w:t xml:space="preserve"> – </w:t>
+      </w:r>
+      <w:r>
+        <w:t>After</w:t>
+      </w:r>
+      <w:r>
+        <w:t xml:space="preserve"> a full match (j &lt; 0), shift by 2. The prefix "ab" of P matches the suffix "ab" of P, so the next alignment reuses those two characters.</w:t>
+      </w:r>
+    </w:p>
+    <w:p>
+      <w:pPr>
+        <w:rPr>
+          <w:lang w:val="vi-VN"/>
+        </w:rPr>
+      </w:pPr>
+      <w:r>
+        <w:rPr>
+          <w:lang w:val="vi-VN"/>
+        </w:rPr>
+        <w:t xml:space="preserve">- </w:t>
+      </w:r>
+      <w:r>
+        <w:t>good_suffix[1] = 2</w:t>
+      </w:r>
+      <w:r>
+        <w:rPr>
+          <w:lang w:val="vi-VN"/>
+        </w:rPr>
+        <w:t xml:space="preserve"> – </w:t>
+      </w:r>
+      <w:r>
+        <w:t>Mismatch at j=1 after matching P[2..3]="ab". The suffix "ab" reappears starting at P[0]. Shift by 2 to align it.</w:t>
+      </w:r>
+    </w:p>
+    <w:p>
+      <w:pPr>
+        <w:rPr>
+          <w:lang w:val="vi-VN"/>
+        </w:rPr>
+      </w:pPr>
+      <w:r>
+        <w:rPr>
+          <w:lang w:val="vi-VN"/>
+        </w:rPr>
+        <w:t xml:space="preserve">- </w:t>
+      </w:r>
+      <w:r>
+        <w:t>good_suffix[2] = 4</w:t>
+      </w:r>
+      <w:r>
+        <w:rPr>
+          <w:lang w:val="vi-VN"/>
+        </w:rPr>
+        <w:t xml:space="preserve"> – </w:t>
+      </w:r>
+      <w:r>
+        <w:t>Mismatch at j=2 after matching P[3]="b". No other occurrence of "b" as a suffix-aligned substring exists. Shift by the full pattern length 4.</w:t>
+      </w:r>
+    </w:p>
+    <w:p>
+      <w:pPr>
+        <w:rPr>
+          <w:lang w:val="vi-VN"/>
+        </w:rPr>
+      </w:pPr>
+      <w:r>
+        <w:rPr>
+          <w:lang w:val="vi-VN"/>
+        </w:rPr>
+        <w:lastRenderedPageBreak/>
+        <w:t xml:space="preserve">- </w:t>
+      </w:r>
+      <w:r>
+        <w:t>good_suffix[3] = 1</w:t>
+      </w:r>
+      <w:r>
+        <w:rPr>
+          <w:lang w:val="vi-VN"/>
+        </w:rPr>
+        <w:t xml:space="preserve"> – </w:t>
+      </w:r>
+      <w:r>
+        <w:t>Mismatch at j=3 (no characters matched). Minimum shift of 1 applied; the bad character rule will dominate in practice.</w:t>
+      </w:r>
+    </w:p>
+    <w:p>
+      <w:pPr>
+        <w:rPr>
+          <w:lang w:val="vi-VN"/>
+        </w:rPr>
+      </w:pPr>
+    </w:p>
+    <w:p>
+      <w:pPr>
+        <w:rPr>
+          <w:b/>
+          <w:bCs/>
+          <w:lang w:val="vi-VN"/>
+        </w:rPr>
+      </w:pPr>
+      <w:r>
+        <w:rPr>
+          <w:b/>
+          <w:bCs/>
+        </w:rPr>
+        <w:t>Search</w:t>
+      </w:r>
+      <w:r>
+        <w:rPr>
+          <w:b/>
+          <w:bCs/>
+        </w:rPr>
+        <w:t xml:space="preserve"> Phase</w:t>
+      </w:r>
+      <w:r>
+        <w:rPr>
+          <w:b/>
+          <w:bCs/>
+          <w:lang w:val="vi-VN"/>
+        </w:rPr>
+        <w:t xml:space="preserve"> –</w:t>
+      </w:r>
+      <w:r>
+        <w:rPr>
+          <w:b/>
+          <w:bCs/>
+        </w:rPr>
+        <w:t xml:space="preserve"> </w:t>
+      </w:r>
+      <w:r>
+        <w:rPr>
+          <w:b/>
+          <w:bCs/>
+        </w:rPr>
+        <w:t>Searching</w:t>
+      </w:r>
+      <w:r>
+        <w:rPr>
+          <w:b/>
+          <w:bCs/>
+          <w:lang w:val="vi-VN"/>
+        </w:rPr>
+        <w:t xml:space="preserve"> Text T</w:t>
+      </w:r>
+      <w:r>
+        <w:rPr>
+          <w:b/>
+          <w:bCs/>
+        </w:rPr>
+        <w:t>:</w:t>
+      </w:r>
+    </w:p>
+    <w:p>
+      <w:pPr>
+        <w:rPr>
+          <w:lang w:val="vi-VN"/>
+        </w:rPr>
+      </w:pPr>
+      <w:r>
+        <w:rPr>
+          <w:lang w:val="vi-VN"/>
+        </w:rPr>
+        <w:t xml:space="preserve">- </w:t>
+      </w:r>
+      <w:r>
+        <w:rPr>
+          <w:b/>
+          <w:bCs/>
+        </w:rPr>
+        <w:t>Shift s = 0</w:t>
+      </w:r>
+      <w:r>
+        <w:t xml:space="preserve"> — Aligning P at T[0..3] = "abac", comparing right to left:</w:t>
+      </w:r>
+    </w:p>
+    <w:p>
+      <w:pPr>
+        <w:pStyle w:val="ListParagraph"/>
+        <w:numPr>
+          <w:ilvl w:val="0"/>
+          <w:numId w:val="27"/>
+        </w:numPr>
+      </w:pPr>
+      <w:r>
+        <w:t xml:space="preserve">j = 3: P[3]='b' vs T[3]='c' → </w:t>
+      </w:r>
+      <w:r>
+        <w:rPr>
+          <w:b/>
+          <w:bCs/>
+        </w:rPr>
+        <w:t>Mismatch.</w:t>
+      </w:r>
+      <w:r>
+        <w:t xml:space="preserve"> Applying both rules: </w:t>
+      </w:r>
+    </w:p>
+    <w:p>
+      <w:pPr>
+        <w:pStyle w:val="ListParagraph"/>
+        <w:numPr>
+          <w:ilvl w:val="1"/>
+          <w:numId w:val="25"/>
+        </w:numPr>
+      </w:pPr>
+      <w:r>
+        <w:t xml:space="preserve">Bad Character Rule: bad_char['c'] = −1. bc_shift = j − bad_char['c'] = 3 − (−1) = </w:t>
+      </w:r>
+      <w:r>
+        <w:rPr>
+          <w:b/>
+          <w:bCs/>
+        </w:rPr>
+        <w:t>4</w:t>
+      </w:r>
+      <w:r>
+        <w:t>.</w:t>
+      </w:r>
+    </w:p>
+    <w:p>
+      <w:pPr>
+        <w:pStyle w:val="ListParagraph"/>
+        <w:numPr>
+          <w:ilvl w:val="1"/>
+          <w:numId w:val="25"/>
+        </w:numPr>
+      </w:pPr>
+      <w:r>
+        <w:t>Good Suffix Rule: gs_shift = good_suffix[3] =</w:t>
+      </w:r>
+      <w:r>
+        <w:rPr>
+          <w:lang w:val="vi-VN"/>
+        </w:rPr>
+        <w:t xml:space="preserve"> </w:t>
+      </w:r>
+      <w:r>
+        <w:rPr>
+          <w:b/>
+          <w:bCs/>
+        </w:rPr>
+        <w:t>1</w:t>
+      </w:r>
+      <w:r>
+        <w:t>.</w:t>
+      </w:r>
+    </w:p>
+    <w:p>
+      <w:pPr>
+        <w:pStyle w:val="ListParagraph"/>
+        <w:numPr>
+          <w:ilvl w:val="1"/>
+          <w:numId w:val="25"/>
+        </w:numPr>
+        <w:rPr>
+          <w:lang w:val="vi-VN"/>
+        </w:rPr>
+      </w:pPr>
+      <w:r>
+        <w:t xml:space="preserve">Shift = max(4, 1) = </w:t>
+      </w:r>
+      <w:r>
+        <w:rPr>
+          <w:b/>
+          <w:bCs/>
+        </w:rPr>
+        <w:t>4</w:t>
+      </w:r>
+      <w:r>
+        <w:t>. New s = 0 + 4 =</w:t>
+      </w:r>
+      <w:r>
+        <w:rPr>
+          <w:lang w:val="vi-VN"/>
+        </w:rPr>
+        <w:t xml:space="preserve"> 4</w:t>
+      </w:r>
+    </w:p>
+    <w:p>
+      <w:r>
+        <w:rPr>
+          <w:lang w:val="vi-VN"/>
+        </w:rPr>
+        <w:t xml:space="preserve">- </w:t>
+      </w:r>
+      <w:r>
+        <w:rPr>
+          <w:b/>
+          <w:bCs/>
+        </w:rPr>
+        <w:t>Shift s = 4</w:t>
+      </w:r>
+      <w:r>
+        <w:t xml:space="preserve"> — Aligning P at T[4..7] = "abab", comparing right to left:</w:t>
+      </w:r>
+    </w:p>
+    <w:p>
+      <w:pPr>
+        <w:pStyle w:val="ListParagraph"/>
+        <w:numPr>
+          <w:ilvl w:val="0"/>
+          <w:numId w:val="26"/>
+        </w:numPr>
+        <w:rPr>
+          <w:lang w:val="vi-VN"/>
+        </w:rPr>
+      </w:pPr>
+      <w:r>
+        <w:t>j = 3: P[3]='b' vs T[7]='b' → Match.</w:t>
+      </w:r>
+    </w:p>
+    <w:p>
+      <w:pPr>
+        <w:pStyle w:val="ListParagraph"/>
+        <w:numPr>
+          <w:ilvl w:val="0"/>
+          <w:numId w:val="26"/>
+        </w:numPr>
+        <w:rPr>
+          <w:lang w:val="vi-VN"/>
+        </w:rPr>
+      </w:pPr>
+      <w:r>
+        <w:t>j = 2: P[2]='a' vs T[6]='a' → Match.</w:t>
+      </w:r>
+    </w:p>
+    <w:p>
+      <w:pPr>
+        <w:pStyle w:val="ListParagraph"/>
+        <w:numPr>
+          <w:ilvl w:val="0"/>
+          <w:numId w:val="26"/>
+        </w:numPr>
+        <w:rPr>
+          <w:lang w:val="vi-VN"/>
+        </w:rPr>
+      </w:pPr>
+      <w:r>
+        <w:t>j = 1: P[1]='b' vs T[5]='b' → Match.</w:t>
+      </w:r>
+    </w:p>
+    <w:p>
+      <w:pPr>
+        <w:pStyle w:val="ListParagraph"/>
+        <w:numPr>
+          <w:ilvl w:val="0"/>
+          <w:numId w:val="26"/>
+        </w:numPr>
+        <w:rPr>
+          <w:lang w:val="vi-VN"/>
+        </w:rPr>
+      </w:pPr>
+      <w:r>
+        <w:t>j = 0: P[0]='a' vs T[4]='a' → Match.</w:t>
+      </w:r>
+    </w:p>
+    <w:p>
+      <w:pPr>
+        <w:spacing w:before="100" w:beforeAutospacing="1" w:after="100" w:afterAutospacing="1" w:line="240" w:lineRule="auto"/>
+        <w:ind w:left="360"/>
+        <w:jc w:val="left"/>
+        <w:rPr>
+          <w:rFonts w:eastAsia="Times New Roman" w:cs="Times New Roman"/>
+          <w:kern w:val="0"/>
+          <w14:ligatures w14:val="none"/>
+        </w:rPr>
+      </w:pPr>
+      <w:r>
+        <w:rPr>
+          <w:rFonts w:eastAsia="Times New Roman" w:cs="Times New Roman"/>
+          <w:kern w:val="0"/>
+          <w14:ligatures w14:val="none"/>
+        </w:rPr>
+        <w:t xml:space="preserve">j has reached −1. </w:t>
+      </w:r>
+      <w:r>
+        <w:rPr>
+          <w:rFonts w:eastAsia="Times New Roman" w:cs="Times New Roman"/>
+          <w:b/>
+          <w:bCs/>
+          <w:kern w:val="0"/>
+          <w14:ligatures w14:val="none"/>
+        </w:rPr>
+        <w:t>A valid match is reported at shift s = 4.</w:t>
+      </w:r>
+      <w:r>
+        <w:rPr>
+          <w:rFonts w:eastAsia="Times New Roman" w:cs="Times New Roman"/>
+          <w:kern w:val="0"/>
+          <w14:ligatures w14:val="none"/>
+        </w:rPr>
+        <w:t xml:space="preserve"> The algorithm then applies good_suffix[0] = 2, yielding s = 4 + 2 = 6 &gt; n − m = 4. The while loop terminates.</w:t>
+      </w:r>
+    </w:p>
+    <w:p>
+      <w:pPr>
+        <w:ind w:left="360"/>
+        <w:rPr>
+          <w:lang w:val="vi-VN"/>
+        </w:rPr>
+      </w:pPr>
+    </w:p>
+    <w:p>
+      <w:pPr>
+        <w:rPr>
+          <w:b/>
+          <w:bCs/>
+          <w:lang w:val="vi-VN"/>
+        </w:rPr>
+      </w:pPr>
+      <w:r>
+        <w:rPr>
+          <w:b/>
+          <w:bCs/>
+          <w:lang w:val="vi-VN"/>
+        </w:rPr>
+        <w:t>Summary:</w:t>
+      </w:r>
+    </w:p>
+    <w:tbl>
+      <w:tblPr>
+        <w:tblStyle w:val="PlainTable2"/>
+        <w:tblW w:w="0" w:type="auto"/>
+        <w:tblLook w:val="04A0" w:firstRow="1" w:lastRow="0" w:firstColumn="1" w:lastColumn="0" w:noHBand="0" w:noVBand="1"/>
+      </w:tblPr>
+      <w:tblGrid>
+        <w:gridCol w:w="851"/>
+        <w:gridCol w:w="1134"/>
+        <w:gridCol w:w="1713"/>
+        <w:gridCol w:w="1117"/>
+        <w:gridCol w:w="1008"/>
+        <w:gridCol w:w="2110"/>
+        <w:gridCol w:w="1417"/>
+      </w:tblGrid>
+      <w:tr>
+        <w:trPr>
+          <w:cnfStyle w:val="100000000000" w:firstRow="1" w:lastRow="0" w:firstColumn="0" w:lastColumn="0" w:oddVBand="0" w:evenVBand="0" w:oddHBand="0" w:evenHBand="0" w:firstRowFirstColumn="0" w:firstRowLastColumn="0" w:lastRowFirstColumn="0" w:lastRowLastColumn="0"/>
+        </w:trPr>
+        <w:tc>
+          <w:tcPr>
+            <w:cnfStyle w:val="001000000000" w:firstRow="0" w:lastRow="0" w:firstColumn="1" w:lastColumn="0" w:oddVBand="0" w:evenVBand="0" w:oddHBand="0" w:evenHBand="0" w:firstRowFirstColumn="0" w:firstRowLastColumn="0" w:lastRowFirstColumn="0" w:lastRowLastColumn="0"/>
+            <w:tcW w:w="851" w:type="dxa"/>
+          </w:tcPr>
+          <w:p>
+            <w:pPr>
+              <w:rPr>
+                <w:b w:val="0"/>
+                <w:bCs w:val="0"/>
+                <w:lang w:val="vi-VN"/>
+              </w:rPr>
+            </w:pPr>
+            <w:r>
+              <w:t>Shift s</w:t>
+            </w:r>
+          </w:p>
+        </w:tc>
+        <w:tc>
+          <w:tcPr>
+            <w:tcW w:w="1134" w:type="dxa"/>
+          </w:tcPr>
+          <w:p>
+            <w:pPr>
+              <w:cnfStyle w:val="100000000000" w:firstRow="1" w:lastRow="0" w:firstColumn="0" w:lastColumn="0" w:oddVBand="0" w:evenVBand="0" w:oddHBand="0" w:evenHBand="0" w:firstRowFirstColumn="0" w:firstRowLastColumn="0" w:lastRowFirstColumn="0" w:lastRowLastColumn="0"/>
+              <w:rPr>
+                <w:b w:val="0"/>
+                <w:bCs w:val="0"/>
+                <w:lang w:val="vi-VN"/>
+              </w:rPr>
+            </w:pPr>
+            <w:r>
+              <w:t>Window</w:t>
+            </w:r>
+          </w:p>
+        </w:tc>
+        <w:tc>
+          <w:tcPr>
+            <w:tcW w:w="1713" w:type="dxa"/>
+          </w:tcPr>
+          <w:p>
+            <w:pPr>
+              <w:cnfStyle w:val="100000000000" w:firstRow="1" w:lastRow="0" w:firstColumn="0" w:lastColumn="0" w:oddVBand="0" w:evenVBand="0" w:oddHBand="0" w:evenHBand="0" w:firstRowFirstColumn="0" w:firstRowLastColumn="0" w:lastRowFirstColumn="0" w:lastRowLastColumn="0"/>
+              <w:rPr>
+                <w:b w:val="0"/>
+                <w:bCs w:val="0"/>
+                <w:lang w:val="vi-VN"/>
+              </w:rPr>
+            </w:pPr>
+            <w:r>
+              <w:t>Mismatch at</w:t>
+            </w:r>
+          </w:p>
+        </w:tc>
+        <w:tc>
+          <w:tcPr>
+            <w:tcW w:w="1117" w:type="dxa"/>
+          </w:tcPr>
+          <w:p>
+            <w:pPr>
+              <w:cnfStyle w:val="100000000000" w:firstRow="1" w:lastRow="0" w:firstColumn="0" w:lastColumn="0" w:oddVBand="0" w:evenVBand="0" w:oddHBand="0" w:evenHBand="0" w:firstRowFirstColumn="0" w:firstRowLastColumn="0" w:lastRowFirstColumn="0" w:lastRowLastColumn="0"/>
+              <w:rPr>
+                <w:b w:val="0"/>
+                <w:bCs w:val="0"/>
+                <w:lang w:val="vi-VN"/>
+              </w:rPr>
+            </w:pPr>
+            <w:r>
+              <w:t>bc_shift</w:t>
+            </w:r>
+          </w:p>
+        </w:tc>
+        <w:tc>
+          <w:tcPr>
+            <w:tcW w:w="1008" w:type="dxa"/>
+          </w:tcPr>
+          <w:p>
+            <w:pPr>
+              <w:cnfStyle w:val="100000000000" w:firstRow="1" w:lastRow="0" w:firstColumn="0" w:lastColumn="0" w:oddVBand="0" w:evenVBand="0" w:oddHBand="0" w:evenHBand="0" w:firstRowFirstColumn="0" w:firstRowLastColumn="0" w:lastRowFirstColumn="0" w:lastRowLastColumn="0"/>
+              <w:rPr>
+                <w:b w:val="0"/>
+                <w:bCs w:val="0"/>
+                <w:lang w:val="vi-VN"/>
+              </w:rPr>
+            </w:pPr>
+            <w:r>
+              <w:t>gs_shift</w:t>
+            </w:r>
+          </w:p>
+        </w:tc>
+        <w:tc>
+          <w:tcPr>
+            <w:tcW w:w="2110" w:type="dxa"/>
+          </w:tcPr>
+          <w:p>
+            <w:pPr>
+              <w:cnfStyle w:val="100000000000" w:firstRow="1" w:lastRow="0" w:firstColumn="0" w:lastColumn="0" w:oddVBand="0" w:evenVBand="0" w:oddHBand="0" w:evenHBand="0" w:firstRowFirstColumn="0" w:firstRowLastColumn="0" w:lastRowFirstColumn="0" w:lastRowLastColumn="0"/>
+              <w:rPr>
+                <w:b w:val="0"/>
+                <w:bCs w:val="0"/>
+                <w:lang w:val="vi-VN"/>
+              </w:rPr>
+            </w:pPr>
+            <w:r>
+              <w:t>Shift Taken</w:t>
+            </w:r>
+          </w:p>
+        </w:tc>
+        <w:tc>
+          <w:tcPr>
+            <w:tcW w:w="1417" w:type="dxa"/>
+          </w:tcPr>
+          <w:p>
+            <w:pPr>
+              <w:cnfStyle w:val="100000000000" w:firstRow="1" w:lastRow="0" w:firstColumn="0" w:lastColumn="0" w:oddVBand="0" w:evenVBand="0" w:oddHBand="0" w:evenHBand="0" w:firstRowFirstColumn="0" w:firstRowLastColumn="0" w:lastRowFirstColumn="0" w:lastRowLastColumn="0"/>
+              <w:rPr>
+                <w:lang w:val="vi-VN"/>
+              </w:rPr>
+            </w:pPr>
+            <w:r>
+              <w:t>Outcome</w:t>
+            </w:r>
+          </w:p>
+        </w:tc>
+      </w:tr>
+      <w:tr>
+        <w:trPr>
+          <w:cnfStyle w:val="000000100000" w:firstRow="0" w:lastRow="0" w:firstColumn="0" w:lastColumn="0" w:oddVBand="0" w:evenVBand="0" w:oddHBand="1" w:evenHBand="0" w:firstRowFirstColumn="0" w:firstRowLastColumn="0" w:lastRowFirstColumn="0" w:lastRowLastColumn="0"/>
+        </w:trPr>
+        <w:tc>
+          <w:tcPr>
+            <w:cnfStyle w:val="001000000000" w:firstRow="0" w:lastRow="0" w:firstColumn="1" w:lastColumn="0" w:oddVBand="0" w:evenVBand="0" w:oddHBand="0" w:evenHBand="0" w:firstRowFirstColumn="0" w:firstRowLastColumn="0" w:lastRowFirstColumn="0" w:lastRowLastColumn="0"/>
+            <w:tcW w:w="851" w:type="dxa"/>
+          </w:tcPr>
+          <w:p>
+            <w:pPr>
+              <w:rPr>
+                <w:b w:val="0"/>
+                <w:bCs w:val="0"/>
+                <w:lang w:val="vi-VN"/>
+              </w:rPr>
+            </w:pPr>
+            <w:r>
+              <w:rPr>
+                <w:lang w:val="vi-VN"/>
+              </w:rPr>
+              <w:t>0</w:t>
+            </w:r>
+          </w:p>
+        </w:tc>
+        <w:tc>
+          <w:tcPr>
+            <w:tcW w:w="1134" w:type="dxa"/>
+          </w:tcPr>
+          <w:p>
+            <w:pPr>
+              <w:cnfStyle w:val="000000100000" w:firstRow="0" w:lastRow="0" w:firstColumn="0" w:lastColumn="0" w:oddVBand="0" w:evenVBand="0" w:oddHBand="1" w:evenHBand="0" w:firstRowFirstColumn="0" w:firstRowLastColumn="0" w:lastRowFirstColumn="0" w:lastRowLastColumn="0"/>
+              <w:rPr>
+                <w:b/>
+                <w:bCs/>
+                <w:lang w:val="vi-VN"/>
+              </w:rPr>
+            </w:pPr>
+            <w:r>
+              <w:t>a b a c</w:t>
+            </w:r>
+          </w:p>
+        </w:tc>
+        <w:tc>
+          <w:tcPr>
+            <w:tcW w:w="1713" w:type="dxa"/>
+          </w:tcPr>
+          <w:p>
+            <w:pPr>
+              <w:cnfStyle w:val="000000100000" w:firstRow="0" w:lastRow="0" w:firstColumn="0" w:lastColumn="0" w:oddVBand="0" w:evenVBand="0" w:oddHBand="1" w:evenHBand="0" w:firstRowFirstColumn="0" w:firstRowLastColumn="0" w:lastRowFirstColumn="0" w:lastRowLastColumn="0"/>
+              <w:rPr>
+                <w:b/>
+                <w:bCs/>
+                <w:lang w:val="vi-VN"/>
+              </w:rPr>
+            </w:pPr>
+            <w:r>
+              <w:t>j=3 ('c' vs 'b')</w:t>
+            </w:r>
+          </w:p>
+        </w:tc>
+        <w:tc>
+          <w:tcPr>
+            <w:tcW w:w="1117" w:type="dxa"/>
+          </w:tcPr>
+          <w:p>
+            <w:pPr>
+              <w:cnfStyle w:val="000000100000" w:firstRow="0" w:lastRow="0" w:firstColumn="0" w:lastColumn="0" w:oddVBand="0" w:evenVBand="0" w:oddHBand="1" w:evenHBand="0" w:firstRowFirstColumn="0" w:firstRowLastColumn="0" w:lastRowFirstColumn="0" w:lastRowLastColumn="0"/>
+              <w:rPr>
+                <w:b/>
+                <w:bCs/>
+                <w:lang w:val="vi-VN"/>
+              </w:rPr>
+            </w:pPr>
+            <w:r>
+              <w:t>4</w:t>
+            </w:r>
+          </w:p>
+        </w:tc>
+        <w:tc>
+          <w:tcPr>
+            <w:tcW w:w="1008" w:type="dxa"/>
+          </w:tcPr>
+          <w:p>
+            <w:pPr>
+              <w:cnfStyle w:val="000000100000" w:firstRow="0" w:lastRow="0" w:firstColumn="0" w:lastColumn="0" w:oddVBand="0" w:evenVBand="0" w:oddHBand="1" w:evenHBand="0" w:firstRowFirstColumn="0" w:firstRowLastColumn="0" w:lastRowFirstColumn="0" w:lastRowLastColumn="0"/>
+              <w:rPr>
+                <w:b/>
+                <w:bCs/>
+                <w:lang w:val="vi-VN"/>
+              </w:rPr>
+            </w:pPr>
+            <w:r>
+              <w:t>1</w:t>
+            </w:r>
+          </w:p>
+        </w:tc>
+        <w:tc>
+          <w:tcPr>
+            <w:tcW w:w="2110" w:type="dxa"/>
+          </w:tcPr>
+          <w:p>
+            <w:pPr>
+              <w:cnfStyle w:val="000000100000" w:firstRow="0" w:lastRow="0" w:firstColumn="0" w:lastColumn="0" w:oddVBand="0" w:evenVBand="0" w:oddHBand="1" w:evenHBand="0" w:firstRowFirstColumn="0" w:firstRowLastColumn="0" w:lastRowFirstColumn="0" w:lastRowLastColumn="0"/>
+              <w:rPr>
+                <w:b/>
+                <w:bCs/>
+                <w:lang w:val="vi-VN"/>
+              </w:rPr>
+            </w:pPr>
+            <w:r>
+              <w:t>max(4,1) = 4</w:t>
+            </w:r>
+          </w:p>
+        </w:tc>
+        <w:tc>
+          <w:tcPr>
+            <w:tcW w:w="1417" w:type="dxa"/>
+          </w:tcPr>
+          <w:p>
+            <w:pPr>
+              <w:cnfStyle w:val="000000100000" w:firstRow="0" w:lastRow="0" w:firstColumn="0" w:lastColumn="0" w:oddVBand="0" w:evenVBand="0" w:oddHBand="1" w:evenHBand="0" w:firstRowFirstColumn="0" w:firstRowLastColumn="0" w:lastRowFirstColumn="0" w:lastRowLastColumn="0"/>
+              <w:rPr>
+                <w:lang w:val="vi-VN"/>
+              </w:rPr>
+            </w:pPr>
+            <w:r>
+              <w:t>Advance to s=4</w:t>
+            </w:r>
+          </w:p>
+        </w:tc>
+      </w:tr>
+      <w:tr>
+        <w:tc>
+          <w:tcPr>
+            <w:cnfStyle w:val="001000000000" w:firstRow="0" w:lastRow="0" w:firstColumn="1" w:lastColumn="0" w:oddVBand="0" w:evenVBand="0" w:oddHBand="0" w:evenHBand="0" w:firstRowFirstColumn="0" w:firstRowLastColumn="0" w:lastRowFirstColumn="0" w:lastRowLastColumn="0"/>
+            <w:tcW w:w="851" w:type="dxa"/>
+          </w:tcPr>
+          <w:p>
+            <w:pPr>
+              <w:rPr>
+                <w:b w:val="0"/>
+                <w:bCs w:val="0"/>
+                <w:lang w:val="vi-VN"/>
+              </w:rPr>
+            </w:pPr>
+            <w:r>
+              <w:rPr>
+                <w:lang w:val="vi-VN"/>
+              </w:rPr>
+              <w:t>4</w:t>
+            </w:r>
+          </w:p>
+        </w:tc>
+        <w:tc>
+          <w:tcPr>
+            <w:tcW w:w="1134" w:type="dxa"/>
+          </w:tcPr>
+          <w:p>
+            <w:pPr>
+              <w:cnfStyle w:val="000000000000" w:firstRow="0" w:lastRow="0" w:firstColumn="0" w:lastColumn="0" w:oddVBand="0" w:evenVBand="0" w:oddHBand="0" w:evenHBand="0" w:firstRowFirstColumn="0" w:firstRowLastColumn="0" w:lastRowFirstColumn="0" w:lastRowLastColumn="0"/>
+              <w:rPr>
+                <w:lang w:val="vi-VN"/>
+              </w:rPr>
+            </w:pPr>
+            <w:r>
+              <w:t>a b a b</w:t>
+            </w:r>
+          </w:p>
+        </w:tc>
+        <w:tc>
+          <w:tcPr>
+            <w:tcW w:w="1713" w:type="dxa"/>
+          </w:tcPr>
+          <w:p>
+            <w:pPr>
+              <w:cnfStyle w:val="000000000000" w:firstRow="0" w:lastRow="0" w:firstColumn="0" w:lastColumn="0" w:oddVBand="0" w:evenVBand="0" w:oddHBand="0" w:evenHBand="0" w:firstRowFirstColumn="0" w:firstRowLastColumn="0" w:lastRowFirstColumn="0" w:lastRowLastColumn="0"/>
+              <w:rPr>
+                <w:b/>
+                <w:bCs/>
+                <w:lang w:val="vi-VN"/>
+              </w:rPr>
+            </w:pPr>
+            <w:r>
+              <w:t>None</w:t>
+            </w:r>
+          </w:p>
+        </w:tc>
+        <w:tc>
+          <w:tcPr>
+            <w:tcW w:w="1117" w:type="dxa"/>
+          </w:tcPr>
+          <w:p>
+            <w:pPr>
+              <w:cnfStyle w:val="000000000000" w:firstRow="0" w:lastRow="0" w:firstColumn="0" w:lastColumn="0" w:oddVBand="0" w:evenVBand="0" w:oddHBand="0" w:evenHBand="0" w:firstRowFirstColumn="0" w:firstRowLastColumn="0" w:lastRowFirstColumn="0" w:lastRowLastColumn="0"/>
+              <w:rPr>
+                <w:b/>
+                <w:bCs/>
+                <w:lang w:val="vi-VN"/>
+              </w:rPr>
+            </w:pPr>
+            <w:r>
+              <w:rPr>
+                <w:b/>
+                <w:bCs/>
+              </w:rPr>
+              <w:t>—</w:t>
+            </w:r>
+          </w:p>
+        </w:tc>
+        <w:tc>
+          <w:tcPr>
+            <w:tcW w:w="1008" w:type="dxa"/>
+          </w:tcPr>
+          <w:p>
+            <w:pPr>
+              <w:cnfStyle w:val="000000000000" w:firstRow="0" w:lastRow="0" w:firstColumn="0" w:lastColumn="0" w:oddVBand="0" w:evenVBand="0" w:oddHBand="0" w:evenHBand="0" w:firstRowFirstColumn="0" w:firstRowLastColumn="0" w:lastRowFirstColumn="0" w:lastRowLastColumn="0"/>
+              <w:rPr>
+                <w:b/>
+                <w:bCs/>
+                <w:lang w:val="vi-VN"/>
+              </w:rPr>
+            </w:pPr>
+            <w:r>
+              <w:rPr>
+                <w:b/>
+                <w:bCs/>
+              </w:rPr>
+              <w:t>—</w:t>
+            </w:r>
+          </w:p>
+        </w:tc>
+        <w:tc>
+          <w:tcPr>
+            <w:tcW w:w="2110" w:type="dxa"/>
+          </w:tcPr>
+          <w:p>
+            <w:pPr>
+              <w:cnfStyle w:val="000000000000" w:firstRow="0" w:lastRow="0" w:firstColumn="0" w:lastColumn="0" w:oddVBand="0" w:evenVBand="0" w:oddHBand="0" w:evenHBand="0" w:firstRowFirstColumn="0" w:firstRowLastColumn="0" w:lastRowFirstColumn="0" w:lastRowLastColumn="0"/>
+              <w:rPr>
+                <w:b/>
+                <w:bCs/>
+                <w:lang w:val="vi-VN"/>
+              </w:rPr>
+            </w:pPr>
+            <w:r>
+              <w:t>good_suffix[0]=2</w:t>
+            </w:r>
+          </w:p>
+        </w:tc>
+        <w:tc>
+          <w:tcPr>
+            <w:tcW w:w="1417" w:type="dxa"/>
+          </w:tcPr>
+          <w:p>
+            <w:pPr>
+              <w:cnfStyle w:val="000000000000" w:firstRow="0" w:lastRow="0" w:firstColumn="0" w:lastColumn="0" w:oddVBand="0" w:evenVBand="0" w:oddHBand="0" w:evenHBand="0" w:firstRowFirstColumn="0" w:firstRowLastColumn="0" w:lastRowFirstColumn="0" w:lastRowLastColumn="0"/>
+              <w:rPr>
+                <w:b/>
+                <w:bCs/>
+                <w:lang w:val="vi-VN"/>
+              </w:rPr>
+            </w:pPr>
+            <w:r>
+              <w:rPr>
+                <w:b/>
+                <w:bCs/>
+              </w:rPr>
+              <w:t>Match</w:t>
+            </w:r>
+            <w:r>
+              <w:rPr>
+                <w:b/>
+                <w:bCs/>
+                <w:lang w:val="vi-VN"/>
+              </w:rPr>
+              <w:t xml:space="preserve"> </w:t>
+            </w:r>
+            <w:r>
+              <w:rPr>
+                <w:b/>
+                <w:bCs/>
+              </w:rPr>
+              <w:t>at s=4</w:t>
+            </w:r>
+          </w:p>
+        </w:tc>
+      </w:tr>
+    </w:tbl>
+    <w:p>
+      <w:pPr>
+        <w:rPr>
+          <w:lang w:val="vi-VN"/>
+        </w:rPr>
+      </w:pPr>
+    </w:p>
+    <w:p>
+      <w:pPr>
+        <w:pStyle w:val="Heading3"/>
+        <w:numPr>
+          <w:ilvl w:val="2"/>
+          <w:numId w:val="1"/>
+        </w:numPr>
+        <w:rPr>
+          <w:lang w:val="vi-VN"/>
+        </w:rPr>
+      </w:pPr>
+      <w:r>
+        <w:rPr>
+          <w:lang w:val="vi-VN"/>
+        </w:rPr>
+        <w:t>Complexity</w:t>
+      </w:r>
+    </w:p>
+    <w:tbl>
+      <w:tblPr>
+        <w:tblStyle w:val="GridTable1Light"/>
+        <w:tblW w:w="0" w:type="auto"/>
+        <w:tblLook w:val="04A0" w:firstRow="1" w:lastRow="0" w:firstColumn="1" w:lastColumn="0" w:noHBand="0" w:noVBand="1"/>
+      </w:tblPr>
+      <w:tblGrid>
+        <w:gridCol w:w="3116"/>
+        <w:gridCol w:w="3117"/>
+        <w:gridCol w:w="3117"/>
+      </w:tblGrid>
+      <w:tr>
+        <w:trPr>
+          <w:cnfStyle w:val="100000000000" w:firstRow="1" w:lastRow="0" w:firstColumn="0" w:lastColumn="0" w:oddVBand="0" w:evenVBand="0" w:oddHBand="0" w:evenHBand="0" w:firstRowFirstColumn="0" w:firstRowLastColumn="0" w:lastRowFirstColumn="0" w:lastRowLastColumn="0"/>
+        </w:trPr>
+        <w:tc>
+          <w:tcPr>
+            <w:cnfStyle w:val="001000000000" w:firstRow="0" w:lastRow="0" w:firstColumn="1" w:lastColumn="0" w:oddVBand="0" w:evenVBand="0" w:oddHBand="0" w:evenHBand="0" w:firstRowFirstColumn="0" w:firstRowLastColumn="0" w:lastRowFirstColumn="0" w:lastRowLastColumn="0"/>
+            <w:tcW w:w="3116" w:type="dxa"/>
+          </w:tcPr>
+          <w:p>
+            <w:pPr>
+              <w:rPr>
+                <w:lang w:val="vi-VN"/>
+              </w:rPr>
+            </w:pPr>
+            <w:r>
+              <w:rPr>
+                <w:lang w:val="vi-VN"/>
+              </w:rPr>
+              <w:t>Phase</w:t>
+            </w:r>
+          </w:p>
+        </w:tc>
+        <w:tc>
+          <w:tcPr>
+            <w:tcW w:w="3117" w:type="dxa"/>
+          </w:tcPr>
+          <w:p>
+            <w:pPr>
+              <w:cnfStyle w:val="100000000000" w:firstRow="1" w:lastRow="0" w:firstColumn="0" w:lastColumn="0" w:oddVBand="0" w:evenVBand="0" w:oddHBand="0" w:evenHBand="0" w:firstRowFirstColumn="0" w:firstRowLastColumn="0" w:lastRowFirstColumn="0" w:lastRowLastColumn="0"/>
+              <w:rPr>
+                <w:lang w:val="vi-VN"/>
+              </w:rPr>
+            </w:pPr>
+            <w:r>
+              <w:rPr>
+                <w:lang w:val="vi-VN"/>
+              </w:rPr>
+              <w:t>Time Complexity</w:t>
+            </w:r>
+          </w:p>
+        </w:tc>
+        <w:tc>
+          <w:tcPr>
+            <w:tcW w:w="3117" w:type="dxa"/>
+          </w:tcPr>
+          <w:p>
+            <w:pPr>
+              <w:cnfStyle w:val="100000000000" w:firstRow="1" w:lastRow="0" w:firstColumn="0" w:lastColumn="0" w:oddVBand="0" w:evenVBand="0" w:oddHBand="0" w:evenHBand="0" w:firstRowFirstColumn="0" w:firstRowLastColumn="0" w:lastRowFirstColumn="0" w:lastRowLastColumn="0"/>
+              <w:rPr>
+                <w:lang w:val="vi-VN"/>
+              </w:rPr>
+            </w:pPr>
+            <w:r>
+              <w:rPr>
+                <w:lang w:val="vi-VN"/>
+              </w:rPr>
+              <w:t>Space Complexity</w:t>
+            </w:r>
+          </w:p>
+        </w:tc>
+      </w:tr>
+      <w:tr>
+        <w:tc>
+          <w:tcPr>
+            <w:cnfStyle w:val="001000000000" w:firstRow="0" w:lastRow="0" w:firstColumn="1" w:lastColumn="0" w:oddVBand="0" w:evenVBand="0" w:oddHBand="0" w:evenHBand="0" w:firstRowFirstColumn="0" w:firstRowLastColumn="0" w:lastRowFirstColumn="0" w:lastRowLastColumn="0"/>
+            <w:tcW w:w="3116" w:type="dxa"/>
+          </w:tcPr>
+          <w:p>
+            <w:pPr>
+              <w:rPr>
+                <w:lang w:val="vi-VN"/>
+              </w:rPr>
+            </w:pPr>
+            <w:r>
+              <w:t>Bad character table</w:t>
+            </w:r>
+          </w:p>
+        </w:tc>
+        <w:tc>
+          <w:tcPr>
+            <w:tcW w:w="3117" w:type="dxa"/>
+          </w:tcPr>
+          <w:p>
+            <w:pPr>
+              <w:cnfStyle w:val="000000000000" w:firstRow="0" w:lastRow="0" w:firstColumn="0" w:lastColumn="0" w:oddVBand="0" w:evenVBand="0" w:oddHBand="0" w:evenHBand="0" w:firstRowFirstColumn="0" w:firstRowLastColumn="0" w:lastRowFirstColumn="0" w:lastRowLastColumn="0"/>
+              <w:rPr>
+                <w:lang w:val="vi-VN"/>
+              </w:rPr>
+            </w:pPr>
+            <w:r>
+              <w:rPr>
+                <w:lang w:val="vi-VN"/>
+              </w:rPr>
+              <w:t>O(m</w:t>
+            </w:r>
+            <w:r>
+              <w:rPr>
+                <w:lang w:val="vi-VN"/>
+              </w:rPr>
+              <w:t xml:space="preserve"> + </w:t>
+            </w:r>
+            <w:r>
+              <w:t>|</w:t>
+            </w:r>
+            <w:r>
+              <w:rPr>
+                <w:rFonts w:cs="Times New Roman"/>
+                <w:lang w:val="vi-VN"/>
+              </w:rPr>
+              <w:t>∑</w:t>
+            </w:r>
+            <w:r>
+              <w:t>|</w:t>
+            </w:r>
+            <w:r>
+              <w:rPr>
+                <w:lang w:val="vi-VN"/>
+              </w:rPr>
+              <w:t>)</w:t>
+            </w:r>
+          </w:p>
+        </w:tc>
+        <w:tc>
+          <w:tcPr>
+            <w:tcW w:w="3117" w:type="dxa"/>
+          </w:tcPr>
+          <w:p>
+            <w:pPr>
+              <w:cnfStyle w:val="000000000000" w:firstRow="0" w:lastRow="0" w:firstColumn="0" w:lastColumn="0" w:oddVBand="0" w:evenVBand="0" w:oddHBand="0" w:evenHBand="0" w:firstRowFirstColumn="0" w:firstRowLastColumn="0" w:lastRowFirstColumn="0" w:lastRowLastColumn="0"/>
+              <w:rPr>
+                <w:lang w:val="vi-VN"/>
+              </w:rPr>
+            </w:pPr>
+            <w:r>
+              <w:rPr>
+                <w:lang w:val="vi-VN"/>
+              </w:rPr>
+              <w:t>O(</w:t>
+            </w:r>
+            <w:r>
+              <w:rPr>
+                <w:lang w:val="vi-VN"/>
+              </w:rPr>
+              <w:t>|</w:t>
+            </w:r>
+            <w:r>
+              <w:rPr>
+                <w:rFonts w:cs="Times New Roman"/>
+                <w:lang w:val="vi-VN"/>
+              </w:rPr>
+              <w:t>∑|</w:t>
+            </w:r>
+            <w:r>
+              <w:rPr>
+                <w:lang w:val="vi-VN"/>
+              </w:rPr>
+              <w:t>)</w:t>
+            </w:r>
+          </w:p>
+        </w:tc>
+      </w:tr>
+      <w:tr>
+        <w:tc>
+          <w:tcPr>
+            <w:cnfStyle w:val="001000000000" w:firstRow="0" w:lastRow="0" w:firstColumn="1" w:lastColumn="0" w:oddVBand="0" w:evenVBand="0" w:oddHBand="0" w:evenHBand="0" w:firstRowFirstColumn="0" w:firstRowLastColumn="0" w:lastRowFirstColumn="0" w:lastRowLastColumn="0"/>
+            <w:tcW w:w="3116" w:type="dxa"/>
+          </w:tcPr>
+          <w:p>
+            <w:pPr>
+              <w:rPr>
+                <w:lang w:val="vi-VN"/>
+              </w:rPr>
+            </w:pPr>
+            <w:r>
+              <w:t>Suffix array</w:t>
+            </w:r>
+          </w:p>
+        </w:tc>
+        <w:tc>
+          <w:tcPr>
+            <w:tcW w:w="3117" w:type="dxa"/>
+          </w:tcPr>
+          <w:p>
+            <w:pPr>
+              <w:cnfStyle w:val="000000000000" w:firstRow="0" w:lastRow="0" w:firstColumn="0" w:lastColumn="0" w:oddVBand="0" w:evenVBand="0" w:oddHBand="0" w:evenHBand="0" w:firstRowFirstColumn="0" w:firstRowLastColumn="0" w:lastRowFirstColumn="0" w:lastRowLastColumn="0"/>
+              <w:rPr>
+                <w:lang w:val="vi-VN"/>
+              </w:rPr>
+            </w:pPr>
+            <w:r>
+              <w:rPr>
+                <w:lang w:val="vi-VN"/>
+              </w:rPr>
+              <w:t>O(</w:t>
+            </w:r>
+            <w:r>
+              <w:rPr>
+                <w:lang w:val="vi-VN"/>
+              </w:rPr>
+              <w:t>m</w:t>
+            </w:r>
+            <w:r>
+              <w:rPr>
+                <w:lang w:val="vi-VN"/>
+              </w:rPr>
+              <w:t>)</w:t>
+            </w:r>
+          </w:p>
+        </w:tc>
+        <w:tc>
+          <w:tcPr>
+            <w:tcW w:w="3117" w:type="dxa"/>
+          </w:tcPr>
+          <w:p>
+            <w:pPr>
+              <w:cnfStyle w:val="000000000000" w:firstRow="0" w:lastRow="0" w:firstColumn="0" w:lastColumn="0" w:oddVBand="0" w:evenVBand="0" w:oddHBand="0" w:evenHBand="0" w:firstRowFirstColumn="0" w:firstRowLastColumn="0" w:lastRowFirstColumn="0" w:lastRowLastColumn="0"/>
+              <w:rPr>
+                <w:lang w:val="vi-VN"/>
+              </w:rPr>
+            </w:pPr>
+            <w:r>
+              <w:rPr>
+                <w:lang w:val="vi-VN"/>
+              </w:rPr>
+              <w:t>O(</w:t>
+            </w:r>
+            <w:r>
+              <w:rPr>
+                <w:lang w:val="vi-VN"/>
+              </w:rPr>
+              <w:t>m</w:t>
+            </w:r>
+            <w:r>
+              <w:rPr>
+                <w:lang w:val="vi-VN"/>
+              </w:rPr>
+              <w:t>)</w:t>
+            </w:r>
+          </w:p>
+        </w:tc>
+      </w:tr>
+      <w:tr>
+        <w:trPr>
+          <w:trHeight w:val="50"/>
+        </w:trPr>
+        <w:tc>
+          <w:tcPr>
+            <w:cnfStyle w:val="001000000000" w:firstRow="0" w:lastRow="0" w:firstColumn="1" w:lastColumn="0" w:oddVBand="0" w:evenVBand="0" w:oddHBand="0" w:evenHBand="0" w:firstRowFirstColumn="0" w:firstRowLastColumn="0" w:lastRowFirstColumn="0" w:lastRowLastColumn="0"/>
+            <w:tcW w:w="3116" w:type="dxa"/>
+          </w:tcPr>
+          <w:p>
+            <w:pPr>
+              <w:rPr>
+                <w:lang w:val="vi-VN"/>
+              </w:rPr>
+            </w:pPr>
+            <w:r>
+              <w:t>Good suffix table</w:t>
+            </w:r>
+          </w:p>
+        </w:tc>
+        <w:tc>
+          <w:tcPr>
+            <w:tcW w:w="3117" w:type="dxa"/>
+          </w:tcPr>
+          <w:p>
+            <w:pPr>
+              <w:cnfStyle w:val="000000000000" w:firstRow="0" w:lastRow="0" w:firstColumn="0" w:lastColumn="0" w:oddVBand="0" w:evenVBand="0" w:oddHBand="0" w:evenHBand="0" w:firstRowFirstColumn="0" w:firstRowLastColumn="0" w:lastRowFirstColumn="0" w:lastRowLastColumn="0"/>
+              <w:rPr>
+                <w:lang w:val="vi-VN"/>
+              </w:rPr>
+            </w:pPr>
+            <w:r>
+              <w:rPr>
+                <w:lang w:val="vi-VN"/>
+              </w:rPr>
+              <w:t>O(m)</w:t>
+            </w:r>
+          </w:p>
+        </w:tc>
+        <w:tc>
+          <w:tcPr>
+            <w:tcW w:w="3117" w:type="dxa"/>
+          </w:tcPr>
+          <w:p>
+            <w:pPr>
+              <w:cnfStyle w:val="000000000000" w:firstRow="0" w:lastRow="0" w:firstColumn="0" w:lastColumn="0" w:oddVBand="0" w:evenVBand="0" w:oddHBand="0" w:evenHBand="0" w:firstRowFirstColumn="0" w:firstRowLastColumn="0" w:lastRowFirstColumn="0" w:lastRowLastColumn="0"/>
+              <w:rPr>
+                <w:lang w:val="vi-VN"/>
+              </w:rPr>
+            </w:pPr>
+            <w:r>
+              <w:rPr>
+                <w:lang w:val="vi-VN"/>
+              </w:rPr>
+              <w:t>O(m)</w:t>
+            </w:r>
+          </w:p>
+        </w:tc>
+      </w:tr>
+      <w:tr>
+        <w:trPr>
+          <w:trHeight w:val="50"/>
+        </w:trPr>
+        <w:tc>
+          <w:tcPr>
+            <w:cnfStyle w:val="001000000000" w:firstRow="0" w:lastRow="0" w:firstColumn="1" w:lastColumn="0" w:oddVBand="0" w:evenVBand="0" w:oddHBand="0" w:evenHBand="0" w:firstRowFirstColumn="0" w:firstRowLastColumn="0" w:lastRowFirstColumn="0" w:lastRowLastColumn="0"/>
+            <w:tcW w:w="3116" w:type="dxa"/>
+          </w:tcPr>
+          <w:p>
+            <w:pPr>
+              <w:rPr>
+                <w:lang w:val="vi-VN"/>
+              </w:rPr>
+            </w:pPr>
+            <w:r>
+              <w:t>Search (Best / Average Case)</w:t>
+            </w:r>
+          </w:p>
+        </w:tc>
+        <w:tc>
+          <w:tcPr>
+            <w:tcW w:w="3117" w:type="dxa"/>
+          </w:tcPr>
+          <w:p>
+            <w:pPr>
+              <w:cnfStyle w:val="000000000000" w:firstRow="0" w:lastRow="0" w:firstColumn="0" w:lastColumn="0" w:oddVBand="0" w:evenVBand="0" w:oddHBand="0" w:evenHBand="0" w:firstRowFirstColumn="0" w:firstRowLastColumn="0" w:lastRowFirstColumn="0" w:lastRowLastColumn="0"/>
+              <w:rPr>
+                <w:lang w:val="vi-VN"/>
+              </w:rPr>
+            </w:pPr>
+            <w:r>
+              <w:t>O(n/m)</w:t>
+            </w:r>
+          </w:p>
+        </w:tc>
+        <w:tc>
+          <w:tcPr>
+            <w:tcW w:w="3117" w:type="dxa"/>
+          </w:tcPr>
+          <w:p>
+            <w:pPr>
+              <w:cnfStyle w:val="000000000000" w:firstRow="0" w:lastRow="0" w:firstColumn="0" w:lastColumn="0" w:oddVBand="0" w:evenVBand="0" w:oddHBand="0" w:evenHBand="0" w:firstRowFirstColumn="0" w:firstRowLastColumn="0" w:lastRowFirstColumn="0" w:lastRowLastColumn="0"/>
+              <w:rPr>
+                <w:lang w:val="vi-VN"/>
+              </w:rPr>
+            </w:pPr>
+            <w:r>
+              <w:t>O(1)</w:t>
+            </w:r>
+          </w:p>
+        </w:tc>
+      </w:tr>
+      <w:tr>
+        <w:trPr>
+          <w:trHeight w:val="50"/>
+        </w:trPr>
+        <w:tc>
+          <w:tcPr>
+            <w:cnfStyle w:val="001000000000" w:firstRow="0" w:lastRow="0" w:firstColumn="1" w:lastColumn="0" w:oddVBand="0" w:evenVBand="0" w:oddHBand="0" w:evenHBand="0" w:firstRowFirstColumn="0" w:firstRowLastColumn="0" w:lastRowFirstColumn="0" w:lastRowLastColumn="0"/>
+            <w:tcW w:w="3116" w:type="dxa"/>
+          </w:tcPr>
+          <w:p>
+            <w:pPr>
+              <w:rPr>
+                <w:lang w:val="vi-VN"/>
+              </w:rPr>
+            </w:pPr>
+            <w:r>
+              <w:t>Search (Worst Case)</w:t>
+            </w:r>
+          </w:p>
+        </w:tc>
+        <w:tc>
+          <w:tcPr>
+            <w:tcW w:w="3117" w:type="dxa"/>
+          </w:tcPr>
+          <w:p>
+            <w:pPr>
+              <w:cnfStyle w:val="000000000000" w:firstRow="0" w:lastRow="0" w:firstColumn="0" w:lastColumn="0" w:oddVBand="0" w:evenVBand="0" w:oddHBand="0" w:evenHBand="0" w:firstRowFirstColumn="0" w:firstRowLastColumn="0" w:lastRowFirstColumn="0" w:lastRowLastColumn="0"/>
+              <w:rPr>
+                <w:lang w:val="vi-VN"/>
+              </w:rPr>
+            </w:pPr>
+            <w:r>
+              <w:t>O(n + m)</w:t>
+            </w:r>
+          </w:p>
+        </w:tc>
+        <w:tc>
+          <w:tcPr>
+            <w:tcW w:w="3117" w:type="dxa"/>
+          </w:tcPr>
+          <w:p>
+            <w:pPr>
+              <w:cnfStyle w:val="000000000000" w:firstRow="0" w:lastRow="0" w:firstColumn="0" w:lastColumn="0" w:oddVBand="0" w:evenVBand="0" w:oddHBand="0" w:evenHBand="0" w:firstRowFirstColumn="0" w:firstRowLastColumn="0" w:lastRowFirstColumn="0" w:lastRowLastColumn="0"/>
+              <w:rPr>
+                <w:lang w:val="vi-VN"/>
+              </w:rPr>
+            </w:pPr>
+            <w:r>
+              <w:t>O(1)</w:t>
+            </w:r>
+          </w:p>
+        </w:tc>
+      </w:tr>
+      <w:tr>
+        <w:trPr>
+          <w:trHeight w:val="50"/>
+        </w:trPr>
+        <w:tc>
+          <w:tcPr>
+            <w:cnfStyle w:val="001000000000" w:firstRow="0" w:lastRow="0" w:firstColumn="1" w:lastColumn="0" w:oddVBand="0" w:evenVBand="0" w:oddHBand="0" w:evenHBand="0" w:firstRowFirstColumn="0" w:firstRowLastColumn="0" w:lastRowFirstColumn="0" w:lastRowLastColumn="0"/>
+            <w:tcW w:w="3116" w:type="dxa"/>
+          </w:tcPr>
+          <w:p>
+            <w:pPr>
+              <w:rPr>
+                <w:lang w:val="vi-VN"/>
+              </w:rPr>
+            </w:pPr>
+            <w:r>
+              <w:t>Total (Best / Average Case)</w:t>
+            </w:r>
+          </w:p>
+        </w:tc>
+        <w:tc>
+          <w:tcPr>
+            <w:tcW w:w="3117" w:type="dxa"/>
+          </w:tcPr>
+          <w:p>
+            <w:pPr>
+              <w:cnfStyle w:val="000000000000" w:firstRow="0" w:lastRow="0" w:firstColumn="0" w:lastColumn="0" w:oddVBand="0" w:evenVBand="0" w:oddHBand="0" w:evenHBand="0" w:firstRowFirstColumn="0" w:firstRowLastColumn="0" w:lastRowFirstColumn="0" w:lastRowLastColumn="0"/>
+              <w:rPr>
+                <w:lang w:val="vi-VN"/>
+              </w:rPr>
+            </w:pPr>
+            <w:r>
+              <w:t>O(n/m + m + |</w:t>
+            </w:r>
+            <w:r>
+              <w:rPr>
+                <w:rFonts w:cs="Times New Roman"/>
+              </w:rPr>
+              <w:t>∑</w:t>
+            </w:r>
+            <w:r>
+              <w:t>|)</w:t>
+            </w:r>
+          </w:p>
+        </w:tc>
+        <w:tc>
+          <w:tcPr>
+            <w:tcW w:w="3117" w:type="dxa"/>
+          </w:tcPr>
+          <w:p>
+            <w:pPr>
+              <w:cnfStyle w:val="000000000000" w:firstRow="0" w:lastRow="0" w:firstColumn="0" w:lastColumn="0" w:oddVBand="0" w:evenVBand="0" w:oddHBand="0" w:evenHBand="0" w:firstRowFirstColumn="0" w:firstRowLastColumn="0" w:lastRowFirstColumn="0" w:lastRowLastColumn="0"/>
+              <w:rPr>
+                <w:lang w:val="vi-VN"/>
+              </w:rPr>
+            </w:pPr>
+            <w:r>
+              <w:t>O(m + |</w:t>
+            </w:r>
+            <w:r>
+              <w:rPr>
+                <w:rFonts w:cs="Times New Roman"/>
+              </w:rPr>
+              <w:t>∑</w:t>
+            </w:r>
+            <w:r>
+              <w:t>|)</w:t>
+            </w:r>
+          </w:p>
+        </w:tc>
+      </w:tr>
+      <w:tr>
+        <w:trPr>
+          <w:trHeight w:val="50"/>
+        </w:trPr>
+        <w:tc>
+          <w:tcPr>
+            <w:cnfStyle w:val="001000000000" w:firstRow="0" w:lastRow="0" w:firstColumn="1" w:lastColumn="0" w:oddVBand="0" w:evenVBand="0" w:oddHBand="0" w:evenHBand="0" w:firstRowFirstColumn="0" w:firstRowLastColumn="0" w:lastRowFirstColumn="0" w:lastRowLastColumn="0"/>
+            <w:tcW w:w="3116" w:type="dxa"/>
+          </w:tcPr>
+          <w:p>
+            <w:pPr>
+              <w:rPr>
+                <w:lang w:val="vi-VN"/>
+              </w:rPr>
+            </w:pPr>
+            <w:r>
+              <w:t>Total (Worst Case)</w:t>
+            </w:r>
+          </w:p>
+        </w:tc>
+        <w:tc>
+          <w:tcPr>
+            <w:tcW w:w="3117" w:type="dxa"/>
+          </w:tcPr>
+          <w:p>
+            <w:pPr>
+              <w:cnfStyle w:val="000000000000" w:firstRow="0" w:lastRow="0" w:firstColumn="0" w:lastColumn="0" w:oddVBand="0" w:evenVBand="0" w:oddHBand="0" w:evenHBand="0" w:firstRowFirstColumn="0" w:firstRowLastColumn="0" w:lastRowFirstColumn="0" w:lastRowLastColumn="0"/>
+              <w:rPr>
+                <w:lang w:val="vi-VN"/>
+              </w:rPr>
+            </w:pPr>
+            <w:r>
+              <w:t>O(n + m + |</w:t>
+            </w:r>
+            <w:r>
+              <w:rPr>
+                <w:rFonts w:cs="Times New Roman"/>
+              </w:rPr>
+              <w:t>∑</w:t>
+            </w:r>
+            <w:r>
+              <w:t>|)</w:t>
+            </w:r>
+          </w:p>
+        </w:tc>
+        <w:tc>
+          <w:tcPr>
+            <w:tcW w:w="3117" w:type="dxa"/>
+          </w:tcPr>
+          <w:p>
+            <w:pPr>
+              <w:cnfStyle w:val="000000000000" w:firstRow="0" w:lastRow="0" w:firstColumn="0" w:lastColumn="0" w:oddVBand="0" w:evenVBand="0" w:oddHBand="0" w:evenHBand="0" w:firstRowFirstColumn="0" w:firstRowLastColumn="0" w:lastRowFirstColumn="0" w:lastRowLastColumn="0"/>
+              <w:rPr>
+                <w:lang w:val="vi-VN"/>
+              </w:rPr>
+            </w:pPr>
+            <w:r>
+              <w:t>O(m + |</w:t>
+            </w:r>
+            <w:r>
+              <w:rPr>
+                <w:rFonts w:cs="Times New Roman"/>
+              </w:rPr>
+              <w:t>∑</w:t>
+            </w:r>
+            <w:r>
+              <w:t>|)</w:t>
+            </w:r>
+          </w:p>
+        </w:tc>
+      </w:tr>
+    </w:tbl>
+    <w:p>
+      <w:pPr>
+        <w:rPr>
+          <w:lang w:val="vi-VN"/>
+        </w:rPr>
+      </w:pPr>
+    </w:p>
+    <w:p>
+      <w:r>
+        <w:lastRenderedPageBreak/>
+        <w:t>The inclusion of the Good Suffix Rule is what eliminates the quadratic worst case present in Bad Character-only implementations, reducing it from O(n</w:t>
+      </w:r>
+      <w:r>
+        <w:rPr>
+          <w:lang w:val="vi-VN"/>
+        </w:rPr>
+        <w:t xml:space="preserve"> * </w:t>
+      </w:r>
+      <w:r>
+        <w:t xml:space="preserve">m) to a guaranteed O(n + m). The </w:t>
+      </w:r>
+      <w:r>
+        <w:rPr>
+          <w:lang w:val="vi-VN"/>
+        </w:rPr>
+        <w:br/>
+      </w:r>
+      <w:r>
+        <w:t>sub-linear average-case behaviour of O(n/m) is preserved regardless, as it arises from the large skips produced by both heuristics on typical inputs.</w:t>
+      </w:r>
+    </w:p>
+    <w:p>
+      <w:pPr>
+        <w:rPr>
+          <w:lang w:val="vi-VN"/>
+        </w:rPr>
+      </w:pPr>
+    </w:p>
+    <w:p>
+      <w:pPr>
+        <w:pStyle w:val="Heading3"/>
+        <w:numPr>
+          <w:ilvl w:val="2"/>
+          <w:numId w:val="1"/>
+        </w:numPr>
+        <w:rPr>
+          <w:lang w:val="vi-VN"/>
+        </w:rPr>
+      </w:pPr>
+      <w:r>
+        <w:rPr>
+          <w:lang w:val="vi-VN"/>
+        </w:rPr>
+        <w:t>Dicussion</w:t>
+      </w:r>
+    </w:p>
+    <w:p>
+      <w:r>
+        <w:t xml:space="preserve">Boyer-Moore consistently delivers the best practical performance </w:t>
+      </w:r>
+      <w:r>
+        <w:t>when</w:t>
+      </w:r>
+      <w:r>
+        <w:rPr>
+          <w:lang w:val="vi-VN"/>
+        </w:rPr>
+        <w:t xml:space="preserve"> compared with the previous </w:t>
+      </w:r>
+      <w:r>
+        <w:t xml:space="preserve">algorithms, particularly on large alphabets with moderately long patterns. When the mismatching text character does not appear in P, the entire pattern length m is skipped in a single step, allowing the algorithm to inspect only a small fraction of the total text characters. This </w:t>
+      </w:r>
+      <w:r>
+        <w:rPr>
+          <w:lang w:val="vi-VN"/>
+        </w:rPr>
+        <w:br/>
+      </w:r>
+      <w:r>
+        <w:t>sub-linear behaviour becomes increasingly pronounced as m grows larger.</w:t>
+      </w:r>
+    </w:p>
+    <w:p>
+      <w:r>
+        <w:t>Its primary disadvantage is the significant implementation complexity of the full algorithm. The Good Suffix Rule in particular requires careful construction of an auxiliary table and is a common source of implementation errors. Additionally, Boyer-Moore's advantage diminishes substantially on small alphabets, such as binary or DNA sequences, where nearly every text character appears somewhere in the pattern, reducing bad-character shifts to near zero and eliminating the sub-linear benefit.</w:t>
+      </w:r>
+    </w:p>
+    <w:p>
+      <w:pPr>
+        <w:rPr>
+          <w:lang w:val="vi-VN"/>
+        </w:rPr>
+      </w:pPr>
+    </w:p>
+    <w:p>
+      <w:pPr>
+        <w:pStyle w:val="Heading2"/>
+        <w:numPr>
+          <w:ilvl w:val="1"/>
+          <w:numId w:val="1"/>
+        </w:numPr>
+        <w:rPr>
+          <w:lang w:val="vi-VN"/>
+        </w:rPr>
+      </w:pPr>
+      <w:bookmarkStart w:id="8" w:name="_Toc226146192"/>
+      <w:r>
+        <w:t>Aho-Corasick Algorithm</w:t>
+      </w:r>
+      <w:bookmarkEnd w:id="8"/>
+    </w:p>
+    <w:p>
+      <w:pPr>
+        <w:pStyle w:val="Heading3"/>
+        <w:numPr>
+          <w:ilvl w:val="2"/>
+          <w:numId w:val="1"/>
+        </w:numPr>
+        <w:rPr>
+          <w:lang w:val="vi-VN"/>
+        </w:rPr>
+      </w:pPr>
+      <w:r>
+        <w:rPr>
+          <w:lang w:val="vi-VN"/>
+        </w:rPr>
+        <w:t>Introduction and Application</w:t>
+      </w:r>
+    </w:p>
+    <w:p>
+      <w:r>
+        <w:t xml:space="preserve">The Aho-Corasick algorithm, introduced by Alfred V. Aho and Margaret J. Corasick in 1975, is a multi-pattern string-matching algorithm that extends the principles of KMP to handle an arbitrary number of patterns simultaneously. Rather than searching for each keyword independently, the algorithm constructs a finite-state automaton </w:t>
+      </w:r>
+      <w:r>
+        <w:t>–</w:t>
+      </w:r>
+      <w:r>
+        <w:t xml:space="preserve"> commonly referred to as the </w:t>
+      </w:r>
+      <w:r>
+        <w:rPr>
+          <w:b/>
+          <w:bCs/>
+        </w:rPr>
+        <w:t>Aho-Corasick automaton</w:t>
+      </w:r>
+      <w:r>
+        <w:t xml:space="preserve"> </w:t>
+      </w:r>
+      <w:r>
+        <w:t>–</w:t>
+      </w:r>
+      <w:r>
+        <w:t xml:space="preserve"> from the complete set of K patterns during preprocessing. This automaton consists of three components: a </w:t>
+      </w:r>
+      <w:r>
+        <w:rPr>
+          <w:b/>
+          <w:bCs/>
+        </w:rPr>
+        <w:t>goto function</w:t>
+      </w:r>
+      <w:r>
+        <w:t xml:space="preserve"> that defines forward transitions between states upon matching a character, a </w:t>
+      </w:r>
+      <w:r>
+        <w:rPr>
+          <w:b/>
+          <w:bCs/>
+        </w:rPr>
+        <w:t>failure function</w:t>
+      </w:r>
+      <w:r>
+        <w:t xml:space="preserve"> that defines fallback transitions upon a mismatch (analogous to the failure function array in KMP), and an </w:t>
+      </w:r>
+      <w:r>
+        <w:rPr>
+          <w:b/>
+          <w:bCs/>
+        </w:rPr>
+        <w:t>output function</w:t>
+      </w:r>
+      <w:r>
+        <w:t xml:space="preserve"> that records which patterns are matched at each state. Once constructed, the automaton processes the text T in a single left-to-right pass, transitioning between states one character at a time and reporting all pattern matches encountered along the way.</w:t>
+      </w:r>
+    </w:p>
+    <w:p>
+      <w:r>
+        <w:t xml:space="preserve">The Aho-Corasick algorithm is the standard solution for multi-pattern search in performance-critical applications. It is the underlying algorithm of the Unix </w:t>
+      </w:r>
+      <w:r>
+        <w:rPr>
+          <w:rStyle w:val="PseudocodeChar"/>
+        </w:rPr>
+        <w:t>fgrep</w:t>
+      </w:r>
+      <w:r>
+        <w:t xml:space="preserve"> command, which searches for multiple fixed strings simultaneously. It is also extensively used in network intrusion detection systems such as Snort, where incoming packets must be scanned against thousands of known attack </w:t>
+      </w:r>
+      <w:r>
+        <w:lastRenderedPageBreak/>
+        <w:t xml:space="preserve">signatures in real time. In the context of this project, Aho-Corasick is particularly well-suited for </w:t>
+      </w:r>
+      <w:r>
+        <w:t>s</w:t>
+      </w:r>
+      <w:r>
+        <w:t>cenario where a large number of keywords K must be located within the grid, as all K patterns are searched in a single pass rather than K independent passes.</w:t>
+      </w:r>
+    </w:p>
+    <w:p>
+      <w:pPr>
+        <w:rPr>
+          <w:lang w:val="vi-VN"/>
+        </w:rPr>
+      </w:pPr>
+    </w:p>
+    <w:p>
+      <w:pPr>
+        <w:pStyle w:val="Heading3"/>
+        <w:numPr>
+          <w:ilvl w:val="2"/>
+          <w:numId w:val="1"/>
+        </w:numPr>
+        <w:rPr>
+          <w:lang w:val="vi-VN"/>
+        </w:rPr>
+      </w:pPr>
+      <w:r>
+        <w:rPr>
+          <w:lang w:val="vi-VN"/>
+        </w:rPr>
+        <w:t>Pseudocode</w:t>
+      </w:r>
+    </w:p>
+    <w:p>
+      <w:pPr>
+        <w:pStyle w:val="Pseudocode"/>
+        <w:rPr>
+          <w:lang w:val="vi-VN"/>
+        </w:rPr>
+      </w:pPr>
+      <w:r>
+        <w:rPr>
+          <w:lang w:val="vi-VN"/>
+        </w:rPr>
+        <w:t>BUILD-GOTO-FUNCTION(patterns):</w:t>
+      </w:r>
+    </w:p>
+    <w:p>
+      <w:pPr>
+        <w:pStyle w:val="Pseudocode"/>
+        <w:rPr>
+          <w:lang w:val="vi-VN"/>
+        </w:rPr>
+      </w:pPr>
+      <w:r>
+        <w:rPr>
+          <w:lang w:val="vi-VN"/>
+        </w:rPr>
+        <w:t xml:space="preserve">   </w:t>
+      </w:r>
+      <w:r>
+        <w:rPr>
+          <w:lang w:val="vi-VN"/>
+        </w:rPr>
+        <w:t>state_count = 0</w:t>
+      </w:r>
+    </w:p>
+    <w:p>
+      <w:pPr>
+        <w:pStyle w:val="Pseudocode"/>
+        <w:rPr>
+          <w:lang w:val="vi-VN"/>
+        </w:rPr>
+      </w:pPr>
+      <w:r>
+        <w:rPr>
+          <w:lang w:val="vi-VN"/>
+        </w:rPr>
+        <w:t xml:space="preserve">   goto = empty map of (state, char) -&gt; state</w:t>
+      </w:r>
+    </w:p>
+    <w:p>
+      <w:pPr>
+        <w:pStyle w:val="Pseudocode"/>
+        <w:rPr>
+          <w:lang w:val="vi-VN"/>
+        </w:rPr>
+      </w:pPr>
+      <w:r>
+        <w:rPr>
+          <w:lang w:val="vi-VN"/>
+        </w:rPr>
+        <w:t xml:space="preserve">   output = empty map of state -&gt; set of patterns</w:t>
+      </w:r>
+    </w:p>
+    <w:p>
+      <w:pPr>
+        <w:pStyle w:val="Pseudocode"/>
+        <w:rPr>
+          <w:lang w:val="vi-VN"/>
+        </w:rPr>
+      </w:pPr>
+    </w:p>
+    <w:p>
+      <w:pPr>
+        <w:pStyle w:val="Pseudocode"/>
+        <w:rPr>
+          <w:lang w:val="vi-VN"/>
+        </w:rPr>
+      </w:pPr>
+      <w:r>
+        <w:rPr>
+          <w:lang w:val="vi-VN"/>
+        </w:rPr>
+        <w:t xml:space="preserve">   for each pattern p in patterns:</w:t>
+      </w:r>
+    </w:p>
+    <w:p>
+      <w:pPr>
+        <w:pStyle w:val="Pseudocode"/>
+        <w:rPr>
+          <w:lang w:val="vi-VN"/>
+        </w:rPr>
+      </w:pPr>
+      <w:r>
+        <w:rPr>
+          <w:lang w:val="vi-VN"/>
+        </w:rPr>
+        <w:t xml:space="preserve">      current = 0</w:t>
+      </w:r>
+    </w:p>
+    <w:p>
+      <w:pPr>
+        <w:pStyle w:val="Pseudocode"/>
+        <w:rPr>
+          <w:lang w:val="vi-VN"/>
+        </w:rPr>
+      </w:pPr>
+      <w:r>
+        <w:rPr>
+          <w:lang w:val="vi-VN"/>
+        </w:rPr>
+        <w:t xml:space="preserve">      for each character c in p:</w:t>
+      </w:r>
+    </w:p>
+    <w:p>
+      <w:pPr>
+        <w:pStyle w:val="Pseudocode"/>
+        <w:rPr>
+          <w:lang w:val="vi-VN"/>
+        </w:rPr>
+      </w:pPr>
+      <w:r>
+        <w:rPr>
+          <w:lang w:val="vi-VN"/>
+        </w:rPr>
+        <w:t xml:space="preserve">         if (current, c) not in goto:</w:t>
+      </w:r>
+    </w:p>
+    <w:p>
+      <w:pPr>
+        <w:pStyle w:val="Pseudocode"/>
+        <w:rPr>
+          <w:lang w:val="vi-VN"/>
+        </w:rPr>
+      </w:pPr>
+      <w:r>
+        <w:rPr>
+          <w:lang w:val="vi-VN"/>
+        </w:rPr>
+        <w:t xml:space="preserve">            state_count = state_count + 1</w:t>
+      </w:r>
+    </w:p>
+    <w:p>
+      <w:pPr>
+        <w:pStyle w:val="Pseudocode"/>
+        <w:rPr>
+          <w:lang w:val="vi-VN"/>
+        </w:rPr>
+      </w:pPr>
+      <w:r>
+        <w:rPr>
+          <w:lang w:val="vi-VN"/>
+        </w:rPr>
+        <w:t xml:space="preserve">            goto[(current, c)] = state_count</w:t>
+      </w:r>
+    </w:p>
+    <w:p>
+      <w:pPr>
+        <w:pStyle w:val="Pseudocode"/>
+        <w:rPr>
+          <w:lang w:val="vi-VN"/>
+        </w:rPr>
+      </w:pPr>
+      <w:r>
+        <w:rPr>
+          <w:lang w:val="vi-VN"/>
+        </w:rPr>
+        <w:t xml:space="preserve">      </w:t>
+      </w:r>
+      <w:r>
+        <w:rPr>
+          <w:lang w:val="vi-VN"/>
+        </w:rPr>
+        <w:t xml:space="preserve"> </w:t>
+      </w:r>
+      <w:r>
+        <w:rPr>
+          <w:lang w:val="vi-VN"/>
+        </w:rPr>
+        <w:t xml:space="preserve">  current = goto[(current, c)]</w:t>
+      </w:r>
+    </w:p>
+    <w:p>
+      <w:pPr>
+        <w:pStyle w:val="Pseudocode"/>
+        <w:rPr>
+          <w:lang w:val="vi-VN"/>
+        </w:rPr>
+      </w:pPr>
+      <w:r>
+        <w:rPr>
+          <w:lang w:val="vi-VN"/>
+        </w:rPr>
+        <w:t xml:space="preserve">     </w:t>
+      </w:r>
+      <w:r>
+        <w:rPr>
+          <w:lang w:val="vi-VN"/>
+        </w:rPr>
+        <w:t xml:space="preserve"> </w:t>
+      </w:r>
+      <w:r>
+        <w:rPr>
+          <w:lang w:val="vi-VN"/>
+        </w:rPr>
+        <w:t>output[current] = output[current] UNION {p}</w:t>
+      </w:r>
+    </w:p>
+    <w:p>
+      <w:pPr>
+        <w:pStyle w:val="Pseudocode"/>
+        <w:rPr>
+          <w:lang w:val="vi-VN"/>
+        </w:rPr>
+      </w:pPr>
+    </w:p>
+    <w:p>
+      <w:pPr>
+        <w:pStyle w:val="Pseudocode"/>
+        <w:rPr>
+          <w:lang w:val="vi-VN"/>
+        </w:rPr>
+      </w:pPr>
+      <w:r>
+        <w:rPr>
+          <w:lang w:val="vi-VN"/>
+        </w:rPr>
+        <w:t xml:space="preserve">   for each character c in alphabet:</w:t>
+      </w:r>
+    </w:p>
+    <w:p>
+      <w:pPr>
+        <w:pStyle w:val="Pseudocode"/>
+        <w:rPr>
+          <w:lang w:val="vi-VN"/>
+        </w:rPr>
+      </w:pPr>
+      <w:r>
+        <w:rPr>
+          <w:lang w:val="vi-VN"/>
+        </w:rPr>
+        <w:t xml:space="preserve">      if (0, c) not in goto:</w:t>
+      </w:r>
+    </w:p>
+    <w:p>
+      <w:pPr>
+        <w:pStyle w:val="Pseudocode"/>
+        <w:rPr>
+          <w:lang w:val="vi-VN"/>
+        </w:rPr>
+      </w:pPr>
+      <w:r>
+        <w:rPr>
+          <w:lang w:val="vi-VN"/>
+        </w:rPr>
+        <w:t xml:space="preserve">         goto[(0, c)] = 0</w:t>
+      </w:r>
+    </w:p>
+    <w:p>
+      <w:pPr>
+        <w:pStyle w:val="Pseudocode"/>
+        <w:rPr>
+          <w:lang w:val="vi-VN"/>
+        </w:rPr>
+      </w:pPr>
+    </w:p>
+    <w:p>
+      <w:pPr>
+        <w:pStyle w:val="Pseudocode"/>
+        <w:rPr>
+          <w:lang w:val="vi-VN"/>
+        </w:rPr>
+      </w:pPr>
+      <w:r>
+        <w:rPr>
+          <w:lang w:val="vi-VN"/>
+        </w:rPr>
+        <w:t xml:space="preserve">   return goto, output, state_count</w:t>
+      </w:r>
+    </w:p>
+    <w:p>
+      <w:pPr>
+        <w:jc w:val="left"/>
+        <w:rPr>
+          <w:lang w:val="vi-VN"/>
+        </w:rPr>
+      </w:pPr>
+      <w:r>
+        <w:rPr>
+          <w:lang w:val="vi-VN"/>
+        </w:rPr>
+        <w:br w:type="page"/>
+      </w:r>
+    </w:p>
+    <w:p>
+      <w:pPr>
+        <w:rPr>
+          <w:lang w:val="vi-VN"/>
+        </w:rPr>
+      </w:pPr>
+    </w:p>
+    <w:p>
+      <w:pPr>
+        <w:pStyle w:val="Pseudocode"/>
+        <w:rPr>
+          <w:lang w:val="vi-VN"/>
+        </w:rPr>
+      </w:pPr>
+      <w:r>
+        <w:rPr>
+          <w:lang w:val="vi-VN"/>
+        </w:rPr>
+        <w:t>BUILD-FAILURE-FUNCTION(goto, output, state_count):</w:t>
+      </w:r>
+    </w:p>
+    <w:p>
+      <w:pPr>
+        <w:pStyle w:val="Pseudocode"/>
+        <w:rPr>
+          <w:lang w:val="vi-VN"/>
+        </w:rPr>
+      </w:pPr>
+      <w:r>
+        <w:rPr>
+          <w:lang w:val="vi-VN"/>
+        </w:rPr>
+        <w:t xml:space="preserve">   failure = array of size (state_count + 1), initialized to 0</w:t>
+      </w:r>
+    </w:p>
+    <w:p>
+      <w:pPr>
+        <w:pStyle w:val="Pseudocode"/>
+        <w:rPr>
+          <w:lang w:val="vi-VN"/>
+        </w:rPr>
+      </w:pPr>
+      <w:r>
+        <w:rPr>
+          <w:lang w:val="vi-VN"/>
+        </w:rPr>
+        <w:t xml:space="preserve">   queue = empty queue</w:t>
+      </w:r>
+    </w:p>
+    <w:p>
+      <w:pPr>
+        <w:pStyle w:val="Pseudocode"/>
+        <w:rPr>
+          <w:lang w:val="vi-VN"/>
+        </w:rPr>
+      </w:pPr>
+    </w:p>
+    <w:p>
+      <w:pPr>
+        <w:pStyle w:val="Pseudocode"/>
+        <w:rPr>
+          <w:lang w:val="vi-VN"/>
+        </w:rPr>
+      </w:pPr>
+      <w:r>
+        <w:rPr>
+          <w:lang w:val="vi-VN"/>
+        </w:rPr>
+        <w:t xml:space="preserve">   // Depth-1 states all fail back to root</w:t>
+      </w:r>
+    </w:p>
+    <w:p>
+      <w:pPr>
+        <w:pStyle w:val="Pseudocode"/>
+        <w:rPr>
+          <w:lang w:val="vi-VN"/>
+        </w:rPr>
+      </w:pPr>
+      <w:r>
+        <w:rPr>
+          <w:lang w:val="vi-VN"/>
+        </w:rPr>
+        <w:t xml:space="preserve">   for each character c in alphabet:</w:t>
+      </w:r>
+    </w:p>
+    <w:p>
+      <w:pPr>
+        <w:pStyle w:val="Pseudocode"/>
+        <w:rPr>
+          <w:lang w:val="vi-VN"/>
+        </w:rPr>
+      </w:pPr>
+      <w:r>
+        <w:rPr>
+          <w:lang w:val="vi-VN"/>
+        </w:rPr>
+        <w:t xml:space="preserve">      s = goto[(0, c)]</w:t>
+      </w:r>
+    </w:p>
+    <w:p>
+      <w:pPr>
+        <w:pStyle w:val="Pseudocode"/>
+        <w:rPr>
+          <w:lang w:val="vi-VN"/>
+        </w:rPr>
+      </w:pPr>
+      <w:r>
+        <w:rPr>
+          <w:lang w:val="vi-VN"/>
+        </w:rPr>
+        <w:t xml:space="preserve">      if s != 0:</w:t>
+      </w:r>
+    </w:p>
+    <w:p>
+      <w:pPr>
+        <w:pStyle w:val="Pseudocode"/>
+        <w:rPr>
+          <w:lang w:val="vi-VN"/>
+        </w:rPr>
+      </w:pPr>
+      <w:r>
+        <w:rPr>
+          <w:lang w:val="vi-VN"/>
+        </w:rPr>
+        <w:t xml:space="preserve">         failure[s] = 0</w:t>
+      </w:r>
+    </w:p>
+    <w:p>
+      <w:pPr>
+        <w:pStyle w:val="Pseudocode"/>
+        <w:rPr>
+          <w:lang w:val="vi-VN"/>
+        </w:rPr>
+      </w:pPr>
+      <w:r>
+        <w:rPr>
+          <w:lang w:val="vi-VN"/>
+        </w:rPr>
+        <w:t xml:space="preserve">         enqueue s into queue</w:t>
+      </w:r>
+    </w:p>
+    <w:p>
+      <w:pPr>
+        <w:pStyle w:val="Pseudocode"/>
+        <w:rPr>
+          <w:lang w:val="vi-VN"/>
+        </w:rPr>
+      </w:pPr>
+    </w:p>
+    <w:p>
+      <w:pPr>
+        <w:pStyle w:val="Pseudocode"/>
+        <w:rPr>
+          <w:lang w:val="vi-VN"/>
+        </w:rPr>
+      </w:pPr>
+      <w:r>
+        <w:rPr>
+          <w:lang w:val="vi-VN"/>
+        </w:rPr>
+        <w:t xml:space="preserve">   // BFS to compute failure links for deeper states</w:t>
+      </w:r>
+    </w:p>
+    <w:p>
+      <w:pPr>
+        <w:pStyle w:val="Pseudocode"/>
+        <w:rPr>
+          <w:lang w:val="vi-VN"/>
+        </w:rPr>
+      </w:pPr>
+      <w:r>
+        <w:rPr>
+          <w:lang w:val="vi-VN"/>
+        </w:rPr>
+        <w:t xml:space="preserve">   while queue is not empty:</w:t>
+      </w:r>
+    </w:p>
+    <w:p>
+      <w:pPr>
+        <w:pStyle w:val="Pseudocode"/>
+        <w:rPr>
+          <w:lang w:val="vi-VN"/>
+        </w:rPr>
+      </w:pPr>
+      <w:r>
+        <w:rPr>
+          <w:lang w:val="vi-VN"/>
+        </w:rPr>
+        <w:t xml:space="preserve">      r = dequeue from queue</w:t>
+      </w:r>
+    </w:p>
+    <w:p>
+      <w:pPr>
+        <w:pStyle w:val="Pseudocode"/>
+        <w:rPr>
+          <w:lang w:val="vi-VN"/>
+        </w:rPr>
+      </w:pPr>
+      <w:r>
+        <w:rPr>
+          <w:lang w:val="vi-VN"/>
+        </w:rPr>
+        <w:t xml:space="preserve">      for each character c in alphabet:</w:t>
+      </w:r>
+    </w:p>
+    <w:p>
+      <w:pPr>
+        <w:pStyle w:val="Pseudocode"/>
+        <w:rPr>
+          <w:lang w:val="vi-VN"/>
+        </w:rPr>
+      </w:pPr>
+      <w:r>
+        <w:rPr>
+          <w:lang w:val="vi-VN"/>
+        </w:rPr>
+        <w:t xml:space="preserve">         if (r, c) in goto:</w:t>
+      </w:r>
+    </w:p>
+    <w:p>
+      <w:pPr>
+        <w:pStyle w:val="Pseudocode"/>
+        <w:rPr>
+          <w:lang w:val="vi-VN"/>
+        </w:rPr>
+      </w:pPr>
+      <w:r>
+        <w:rPr>
+          <w:lang w:val="vi-VN"/>
+        </w:rPr>
+        <w:t xml:space="preserve">            s = goto[(r, c)]</w:t>
+      </w:r>
+    </w:p>
+    <w:p>
+      <w:pPr>
+        <w:pStyle w:val="Pseudocode"/>
+        <w:rPr>
+          <w:lang w:val="vi-VN"/>
+        </w:rPr>
+      </w:pPr>
+      <w:r>
+        <w:rPr>
+          <w:lang w:val="vi-VN"/>
+        </w:rPr>
+        <w:t xml:space="preserve">            enqueue s into queue</w:t>
+      </w:r>
+    </w:p>
+    <w:p>
+      <w:pPr>
+        <w:pStyle w:val="Pseudocode"/>
+        <w:rPr>
+          <w:lang w:val="vi-VN"/>
+        </w:rPr>
+      </w:pPr>
+      <w:r>
+        <w:rPr>
+          <w:lang w:val="vi-VN"/>
+        </w:rPr>
+        <w:t xml:space="preserve">            state = failure[r]</w:t>
+      </w:r>
+    </w:p>
+    <w:p>
+      <w:pPr>
+        <w:pStyle w:val="Pseudocode"/>
+        <w:rPr>
+          <w:lang w:val="vi-VN"/>
+        </w:rPr>
+      </w:pPr>
+      <w:r>
+        <w:rPr>
+          <w:lang w:val="vi-VN"/>
+        </w:rPr>
+        <w:t xml:space="preserve">            while state != 0 and (state, c) not in goto:</w:t>
+      </w:r>
+    </w:p>
+    <w:p>
+      <w:pPr>
+        <w:pStyle w:val="Pseudocode"/>
+        <w:rPr>
+          <w:lang w:val="vi-VN"/>
+        </w:rPr>
+      </w:pPr>
+      <w:r>
+        <w:rPr>
+          <w:lang w:val="vi-VN"/>
+        </w:rPr>
+        <w:t xml:space="preserve">               state = failure[state]</w:t>
+      </w:r>
+    </w:p>
+    <w:p>
+      <w:pPr>
+        <w:pStyle w:val="Pseudocode"/>
+        <w:rPr>
+          <w:lang w:val="vi-VN"/>
+        </w:rPr>
+      </w:pPr>
+      <w:r>
+        <w:rPr>
+          <w:lang w:val="vi-VN"/>
+        </w:rPr>
+        <w:t xml:space="preserve">            failure[s] = goto[(state, c)]</w:t>
+      </w:r>
+    </w:p>
+    <w:p>
+      <w:pPr>
+        <w:pStyle w:val="Pseudocode"/>
+        <w:rPr>
+          <w:lang w:val="vi-VN"/>
+        </w:rPr>
+      </w:pPr>
+      <w:r>
+        <w:rPr>
+          <w:lang w:val="vi-VN"/>
+        </w:rPr>
+        <w:t xml:space="preserve">            if failure[s] == s:</w:t>
+      </w:r>
+    </w:p>
+    <w:p>
+      <w:pPr>
+        <w:pStyle w:val="Pseudocode"/>
+        <w:rPr>
+          <w:lang w:val="vi-VN"/>
+        </w:rPr>
+      </w:pPr>
+      <w:r>
+        <w:rPr>
+          <w:lang w:val="vi-VN"/>
+        </w:rPr>
+        <w:t xml:space="preserve">               failure[s] = 0</w:t>
+      </w:r>
+    </w:p>
+    <w:p>
+      <w:pPr>
+        <w:pStyle w:val="Pseudocode"/>
+        <w:rPr>
+          <w:lang w:val="vi-VN"/>
+        </w:rPr>
+      </w:pPr>
+    </w:p>
+    <w:p>
+      <w:pPr>
+        <w:pStyle w:val="Pseudocode"/>
+        <w:rPr>
+          <w:lang w:val="vi-VN"/>
+        </w:rPr>
+      </w:pPr>
+      <w:r>
+        <w:rPr>
+          <w:lang w:val="vi-VN"/>
+        </w:rPr>
+        <w:t xml:space="preserve">            output[s] = output[s] UNION output[failure[s]]</w:t>
+      </w:r>
+    </w:p>
+    <w:p>
+      <w:pPr>
+        <w:pStyle w:val="Pseudocode"/>
+        <w:rPr>
+          <w:lang w:val="vi-VN"/>
+        </w:rPr>
+      </w:pPr>
+    </w:p>
+    <w:p>
+      <w:pPr>
+        <w:pStyle w:val="Pseudocode"/>
+        <w:rPr>
+          <w:lang w:val="vi-VN"/>
+        </w:rPr>
+      </w:pPr>
+      <w:r>
+        <w:rPr>
+          <w:lang w:val="vi-VN"/>
+        </w:rPr>
+        <w:t xml:space="preserve">   return failure, output</w:t>
+      </w:r>
+    </w:p>
+    <w:p>
+      <w:pPr>
+        <w:rPr>
+          <w:lang w:val="vi-VN"/>
+        </w:rPr>
+      </w:pPr>
+    </w:p>
+    <w:p>
+      <w:pPr>
+        <w:jc w:val="left"/>
+        <w:rPr>
+          <w:lang w:val="vi-VN"/>
+        </w:rPr>
+      </w:pPr>
+    </w:p>
+    <w:p>
+      <w:pPr>
+        <w:pStyle w:val="Pseudocode"/>
+        <w:rPr>
+          <w:lang w:val="vi-VN"/>
+        </w:rPr>
+      </w:pPr>
+      <w:r>
+        <w:rPr>
+          <w:lang w:val="vi-VN"/>
+        </w:rPr>
+        <w:t>AHO-CORASICK-SEARCH(T, goto, failure, output):</w:t>
+      </w:r>
+    </w:p>
+    <w:p>
+      <w:pPr>
+        <w:pStyle w:val="Pseudocode"/>
+        <w:rPr>
+          <w:lang w:val="vi-VN"/>
+        </w:rPr>
+      </w:pPr>
+      <w:r>
+        <w:rPr>
+          <w:lang w:val="vi-VN"/>
+        </w:rPr>
+        <w:t xml:space="preserve">   current = 0    // begin at root state</w:t>
+      </w:r>
+    </w:p>
+    <w:p>
+      <w:pPr>
+        <w:pStyle w:val="Pseudocode"/>
+        <w:rPr>
+          <w:lang w:val="vi-VN"/>
+        </w:rPr>
+      </w:pPr>
+      <w:r>
+        <w:rPr>
+          <w:lang w:val="vi-VN"/>
+        </w:rPr>
+        <w:t xml:space="preserve">   for i = 0 to (length of T - 1):</w:t>
+      </w:r>
+    </w:p>
+    <w:p>
+      <w:pPr>
+        <w:pStyle w:val="Pseudocode"/>
+        <w:rPr>
+          <w:lang w:val="vi-VN"/>
+        </w:rPr>
+      </w:pPr>
+      <w:r>
+        <w:rPr>
+          <w:lang w:val="vi-VN"/>
+        </w:rPr>
+        <w:t xml:space="preserve">     </w:t>
+      </w:r>
+      <w:r>
+        <w:rPr>
+          <w:lang w:val="vi-VN"/>
+        </w:rPr>
+        <w:t xml:space="preserve"> </w:t>
+      </w:r>
+      <w:r>
+        <w:rPr>
+          <w:lang w:val="vi-VN"/>
+        </w:rPr>
+        <w:t>while current != 0 and (current, T[i]) not in goto:</w:t>
+      </w:r>
+    </w:p>
+    <w:p>
+      <w:pPr>
+        <w:pStyle w:val="Pseudocode"/>
+        <w:rPr>
+          <w:lang w:val="vi-VN"/>
+        </w:rPr>
+      </w:pPr>
+      <w:r>
+        <w:rPr>
+          <w:lang w:val="vi-VN"/>
+        </w:rPr>
+        <w:t xml:space="preserve">      </w:t>
+      </w:r>
+      <w:r>
+        <w:rPr>
+          <w:lang w:val="vi-VN"/>
+        </w:rPr>
+        <w:t xml:space="preserve"> </w:t>
+      </w:r>
+      <w:r>
+        <w:rPr>
+          <w:lang w:val="vi-VN"/>
+        </w:rPr>
+        <w:t xml:space="preserve">  current = failure[current]    // follow failure link</w:t>
+      </w:r>
+    </w:p>
+    <w:p>
+      <w:pPr>
+        <w:pStyle w:val="Pseudocode"/>
+        <w:rPr>
+          <w:lang w:val="vi-VN"/>
+        </w:rPr>
+      </w:pPr>
+      <w:r>
+        <w:rPr>
+          <w:lang w:val="vi-VN"/>
+        </w:rPr>
+        <w:t xml:space="preserve">     </w:t>
+      </w:r>
+      <w:r>
+        <w:rPr>
+          <w:lang w:val="vi-VN"/>
+        </w:rPr>
+        <w:t xml:space="preserve"> </w:t>
+      </w:r>
+      <w:r>
+        <w:rPr>
+          <w:lang w:val="vi-VN"/>
+        </w:rPr>
+        <w:t>if (current, T[i]) in goto:</w:t>
+      </w:r>
+    </w:p>
+    <w:p>
+      <w:pPr>
+        <w:pStyle w:val="Pseudocode"/>
+        <w:rPr>
+          <w:lang w:val="vi-VN"/>
+        </w:rPr>
+      </w:pPr>
+      <w:r>
+        <w:rPr>
+          <w:lang w:val="vi-VN"/>
+        </w:rPr>
+        <w:t xml:space="preserve">      </w:t>
+      </w:r>
+      <w:r>
+        <w:rPr>
+          <w:lang w:val="vi-VN"/>
+        </w:rPr>
+        <w:t xml:space="preserve"> </w:t>
+      </w:r>
+      <w:r>
+        <w:rPr>
+          <w:lang w:val="vi-VN"/>
+        </w:rPr>
+        <w:t xml:space="preserve">  current = goto[(current, T[i])]</w:t>
+      </w:r>
+    </w:p>
+    <w:p>
+      <w:pPr>
+        <w:pStyle w:val="Pseudocode"/>
+        <w:rPr>
+          <w:lang w:val="vi-VN"/>
+        </w:rPr>
+      </w:pPr>
+      <w:r>
+        <w:rPr>
+          <w:lang w:val="vi-VN"/>
+        </w:rPr>
+        <w:t xml:space="preserve">    </w:t>
+      </w:r>
+      <w:r>
+        <w:rPr>
+          <w:lang w:val="vi-VN"/>
+        </w:rPr>
+        <w:t xml:space="preserve"> </w:t>
+      </w:r>
+      <w:r>
+        <w:rPr>
+          <w:lang w:val="vi-VN"/>
+        </w:rPr>
+        <w:t xml:space="preserve"> if output[current] is not empty:</w:t>
+      </w:r>
+    </w:p>
+    <w:p>
+      <w:pPr>
+        <w:pStyle w:val="Pseudocode"/>
+        <w:rPr>
+          <w:lang w:val="vi-VN"/>
+        </w:rPr>
+      </w:pPr>
+      <w:r>
+        <w:rPr>
+          <w:lang w:val="vi-VN"/>
+        </w:rPr>
+        <w:t xml:space="preserve">     </w:t>
+      </w:r>
+      <w:r>
+        <w:rPr>
+          <w:lang w:val="vi-VN"/>
+        </w:rPr>
+        <w:t xml:space="preserve"> </w:t>
+      </w:r>
+      <w:r>
+        <w:rPr>
+          <w:lang w:val="vi-VN"/>
+        </w:rPr>
+        <w:t xml:space="preserve">   for each pattern p in output[current]:</w:t>
+      </w:r>
+    </w:p>
+    <w:p>
+      <w:pPr>
+        <w:pStyle w:val="Pseudocode"/>
+        <w:rPr>
+          <w:lang w:val="vi-VN"/>
+        </w:rPr>
+      </w:pPr>
+      <w:r>
+        <w:rPr>
+          <w:lang w:val="vi-VN"/>
+        </w:rPr>
+        <w:t xml:space="preserve">      </w:t>
+      </w:r>
+      <w:r>
+        <w:rPr>
+          <w:lang w:val="vi-VN"/>
+        </w:rPr>
+        <w:t xml:space="preserve"> </w:t>
+      </w:r>
+      <w:r>
+        <w:rPr>
+          <w:lang w:val="vi-VN"/>
+        </w:rPr>
+        <w:t xml:space="preserve">     print "Pattern p found ending at position i"</w:t>
+      </w:r>
     </w:p>
     <w:p>
       <w:pPr>
@@ -10200,18 +13728,50 @@
           <w:lang w:val="vi-VN"/>
         </w:rPr>
       </w:pPr>
-      <w:bookmarkStart w:id="23" w:name="_Toc226044408"/>
-      <w:r>
-        <w:rPr>
-          <w:lang w:val="vi-VN"/>
-        </w:rPr>
-        <w:t>Experimental Results</w:t>
-      </w:r>
-      <w:bookmarkEnd w:id="23"/>
-    </w:p>
-    <w:p>
-      <w:r>
-        <w:t xml:space="preserve">The experiments presented in this section evaluate the performance of the four string-matching algorithms </w:t>
+      <w:bookmarkStart w:id="9" w:name="_Toc226146193"/>
+      <w:r>
+        <w:rPr>
+          <w:lang w:val="vi-VN"/>
+        </w:rPr>
+        <w:t>Experiment</w:t>
+      </w:r>
+      <w:bookmarkEnd w:id="9"/>
+    </w:p>
+    <w:p>
+      <w:pPr>
+        <w:pStyle w:val="Heading2"/>
+        <w:numPr>
+          <w:ilvl w:val="1"/>
+          <w:numId w:val="1"/>
+        </w:numPr>
+        <w:rPr>
+          <w:lang w:val="vi-VN"/>
+        </w:rPr>
+      </w:pPr>
+      <w:bookmarkStart w:id="10" w:name="_Toc226146194"/>
+      <w:r>
+        <w:rPr>
+          <w:lang w:val="vi-VN"/>
+        </w:rPr>
+        <w:t>Context</w:t>
+      </w:r>
+      <w:bookmarkEnd w:id="10"/>
+    </w:p>
+    <w:p>
+      <w:r>
+        <w:t xml:space="preserve">The experiments presented in this section evaluate the performance of the </w:t>
+      </w:r>
+      <w:r>
+        <w:t>five</w:t>
+      </w:r>
+      <w:r>
+        <w:rPr>
+          <w:lang w:val="vi-VN"/>
+        </w:rPr>
+        <w:t xml:space="preserve"> </w:t>
+      </w:r>
+      <w:r>
+        <w:t xml:space="preserve">string-matching algorithms </w:t>
       </w:r>
       <w:r>
         <w:rPr>
@@ -10226,13 +13786,28 @@
         <w:t>ve</w:t>
       </w:r>
       <w:r>
-        <w:t>, Rabin-Karp, KMP, and Boyer-Moore</w:t>
-      </w:r>
-      <w:r>
-        <w:rPr>
-          <w:lang w:val="vi-VN"/>
-        </w:rPr>
-        <w:t xml:space="preserve"> –</w:t>
+        <w:t>, Rabin-Karp, KMP, Boyer-Moore</w:t>
+      </w:r>
+      <w:r>
+        <w:rPr>
+          <w:lang w:val="vi-VN"/>
+        </w:rPr>
+        <w:t xml:space="preserve"> and </w:t>
+      </w:r>
+      <w:r>
+        <w:t>Aho-Corasick</w:t>
+      </w:r>
+      <w:r>
+        <w:rPr>
+          <w:lang w:val="vi-VN"/>
+        </w:rPr>
+        <w:t xml:space="preserve"> </w:t>
+      </w:r>
+      <w:r>
+        <w:rPr>
+          <w:lang w:val="vi-VN"/>
+        </w:rPr>
+        <w:t>–</w:t>
       </w:r>
       <w:r>
         <w:t xml:space="preserve"> </w:t>
@@ -10274,39 +13849,36 @@
           <w:b/>
           <w:bCs/>
         </w:rPr>
-        <w:t xml:space="preserve">The core logic </w:t>
+        <w:t>The core logic of each algorithm therefore remains unchanged</w:t>
+      </w:r>
+      <w:r>
+        <w:t xml:space="preserve"> from its theoretical formulation; only the manner in which the text strings are derived from the grid differs.</w:t>
+      </w:r>
+    </w:p>
+    <w:p>
+      <w:pPr>
+        <w:rPr>
+          <w:lang w:val="vi-VN"/>
+        </w:rPr>
+      </w:pPr>
+      <w:r>
+        <w:t xml:space="preserve">To obtain meaningful and reproducible performance measurements, two experimental scenarios are conducted as outlined in the project specification. In Scenario 1, the number of keywords K is held constant at a small value while the grid dimensions are progressively increased from 10 × 10 to 500 × 500, allowing the relationship between </w:t>
       </w:r>
       <w:r>
         <w:rPr>
           <w:b/>
           <w:bCs/>
         </w:rPr>
-        <w:lastRenderedPageBreak/>
-        <w:t>of each algorithm therefore remains unchanged</w:t>
-      </w:r>
-      <w:r>
-        <w:t xml:space="preserve"> from its theoretical formulation; only the manner in which the text strings are derived from the grid differs.</w:t>
-      </w:r>
-    </w:p>
-    <w:p>
-      <w:r>
-        <w:t xml:space="preserve">To obtain meaningful and reproducible performance measurements, two experimental scenarios are conducted as outlined in the project specification. In Scenario 1, the number of keywords K is held constant at a small value while the grid dimensions are progressively increased from 10 × 10 to 500 × 500, allowing the relationship between </w:t>
+        <w:t>grid size</w:t>
+      </w:r>
+      <w:r>
+        <w:t xml:space="preserve"> and algorithm performance to be observed in isolation. In Scenario 2, the grid size is fixed at a moderate 100 × 100 configuration while the number of keywords K is varied across 10, 50, and 100 values, in order to examine how each algorithm scales with an </w:t>
       </w:r>
       <w:r>
         <w:rPr>
           <w:b/>
           <w:bCs/>
         </w:rPr>
-        <w:t>grid size</w:t>
-      </w:r>
-      <w:r>
-        <w:t xml:space="preserve"> and algorithm performance to be observed in isolation. In Scenario 2, the grid size is fixed at a moderate 100 × 100 configuration while the number of keywords K is varied across 10, 50, and 100 values, in order to examine how each algorithm scales with an </w:t>
-      </w:r>
-      <w:r>
-        <w:rPr>
-          <w:b/>
-          <w:bCs/>
-        </w:rPr>
         <w:t>increasing search workload</w:t>
       </w:r>
       <w:r>
@@ -10321,6 +13893,33 @@
       <w:r>
         <w:t>.</w:t>
       </w:r>
+    </w:p>
+    <w:p>
+      <w:pPr>
+        <w:rPr>
+          <w:lang w:val="vi-VN"/>
+        </w:rPr>
+      </w:pPr>
+    </w:p>
+    <w:p>
+      <w:pPr>
+        <w:pStyle w:val="Heading2"/>
+        <w:numPr>
+          <w:ilvl w:val="1"/>
+          <w:numId w:val="1"/>
+        </w:numPr>
+        <w:rPr>
+          <w:lang w:val="vi-VN"/>
+        </w:rPr>
+      </w:pPr>
+      <w:bookmarkStart w:id="11" w:name="_Toc226146195"/>
+      <w:r>
+        <w:rPr>
+          <w:lang w:val="vi-VN"/>
+        </w:rPr>
+        <w:t>Results</w:t>
+      </w:r>
+      <w:bookmarkEnd w:id="11"/>
     </w:p>
     <w:p>
       <w:pPr>
@@ -10354,7 +13953,7 @@
           <w:lang w:val="vi-VN"/>
         </w:rPr>
       </w:pPr>
-      <w:bookmarkStart w:id="24" w:name="_Toc226044409"/>
+      <w:bookmarkStart w:id="12" w:name="_Toc226146196"/>
       <w:r>
         <w:rPr>
           <w:lang w:val="vi-VN"/>
@@ -10362,7 +13961,7 @@
         <w:lastRenderedPageBreak/>
         <w:t>References</w:t>
       </w:r>
-      <w:bookmarkEnd w:id="24"/>
+      <w:bookmarkEnd w:id="12"/>
     </w:p>
     <w:p>
       <w:pPr>
@@ -10450,6 +14049,28 @@
       </w:r>
       <w:r>
         <w:t>, vol. 20, no. 10, pp. 762–772, Oct. 1977. doi: 10.1145/359842.359859</w:t>
+      </w:r>
+    </w:p>
+    <w:p>
+      <w:pPr>
+        <w:pStyle w:val="ListParagraph"/>
+        <w:numPr>
+          <w:ilvl w:val="0"/>
+          <w:numId w:val="15"/>
+        </w:numPr>
+      </w:pPr>
+      <w:r>
+        <w:t xml:space="preserve">A. V. Aho and M. J. Corasick, "Efficient string matching: An aid to bibliographic search," </w:t>
+      </w:r>
+      <w:r>
+        <w:rPr>
+          <w:i/>
+          <w:iCs/>
+        </w:rPr>
+        <w:t>Communications of the ACM</w:t>
+      </w:r>
+      <w:r>
+        <w:t>, vol. 18, no. 6, pp. 333–340, Jun. 1975. doi: 10.1145/360825.360855</w:t>
       </w:r>
     </w:p>
     <w:p>
@@ -10533,19 +14154,34 @@
           <w:ilvl w:val="0"/>
           <w:numId w:val="15"/>
         </w:numPr>
-      </w:pPr>
-      <w:r>
-        <w:t xml:space="preserve">E. Ukkonen, "A linear-time algorithm for finding approximate occurrences in a string," in </w:t>
-      </w:r>
-      <w:r>
-        <w:rPr>
+        <w:spacing w:before="100" w:beforeAutospacing="1" w:after="100" w:afterAutospacing="1" w:line="240" w:lineRule="auto"/>
+        <w:jc w:val="left"/>
+      </w:pPr>
+      <w:r>
+        <w:rPr>
+          <w:rFonts w:eastAsia="Times New Roman" w:cs="Times New Roman"/>
+          <w:kern w:val="0"/>
+          <w14:ligatures w14:val="none"/>
+        </w:rPr>
+        <w:t xml:space="preserve">V. M. Glushkov, "The abstract theory of automata," </w:t>
+      </w:r>
+      <w:r>
+        <w:rPr>
+          <w:rFonts w:eastAsia="Times New Roman" w:cs="Times New Roman"/>
           <w:i/>
           <w:iCs/>
-        </w:rPr>
-        <w:t>Proc. 10th International Colloquium on Automata, Languages and Programming (ICALP)</w:t>
-      </w:r>
-      <w:r>
-        <w:t>, Barcelona, Spain, Jul. 1983, pp. 648–658.</w:t>
+          <w:kern w:val="0"/>
+          <w14:ligatures w14:val="none"/>
+        </w:rPr>
+        <w:t>Russian Mathematical Surveys</w:t>
+      </w:r>
+      <w:r>
+        <w:rPr>
+          <w:rFonts w:eastAsia="Times New Roman" w:cs="Times New Roman"/>
+          <w:kern w:val="0"/>
+          <w14:ligatures w14:val="none"/>
+        </w:rPr>
+        <w:t>, vol. 16, no. 5, pp. 1–53, 1961. doi: 10.1070/RM1961v016n05ABEH004112</w:t>
       </w:r>
     </w:p>
     <w:p>
@@ -10557,7 +14193,22 @@
         </w:numPr>
       </w:pPr>
       <w:r>
-        <w:t xml:space="preserve">cp-algorithms, "String — Prefix Function and KMP Algorithm," Competitive Programming Algorithms, 2024. [Online]. Available: </w:t>
+        <w:t xml:space="preserve">cp-algorithms, "String </w:t>
+      </w:r>
+      <w:r>
+        <w:rPr>
+          <w:lang w:val="vi-VN"/>
+        </w:rPr>
+        <w:t>–</w:t>
+      </w:r>
+      <w:r>
+        <w:t xml:space="preserve"> </w:t>
+      </w:r>
+      <w:r>
+        <w:t>Prefix</w:t>
+      </w:r>
+      <w:r>
+        <w:t xml:space="preserve"> Function and KMP Algorithm," Competitive Programming Algorithms, 2024. [Online]. Available: </w:t>
       </w:r>
       <w:hyperlink r:id="rId10" w:history="1">
         <w:r>
@@ -10580,9 +14231,50 @@
         </w:numPr>
       </w:pPr>
       <w:r>
+        <w:t>cp-algorithms, "String</w:t>
+      </w:r>
+      <w:r>
+        <w:rPr>
+          <w:lang w:val="vi-VN"/>
+        </w:rPr>
+        <w:t xml:space="preserve"> – </w:t>
+      </w:r>
+      <w:r>
+        <w:t>Aho</w:t>
+      </w:r>
+      <w:r>
+        <w:t>-</w:t>
+      </w:r>
+      <w:r>
+        <w:t>Corasick</w:t>
+      </w:r>
+      <w:r>
+        <w:t xml:space="preserve"> Algorithm," Competitive Programming Algorithms, 2024. [Online]. Available: </w:t>
+      </w:r>
+      <w:hyperlink r:id="rId11" w:history="1">
+        <w:r>
+          <w:rPr>
+            <w:rStyle w:val="Hyperlink"/>
+          </w:rPr>
+          <w:t>https://cp-algorithms.com/string/aho_corasick.html</w:t>
+        </w:r>
+      </w:hyperlink>
+      <w:r>
+        <w:t xml:space="preserve"> [Accessed: Mar. 2026].</w:t>
+      </w:r>
+    </w:p>
+    <w:p>
+      <w:pPr>
+        <w:pStyle w:val="ListParagraph"/>
+        <w:numPr>
+          <w:ilvl w:val="0"/>
+          <w:numId w:val="15"/>
+        </w:numPr>
+      </w:pPr>
+      <w:r>
         <w:t xml:space="preserve">GeeksforGeeks, "Boyer-Moore Algorithm for Pattern Searching," GeeksforGeeks, 2024. [Online]. Available: </w:t>
       </w:r>
-      <w:hyperlink r:id="rId11" w:history="1">
+      <w:hyperlink r:id="rId12" w:history="1">
         <w:r>
           <w:rPr>
             <w:rStyle w:val="Hyperlink"/>
@@ -10596,14 +14288,106 @@
     </w:p>
     <w:p>
       <w:pPr>
-        <w:rPr>
-          <w:lang w:val="vi-VN"/>
-        </w:rPr>
-      </w:pPr>
+        <w:jc w:val="left"/>
+        <w:rPr>
+          <w:lang w:val="vi-VN"/>
+        </w:rPr>
+      </w:pPr>
+      <w:r>
+        <w:rPr>
+          <w:lang w:val="vi-VN"/>
+        </w:rPr>
+        <w:br w:type="page"/>
+      </w:r>
+    </w:p>
+    <w:p>
+      <w:pPr>
+        <w:pStyle w:val="Heading1"/>
+        <w:numPr>
+          <w:ilvl w:val="0"/>
+          <w:numId w:val="1"/>
+        </w:numPr>
+        <w:rPr>
+          <w:lang w:val="vi-VN"/>
+        </w:rPr>
+      </w:pPr>
+      <w:bookmarkStart w:id="13" w:name="_Toc226146197"/>
+      <w:r>
+        <w:lastRenderedPageBreak/>
+        <w:t>Acknowledgment</w:t>
+      </w:r>
+      <w:bookmarkEnd w:id="13"/>
+    </w:p>
+    <w:p>
+      <w:pPr>
+        <w:rPr>
+          <w:lang w:val="vi-VN"/>
+        </w:rPr>
+      </w:pPr>
+      <w:r>
+        <w:rPr>
+          <w:lang w:val="vi-VN"/>
+        </w:rPr>
+        <w:t xml:space="preserve">Support was provided by </w:t>
+      </w:r>
+      <w:r>
+        <w:rPr>
+          <w:lang w:val="vi-VN"/>
+        </w:rPr>
+        <w:t xml:space="preserve">students from class 25C10 </w:t>
+      </w:r>
+      <w:r>
+        <w:rPr>
+          <w:lang w:val="vi-VN"/>
+        </w:rPr>
+        <w:t xml:space="preserve">in </w:t>
+      </w:r>
+      <w:r>
+        <w:rPr>
+          <w:lang w:val="vi-VN"/>
+        </w:rPr>
+        <w:t>providing ideas and explaining the foundation of the problem</w:t>
+      </w:r>
+      <w:r>
+        <w:rPr>
+          <w:lang w:val="vi-VN"/>
+        </w:rPr>
+        <w:t>, among others. In addition, AI tools, such as Gemini</w:t>
+      </w:r>
+      <w:r>
+        <w:rPr>
+          <w:lang w:val="vi-VN"/>
+        </w:rPr>
+        <w:t xml:space="preserve"> and Claude</w:t>
+      </w:r>
+      <w:r>
+        <w:rPr>
+          <w:lang w:val="vi-VN"/>
+        </w:rPr>
+        <w:t>, assisted with recommending</w:t>
+      </w:r>
+      <w:r>
+        <w:rPr>
+          <w:lang w:val="vi-VN"/>
+        </w:rPr>
+        <w:t xml:space="preserve"> references/citations, </w:t>
+      </w:r>
+      <w:r>
+        <w:rPr>
+          <w:lang w:val="vi-VN"/>
+        </w:rPr>
+        <w:t>proofreading</w:t>
+      </w:r>
+      <w:r>
+        <w:rPr>
+          <w:lang w:val="vi-VN"/>
+        </w:rPr>
+        <w:t xml:space="preserve"> and improving the report (format, language and grammar) as well as providing example for Tracing.</w:t>
+      </w:r>
     </w:p>
     <w:sectPr>
-      <w:headerReference w:type="default" r:id="rId12"/>
-      <w:footerReference w:type="default" r:id="rId13"/>
+      <w:headerReference w:type="default" r:id="rId13"/>
+      <w:footerReference w:type="default" r:id="rId14"/>
       <w:pgSz w:w="12240" w:h="15840"/>
       <w:pgMar w:top="1440" w:right="1440" w:bottom="1440" w:left="1440" w:header="720" w:footer="720" w:gutter="0"/>
       <w:pgNumType w:start="0"/>
@@ -10751,6 +14535,155 @@
 <file path=word/numbering.xml><?xml version="1.0" encoding="utf-8"?>
 <w:numbering xmlns:wpc="http://schemas.microsoft.com/office/word/2010/wordprocessingCanvas" xmlns:cx="http://schemas.microsoft.com/office/drawing/2014/chartex" xmlns:cx1="http://schemas.microsoft.com/office/drawing/2015/9/8/chartex" xmlns:cx2="http://schemas.microsoft.com/office/drawing/2015/10/21/chartex" xmlns:cx3="http://schemas.microsoft.com/office/drawing/2016/5/9/chartex" xmlns:cx4="http://schemas.microsoft.com/office/drawing/2016/5/10/chartex" xmlns:cx5="http://schemas.microsoft.com/office/drawing/2016/5/11/chartex" xmlns:cx6="http://schemas.microsoft.com/office/drawing/2016/5/12/chartex" xmlns:cx7="http://schemas.microsoft.com/office/drawing/2016/5/13/chartex" xmlns:cx8="http://schemas.microsoft.com/office/drawing/2016/5/14/chartex" xmlns:mc="http://schemas.openxmlformats.org/markup-compatibility/2006" xmlns:aink="http://schemas.microsoft.com/office/drawing/2016/ink" xmlns:am3d="http://schemas.microsoft.com/office/drawing/2017/model3d" xmlns:o="urn:schemas-microsoft-com:office:office" xmlns:oel="http://schemas.microsoft.com/office/2019/extlst" xmlns:r="http://schemas.openxmlformats.org/officeDocument/2006/relationships" xmlns:m="http://schemas.openxmlformats.org/officeDocument/2006/math" xmlns:v="urn:schemas-microsoft-com:vml" xmlns:wp14="http://schemas.microsoft.com/office/word/2010/wordprocessingDrawing" xmlns:wp="http://schemas.openxmlformats.org/drawingml/2006/wordprocessingDrawing" xmlns:w10="urn:schemas-microsoft-com:office:word" xmlns:w="http://schemas.openxmlformats.org/wordprocessingml/2006/main" xmlns:w14="http://schemas.microsoft.com/office/word/2010/wordml" xmlns:w15="http://schemas.microsoft.com/office/word/2012/wordml" xmlns:w16cex="http://schemas.microsoft.com/office/word/2018/wordml/cex" xmlns:w16cid="http://schemas.microsoft.com/office/word/2016/wordml/cid" xmlns:w16="http://schemas.microsoft.com/office/word/2018/wordml" xmlns:w16du="http://schemas.microsoft.com/office/word/2023/wordml/word16du" xmlns:w16sdtdh="http://schemas.microsoft.com/office/word/2020/wordml/sdtdatahash" xmlns:w16sdtfl="http://schemas.microsoft.com/office/word/2024/wordml/sdtformatlock" xmlns:w16se="http://schemas.microsoft.com/office/word/2015/wordml/symex" xmlns:wpg="http://schemas.microsoft.com/office/word/2010/wordprocessingGroup" xmlns:wpi="http://schemas.microsoft.com/office/word/2010/wordprocessingInk" xmlns:wne="http://schemas.microsoft.com/office/word/2006/wordml" xmlns:wps="http://schemas.microsoft.com/office/word/2010/wordprocessingShape" mc:Ignorable="w14 w15 w16se w16cid w16 w16cex w16sdtdh w16sdtfl w16du wp14">
   <w:abstractNum w:abstractNumId="0" w15:restartNumberingAfterBreak="0">
+    <w:nsid w:val="07EA5553"/>
+    <w:multiLevelType w:val="multilevel"/>
+    <w:tmpl w:val="4746C048"/>
+    <w:lvl w:ilvl="0">
+      <w:start w:val="1"/>
+      <w:numFmt w:val="bullet"/>
+      <w:lvlText w:val=""/>
+      <w:lvlJc w:val="left"/>
+      <w:pPr>
+        <w:tabs>
+          <w:tab w:val="num" w:pos="720"/>
+        </w:tabs>
+        <w:ind w:left="720" w:hanging="360"/>
+      </w:pPr>
+      <w:rPr>
+        <w:rFonts w:ascii="Symbol" w:hAnsi="Symbol" w:hint="default"/>
+        <w:sz w:val="20"/>
+      </w:rPr>
+    </w:lvl>
+    <w:lvl w:ilvl="1" w:tentative="1">
+      <w:start w:val="1"/>
+      <w:numFmt w:val="bullet"/>
+      <w:lvlText w:val="o"/>
+      <w:lvlJc w:val="left"/>
+      <w:pPr>
+        <w:tabs>
+          <w:tab w:val="num" w:pos="1440"/>
+        </w:tabs>
+        <w:ind w:left="1440" w:hanging="360"/>
+      </w:pPr>
+      <w:rPr>
+        <w:rFonts w:ascii="Courier New" w:hAnsi="Courier New" w:hint="default"/>
+        <w:sz w:val="20"/>
+      </w:rPr>
+    </w:lvl>
+    <w:lvl w:ilvl="2" w:tentative="1">
+      <w:start w:val="1"/>
+      <w:numFmt w:val="bullet"/>
+      <w:lvlText w:val=""/>
+      <w:lvlJc w:val="left"/>
+      <w:pPr>
+        <w:tabs>
+          <w:tab w:val="num" w:pos="2160"/>
+        </w:tabs>
+        <w:ind w:left="2160" w:hanging="360"/>
+      </w:pPr>
+      <w:rPr>
+        <w:rFonts w:ascii="Wingdings" w:hAnsi="Wingdings" w:hint="default"/>
+        <w:sz w:val="20"/>
+      </w:rPr>
+    </w:lvl>
+    <w:lvl w:ilvl="3" w:tentative="1">
+      <w:start w:val="1"/>
+      <w:numFmt w:val="bullet"/>
+      <w:lvlText w:val=""/>
+      <w:lvlJc w:val="left"/>
+      <w:pPr>
+        <w:tabs>
+          <w:tab w:val="num" w:pos="2880"/>
+        </w:tabs>
+        <w:ind w:left="2880" w:hanging="360"/>
+      </w:pPr>
+      <w:rPr>
+        <w:rFonts w:ascii="Wingdings" w:hAnsi="Wingdings" w:hint="default"/>
+        <w:sz w:val="20"/>
+      </w:rPr>
+    </w:lvl>
+    <w:lvl w:ilvl="4" w:tentative="1">
+      <w:start w:val="1"/>
+      <w:numFmt w:val="bullet"/>
+      <w:lvlText w:val=""/>
+      <w:lvlJc w:val="left"/>
+      <w:pPr>
+        <w:tabs>
+          <w:tab w:val="num" w:pos="3600"/>
+        </w:tabs>
+        <w:ind w:left="3600" w:hanging="360"/>
+      </w:pPr>
+      <w:rPr>
+        <w:rFonts w:ascii="Wingdings" w:hAnsi="Wingdings" w:hint="default"/>
+        <w:sz w:val="20"/>
+      </w:rPr>
+    </w:lvl>
+    <w:lvl w:ilvl="5" w:tentative="1">
+      <w:start w:val="1"/>
+      <w:numFmt w:val="bullet"/>
+      <w:lvlText w:val=""/>
+      <w:lvlJc w:val="left"/>
+      <w:pPr>
+        <w:tabs>
+          <w:tab w:val="num" w:pos="4320"/>
+        </w:tabs>
+        <w:ind w:left="4320" w:hanging="360"/>
+      </w:pPr>
+      <w:rPr>
+        <w:rFonts w:ascii="Wingdings" w:hAnsi="Wingdings" w:hint="default"/>
+        <w:sz w:val="20"/>
+      </w:rPr>
+    </w:lvl>
+    <w:lvl w:ilvl="6" w:tentative="1">
+      <w:start w:val="1"/>
+      <w:numFmt w:val="bullet"/>
+      <w:lvlText w:val=""/>
+      <w:lvlJc w:val="left"/>
+      <w:pPr>
+        <w:tabs>
+          <w:tab w:val="num" w:pos="5040"/>
+        </w:tabs>
+        <w:ind w:left="5040" w:hanging="360"/>
+      </w:pPr>
+      <w:rPr>
+        <w:rFonts w:ascii="Wingdings" w:hAnsi="Wingdings" w:hint="default"/>
+        <w:sz w:val="20"/>
+      </w:rPr>
+    </w:lvl>
+    <w:lvl w:ilvl="7" w:tentative="1">
+      <w:start w:val="1"/>
+      <w:numFmt w:val="bullet"/>
+      <w:lvlText w:val=""/>
+      <w:lvlJc w:val="left"/>
+      <w:pPr>
+        <w:tabs>
+          <w:tab w:val="num" w:pos="5760"/>
+        </w:tabs>
+        <w:ind w:left="5760" w:hanging="360"/>
+      </w:pPr>
+      <w:rPr>
+        <w:rFonts w:ascii="Wingdings" w:hAnsi="Wingdings" w:hint="default"/>
+        <w:sz w:val="20"/>
+      </w:rPr>
+    </w:lvl>
+    <w:lvl w:ilvl="8" w:tentative="1">
+      <w:start w:val="1"/>
+      <w:numFmt w:val="bullet"/>
+      <w:lvlText w:val=""/>
+      <w:lvlJc w:val="left"/>
+      <w:pPr>
+        <w:tabs>
+          <w:tab w:val="num" w:pos="6480"/>
+        </w:tabs>
+        <w:ind w:left="6480" w:hanging="360"/>
+      </w:pPr>
+      <w:rPr>
+        <w:rFonts w:ascii="Wingdings" w:hAnsi="Wingdings" w:hint="default"/>
+        <w:sz w:val="20"/>
+      </w:rPr>
+    </w:lvl>
+  </w:abstractNum>
+  <w:abstractNum w:abstractNumId="1" w15:restartNumberingAfterBreak="0">
     <w:nsid w:val="14065EAD"/>
     <w:multiLevelType w:val="multilevel"/>
     <w:tmpl w:val="B0C4D73A"/>
@@ -10899,7 +14832,7 @@
       </w:rPr>
     </w:lvl>
   </w:abstractNum>
-  <w:abstractNum w:abstractNumId="1" w15:restartNumberingAfterBreak="0">
+  <w:abstractNum w:abstractNumId="2" w15:restartNumberingAfterBreak="0">
     <w:nsid w:val="15004C7F"/>
     <w:multiLevelType w:val="multilevel"/>
     <w:tmpl w:val="0409001F"/>
@@ -10985,7 +14918,156 @@
       </w:pPr>
     </w:lvl>
   </w:abstractNum>
-  <w:abstractNum w:abstractNumId="2" w15:restartNumberingAfterBreak="0">
+  <w:abstractNum w:abstractNumId="3" w15:restartNumberingAfterBreak="0">
+    <w:nsid w:val="15982B86"/>
+    <w:multiLevelType w:val="multilevel"/>
+    <w:tmpl w:val="01C09078"/>
+    <w:lvl w:ilvl="0">
+      <w:start w:val="1"/>
+      <w:numFmt w:val="bullet"/>
+      <w:lvlText w:val=""/>
+      <w:lvlJc w:val="left"/>
+      <w:pPr>
+        <w:tabs>
+          <w:tab w:val="num" w:pos="720"/>
+        </w:tabs>
+        <w:ind w:left="720" w:hanging="360"/>
+      </w:pPr>
+      <w:rPr>
+        <w:rFonts w:ascii="Symbol" w:hAnsi="Symbol" w:hint="default"/>
+        <w:sz w:val="20"/>
+      </w:rPr>
+    </w:lvl>
+    <w:lvl w:ilvl="1" w:tentative="1">
+      <w:start w:val="1"/>
+      <w:numFmt w:val="bullet"/>
+      <w:lvlText w:val="o"/>
+      <w:lvlJc w:val="left"/>
+      <w:pPr>
+        <w:tabs>
+          <w:tab w:val="num" w:pos="1440"/>
+        </w:tabs>
+        <w:ind w:left="1440" w:hanging="360"/>
+      </w:pPr>
+      <w:rPr>
+        <w:rFonts w:ascii="Courier New" w:hAnsi="Courier New" w:hint="default"/>
+        <w:sz w:val="20"/>
+      </w:rPr>
+    </w:lvl>
+    <w:lvl w:ilvl="2" w:tentative="1">
+      <w:start w:val="1"/>
+      <w:numFmt w:val="bullet"/>
+      <w:lvlText w:val=""/>
+      <w:lvlJc w:val="left"/>
+      <w:pPr>
+        <w:tabs>
+          <w:tab w:val="num" w:pos="2160"/>
+        </w:tabs>
+        <w:ind w:left="2160" w:hanging="360"/>
+      </w:pPr>
+      <w:rPr>
+        <w:rFonts w:ascii="Wingdings" w:hAnsi="Wingdings" w:hint="default"/>
+        <w:sz w:val="20"/>
+      </w:rPr>
+    </w:lvl>
+    <w:lvl w:ilvl="3" w:tentative="1">
+      <w:start w:val="1"/>
+      <w:numFmt w:val="bullet"/>
+      <w:lvlText w:val=""/>
+      <w:lvlJc w:val="left"/>
+      <w:pPr>
+        <w:tabs>
+          <w:tab w:val="num" w:pos="2880"/>
+        </w:tabs>
+        <w:ind w:left="2880" w:hanging="360"/>
+      </w:pPr>
+      <w:rPr>
+        <w:rFonts w:ascii="Wingdings" w:hAnsi="Wingdings" w:hint="default"/>
+        <w:sz w:val="20"/>
+      </w:rPr>
+    </w:lvl>
+    <w:lvl w:ilvl="4" w:tentative="1">
+      <w:start w:val="1"/>
+      <w:numFmt w:val="bullet"/>
+      <w:lvlText w:val=""/>
+      <w:lvlJc w:val="left"/>
+      <w:pPr>
+        <w:tabs>
+          <w:tab w:val="num" w:pos="3600"/>
+        </w:tabs>
+        <w:ind w:left="3600" w:hanging="360"/>
+      </w:pPr>
+      <w:rPr>
+        <w:rFonts w:ascii="Wingdings" w:hAnsi="Wingdings" w:hint="default"/>
+        <w:sz w:val="20"/>
+      </w:rPr>
+    </w:lvl>
+    <w:lvl w:ilvl="5" w:tentative="1">
+      <w:start w:val="1"/>
+      <w:numFmt w:val="bullet"/>
+      <w:lvlText w:val=""/>
+      <w:lvlJc w:val="left"/>
+      <w:pPr>
+        <w:tabs>
+          <w:tab w:val="num" w:pos="4320"/>
+        </w:tabs>
+        <w:ind w:left="4320" w:hanging="360"/>
+      </w:pPr>
+      <w:rPr>
+        <w:rFonts w:ascii="Wingdings" w:hAnsi="Wingdings" w:hint="default"/>
+        <w:sz w:val="20"/>
+      </w:rPr>
+    </w:lvl>
+    <w:lvl w:ilvl="6" w:tentative="1">
+      <w:start w:val="1"/>
+      <w:numFmt w:val="bullet"/>
+      <w:lvlText w:val=""/>
+      <w:lvlJc w:val="left"/>
+      <w:pPr>
+        <w:tabs>
+          <w:tab w:val="num" w:pos="5040"/>
+        </w:tabs>
+        <w:ind w:left="5040" w:hanging="360"/>
+      </w:pPr>
+      <w:rPr>
+        <w:rFonts w:ascii="Wingdings" w:hAnsi="Wingdings" w:hint="default"/>
+        <w:sz w:val="20"/>
+      </w:rPr>
+    </w:lvl>
+    <w:lvl w:ilvl="7" w:tentative="1">
+      <w:start w:val="1"/>
+      <w:numFmt w:val="bullet"/>
+      <w:lvlText w:val=""/>
+      <w:lvlJc w:val="left"/>
+      <w:pPr>
+        <w:tabs>
+          <w:tab w:val="num" w:pos="5760"/>
+        </w:tabs>
+        <w:ind w:left="5760" w:hanging="360"/>
+      </w:pPr>
+      <w:rPr>
+        <w:rFonts w:ascii="Wingdings" w:hAnsi="Wingdings" w:hint="default"/>
+        <w:sz w:val="20"/>
+      </w:rPr>
+    </w:lvl>
+    <w:lvl w:ilvl="8" w:tentative="1">
+      <w:start w:val="1"/>
+      <w:numFmt w:val="bullet"/>
+      <w:lvlText w:val=""/>
+      <w:lvlJc w:val="left"/>
+      <w:pPr>
+        <w:tabs>
+          <w:tab w:val="num" w:pos="6480"/>
+        </w:tabs>
+        <w:ind w:left="6480" w:hanging="360"/>
+      </w:pPr>
+      <w:rPr>
+        <w:rFonts w:ascii="Wingdings" w:hAnsi="Wingdings" w:hint="default"/>
+        <w:sz w:val="20"/>
+      </w:rPr>
+    </w:lvl>
+  </w:abstractNum>
+  <w:abstractNum w:abstractNumId="4" w15:restartNumberingAfterBreak="0">
     <w:nsid w:val="17555F15"/>
     <w:multiLevelType w:val="multilevel"/>
     <w:tmpl w:val="E862A12A"/>
@@ -11134,7 +15216,7 @@
       </w:rPr>
     </w:lvl>
   </w:abstractNum>
-  <w:abstractNum w:abstractNumId="3" w15:restartNumberingAfterBreak="0">
+  <w:abstractNum w:abstractNumId="5" w15:restartNumberingAfterBreak="0">
     <w:nsid w:val="17B94BB6"/>
     <w:multiLevelType w:val="hybridMultilevel"/>
     <w:tmpl w:val="70F24FF2"/>
@@ -11247,7 +15329,120 @@
       </w:rPr>
     </w:lvl>
   </w:abstractNum>
-  <w:abstractNum w:abstractNumId="4" w15:restartNumberingAfterBreak="0">
+  <w:abstractNum w:abstractNumId="6" w15:restartNumberingAfterBreak="0">
+    <w:nsid w:val="1BCF7949"/>
+    <w:multiLevelType w:val="hybridMultilevel"/>
+    <w:tmpl w:val="54E8C328"/>
+    <w:lvl w:ilvl="0" w:tplc="04090001">
+      <w:start w:val="1"/>
+      <w:numFmt w:val="bullet"/>
+      <w:lvlText w:val=""/>
+      <w:lvlJc w:val="left"/>
+      <w:pPr>
+        <w:ind w:left="720" w:hanging="360"/>
+      </w:pPr>
+      <w:rPr>
+        <w:rFonts w:ascii="Symbol" w:hAnsi="Symbol" w:hint="default"/>
+      </w:rPr>
+    </w:lvl>
+    <w:lvl w:ilvl="1" w:tplc="04090003" w:tentative="1">
+      <w:start w:val="1"/>
+      <w:numFmt w:val="bullet"/>
+      <w:lvlText w:val="o"/>
+      <w:lvlJc w:val="left"/>
+      <w:pPr>
+        <w:ind w:left="1440" w:hanging="360"/>
+      </w:pPr>
+      <w:rPr>
+        <w:rFonts w:ascii="Courier New" w:hAnsi="Courier New" w:cs="Courier New" w:hint="default"/>
+      </w:rPr>
+    </w:lvl>
+    <w:lvl w:ilvl="2" w:tplc="04090005" w:tentative="1">
+      <w:start w:val="1"/>
+      <w:numFmt w:val="bullet"/>
+      <w:lvlText w:val=""/>
+      <w:lvlJc w:val="left"/>
+      <w:pPr>
+        <w:ind w:left="2160" w:hanging="360"/>
+      </w:pPr>
+      <w:rPr>
+        <w:rFonts w:ascii="Wingdings" w:hAnsi="Wingdings" w:hint="default"/>
+      </w:rPr>
+    </w:lvl>
+    <w:lvl w:ilvl="3" w:tplc="04090001" w:tentative="1">
+      <w:start w:val="1"/>
+      <w:numFmt w:val="bullet"/>
+      <w:lvlText w:val=""/>
+      <w:lvlJc w:val="left"/>
+      <w:pPr>
+        <w:ind w:left="2880" w:hanging="360"/>
+      </w:pPr>
+      <w:rPr>
+        <w:rFonts w:ascii="Symbol" w:hAnsi="Symbol" w:hint="default"/>
+      </w:rPr>
+    </w:lvl>
+    <w:lvl w:ilvl="4" w:tplc="04090003" w:tentative="1">
+      <w:start w:val="1"/>
+      <w:numFmt w:val="bullet"/>
+      <w:lvlText w:val="o"/>
+      <w:lvlJc w:val="left"/>
+      <w:pPr>
+        <w:ind w:left="3600" w:hanging="360"/>
+      </w:pPr>
+      <w:rPr>
+        <w:rFonts w:ascii="Courier New" w:hAnsi="Courier New" w:cs="Courier New" w:hint="default"/>
+      </w:rPr>
+    </w:lvl>
+    <w:lvl w:ilvl="5" w:tplc="04090005" w:tentative="1">
+      <w:start w:val="1"/>
+      <w:numFmt w:val="bullet"/>
+      <w:lvlText w:val=""/>
+      <w:lvlJc w:val="left"/>
+      <w:pPr>
+        <w:ind w:left="4320" w:hanging="360"/>
+      </w:pPr>
+      <w:rPr>
+        <w:rFonts w:ascii="Wingdings" w:hAnsi="Wingdings" w:hint="default"/>
+      </w:rPr>
+    </w:lvl>
+    <w:lvl w:ilvl="6" w:tplc="04090001" w:tentative="1">
+      <w:start w:val="1"/>
+      <w:numFmt w:val="bullet"/>
+      <w:lvlText w:val=""/>
+      <w:lvlJc w:val="left"/>
+      <w:pPr>
+        <w:ind w:left="5040" w:hanging="360"/>
+      </w:pPr>
+      <w:rPr>
+        <w:rFonts w:ascii="Symbol" w:hAnsi="Symbol" w:hint="default"/>
+      </w:rPr>
+    </w:lvl>
+    <w:lvl w:ilvl="7" w:tplc="04090003" w:tentative="1">
+      <w:start w:val="1"/>
+      <w:numFmt w:val="bullet"/>
+      <w:lvlText w:val="o"/>
+      <w:lvlJc w:val="left"/>
+      <w:pPr>
+        <w:ind w:left="5760" w:hanging="360"/>
+      </w:pPr>
+      <w:rPr>
+        <w:rFonts w:ascii="Courier New" w:hAnsi="Courier New" w:cs="Courier New" w:hint="default"/>
+      </w:rPr>
+    </w:lvl>
+    <w:lvl w:ilvl="8" w:tplc="04090005" w:tentative="1">
+      <w:start w:val="1"/>
+      <w:numFmt w:val="bullet"/>
+      <w:lvlText w:val=""/>
+      <w:lvlJc w:val="left"/>
+      <w:pPr>
+        <w:ind w:left="6480" w:hanging="360"/>
+      </w:pPr>
+      <w:rPr>
+        <w:rFonts w:ascii="Wingdings" w:hAnsi="Wingdings" w:hint="default"/>
+      </w:rPr>
+    </w:lvl>
+  </w:abstractNum>
+  <w:abstractNum w:abstractNumId="7" w15:restartNumberingAfterBreak="0">
     <w:nsid w:val="22A43683"/>
     <w:multiLevelType w:val="hybridMultilevel"/>
     <w:tmpl w:val="399473A4"/>
@@ -11360,7 +15555,7 @@
       </w:rPr>
     </w:lvl>
   </w:abstractNum>
-  <w:abstractNum w:abstractNumId="5" w15:restartNumberingAfterBreak="0">
+  <w:abstractNum w:abstractNumId="8" w15:restartNumberingAfterBreak="0">
     <w:nsid w:val="26A83BE5"/>
     <w:multiLevelType w:val="multilevel"/>
     <w:tmpl w:val="0F360C12"/>
@@ -11509,7 +15704,120 @@
       </w:rPr>
     </w:lvl>
   </w:abstractNum>
-  <w:abstractNum w:abstractNumId="6" w15:restartNumberingAfterBreak="0">
+  <w:abstractNum w:abstractNumId="9" w15:restartNumberingAfterBreak="0">
+    <w:nsid w:val="28A90D71"/>
+    <w:multiLevelType w:val="hybridMultilevel"/>
+    <w:tmpl w:val="9B6850B0"/>
+    <w:lvl w:ilvl="0" w:tplc="04090001">
+      <w:start w:val="1"/>
+      <w:numFmt w:val="bullet"/>
+      <w:lvlText w:val=""/>
+      <w:lvlJc w:val="left"/>
+      <w:pPr>
+        <w:ind w:left="720" w:hanging="360"/>
+      </w:pPr>
+      <w:rPr>
+        <w:rFonts w:ascii="Symbol" w:hAnsi="Symbol" w:hint="default"/>
+      </w:rPr>
+    </w:lvl>
+    <w:lvl w:ilvl="1" w:tplc="04090003" w:tentative="1">
+      <w:start w:val="1"/>
+      <w:numFmt w:val="bullet"/>
+      <w:lvlText w:val="o"/>
+      <w:lvlJc w:val="left"/>
+      <w:pPr>
+        <w:ind w:left="1440" w:hanging="360"/>
+      </w:pPr>
+      <w:rPr>
+        <w:rFonts w:ascii="Courier New" w:hAnsi="Courier New" w:cs="Courier New" w:hint="default"/>
+      </w:rPr>
+    </w:lvl>
+    <w:lvl w:ilvl="2" w:tplc="04090005" w:tentative="1">
+      <w:start w:val="1"/>
+      <w:numFmt w:val="bullet"/>
+      <w:lvlText w:val=""/>
+      <w:lvlJc w:val="left"/>
+      <w:pPr>
+        <w:ind w:left="2160" w:hanging="360"/>
+      </w:pPr>
+      <w:rPr>
+        <w:rFonts w:ascii="Wingdings" w:hAnsi="Wingdings" w:hint="default"/>
+      </w:rPr>
+    </w:lvl>
+    <w:lvl w:ilvl="3" w:tplc="04090001" w:tentative="1">
+      <w:start w:val="1"/>
+      <w:numFmt w:val="bullet"/>
+      <w:lvlText w:val=""/>
+      <w:lvlJc w:val="left"/>
+      <w:pPr>
+        <w:ind w:left="2880" w:hanging="360"/>
+      </w:pPr>
+      <w:rPr>
+        <w:rFonts w:ascii="Symbol" w:hAnsi="Symbol" w:hint="default"/>
+      </w:rPr>
+    </w:lvl>
+    <w:lvl w:ilvl="4" w:tplc="04090003" w:tentative="1">
+      <w:start w:val="1"/>
+      <w:numFmt w:val="bullet"/>
+      <w:lvlText w:val="o"/>
+      <w:lvlJc w:val="left"/>
+      <w:pPr>
+        <w:ind w:left="3600" w:hanging="360"/>
+      </w:pPr>
+      <w:rPr>
+        <w:rFonts w:ascii="Courier New" w:hAnsi="Courier New" w:cs="Courier New" w:hint="default"/>
+      </w:rPr>
+    </w:lvl>
+    <w:lvl w:ilvl="5" w:tplc="04090005" w:tentative="1">
+      <w:start w:val="1"/>
+      <w:numFmt w:val="bullet"/>
+      <w:lvlText w:val=""/>
+      <w:lvlJc w:val="left"/>
+      <w:pPr>
+        <w:ind w:left="4320" w:hanging="360"/>
+      </w:pPr>
+      <w:rPr>
+        <w:rFonts w:ascii="Wingdings" w:hAnsi="Wingdings" w:hint="default"/>
+      </w:rPr>
+    </w:lvl>
+    <w:lvl w:ilvl="6" w:tplc="04090001" w:tentative="1">
+      <w:start w:val="1"/>
+      <w:numFmt w:val="bullet"/>
+      <w:lvlText w:val=""/>
+      <w:lvlJc w:val="left"/>
+      <w:pPr>
+        <w:ind w:left="5040" w:hanging="360"/>
+      </w:pPr>
+      <w:rPr>
+        <w:rFonts w:ascii="Symbol" w:hAnsi="Symbol" w:hint="default"/>
+      </w:rPr>
+    </w:lvl>
+    <w:lvl w:ilvl="7" w:tplc="04090003" w:tentative="1">
+      <w:start w:val="1"/>
+      <w:numFmt w:val="bullet"/>
+      <w:lvlText w:val="o"/>
+      <w:lvlJc w:val="left"/>
+      <w:pPr>
+        <w:ind w:left="5760" w:hanging="360"/>
+      </w:pPr>
+      <w:rPr>
+        <w:rFonts w:ascii="Courier New" w:hAnsi="Courier New" w:cs="Courier New" w:hint="default"/>
+      </w:rPr>
+    </w:lvl>
+    <w:lvl w:ilvl="8" w:tplc="04090005" w:tentative="1">
+      <w:start w:val="1"/>
+      <w:numFmt w:val="bullet"/>
+      <w:lvlText w:val=""/>
+      <w:lvlJc w:val="left"/>
+      <w:pPr>
+        <w:ind w:left="6480" w:hanging="360"/>
+      </w:pPr>
+      <w:rPr>
+        <w:rFonts w:ascii="Wingdings" w:hAnsi="Wingdings" w:hint="default"/>
+      </w:rPr>
+    </w:lvl>
+  </w:abstractNum>
+  <w:abstractNum w:abstractNumId="10" w15:restartNumberingAfterBreak="0">
     <w:nsid w:val="2C74094A"/>
     <w:multiLevelType w:val="multilevel"/>
     <w:tmpl w:val="302C54AE"/>
@@ -11658,7 +15966,7 @@
       </w:rPr>
     </w:lvl>
   </w:abstractNum>
-  <w:abstractNum w:abstractNumId="7" w15:restartNumberingAfterBreak="0">
+  <w:abstractNum w:abstractNumId="11" w15:restartNumberingAfterBreak="0">
     <w:nsid w:val="30FE4536"/>
     <w:multiLevelType w:val="multilevel"/>
     <w:tmpl w:val="46C456CC"/>
@@ -11771,7 +16079,156 @@
       </w:rPr>
     </w:lvl>
   </w:abstractNum>
-  <w:abstractNum w:abstractNumId="8" w15:restartNumberingAfterBreak="0">
+  <w:abstractNum w:abstractNumId="12" w15:restartNumberingAfterBreak="0">
+    <w:nsid w:val="44F11532"/>
+    <w:multiLevelType w:val="multilevel"/>
+    <w:tmpl w:val="E2C68AF8"/>
+    <w:lvl w:ilvl="0">
+      <w:start w:val="1"/>
+      <w:numFmt w:val="bullet"/>
+      <w:lvlText w:val=""/>
+      <w:lvlJc w:val="left"/>
+      <w:pPr>
+        <w:tabs>
+          <w:tab w:val="num" w:pos="720"/>
+        </w:tabs>
+        <w:ind w:left="720" w:hanging="360"/>
+      </w:pPr>
+      <w:rPr>
+        <w:rFonts w:ascii="Symbol" w:hAnsi="Symbol" w:hint="default"/>
+        <w:sz w:val="20"/>
+      </w:rPr>
+    </w:lvl>
+    <w:lvl w:ilvl="1">
+      <w:start w:val="1"/>
+      <w:numFmt w:val="bullet"/>
+      <w:lvlText w:val="o"/>
+      <w:lvlJc w:val="left"/>
+      <w:pPr>
+        <w:tabs>
+          <w:tab w:val="num" w:pos="1440"/>
+        </w:tabs>
+        <w:ind w:left="1440" w:hanging="360"/>
+      </w:pPr>
+      <w:rPr>
+        <w:rFonts w:ascii="Courier New" w:hAnsi="Courier New" w:hint="default"/>
+        <w:sz w:val="20"/>
+      </w:rPr>
+    </w:lvl>
+    <w:lvl w:ilvl="2" w:tentative="1">
+      <w:start w:val="1"/>
+      <w:numFmt w:val="bullet"/>
+      <w:lvlText w:val=""/>
+      <w:lvlJc w:val="left"/>
+      <w:pPr>
+        <w:tabs>
+          <w:tab w:val="num" w:pos="2160"/>
+        </w:tabs>
+        <w:ind w:left="2160" w:hanging="360"/>
+      </w:pPr>
+      <w:rPr>
+        <w:rFonts w:ascii="Wingdings" w:hAnsi="Wingdings" w:hint="default"/>
+        <w:sz w:val="20"/>
+      </w:rPr>
+    </w:lvl>
+    <w:lvl w:ilvl="3" w:tentative="1">
+      <w:start w:val="1"/>
+      <w:numFmt w:val="bullet"/>
+      <w:lvlText w:val=""/>
+      <w:lvlJc w:val="left"/>
+      <w:pPr>
+        <w:tabs>
+          <w:tab w:val="num" w:pos="2880"/>
+        </w:tabs>
+        <w:ind w:left="2880" w:hanging="360"/>
+      </w:pPr>
+      <w:rPr>
+        <w:rFonts w:ascii="Wingdings" w:hAnsi="Wingdings" w:hint="default"/>
+        <w:sz w:val="20"/>
+      </w:rPr>
+    </w:lvl>
+    <w:lvl w:ilvl="4" w:tentative="1">
+      <w:start w:val="1"/>
+      <w:numFmt w:val="bullet"/>
+      <w:lvlText w:val=""/>
+      <w:lvlJc w:val="left"/>
+      <w:pPr>
+        <w:tabs>
+          <w:tab w:val="num" w:pos="3600"/>
+        </w:tabs>
+        <w:ind w:left="3600" w:hanging="360"/>
+      </w:pPr>
+      <w:rPr>
+        <w:rFonts w:ascii="Wingdings" w:hAnsi="Wingdings" w:hint="default"/>
+        <w:sz w:val="20"/>
+      </w:rPr>
+    </w:lvl>
+    <w:lvl w:ilvl="5" w:tentative="1">
+      <w:start w:val="1"/>
+      <w:numFmt w:val="bullet"/>
+      <w:lvlText w:val=""/>
+      <w:lvlJc w:val="left"/>
+      <w:pPr>
+        <w:tabs>
+          <w:tab w:val="num" w:pos="4320"/>
+        </w:tabs>
+        <w:ind w:left="4320" w:hanging="360"/>
+      </w:pPr>
+      <w:rPr>
+        <w:rFonts w:ascii="Wingdings" w:hAnsi="Wingdings" w:hint="default"/>
+        <w:sz w:val="20"/>
+      </w:rPr>
+    </w:lvl>
+    <w:lvl w:ilvl="6" w:tentative="1">
+      <w:start w:val="1"/>
+      <w:numFmt w:val="bullet"/>
+      <w:lvlText w:val=""/>
+      <w:lvlJc w:val="left"/>
+      <w:pPr>
+        <w:tabs>
+          <w:tab w:val="num" w:pos="5040"/>
+        </w:tabs>
+        <w:ind w:left="5040" w:hanging="360"/>
+      </w:pPr>
+      <w:rPr>
+        <w:rFonts w:ascii="Wingdings" w:hAnsi="Wingdings" w:hint="default"/>
+        <w:sz w:val="20"/>
+      </w:rPr>
+    </w:lvl>
+    <w:lvl w:ilvl="7" w:tentative="1">
+      <w:start w:val="1"/>
+      <w:numFmt w:val="bullet"/>
+      <w:lvlText w:val=""/>
+      <w:lvlJc w:val="left"/>
+      <w:pPr>
+        <w:tabs>
+          <w:tab w:val="num" w:pos="5760"/>
+        </w:tabs>
+        <w:ind w:left="5760" w:hanging="360"/>
+      </w:pPr>
+      <w:rPr>
+        <w:rFonts w:ascii="Wingdings" w:hAnsi="Wingdings" w:hint="default"/>
+        <w:sz w:val="20"/>
+      </w:rPr>
+    </w:lvl>
+    <w:lvl w:ilvl="8" w:tentative="1">
+      <w:start w:val="1"/>
+      <w:numFmt w:val="bullet"/>
+      <w:lvlText w:val=""/>
+      <w:lvlJc w:val="left"/>
+      <w:pPr>
+        <w:tabs>
+          <w:tab w:val="num" w:pos="6480"/>
+        </w:tabs>
+        <w:ind w:left="6480" w:hanging="360"/>
+      </w:pPr>
+      <w:rPr>
+        <w:rFonts w:ascii="Wingdings" w:hAnsi="Wingdings" w:hint="default"/>
+        <w:sz w:val="20"/>
+      </w:rPr>
+    </w:lvl>
+  </w:abstractNum>
+  <w:abstractNum w:abstractNumId="13" w15:restartNumberingAfterBreak="0">
     <w:nsid w:val="45C730EC"/>
     <w:multiLevelType w:val="multilevel"/>
     <w:tmpl w:val="0409001F"/>
@@ -11860,7 +16317,7 @@
       </w:pPr>
     </w:lvl>
   </w:abstractNum>
-  <w:abstractNum w:abstractNumId="9" w15:restartNumberingAfterBreak="0">
+  <w:abstractNum w:abstractNumId="14" w15:restartNumberingAfterBreak="0">
     <w:nsid w:val="45C84BE4"/>
     <w:multiLevelType w:val="multilevel"/>
     <w:tmpl w:val="386E4B92"/>
@@ -12009,7 +16466,7 @@
       </w:rPr>
     </w:lvl>
   </w:abstractNum>
-  <w:abstractNum w:abstractNumId="10" w15:restartNumberingAfterBreak="0">
+  <w:abstractNum w:abstractNumId="15" w15:restartNumberingAfterBreak="0">
     <w:nsid w:val="45ED630F"/>
     <w:multiLevelType w:val="hybridMultilevel"/>
     <w:tmpl w:val="0F441F42"/>
@@ -12098,7 +16555,7 @@
       </w:pPr>
     </w:lvl>
   </w:abstractNum>
-  <w:abstractNum w:abstractNumId="11" w15:restartNumberingAfterBreak="0">
+  <w:abstractNum w:abstractNumId="16" w15:restartNumberingAfterBreak="0">
     <w:nsid w:val="51433172"/>
     <w:multiLevelType w:val="multilevel"/>
     <w:tmpl w:val="DD186A32"/>
@@ -12211,7 +16668,156 @@
       </w:rPr>
     </w:lvl>
   </w:abstractNum>
-  <w:abstractNum w:abstractNumId="12" w15:restartNumberingAfterBreak="0">
+  <w:abstractNum w:abstractNumId="17" w15:restartNumberingAfterBreak="0">
+    <w:nsid w:val="53966737"/>
+    <w:multiLevelType w:val="multilevel"/>
+    <w:tmpl w:val="D9C2A3FE"/>
+    <w:lvl w:ilvl="0">
+      <w:start w:val="1"/>
+      <w:numFmt w:val="bullet"/>
+      <w:lvlText w:val=""/>
+      <w:lvlJc w:val="left"/>
+      <w:pPr>
+        <w:tabs>
+          <w:tab w:val="num" w:pos="720"/>
+        </w:tabs>
+        <w:ind w:left="720" w:hanging="360"/>
+      </w:pPr>
+      <w:rPr>
+        <w:rFonts w:ascii="Symbol" w:hAnsi="Symbol" w:hint="default"/>
+        <w:sz w:val="20"/>
+      </w:rPr>
+    </w:lvl>
+    <w:lvl w:ilvl="1">
+      <w:start w:val="1"/>
+      <w:numFmt w:val="bullet"/>
+      <w:lvlText w:val="o"/>
+      <w:lvlJc w:val="left"/>
+      <w:pPr>
+        <w:tabs>
+          <w:tab w:val="num" w:pos="1440"/>
+        </w:tabs>
+        <w:ind w:left="1440" w:hanging="360"/>
+      </w:pPr>
+      <w:rPr>
+        <w:rFonts w:ascii="Courier New" w:hAnsi="Courier New" w:hint="default"/>
+        <w:sz w:val="20"/>
+      </w:rPr>
+    </w:lvl>
+    <w:lvl w:ilvl="2" w:tentative="1">
+      <w:start w:val="1"/>
+      <w:numFmt w:val="bullet"/>
+      <w:lvlText w:val=""/>
+      <w:lvlJc w:val="left"/>
+      <w:pPr>
+        <w:tabs>
+          <w:tab w:val="num" w:pos="2160"/>
+        </w:tabs>
+        <w:ind w:left="2160" w:hanging="360"/>
+      </w:pPr>
+      <w:rPr>
+        <w:rFonts w:ascii="Wingdings" w:hAnsi="Wingdings" w:hint="default"/>
+        <w:sz w:val="20"/>
+      </w:rPr>
+    </w:lvl>
+    <w:lvl w:ilvl="3" w:tentative="1">
+      <w:start w:val="1"/>
+      <w:numFmt w:val="bullet"/>
+      <w:lvlText w:val=""/>
+      <w:lvlJc w:val="left"/>
+      <w:pPr>
+        <w:tabs>
+          <w:tab w:val="num" w:pos="2880"/>
+        </w:tabs>
+        <w:ind w:left="2880" w:hanging="360"/>
+      </w:pPr>
+      <w:rPr>
+        <w:rFonts w:ascii="Wingdings" w:hAnsi="Wingdings" w:hint="default"/>
+        <w:sz w:val="20"/>
+      </w:rPr>
+    </w:lvl>
+    <w:lvl w:ilvl="4" w:tentative="1">
+      <w:start w:val="1"/>
+      <w:numFmt w:val="bullet"/>
+      <w:lvlText w:val=""/>
+      <w:lvlJc w:val="left"/>
+      <w:pPr>
+        <w:tabs>
+          <w:tab w:val="num" w:pos="3600"/>
+        </w:tabs>
+        <w:ind w:left="3600" w:hanging="360"/>
+      </w:pPr>
+      <w:rPr>
+        <w:rFonts w:ascii="Wingdings" w:hAnsi="Wingdings" w:hint="default"/>
+        <w:sz w:val="20"/>
+      </w:rPr>
+    </w:lvl>
+    <w:lvl w:ilvl="5" w:tentative="1">
+      <w:start w:val="1"/>
+      <w:numFmt w:val="bullet"/>
+      <w:lvlText w:val=""/>
+      <w:lvlJc w:val="left"/>
+      <w:pPr>
+        <w:tabs>
+          <w:tab w:val="num" w:pos="4320"/>
+        </w:tabs>
+        <w:ind w:left="4320" w:hanging="360"/>
+      </w:pPr>
+      <w:rPr>
+        <w:rFonts w:ascii="Wingdings" w:hAnsi="Wingdings" w:hint="default"/>
+        <w:sz w:val="20"/>
+      </w:rPr>
+    </w:lvl>
+    <w:lvl w:ilvl="6" w:tentative="1">
+      <w:start w:val="1"/>
+      <w:numFmt w:val="bullet"/>
+      <w:lvlText w:val=""/>
+      <w:lvlJc w:val="left"/>
+      <w:pPr>
+        <w:tabs>
+          <w:tab w:val="num" w:pos="5040"/>
+        </w:tabs>
+        <w:ind w:left="5040" w:hanging="360"/>
+      </w:pPr>
+      <w:rPr>
+        <w:rFonts w:ascii="Wingdings" w:hAnsi="Wingdings" w:hint="default"/>
+        <w:sz w:val="20"/>
+      </w:rPr>
+    </w:lvl>
+    <w:lvl w:ilvl="7" w:tentative="1">
+      <w:start w:val="1"/>
+      <w:numFmt w:val="bullet"/>
+      <w:lvlText w:val=""/>
+      <w:lvlJc w:val="left"/>
+      <w:pPr>
+        <w:tabs>
+          <w:tab w:val="num" w:pos="5760"/>
+        </w:tabs>
+        <w:ind w:left="5760" w:hanging="360"/>
+      </w:pPr>
+      <w:rPr>
+        <w:rFonts w:ascii="Wingdings" w:hAnsi="Wingdings" w:hint="default"/>
+        <w:sz w:val="20"/>
+      </w:rPr>
+    </w:lvl>
+    <w:lvl w:ilvl="8" w:tentative="1">
+      <w:start w:val="1"/>
+      <w:numFmt w:val="bullet"/>
+      <w:lvlText w:val=""/>
+      <w:lvlJc w:val="left"/>
+      <w:pPr>
+        <w:tabs>
+          <w:tab w:val="num" w:pos="6480"/>
+        </w:tabs>
+        <w:ind w:left="6480" w:hanging="360"/>
+      </w:pPr>
+      <w:rPr>
+        <w:rFonts w:ascii="Wingdings" w:hAnsi="Wingdings" w:hint="default"/>
+        <w:sz w:val="20"/>
+      </w:rPr>
+    </w:lvl>
+  </w:abstractNum>
+  <w:abstractNum w:abstractNumId="18" w15:restartNumberingAfterBreak="0">
     <w:nsid w:val="572E45F1"/>
     <w:multiLevelType w:val="hybridMultilevel"/>
     <w:tmpl w:val="070A824E"/>
@@ -12324,7 +16930,156 @@
       </w:rPr>
     </w:lvl>
   </w:abstractNum>
-  <w:abstractNum w:abstractNumId="13" w15:restartNumberingAfterBreak="0">
+  <w:abstractNum w:abstractNumId="19" w15:restartNumberingAfterBreak="0">
+    <w:nsid w:val="5C573121"/>
+    <w:multiLevelType w:val="multilevel"/>
+    <w:tmpl w:val="E2C68AF8"/>
+    <w:lvl w:ilvl="0">
+      <w:start w:val="1"/>
+      <w:numFmt w:val="bullet"/>
+      <w:lvlText w:val=""/>
+      <w:lvlJc w:val="left"/>
+      <w:pPr>
+        <w:tabs>
+          <w:tab w:val="num" w:pos="720"/>
+        </w:tabs>
+        <w:ind w:left="720" w:hanging="360"/>
+      </w:pPr>
+      <w:rPr>
+        <w:rFonts w:ascii="Symbol" w:hAnsi="Symbol" w:hint="default"/>
+        <w:sz w:val="20"/>
+      </w:rPr>
+    </w:lvl>
+    <w:lvl w:ilvl="1" w:tentative="1">
+      <w:start w:val="1"/>
+      <w:numFmt w:val="bullet"/>
+      <w:lvlText w:val="o"/>
+      <w:lvlJc w:val="left"/>
+      <w:pPr>
+        <w:tabs>
+          <w:tab w:val="num" w:pos="1440"/>
+        </w:tabs>
+        <w:ind w:left="1440" w:hanging="360"/>
+      </w:pPr>
+      <w:rPr>
+        <w:rFonts w:ascii="Courier New" w:hAnsi="Courier New" w:hint="default"/>
+        <w:sz w:val="20"/>
+      </w:rPr>
+    </w:lvl>
+    <w:lvl w:ilvl="2" w:tentative="1">
+      <w:start w:val="1"/>
+      <w:numFmt w:val="bullet"/>
+      <w:lvlText w:val=""/>
+      <w:lvlJc w:val="left"/>
+      <w:pPr>
+        <w:tabs>
+          <w:tab w:val="num" w:pos="2160"/>
+        </w:tabs>
+        <w:ind w:left="2160" w:hanging="360"/>
+      </w:pPr>
+      <w:rPr>
+        <w:rFonts w:ascii="Wingdings" w:hAnsi="Wingdings" w:hint="default"/>
+        <w:sz w:val="20"/>
+      </w:rPr>
+    </w:lvl>
+    <w:lvl w:ilvl="3" w:tentative="1">
+      <w:start w:val="1"/>
+      <w:numFmt w:val="bullet"/>
+      <w:lvlText w:val=""/>
+      <w:lvlJc w:val="left"/>
+      <w:pPr>
+        <w:tabs>
+          <w:tab w:val="num" w:pos="2880"/>
+        </w:tabs>
+        <w:ind w:left="2880" w:hanging="360"/>
+      </w:pPr>
+      <w:rPr>
+        <w:rFonts w:ascii="Wingdings" w:hAnsi="Wingdings" w:hint="default"/>
+        <w:sz w:val="20"/>
+      </w:rPr>
+    </w:lvl>
+    <w:lvl w:ilvl="4" w:tentative="1">
+      <w:start w:val="1"/>
+      <w:numFmt w:val="bullet"/>
+      <w:lvlText w:val=""/>
+      <w:lvlJc w:val="left"/>
+      <w:pPr>
+        <w:tabs>
+          <w:tab w:val="num" w:pos="3600"/>
+        </w:tabs>
+        <w:ind w:left="3600" w:hanging="360"/>
+      </w:pPr>
+      <w:rPr>
+        <w:rFonts w:ascii="Wingdings" w:hAnsi="Wingdings" w:hint="default"/>
+        <w:sz w:val="20"/>
+      </w:rPr>
+    </w:lvl>
+    <w:lvl w:ilvl="5" w:tentative="1">
+      <w:start w:val="1"/>
+      <w:numFmt w:val="bullet"/>
+      <w:lvlText w:val=""/>
+      <w:lvlJc w:val="left"/>
+      <w:pPr>
+        <w:tabs>
+          <w:tab w:val="num" w:pos="4320"/>
+        </w:tabs>
+        <w:ind w:left="4320" w:hanging="360"/>
+      </w:pPr>
+      <w:rPr>
+        <w:rFonts w:ascii="Wingdings" w:hAnsi="Wingdings" w:hint="default"/>
+        <w:sz w:val="20"/>
+      </w:rPr>
+    </w:lvl>
+    <w:lvl w:ilvl="6" w:tentative="1">
+      <w:start w:val="1"/>
+      <w:numFmt w:val="bullet"/>
+      <w:lvlText w:val=""/>
+      <w:lvlJc w:val="left"/>
+      <w:pPr>
+        <w:tabs>
+          <w:tab w:val="num" w:pos="5040"/>
+        </w:tabs>
+        <w:ind w:left="5040" w:hanging="360"/>
+      </w:pPr>
+      <w:rPr>
+        <w:rFonts w:ascii="Wingdings" w:hAnsi="Wingdings" w:hint="default"/>
+        <w:sz w:val="20"/>
+      </w:rPr>
+    </w:lvl>
+    <w:lvl w:ilvl="7" w:tentative="1">
+      <w:start w:val="1"/>
+      <w:numFmt w:val="bullet"/>
+      <w:lvlText w:val=""/>
+      <w:lvlJc w:val="left"/>
+      <w:pPr>
+        <w:tabs>
+          <w:tab w:val="num" w:pos="5760"/>
+        </w:tabs>
+        <w:ind w:left="5760" w:hanging="360"/>
+      </w:pPr>
+      <w:rPr>
+        <w:rFonts w:ascii="Wingdings" w:hAnsi="Wingdings" w:hint="default"/>
+        <w:sz w:val="20"/>
+      </w:rPr>
+    </w:lvl>
+    <w:lvl w:ilvl="8" w:tentative="1">
+      <w:start w:val="1"/>
+      <w:numFmt w:val="bullet"/>
+      <w:lvlText w:val=""/>
+      <w:lvlJc w:val="left"/>
+      <w:pPr>
+        <w:tabs>
+          <w:tab w:val="num" w:pos="6480"/>
+        </w:tabs>
+        <w:ind w:left="6480" w:hanging="360"/>
+      </w:pPr>
+      <w:rPr>
+        <w:rFonts w:ascii="Wingdings" w:hAnsi="Wingdings" w:hint="default"/>
+        <w:sz w:val="20"/>
+      </w:rPr>
+    </w:lvl>
+  </w:abstractNum>
+  <w:abstractNum w:abstractNumId="20" w15:restartNumberingAfterBreak="0">
     <w:nsid w:val="6113638B"/>
     <w:multiLevelType w:val="hybridMultilevel"/>
     <w:tmpl w:val="3F9A7174"/>
@@ -12413,7 +17168,7 @@
       </w:pPr>
     </w:lvl>
   </w:abstractNum>
-  <w:abstractNum w:abstractNumId="14" w15:restartNumberingAfterBreak="0">
+  <w:abstractNum w:abstractNumId="21" w15:restartNumberingAfterBreak="0">
     <w:nsid w:val="636C793B"/>
     <w:multiLevelType w:val="multilevel"/>
     <w:tmpl w:val="373EB3C6"/>
@@ -12562,7 +17317,7 @@
       </w:rPr>
     </w:lvl>
   </w:abstractNum>
-  <w:abstractNum w:abstractNumId="15" w15:restartNumberingAfterBreak="0">
+  <w:abstractNum w:abstractNumId="22" w15:restartNumberingAfterBreak="0">
     <w:nsid w:val="693E33FE"/>
     <w:multiLevelType w:val="multilevel"/>
     <w:tmpl w:val="CFF6CA72"/>
@@ -12711,7 +17466,156 @@
       </w:rPr>
     </w:lvl>
   </w:abstractNum>
-  <w:abstractNum w:abstractNumId="16" w15:restartNumberingAfterBreak="0">
+  <w:abstractNum w:abstractNumId="23" w15:restartNumberingAfterBreak="0">
+    <w:nsid w:val="6DB331F4"/>
+    <w:multiLevelType w:val="multilevel"/>
+    <w:tmpl w:val="255A3A5E"/>
+    <w:lvl w:ilvl="0">
+      <w:start w:val="1"/>
+      <w:numFmt w:val="bullet"/>
+      <w:lvlText w:val=""/>
+      <w:lvlJc w:val="left"/>
+      <w:pPr>
+        <w:tabs>
+          <w:tab w:val="num" w:pos="720"/>
+        </w:tabs>
+        <w:ind w:left="720" w:hanging="360"/>
+      </w:pPr>
+      <w:rPr>
+        <w:rFonts w:ascii="Symbol" w:hAnsi="Symbol" w:hint="default"/>
+        <w:sz w:val="20"/>
+      </w:rPr>
+    </w:lvl>
+    <w:lvl w:ilvl="1" w:tentative="1">
+      <w:start w:val="1"/>
+      <w:numFmt w:val="bullet"/>
+      <w:lvlText w:val="o"/>
+      <w:lvlJc w:val="left"/>
+      <w:pPr>
+        <w:tabs>
+          <w:tab w:val="num" w:pos="1440"/>
+        </w:tabs>
+        <w:ind w:left="1440" w:hanging="360"/>
+      </w:pPr>
+      <w:rPr>
+        <w:rFonts w:ascii="Courier New" w:hAnsi="Courier New" w:hint="default"/>
+        <w:sz w:val="20"/>
+      </w:rPr>
+    </w:lvl>
+    <w:lvl w:ilvl="2" w:tentative="1">
+      <w:start w:val="1"/>
+      <w:numFmt w:val="bullet"/>
+      <w:lvlText w:val=""/>
+      <w:lvlJc w:val="left"/>
+      <w:pPr>
+        <w:tabs>
+          <w:tab w:val="num" w:pos="2160"/>
+        </w:tabs>
+        <w:ind w:left="2160" w:hanging="360"/>
+      </w:pPr>
+      <w:rPr>
+        <w:rFonts w:ascii="Wingdings" w:hAnsi="Wingdings" w:hint="default"/>
+        <w:sz w:val="20"/>
+      </w:rPr>
+    </w:lvl>
+    <w:lvl w:ilvl="3" w:tentative="1">
+      <w:start w:val="1"/>
+      <w:numFmt w:val="bullet"/>
+      <w:lvlText w:val=""/>
+      <w:lvlJc w:val="left"/>
+      <w:pPr>
+        <w:tabs>
+          <w:tab w:val="num" w:pos="2880"/>
+        </w:tabs>
+        <w:ind w:left="2880" w:hanging="360"/>
+      </w:pPr>
+      <w:rPr>
+        <w:rFonts w:ascii="Wingdings" w:hAnsi="Wingdings" w:hint="default"/>
+        <w:sz w:val="20"/>
+      </w:rPr>
+    </w:lvl>
+    <w:lvl w:ilvl="4" w:tentative="1">
+      <w:start w:val="1"/>
+      <w:numFmt w:val="bullet"/>
+      <w:lvlText w:val=""/>
+      <w:lvlJc w:val="left"/>
+      <w:pPr>
+        <w:tabs>
+          <w:tab w:val="num" w:pos="3600"/>
+        </w:tabs>
+        <w:ind w:left="3600" w:hanging="360"/>
+      </w:pPr>
+      <w:rPr>
+        <w:rFonts w:ascii="Wingdings" w:hAnsi="Wingdings" w:hint="default"/>
+        <w:sz w:val="20"/>
+      </w:rPr>
+    </w:lvl>
+    <w:lvl w:ilvl="5" w:tentative="1">
+      <w:start w:val="1"/>
+      <w:numFmt w:val="bullet"/>
+      <w:lvlText w:val=""/>
+      <w:lvlJc w:val="left"/>
+      <w:pPr>
+        <w:tabs>
+          <w:tab w:val="num" w:pos="4320"/>
+        </w:tabs>
+        <w:ind w:left="4320" w:hanging="360"/>
+      </w:pPr>
+      <w:rPr>
+        <w:rFonts w:ascii="Wingdings" w:hAnsi="Wingdings" w:hint="default"/>
+        <w:sz w:val="20"/>
+      </w:rPr>
+    </w:lvl>
+    <w:lvl w:ilvl="6" w:tentative="1">
+      <w:start w:val="1"/>
+      <w:numFmt w:val="bullet"/>
+      <w:lvlText w:val=""/>
+      <w:lvlJc w:val="left"/>
+      <w:pPr>
+        <w:tabs>
+          <w:tab w:val="num" w:pos="5040"/>
+        </w:tabs>
+        <w:ind w:left="5040" w:hanging="360"/>
+      </w:pPr>
+      <w:rPr>
+        <w:rFonts w:ascii="Wingdings" w:hAnsi="Wingdings" w:hint="default"/>
+        <w:sz w:val="20"/>
+      </w:rPr>
+    </w:lvl>
+    <w:lvl w:ilvl="7" w:tentative="1">
+      <w:start w:val="1"/>
+      <w:numFmt w:val="bullet"/>
+      <w:lvlText w:val=""/>
+      <w:lvlJc w:val="left"/>
+      <w:pPr>
+        <w:tabs>
+          <w:tab w:val="num" w:pos="5760"/>
+        </w:tabs>
+        <w:ind w:left="5760" w:hanging="360"/>
+      </w:pPr>
+      <w:rPr>
+        <w:rFonts w:ascii="Wingdings" w:hAnsi="Wingdings" w:hint="default"/>
+        <w:sz w:val="20"/>
+      </w:rPr>
+    </w:lvl>
+    <w:lvl w:ilvl="8" w:tentative="1">
+      <w:start w:val="1"/>
+      <w:numFmt w:val="bullet"/>
+      <w:lvlText w:val=""/>
+      <w:lvlJc w:val="left"/>
+      <w:pPr>
+        <w:tabs>
+          <w:tab w:val="num" w:pos="6480"/>
+        </w:tabs>
+        <w:ind w:left="6480" w:hanging="360"/>
+      </w:pPr>
+      <w:rPr>
+        <w:rFonts w:ascii="Wingdings" w:hAnsi="Wingdings" w:hint="default"/>
+        <w:sz w:val="20"/>
+      </w:rPr>
+    </w:lvl>
+  </w:abstractNum>
+  <w:abstractNum w:abstractNumId="24" w15:restartNumberingAfterBreak="0">
     <w:nsid w:val="767B1061"/>
     <w:multiLevelType w:val="hybridMultilevel"/>
     <w:tmpl w:val="38EAC090"/>
@@ -12824,59 +17728,235 @@
       </w:rPr>
     </w:lvl>
   </w:abstractNum>
+  <w:abstractNum w:abstractNumId="25" w15:restartNumberingAfterBreak="0">
+    <w:nsid w:val="77304DDE"/>
+    <w:multiLevelType w:val="multilevel"/>
+    <w:tmpl w:val="FE606364"/>
+    <w:lvl w:ilvl="0">
+      <w:start w:val="1"/>
+      <w:numFmt w:val="bullet"/>
+      <w:lvlText w:val="o"/>
+      <w:lvlJc w:val="left"/>
+      <w:pPr>
+        <w:tabs>
+          <w:tab w:val="num" w:pos="1080"/>
+        </w:tabs>
+        <w:ind w:left="1080" w:hanging="360"/>
+      </w:pPr>
+      <w:rPr>
+        <w:rFonts w:ascii="Courier New" w:hAnsi="Courier New" w:cs="Courier New" w:hint="default"/>
+        <w:sz w:val="20"/>
+      </w:rPr>
+    </w:lvl>
+    <w:lvl w:ilvl="1" w:tentative="1">
+      <w:start w:val="1"/>
+      <w:numFmt w:val="bullet"/>
+      <w:lvlText w:val="o"/>
+      <w:lvlJc w:val="left"/>
+      <w:pPr>
+        <w:tabs>
+          <w:tab w:val="num" w:pos="1800"/>
+        </w:tabs>
+        <w:ind w:left="1800" w:hanging="360"/>
+      </w:pPr>
+      <w:rPr>
+        <w:rFonts w:ascii="Courier New" w:hAnsi="Courier New" w:hint="default"/>
+        <w:sz w:val="20"/>
+      </w:rPr>
+    </w:lvl>
+    <w:lvl w:ilvl="2" w:tentative="1">
+      <w:start w:val="1"/>
+      <w:numFmt w:val="bullet"/>
+      <w:lvlText w:val=""/>
+      <w:lvlJc w:val="left"/>
+      <w:pPr>
+        <w:tabs>
+          <w:tab w:val="num" w:pos="2520"/>
+        </w:tabs>
+        <w:ind w:left="2520" w:hanging="360"/>
+      </w:pPr>
+      <w:rPr>
+        <w:rFonts w:ascii="Wingdings" w:hAnsi="Wingdings" w:hint="default"/>
+        <w:sz w:val="20"/>
+      </w:rPr>
+    </w:lvl>
+    <w:lvl w:ilvl="3" w:tentative="1">
+      <w:start w:val="1"/>
+      <w:numFmt w:val="bullet"/>
+      <w:lvlText w:val=""/>
+      <w:lvlJc w:val="left"/>
+      <w:pPr>
+        <w:tabs>
+          <w:tab w:val="num" w:pos="3240"/>
+        </w:tabs>
+        <w:ind w:left="3240" w:hanging="360"/>
+      </w:pPr>
+      <w:rPr>
+        <w:rFonts w:ascii="Wingdings" w:hAnsi="Wingdings" w:hint="default"/>
+        <w:sz w:val="20"/>
+      </w:rPr>
+    </w:lvl>
+    <w:lvl w:ilvl="4" w:tentative="1">
+      <w:start w:val="1"/>
+      <w:numFmt w:val="bullet"/>
+      <w:lvlText w:val=""/>
+      <w:lvlJc w:val="left"/>
+      <w:pPr>
+        <w:tabs>
+          <w:tab w:val="num" w:pos="3960"/>
+        </w:tabs>
+        <w:ind w:left="3960" w:hanging="360"/>
+      </w:pPr>
+      <w:rPr>
+        <w:rFonts w:ascii="Wingdings" w:hAnsi="Wingdings" w:hint="default"/>
+        <w:sz w:val="20"/>
+      </w:rPr>
+    </w:lvl>
+    <w:lvl w:ilvl="5" w:tentative="1">
+      <w:start w:val="1"/>
+      <w:numFmt w:val="bullet"/>
+      <w:lvlText w:val=""/>
+      <w:lvlJc w:val="left"/>
+      <w:pPr>
+        <w:tabs>
+          <w:tab w:val="num" w:pos="4680"/>
+        </w:tabs>
+        <w:ind w:left="4680" w:hanging="360"/>
+      </w:pPr>
+      <w:rPr>
+        <w:rFonts w:ascii="Wingdings" w:hAnsi="Wingdings" w:hint="default"/>
+        <w:sz w:val="20"/>
+      </w:rPr>
+    </w:lvl>
+    <w:lvl w:ilvl="6" w:tentative="1">
+      <w:start w:val="1"/>
+      <w:numFmt w:val="bullet"/>
+      <w:lvlText w:val=""/>
+      <w:lvlJc w:val="left"/>
+      <w:pPr>
+        <w:tabs>
+          <w:tab w:val="num" w:pos="5400"/>
+        </w:tabs>
+        <w:ind w:left="5400" w:hanging="360"/>
+      </w:pPr>
+      <w:rPr>
+        <w:rFonts w:ascii="Wingdings" w:hAnsi="Wingdings" w:hint="default"/>
+        <w:sz w:val="20"/>
+      </w:rPr>
+    </w:lvl>
+    <w:lvl w:ilvl="7" w:tentative="1">
+      <w:start w:val="1"/>
+      <w:numFmt w:val="bullet"/>
+      <w:lvlText w:val=""/>
+      <w:lvlJc w:val="left"/>
+      <w:pPr>
+        <w:tabs>
+          <w:tab w:val="num" w:pos="6120"/>
+        </w:tabs>
+        <w:ind w:left="6120" w:hanging="360"/>
+      </w:pPr>
+      <w:rPr>
+        <w:rFonts w:ascii="Wingdings" w:hAnsi="Wingdings" w:hint="default"/>
+        <w:sz w:val="20"/>
+      </w:rPr>
+    </w:lvl>
+    <w:lvl w:ilvl="8" w:tentative="1">
+      <w:start w:val="1"/>
+      <w:numFmt w:val="bullet"/>
+      <w:lvlText w:val=""/>
+      <w:lvlJc w:val="left"/>
+      <w:pPr>
+        <w:tabs>
+          <w:tab w:val="num" w:pos="6840"/>
+        </w:tabs>
+        <w:ind w:left="6840" w:hanging="360"/>
+      </w:pPr>
+      <w:rPr>
+        <w:rFonts w:ascii="Wingdings" w:hAnsi="Wingdings" w:hint="default"/>
+        <w:sz w:val="20"/>
+      </w:rPr>
+    </w:lvl>
+  </w:abstractNum>
   <w:num w:numId="1" w16cid:durableId="673798379">
+    <w:abstractNumId w:val="11"/>
+  </w:num>
+  <w:num w:numId="2" w16cid:durableId="1987320871">
+    <w:abstractNumId w:val="16"/>
+  </w:num>
+  <w:num w:numId="3" w16cid:durableId="361517088">
+    <w:abstractNumId w:val="16"/>
+  </w:num>
+  <w:num w:numId="4" w16cid:durableId="1565332884">
+    <w:abstractNumId w:val="2"/>
+  </w:num>
+  <w:num w:numId="5" w16cid:durableId="855457903">
+    <w:abstractNumId w:val="13"/>
+  </w:num>
+  <w:num w:numId="6" w16cid:durableId="991715207">
+    <w:abstractNumId w:val="14"/>
+  </w:num>
+  <w:num w:numId="7" w16cid:durableId="1681470014">
     <w:abstractNumId w:val="7"/>
   </w:num>
-  <w:num w:numId="2" w16cid:durableId="1987320871">
-    <w:abstractNumId w:val="11"/>
+  <w:num w:numId="8" w16cid:durableId="1408697501">
+    <w:abstractNumId w:val="24"/>
   </w:num>
-  <w:num w:numId="3" w16cid:durableId="361517088">
-    <w:abstractNumId w:val="11"/>
+  <w:num w:numId="9" w16cid:durableId="847139038">
+    <w:abstractNumId w:val="21"/>
   </w:num>
-  <w:num w:numId="4" w16cid:durableId="1565332884">
+  <w:num w:numId="10" w16cid:durableId="642387804">
     <w:abstractNumId w:val="1"/>
   </w:num>
-  <w:num w:numId="5" w16cid:durableId="855457903">
+  <w:num w:numId="11" w16cid:durableId="110781821">
+    <w:abstractNumId w:val="22"/>
+  </w:num>
+  <w:num w:numId="12" w16cid:durableId="954486540">
+    <w:abstractNumId w:val="4"/>
+  </w:num>
+  <w:num w:numId="13" w16cid:durableId="842234323">
     <w:abstractNumId w:val="8"/>
   </w:num>
-  <w:num w:numId="6" w16cid:durableId="991715207">
+  <w:num w:numId="14" w16cid:durableId="502552770">
+    <w:abstractNumId w:val="20"/>
+  </w:num>
+  <w:num w:numId="15" w16cid:durableId="1980501594">
+    <w:abstractNumId w:val="15"/>
+  </w:num>
+  <w:num w:numId="16" w16cid:durableId="351763882">
+    <w:abstractNumId w:val="10"/>
+  </w:num>
+  <w:num w:numId="17" w16cid:durableId="571699025">
+    <w:abstractNumId w:val="18"/>
+  </w:num>
+  <w:num w:numId="18" w16cid:durableId="1868443020">
+    <w:abstractNumId w:val="5"/>
+  </w:num>
+  <w:num w:numId="19" w16cid:durableId="1818187871">
+    <w:abstractNumId w:val="3"/>
+  </w:num>
+  <w:num w:numId="20" w16cid:durableId="973560339">
+    <w:abstractNumId w:val="23"/>
+  </w:num>
+  <w:num w:numId="21" w16cid:durableId="1843931102">
+    <w:abstractNumId w:val="17"/>
+  </w:num>
+  <w:num w:numId="22" w16cid:durableId="50425387">
+    <w:abstractNumId w:val="0"/>
+  </w:num>
+  <w:num w:numId="23" w16cid:durableId="1895500467">
+    <w:abstractNumId w:val="19"/>
+  </w:num>
+  <w:num w:numId="24" w16cid:durableId="2069259226">
+    <w:abstractNumId w:val="25"/>
+  </w:num>
+  <w:num w:numId="25" w16cid:durableId="247927083">
+    <w:abstractNumId w:val="12"/>
+  </w:num>
+  <w:num w:numId="26" w16cid:durableId="1760104145">
     <w:abstractNumId w:val="9"/>
   </w:num>
-  <w:num w:numId="7" w16cid:durableId="1681470014">
-    <w:abstractNumId w:val="4"/>
-  </w:num>
-  <w:num w:numId="8" w16cid:durableId="1408697501">
-    <w:abstractNumId w:val="16"/>
-  </w:num>
-  <w:num w:numId="9" w16cid:durableId="847139038">
-    <w:abstractNumId w:val="14"/>
-  </w:num>
-  <w:num w:numId="10" w16cid:durableId="642387804">
-    <w:abstractNumId w:val="0"/>
-  </w:num>
-  <w:num w:numId="11" w16cid:durableId="110781821">
-    <w:abstractNumId w:val="15"/>
-  </w:num>
-  <w:num w:numId="12" w16cid:durableId="954486540">
-    <w:abstractNumId w:val="2"/>
-  </w:num>
-  <w:num w:numId="13" w16cid:durableId="842234323">
-    <w:abstractNumId w:val="5"/>
-  </w:num>
-  <w:num w:numId="14" w16cid:durableId="502552770">
-    <w:abstractNumId w:val="13"/>
-  </w:num>
-  <w:num w:numId="15" w16cid:durableId="1980501594">
-    <w:abstractNumId w:val="10"/>
-  </w:num>
-  <w:num w:numId="16" w16cid:durableId="351763882">
+  <w:num w:numId="27" w16cid:durableId="595284570">
     <w:abstractNumId w:val="6"/>
-  </w:num>
-  <w:num w:numId="17" w16cid:durableId="571699025">
-    <w:abstractNumId w:val="12"/>
-  </w:num>
-  <w:num w:numId="18" w16cid:durableId="1868443020">
-    <w:abstractNumId w:val="3"/>
   </w:num>
 </w:numbering>
 </file>
@@ -13281,7 +18361,7 @@
   <w:style w:type="paragraph" w:default="1" w:styleId="Normal">
     <w:name w:val="Normal"/>
     <w:qFormat/>
-    <w:rsid w:val="00E17514"/>
+    <w:rsid w:val="00FB2ABA"/>
     <w:pPr>
       <w:jc w:val="both"/>
     </w:pPr>
@@ -13492,6 +18572,7 @@
   <w:style w:type="character" w:default="1" w:styleId="DefaultParagraphFont">
     <w:name w:val="Default Paragraph Font"/>
     <w:uiPriority w:val="1"/>
+    <w:semiHidden/>
     <w:unhideWhenUsed/>
   </w:style>
   <w:style w:type="table" w:default="1" w:styleId="TableNormal">
@@ -14369,6 +19450,42 @@
       <w:shd w:val="clear" w:color="auto" w:fill="E1DFDD"/>
     </w:rPr>
   </w:style>
+  <w:style w:type="character" w:styleId="Emphasis">
+    <w:name w:val="Emphasis"/>
+    <w:basedOn w:val="DefaultParagraphFont"/>
+    <w:uiPriority w:val="20"/>
+    <w:qFormat/>
+    <w:rsid w:val="0091423C"/>
+    <w:rPr>
+      <w:i/>
+      <w:iCs/>
+    </w:rPr>
+  </w:style>
+  <w:style w:type="character" w:styleId="Strong">
+    <w:name w:val="Strong"/>
+    <w:basedOn w:val="DefaultParagraphFont"/>
+    <w:uiPriority w:val="22"/>
+    <w:qFormat/>
+    <w:rsid w:val="00301FB6"/>
+    <w:rPr>
+      <w:b/>
+      <w:bCs/>
+    </w:rPr>
+  </w:style>
+  <w:style w:type="paragraph" w:customStyle="1" w:styleId="whitespace-normal">
+    <w:name w:val="whitespace-normal"/>
+    <w:basedOn w:val="Normal"/>
+    <w:rsid w:val="0073361B"/>
+    <w:pPr>
+      <w:spacing w:before="100" w:beforeAutospacing="1" w:after="100" w:afterAutospacing="1" w:line="240" w:lineRule="auto"/>
+      <w:jc w:val="left"/>
+    </w:pPr>
+    <w:rPr>
+      <w:rFonts w:eastAsia="Times New Roman" w:cs="Times New Roman"/>
+      <w:kern w:val="0"/>
+      <w14:ligatures w14:val="none"/>
+    </w:rPr>
+  </w:style>
 </w:styles>
 </file>
 

--- a/report.docx
+++ b/report.docx
@@ -557,7 +557,13 @@
               <w:rPr>
                 <w:lang w:val="vi-VN"/>
               </w:rPr>
-              <w:t>Experiments, Visualization</w:t>
+              <w:t>Experiments, Vis</w:t>
+            </w:r>
+            <w:r>
+              <w:rPr>
+                <w:lang w:val="vi-VN"/>
+              </w:rPr>
+              <w:t>ualization, Comentation</w:t>
             </w:r>
           </w:p>
         </w:tc>
@@ -694,7 +700,7 @@
           <w:r>
             <w:fldChar w:fldCharType="separate"/>
           </w:r>
-          <w:hyperlink w:anchor="_Toc226146186" w:history="1">
+          <w:hyperlink w:anchor="_Toc226227368" w:history="1">
             <w:r>
               <w:rPr>
                 <w:rStyle w:val="Hyperlink"/>
@@ -737,7 +743,7 @@
                 <w:noProof/>
                 <w:webHidden/>
               </w:rPr>
-              <w:instrText xml:space="preserve"> PAGEREF _Toc226146186 \h </w:instrText>
+              <w:instrText xml:space="preserve"> PAGEREF _Toc226227368 \h </w:instrText>
             </w:r>
             <w:r>
               <w:rPr>
@@ -780,7 +786,7 @@
               <w:noProof/>
             </w:rPr>
           </w:pPr>
-          <w:hyperlink w:anchor="_Toc226146187" w:history="1">
+          <w:hyperlink w:anchor="_Toc226227369" w:history="1">
             <w:r>
               <w:rPr>
                 <w:rStyle w:val="Hyperlink"/>
@@ -823,7 +829,7 @@
                 <w:noProof/>
                 <w:webHidden/>
               </w:rPr>
-              <w:instrText xml:space="preserve"> PAGEREF _Toc226146187 \h </w:instrText>
+              <w:instrText xml:space="preserve"> PAGEREF _Toc226227369 \h </w:instrText>
             </w:r>
             <w:r>
               <w:rPr>
@@ -866,7 +872,7 @@
               <w:noProof/>
             </w:rPr>
           </w:pPr>
-          <w:hyperlink w:anchor="_Toc226146188" w:history="1">
+          <w:hyperlink w:anchor="_Toc226227370" w:history="1">
             <w:r>
               <w:rPr>
                 <w:rStyle w:val="Hyperlink"/>
@@ -909,7 +915,7 @@
                 <w:noProof/>
                 <w:webHidden/>
               </w:rPr>
-              <w:instrText xml:space="preserve"> PAGEREF _Toc226146188 \h </w:instrText>
+              <w:instrText xml:space="preserve"> PAGEREF _Toc226227370 \h </w:instrText>
             </w:r>
             <w:r>
               <w:rPr>
@@ -952,7 +958,7 @@
               <w:noProof/>
             </w:rPr>
           </w:pPr>
-          <w:hyperlink w:anchor="_Toc226146189" w:history="1">
+          <w:hyperlink w:anchor="_Toc226227371" w:history="1">
             <w:r>
               <w:rPr>
                 <w:rStyle w:val="Hyperlink"/>
@@ -994,7 +1000,7 @@
                 <w:noProof/>
                 <w:webHidden/>
               </w:rPr>
-              <w:instrText xml:space="preserve"> PAGEREF _Toc226146189 \h </w:instrText>
+              <w:instrText xml:space="preserve"> PAGEREF _Toc226227371 \h </w:instrText>
             </w:r>
             <w:r>
               <w:rPr>
@@ -1037,7 +1043,7 @@
               <w:noProof/>
             </w:rPr>
           </w:pPr>
-          <w:hyperlink w:anchor="_Toc226146190" w:history="1">
+          <w:hyperlink w:anchor="_Toc226227372" w:history="1">
             <w:r>
               <w:rPr>
                 <w:rStyle w:val="Hyperlink"/>
@@ -1079,7 +1085,7 @@
                 <w:noProof/>
                 <w:webHidden/>
               </w:rPr>
-              <w:instrText xml:space="preserve"> PAGEREF _Toc226146190 \h </w:instrText>
+              <w:instrText xml:space="preserve"> PAGEREF _Toc226227372 \h </w:instrText>
             </w:r>
             <w:r>
               <w:rPr>
@@ -1122,7 +1128,7 @@
               <w:noProof/>
             </w:rPr>
           </w:pPr>
-          <w:hyperlink w:anchor="_Toc226146191" w:history="1">
+          <w:hyperlink w:anchor="_Toc226227373" w:history="1">
             <w:r>
               <w:rPr>
                 <w:rStyle w:val="Hyperlink"/>
@@ -1164,7 +1170,7 @@
                 <w:noProof/>
                 <w:webHidden/>
               </w:rPr>
-              <w:instrText xml:space="preserve"> PAGEREF _Toc226146191 \h </w:instrText>
+              <w:instrText xml:space="preserve"> PAGEREF _Toc226227373 \h </w:instrText>
             </w:r>
             <w:r>
               <w:rPr>
@@ -1207,7 +1213,7 @@
               <w:noProof/>
             </w:rPr>
           </w:pPr>
-          <w:hyperlink w:anchor="_Toc226146192" w:history="1">
+          <w:hyperlink w:anchor="_Toc226227374" w:history="1">
             <w:r>
               <w:rPr>
                 <w:rStyle w:val="Hyperlink"/>
@@ -1249,7 +1255,7 @@
                 <w:noProof/>
                 <w:webHidden/>
               </w:rPr>
-              <w:instrText xml:space="preserve"> PAGEREF _Toc226146192 \h </w:instrText>
+              <w:instrText xml:space="preserve"> PAGEREF _Toc226227374 \h </w:instrText>
             </w:r>
             <w:r>
               <w:rPr>
@@ -1292,7 +1298,7 @@
               <w:noProof/>
             </w:rPr>
           </w:pPr>
-          <w:hyperlink w:anchor="_Toc226146193" w:history="1">
+          <w:hyperlink w:anchor="_Toc226227375" w:history="1">
             <w:r>
               <w:rPr>
                 <w:rStyle w:val="Hyperlink"/>
@@ -1335,7 +1341,7 @@
                 <w:noProof/>
                 <w:webHidden/>
               </w:rPr>
-              <w:instrText xml:space="preserve"> PAGEREF _Toc226146193 \h </w:instrText>
+              <w:instrText xml:space="preserve"> PAGEREF _Toc226227375 \h </w:instrText>
             </w:r>
             <w:r>
               <w:rPr>
@@ -1355,7 +1361,7 @@
                 <w:noProof/>
                 <w:webHidden/>
               </w:rPr>
-              <w:t>22</w:t>
+              <w:t>26</w:t>
             </w:r>
             <w:r>
               <w:rPr>
@@ -1378,7 +1384,7 @@
               <w:noProof/>
             </w:rPr>
           </w:pPr>
-          <w:hyperlink w:anchor="_Toc226146194" w:history="1">
+          <w:hyperlink w:anchor="_Toc226227376" w:history="1">
             <w:r>
               <w:rPr>
                 <w:rStyle w:val="Hyperlink"/>
@@ -1421,7 +1427,7 @@
                 <w:noProof/>
                 <w:webHidden/>
               </w:rPr>
-              <w:instrText xml:space="preserve"> PAGEREF _Toc226146194 \h </w:instrText>
+              <w:instrText xml:space="preserve"> PAGEREF _Toc226227376 \h </w:instrText>
             </w:r>
             <w:r>
               <w:rPr>
@@ -1441,7 +1447,7 @@
                 <w:noProof/>
                 <w:webHidden/>
               </w:rPr>
-              <w:t>22</w:t>
+              <w:t>26</w:t>
             </w:r>
             <w:r>
               <w:rPr>
@@ -1464,7 +1470,7 @@
               <w:noProof/>
             </w:rPr>
           </w:pPr>
-          <w:hyperlink w:anchor="_Toc226146195" w:history="1">
+          <w:hyperlink w:anchor="_Toc226227377" w:history="1">
             <w:r>
               <w:rPr>
                 <w:rStyle w:val="Hyperlink"/>
@@ -1507,7 +1513,7 @@
                 <w:noProof/>
                 <w:webHidden/>
               </w:rPr>
-              <w:instrText xml:space="preserve"> PAGEREF _Toc226146195 \h </w:instrText>
+              <w:instrText xml:space="preserve"> PAGEREF _Toc226227377 \h </w:instrText>
             </w:r>
             <w:r>
               <w:rPr>
@@ -1527,7 +1533,7 @@
                 <w:noProof/>
                 <w:webHidden/>
               </w:rPr>
-              <w:t>22</w:t>
+              <w:t>27</w:t>
             </w:r>
             <w:r>
               <w:rPr>
@@ -1550,7 +1556,7 @@
               <w:noProof/>
             </w:rPr>
           </w:pPr>
-          <w:hyperlink w:anchor="_Toc226146196" w:history="1">
+          <w:hyperlink w:anchor="_Toc226227378" w:history="1">
             <w:r>
               <w:rPr>
                 <w:rStyle w:val="Hyperlink"/>
@@ -1593,7 +1599,7 @@
                 <w:noProof/>
                 <w:webHidden/>
               </w:rPr>
-              <w:instrText xml:space="preserve"> PAGEREF _Toc226146196 \h </w:instrText>
+              <w:instrText xml:space="preserve"> PAGEREF _Toc226227378 \h </w:instrText>
             </w:r>
             <w:r>
               <w:rPr>
@@ -1613,7 +1619,7 @@
                 <w:noProof/>
                 <w:webHidden/>
               </w:rPr>
-              <w:t>23</w:t>
+              <w:t>28</w:t>
             </w:r>
             <w:r>
               <w:rPr>
@@ -1636,7 +1642,7 @@
               <w:noProof/>
             </w:rPr>
           </w:pPr>
-          <w:hyperlink w:anchor="_Toc226146197" w:history="1">
+          <w:hyperlink w:anchor="_Toc226227379" w:history="1">
             <w:r>
               <w:rPr>
                 <w:rStyle w:val="Hyperlink"/>
@@ -1678,7 +1684,7 @@
                 <w:noProof/>
                 <w:webHidden/>
               </w:rPr>
-              <w:instrText xml:space="preserve"> PAGEREF _Toc226146197 \h </w:instrText>
+              <w:instrText xml:space="preserve"> PAGEREF _Toc226227379 \h </w:instrText>
             </w:r>
             <w:r>
               <w:rPr>
@@ -1698,7 +1704,7 @@
                 <w:noProof/>
                 <w:webHidden/>
               </w:rPr>
-              <w:t>24</w:t>
+              <w:t>29</w:t>
             </w:r>
             <w:r>
               <w:rPr>
@@ -1751,7 +1757,7 @@
         <w:lastRenderedPageBreak/>
         <w:t xml:space="preserve"> </w:t>
       </w:r>
-      <w:bookmarkStart w:id="2" w:name="_Toc226146186"/>
+      <w:bookmarkStart w:id="2" w:name="_Toc226227368"/>
       <w:r>
         <w:rPr>
           <w:lang w:val="vi-VN"/>
@@ -1883,7 +1889,7 @@
         </w:rPr>
         <w:t xml:space="preserve"> </w:t>
       </w:r>
-      <w:bookmarkStart w:id="3" w:name="_Toc226146187"/>
+      <w:bookmarkStart w:id="3" w:name="_Toc226227369"/>
       <w:r>
         <w:rPr>
           <w:lang w:val="vi-VN"/>
@@ -1903,7 +1909,7 @@
           <w:lang w:val="vi-VN"/>
         </w:rPr>
       </w:pPr>
-      <w:bookmarkStart w:id="4" w:name="_Toc226146188"/>
+      <w:bookmarkStart w:id="4" w:name="_Toc226227370"/>
       <w:r>
         <w:rPr>
           <w:lang w:val="vi-VN"/>
@@ -4158,7 +4164,7 @@
           <w:lang w:val="vi-VN"/>
         </w:rPr>
       </w:pPr>
-      <w:bookmarkStart w:id="5" w:name="_Toc226146189"/>
+      <w:bookmarkStart w:id="5" w:name="_Toc226227371"/>
       <w:r>
         <w:t>Rabin-Karp Algorithm</w:t>
       </w:r>
@@ -6472,7 +6478,7 @@
           <w:lang w:val="vi-VN"/>
         </w:rPr>
       </w:pPr>
-      <w:bookmarkStart w:id="6" w:name="_Toc226146190"/>
+      <w:bookmarkStart w:id="6" w:name="_Toc226227372"/>
       <w:r>
         <w:t>Knuth-Morris-Pratt (KMP) Algorithm</w:t>
       </w:r>
@@ -9260,7 +9266,7 @@
           <w:lang w:val="vi-VN"/>
         </w:rPr>
       </w:pPr>
-      <w:bookmarkStart w:id="7" w:name="_Toc226146191"/>
+      <w:bookmarkStart w:id="7" w:name="_Toc226227373"/>
       <w:r>
         <w:t>Boyer-Moore Algorithm</w:t>
       </w:r>
@@ -11007,7 +11013,13 @@
         <w:t>Case 2</w:t>
       </w:r>
       <w:r>
-        <w:t xml:space="preserve"> — A copy of the matched suffix exists at another position in P. For each i from 0 to m − 2, set good_suffix[m − 1 − suffix[i]] = m − 1 − i:</w:t>
+        <w:t xml:space="preserve"> </w:t>
+      </w:r>
+      <w:r>
+        <w:t>–</w:t>
+      </w:r>
+      <w:r>
+        <w:t xml:space="preserve"> A copy of the matched suffix exists at another position in P. For each i from 0 to m − 2, set good_suffix[m − 1 − suffix[i]] = m − 1 − i:</w:t>
       </w:r>
     </w:p>
     <w:p>
@@ -11303,7 +11315,13 @@
         <w:t>Shift s = 0</w:t>
       </w:r>
       <w:r>
-        <w:t xml:space="preserve"> — Aligning P at T[0..3] = "abac", comparing right to left:</w:t>
+        <w:t xml:space="preserve"> </w:t>
+      </w:r>
+      <w:r>
+        <w:t>–</w:t>
+      </w:r>
+      <w:r>
+        <w:t xml:space="preserve"> Aligning P at T[0..3] = "abac", comparing right to left:</w:t>
       </w:r>
     </w:p>
     <w:p>
@@ -11424,7 +11442,13 @@
         <w:t>Shift s = 4</w:t>
       </w:r>
       <w:r>
-        <w:t xml:space="preserve"> — Aligning P at T[4..7] = "abab", comparing right to left:</w:t>
+        <w:t xml:space="preserve"> </w:t>
+      </w:r>
+      <w:r>
+        <w:t>–</w:t>
+      </w:r>
+      <w:r>
+        <w:t xml:space="preserve"> Aligning P at T[4..7] = "abab", comparing right to left:</w:t>
       </w:r>
     </w:p>
     <w:p>
@@ -11900,7 +11924,7 @@
                 <w:b/>
                 <w:bCs/>
               </w:rPr>
-              <w:t>—</w:t>
+              <w:t>–</w:t>
             </w:r>
           </w:p>
         </w:tc>
@@ -11922,7 +11946,7 @@
                 <w:b/>
                 <w:bCs/>
               </w:rPr>
-              <w:t>—</w:t>
+              <w:t>–</w:t>
             </w:r>
           </w:p>
         </w:tc>
@@ -12674,7 +12698,7 @@
           <w:lang w:val="vi-VN"/>
         </w:rPr>
       </w:pPr>
-      <w:bookmarkStart w:id="8" w:name="_Toc226146192"/>
+      <w:bookmarkStart w:id="8" w:name="_Toc226227374"/>
       <w:r>
         <w:t>Aho-Corasick Algorithm</w:t>
       </w:r>
@@ -13712,6 +13736,3088 @@
     </w:p>
     <w:p>
       <w:pPr>
+        <w:pStyle w:val="Heading3"/>
+        <w:numPr>
+          <w:ilvl w:val="2"/>
+          <w:numId w:val="1"/>
+        </w:numPr>
+        <w:rPr>
+          <w:lang w:val="vi-VN"/>
+        </w:rPr>
+      </w:pPr>
+      <w:r>
+        <w:rPr>
+          <w:lang w:val="vi-VN"/>
+        </w:rPr>
+        <w:lastRenderedPageBreak/>
+        <w:t>Step-by-Step Trace</w:t>
+      </w:r>
+    </w:p>
+    <w:p>
+      <w:pPr>
+        <w:spacing w:before="100" w:beforeAutospacing="1" w:after="100" w:afterAutospacing="1" w:line="240" w:lineRule="auto"/>
+        <w:jc w:val="left"/>
+        <w:rPr>
+          <w:rFonts w:eastAsia="Times New Roman" w:cs="Times New Roman"/>
+          <w:kern w:val="0"/>
+          <w:lang w:val="vi-VN"/>
+          <w14:ligatures w14:val="none"/>
+        </w:rPr>
+      </w:pPr>
+      <w:r>
+        <w:rPr>
+          <w:rFonts w:eastAsia="Times New Roman" w:cs="Times New Roman"/>
+          <w:kern w:val="0"/>
+          <w14:ligatures w14:val="none"/>
+        </w:rPr>
+        <w:t>The following trace uses two patterns P1 = "ab" and P2 = "bc", and text T = "abcab" (n = 5).</w:t>
+      </w:r>
+    </w:p>
+    <w:p>
+      <w:pPr>
+        <w:rPr>
+          <w:b/>
+          <w:bCs/>
+          <w:lang w:val="vi-VN"/>
+        </w:rPr>
+      </w:pPr>
+      <w:r>
+        <w:rPr>
+          <w:b/>
+          <w:bCs/>
+        </w:rPr>
+        <w:t xml:space="preserve">Preprocessing Phase – </w:t>
+      </w:r>
+      <w:r>
+        <w:rPr>
+          <w:b/>
+          <w:bCs/>
+        </w:rPr>
+        <w:t>Building</w:t>
+      </w:r>
+      <w:r>
+        <w:rPr>
+          <w:b/>
+          <w:bCs/>
+          <w:lang w:val="vi-VN"/>
+        </w:rPr>
+        <w:t xml:space="preserve"> </w:t>
+      </w:r>
+      <w:r>
+        <w:rPr>
+          <w:b/>
+          <w:bCs/>
+        </w:rPr>
+        <w:t xml:space="preserve">Goto </w:t>
+      </w:r>
+      <w:r>
+        <w:rPr>
+          <w:b/>
+          <w:bCs/>
+        </w:rPr>
+        <w:t>Function</w:t>
+      </w:r>
+      <w:r>
+        <w:rPr>
+          <w:b/>
+          <w:bCs/>
+          <w:lang w:val="vi-VN"/>
+        </w:rPr>
+        <w:t>:</w:t>
+      </w:r>
+    </w:p>
+    <w:p>
+      <w:r>
+        <w:t>Each pattern is inserted into a trie beginning from the root (state 0), with a new state created for each character that does not yet have a defined transition.</w:t>
+      </w:r>
+    </w:p>
+    <w:p>
+      <w:r>
+        <w:rPr>
+          <w:lang w:val="vi-VN"/>
+        </w:rPr>
+        <w:t xml:space="preserve">- </w:t>
+      </w:r>
+      <w:r>
+        <w:t>Inserting P1 = "ab":</w:t>
+      </w:r>
+    </w:p>
+    <w:p>
+      <w:pPr>
+        <w:pStyle w:val="ListParagraph"/>
+        <w:numPr>
+          <w:ilvl w:val="0"/>
+          <w:numId w:val="29"/>
+        </w:numPr>
+      </w:pPr>
+      <w:r>
+        <w:t xml:space="preserve">State 0 </w:t>
+      </w:r>
+      <w:r>
+        <w:rPr>
+          <w:lang w:val="vi-VN"/>
+        </w:rPr>
+        <w:t xml:space="preserve"> </w:t>
+      </w:r>
+      <w:r>
+        <w:rPr>
+          <w:b/>
+          <w:bCs/>
+        </w:rPr>
+        <w:t>–</w:t>
+      </w:r>
+      <w:r>
+        <w:t>'a'</w:t>
+      </w:r>
+      <w:r>
+        <w:rPr>
+          <w:lang w:val="vi-VN"/>
+        </w:rPr>
+        <w:t xml:space="preserve"> </w:t>
+      </w:r>
+      <w:r>
+        <w:rPr>
+          <w:lang w:val="vi-VN"/>
+        </w:rPr>
+        <w:sym w:font="Wingdings" w:char="F0E0"/>
+      </w:r>
+      <w:r>
+        <w:rPr>
+          <w:lang w:val="vi-VN"/>
+        </w:rPr>
+        <w:t xml:space="preserve"> </w:t>
+      </w:r>
+      <w:r>
+        <w:t xml:space="preserve"> State 1 (new) </w:t>
+      </w:r>
+    </w:p>
+    <w:p>
+      <w:pPr>
+        <w:pStyle w:val="ListParagraph"/>
+        <w:numPr>
+          <w:ilvl w:val="0"/>
+          <w:numId w:val="29"/>
+        </w:numPr>
+      </w:pPr>
+      <w:r>
+        <w:t xml:space="preserve">State 1 </w:t>
+      </w:r>
+      <w:r>
+        <w:rPr>
+          <w:b/>
+          <w:bCs/>
+        </w:rPr>
+        <w:t>–</w:t>
+      </w:r>
+      <w:r>
+        <w:t>'b'</w:t>
+      </w:r>
+      <w:r>
+        <w:rPr>
+          <w:lang w:val="vi-VN"/>
+        </w:rPr>
+        <w:sym w:font="Wingdings" w:char="F0E0"/>
+      </w:r>
+      <w:r>
+        <w:t xml:space="preserve"> State 2 (new)</w:t>
+      </w:r>
+    </w:p>
+    <w:p>
+      <w:pPr>
+        <w:pStyle w:val="ListParagraph"/>
+        <w:numPr>
+          <w:ilvl w:val="0"/>
+          <w:numId w:val="29"/>
+        </w:numPr>
+      </w:pPr>
+      <w:r>
+        <w:t>output[2] = {"ab"}</w:t>
+      </w:r>
+    </w:p>
+    <w:p>
+      <w:r>
+        <w:rPr>
+          <w:lang w:val="vi-VN"/>
+        </w:rPr>
+        <w:t xml:space="preserve">- </w:t>
+      </w:r>
+      <w:r>
+        <w:t>Inserting P2 = "bc":</w:t>
+      </w:r>
+    </w:p>
+    <w:p>
+      <w:pPr>
+        <w:pStyle w:val="ListParagraph"/>
+        <w:numPr>
+          <w:ilvl w:val="0"/>
+          <w:numId w:val="29"/>
+        </w:numPr>
+      </w:pPr>
+      <w:r>
+        <w:t xml:space="preserve">State 0 </w:t>
+      </w:r>
+      <w:r>
+        <w:rPr>
+          <w:lang w:val="vi-VN"/>
+        </w:rPr>
+        <w:t xml:space="preserve"> </w:t>
+      </w:r>
+      <w:r>
+        <w:rPr>
+          <w:b/>
+          <w:bCs/>
+        </w:rPr>
+        <w:t>–</w:t>
+      </w:r>
+      <w:r>
+        <w:t>'</w:t>
+      </w:r>
+      <w:r>
+        <w:t>b</w:t>
+      </w:r>
+      <w:r>
+        <w:t>'</w:t>
+      </w:r>
+      <w:r>
+        <w:rPr>
+          <w:lang w:val="vi-VN"/>
+        </w:rPr>
+        <w:t xml:space="preserve"> </w:t>
+      </w:r>
+      <w:r>
+        <w:rPr>
+          <w:lang w:val="vi-VN"/>
+        </w:rPr>
+        <w:sym w:font="Wingdings" w:char="F0E0"/>
+      </w:r>
+      <w:r>
+        <w:rPr>
+          <w:lang w:val="vi-VN"/>
+        </w:rPr>
+        <w:t xml:space="preserve"> </w:t>
+      </w:r>
+      <w:r>
+        <w:t xml:space="preserve"> State </w:t>
+      </w:r>
+      <w:r>
+        <w:t>3</w:t>
+      </w:r>
+      <w:r>
+        <w:t xml:space="preserve"> (new) </w:t>
+      </w:r>
+    </w:p>
+    <w:p>
+      <w:pPr>
+        <w:pStyle w:val="ListParagraph"/>
+        <w:numPr>
+          <w:ilvl w:val="0"/>
+          <w:numId w:val="29"/>
+        </w:numPr>
+      </w:pPr>
+      <w:r>
+        <w:t xml:space="preserve">State </w:t>
+      </w:r>
+      <w:r>
+        <w:t>3</w:t>
+      </w:r>
+      <w:r>
+        <w:t xml:space="preserve"> </w:t>
+      </w:r>
+      <w:r>
+        <w:rPr>
+          <w:b/>
+          <w:bCs/>
+        </w:rPr>
+        <w:t>–</w:t>
+      </w:r>
+      <w:r>
+        <w:t>'</w:t>
+      </w:r>
+      <w:r>
+        <w:t>c</w:t>
+      </w:r>
+      <w:r>
+        <w:t>'</w:t>
+      </w:r>
+      <w:r>
+        <w:rPr>
+          <w:lang w:val="vi-VN"/>
+        </w:rPr>
+        <w:sym w:font="Wingdings" w:char="F0E0"/>
+      </w:r>
+      <w:r>
+        <w:t xml:space="preserve"> State </w:t>
+      </w:r>
+      <w:r>
+        <w:t>4</w:t>
+      </w:r>
+      <w:r>
+        <w:t xml:space="preserve"> (new)</w:t>
+      </w:r>
+    </w:p>
+    <w:p>
+      <w:pPr>
+        <w:pStyle w:val="ListParagraph"/>
+        <w:numPr>
+          <w:ilvl w:val="0"/>
+          <w:numId w:val="29"/>
+        </w:numPr>
+      </w:pPr>
+      <w:r>
+        <w:t>output[</w:t>
+      </w:r>
+      <w:r>
+        <w:t>4</w:t>
+      </w:r>
+      <w:r>
+        <w:t>] = {"</w:t>
+      </w:r>
+      <w:r>
+        <w:t>bc</w:t>
+      </w:r>
+      <w:r>
+        <w:t>"}</w:t>
+      </w:r>
+    </w:p>
+    <w:p>
+      <w:pPr>
+        <w:rPr>
+          <w:lang w:val="vi-VN"/>
+        </w:rPr>
+      </w:pPr>
+      <w:r>
+        <w:t>All remaining undefined transitions from the root (state 0) are set to loop back to state 0.</w:t>
+      </w:r>
+    </w:p>
+    <w:p>
+      <w:pPr>
+        <w:pStyle w:val="Pseudocode"/>
+        <w:rPr>
+          <w:lang w:val="vi-VN"/>
+        </w:rPr>
+      </w:pPr>
+      <w:r>
+        <w:rPr>
+          <w:lang w:val="vi-VN"/>
+        </w:rPr>
+        <w:t>Root (0) --'a'--&gt; (1) --'b'--&gt; (2)    output[2] = {"ab"}</w:t>
+      </w:r>
+    </w:p>
+    <w:p>
+      <w:pPr>
+        <w:pStyle w:val="Pseudocode"/>
+        <w:rPr>
+          <w:lang w:val="vi-VN"/>
+        </w:rPr>
+      </w:pPr>
+      <w:r>
+        <w:rPr>
+          <w:lang w:val="vi-VN"/>
+        </w:rPr>
+        <w:t>Root (0) --'b'--&gt; (3) --'c'--&gt; (4)    output[4] = {"bc"}</w:t>
+      </w:r>
+    </w:p>
+    <w:p>
+      <w:pPr>
+        <w:rPr>
+          <w:lang w:val="vi-VN"/>
+        </w:rPr>
+      </w:pPr>
+    </w:p>
+    <w:p>
+      <w:pPr>
+        <w:rPr>
+          <w:b/>
+          <w:bCs/>
+          <w:lang w:val="vi-VN"/>
+        </w:rPr>
+      </w:pPr>
+      <w:r>
+        <w:rPr>
+          <w:b/>
+          <w:bCs/>
+        </w:rPr>
+        <w:t xml:space="preserve">Preprocessing Phase – </w:t>
+      </w:r>
+      <w:r>
+        <w:rPr>
+          <w:b/>
+          <w:bCs/>
+        </w:rPr>
+        <w:t>Building</w:t>
+      </w:r>
+      <w:r>
+        <w:rPr>
+          <w:b/>
+          <w:bCs/>
+          <w:lang w:val="vi-VN"/>
+        </w:rPr>
+        <w:t xml:space="preserve"> </w:t>
+      </w:r>
+      <w:r>
+        <w:rPr>
+          <w:b/>
+          <w:bCs/>
+        </w:rPr>
+        <w:t>Failure</w:t>
+      </w:r>
+      <w:r>
+        <w:rPr>
+          <w:b/>
+          <w:bCs/>
+          <w:lang w:val="vi-VN"/>
+        </w:rPr>
+        <w:t xml:space="preserve"> </w:t>
+      </w:r>
+      <w:r>
+        <w:rPr>
+          <w:b/>
+          <w:bCs/>
+        </w:rPr>
+        <w:t>Function</w:t>
+      </w:r>
+      <w:r>
+        <w:rPr>
+          <w:b/>
+          <w:bCs/>
+          <w:lang w:val="vi-VN"/>
+        </w:rPr>
+        <w:t>:</w:t>
+      </w:r>
+    </w:p>
+    <w:p>
+      <w:r>
+        <w:t>Failure links are computed via breadth-first search (BFS) starting from all depth-1 states. Each failure link points to the state representing the longest proper suffix of the current state's string that is also a valid prefix path from the root in the automaton.</w:t>
+      </w:r>
+    </w:p>
+    <w:p>
+      <w:r>
+        <w:rPr>
+          <w:lang w:val="vi-VN"/>
+        </w:rPr>
+        <w:t xml:space="preserve">- </w:t>
+      </w:r>
+      <w:r>
+        <w:rPr>
+          <w:b/>
+          <w:bCs/>
+        </w:rPr>
+        <w:t>Depth-1 states</w:t>
+      </w:r>
+      <w:r>
+        <w:t xml:space="preserve"> are initialised with failure links pointing to root (state 0):</w:t>
+      </w:r>
+    </w:p>
+    <w:p>
+      <w:pPr>
+        <w:pStyle w:val="ListParagraph"/>
+        <w:numPr>
+          <w:ilvl w:val="0"/>
+          <w:numId w:val="31"/>
+        </w:numPr>
+      </w:pPr>
+      <w:r>
+        <w:t>failure[1] = 0 (state 1 represents "a"; no proper suffix of "a" is a recognised prefix in the automaton other than the empty string)</w:t>
+      </w:r>
+    </w:p>
+    <w:p>
+      <w:pPr>
+        <w:pStyle w:val="ListParagraph"/>
+        <w:numPr>
+          <w:ilvl w:val="0"/>
+          <w:numId w:val="31"/>
+        </w:numPr>
+      </w:pPr>
+      <w:r>
+        <w:t>failure[3] = 0 (state 3 represents "b"; similarly falls back to root)</w:t>
+      </w:r>
+    </w:p>
+    <w:p>
+      <w:pPr>
+        <w:pStyle w:val="ListParagraph"/>
+        <w:numPr>
+          <w:ilvl w:val="0"/>
+          <w:numId w:val="31"/>
+        </w:numPr>
+        <w:spacing w:before="100" w:beforeAutospacing="1" w:after="100" w:afterAutospacing="1" w:line="240" w:lineRule="auto"/>
+        <w:jc w:val="left"/>
+        <w:rPr>
+          <w:rFonts w:eastAsia="Times New Roman" w:cs="Times New Roman"/>
+          <w:kern w:val="0"/>
+          <w14:ligatures w14:val="none"/>
+        </w:rPr>
+      </w:pPr>
+      <w:r>
+        <w:rPr>
+          <w:rFonts w:eastAsia="Times New Roman" w:cs="Times New Roman"/>
+          <w:kern w:val="0"/>
+          <w14:ligatures w14:val="none"/>
+        </w:rPr>
+        <w:t>Both states 1 and 3 are enqueued for BFS processing.</w:t>
+      </w:r>
+    </w:p>
+    <w:p>
+      <w:pPr>
+        <w:rPr>
+          <w:lang w:val="vi-VN"/>
+        </w:rPr>
+      </w:pPr>
+      <w:r>
+        <w:rPr>
+          <w:lang w:val="vi-VN"/>
+        </w:rPr>
+        <w:t xml:space="preserve">- </w:t>
+      </w:r>
+      <w:r>
+        <w:t xml:space="preserve">Processing </w:t>
+      </w:r>
+      <w:r>
+        <w:rPr>
+          <w:b/>
+          <w:bCs/>
+        </w:rPr>
+        <w:t>S</w:t>
+      </w:r>
+      <w:r>
+        <w:rPr>
+          <w:b/>
+          <w:bCs/>
+        </w:rPr>
+        <w:t>tate 1</w:t>
+      </w:r>
+      <w:r>
+        <w:t xml:space="preserve"> (representing "a"):</w:t>
+      </w:r>
+    </w:p>
+    <w:p>
+      <w:pPr>
+        <w:pStyle w:val="ListParagraph"/>
+        <w:numPr>
+          <w:ilvl w:val="0"/>
+          <w:numId w:val="32"/>
+        </w:numPr>
+        <w:rPr>
+          <w:lang w:val="vi-VN"/>
+        </w:rPr>
+      </w:pPr>
+      <w:r>
+        <w:t>Transition on 'b' leads to state 2 (representing "ab").</w:t>
+      </w:r>
+    </w:p>
+    <w:p>
+      <w:pPr>
+        <w:pStyle w:val="ListParagraph"/>
+        <w:numPr>
+          <w:ilvl w:val="0"/>
+          <w:numId w:val="32"/>
+        </w:numPr>
+        <w:rPr>
+          <w:lang w:val="vi-VN"/>
+        </w:rPr>
+      </w:pPr>
+      <w:r>
+        <w:t>To compute failure[2]: follow failure[1] = 0, then check goto[(0, 'b')] = 3. State 3 exists and is not state 2 itself.</w:t>
+      </w:r>
+    </w:p>
+    <w:p>
+      <w:pPr>
+        <w:pStyle w:val="ListParagraph"/>
+        <w:numPr>
+          <w:ilvl w:val="0"/>
+          <w:numId w:val="32"/>
+        </w:numPr>
+        <w:rPr>
+          <w:lang w:val="vi-VN"/>
+        </w:rPr>
+      </w:pPr>
+      <w:r>
+        <w:t>failure[2] = 3.</w:t>
+      </w:r>
+    </w:p>
+    <w:p>
+      <w:pPr>
+        <w:pStyle w:val="ListParagraph"/>
+        <w:numPr>
+          <w:ilvl w:val="0"/>
+          <w:numId w:val="32"/>
+        </w:numPr>
+        <w:rPr>
+          <w:rFonts w:cs="Times New Roman"/>
+          <w:lang w:val="vi-VN"/>
+        </w:rPr>
+      </w:pPr>
+      <w:r>
+        <w:rPr>
+          <w:rFonts w:cs="Times New Roman"/>
+        </w:rPr>
+        <w:t xml:space="preserve">Propagate output: output[2] = output[2] </w:t>
+      </w:r>
+      <w:r>
+        <w:rPr>
+          <w:rFonts w:ascii="Cambria Math" w:hAnsi="Cambria Math" w:cs="Cambria Math"/>
+        </w:rPr>
+        <w:t>⋃</w:t>
+      </w:r>
+      <w:r>
+        <w:rPr>
+          <w:rFonts w:cs="Times New Roman"/>
+          <w:lang w:val="vi-VN"/>
+        </w:rPr>
+        <w:t xml:space="preserve"> </w:t>
+      </w:r>
+      <w:r>
+        <w:rPr>
+          <w:rFonts w:cs="Times New Roman"/>
+        </w:rPr>
+        <w:t xml:space="preserve">output[3] = {"ab"} </w:t>
+      </w:r>
+      <w:r>
+        <w:rPr>
+          <w:rFonts w:ascii="Cambria Math" w:hAnsi="Cambria Math" w:cs="Cambria Math"/>
+        </w:rPr>
+        <w:t>⋃</w:t>
+      </w:r>
+      <w:r>
+        <w:rPr>
+          <w:rFonts w:cs="Times New Roman"/>
+          <w:lang w:val="vi-VN"/>
+        </w:rPr>
+        <w:t xml:space="preserve"> </w:t>
+      </w:r>
+      <w:r>
+        <w:rPr>
+          <w:rFonts w:cs="Times New Roman"/>
+        </w:rPr>
+        <w:t>{} = {"ab"}</w:t>
+      </w:r>
+      <w:r>
+        <w:rPr>
+          <w:rFonts w:cs="Times New Roman"/>
+          <w:lang w:val="vi-VN"/>
+        </w:rPr>
+        <w:t>.</w:t>
+      </w:r>
+    </w:p>
+    <w:p>
+      <w:pPr>
+        <w:rPr>
+          <w:lang w:val="vi-VN"/>
+        </w:rPr>
+      </w:pPr>
+      <w:r>
+        <w:rPr>
+          <w:lang w:val="vi-VN"/>
+        </w:rPr>
+        <w:lastRenderedPageBreak/>
+        <w:t xml:space="preserve">- </w:t>
+      </w:r>
+      <w:r>
+        <w:t xml:space="preserve">Processing </w:t>
+      </w:r>
+      <w:r>
+        <w:rPr>
+          <w:b/>
+          <w:bCs/>
+        </w:rPr>
+        <w:t>S</w:t>
+      </w:r>
+      <w:r>
+        <w:rPr>
+          <w:b/>
+          <w:bCs/>
+        </w:rPr>
+        <w:t xml:space="preserve">tate </w:t>
+      </w:r>
+      <w:r>
+        <w:rPr>
+          <w:b/>
+          <w:bCs/>
+        </w:rPr>
+        <w:t>3</w:t>
+      </w:r>
+      <w:r>
+        <w:t xml:space="preserve"> (representing "</w:t>
+      </w:r>
+      <w:r>
+        <w:t>b</w:t>
+      </w:r>
+      <w:r>
+        <w:t>"):</w:t>
+      </w:r>
+    </w:p>
+    <w:p>
+      <w:pPr>
+        <w:pStyle w:val="ListParagraph"/>
+        <w:numPr>
+          <w:ilvl w:val="0"/>
+          <w:numId w:val="33"/>
+        </w:numPr>
+        <w:rPr>
+          <w:lang w:val="vi-VN"/>
+        </w:rPr>
+      </w:pPr>
+      <w:r>
+        <w:t>Transition on 'c' leads to state 4 (representing "bc").</w:t>
+      </w:r>
+    </w:p>
+    <w:p>
+      <w:pPr>
+        <w:pStyle w:val="ListParagraph"/>
+        <w:numPr>
+          <w:ilvl w:val="0"/>
+          <w:numId w:val="33"/>
+        </w:numPr>
+      </w:pPr>
+      <w:r>
+        <w:t xml:space="preserve">To compute failure[4]: follow failure[3] = 0, then check goto[(0, 'c')] = 0 (undefined, loops to root). </w:t>
+      </w:r>
+    </w:p>
+    <w:p>
+      <w:pPr>
+        <w:pStyle w:val="ListParagraph"/>
+        <w:numPr>
+          <w:ilvl w:val="0"/>
+          <w:numId w:val="33"/>
+        </w:numPr>
+        <w:rPr>
+          <w:lang w:val="vi-VN"/>
+        </w:rPr>
+      </w:pPr>
+      <w:r>
+        <w:t>failure[4] = 0.</w:t>
+      </w:r>
+    </w:p>
+    <w:p>
+      <w:pPr>
+        <w:pStyle w:val="ListParagraph"/>
+        <w:numPr>
+          <w:ilvl w:val="0"/>
+          <w:numId w:val="33"/>
+        </w:numPr>
+        <w:rPr>
+          <w:lang w:val="vi-VN"/>
+        </w:rPr>
+      </w:pPr>
+      <w:r>
+        <w:t xml:space="preserve">Propagate output: output[4] = output[4] </w:t>
+      </w:r>
+      <w:r>
+        <w:rPr>
+          <w:rFonts w:ascii="Cambria Math" w:hAnsi="Cambria Math" w:cs="Cambria Math"/>
+        </w:rPr>
+        <w:t>⋃</w:t>
+      </w:r>
+      <w:r>
+        <w:rPr>
+          <w:rFonts w:ascii="Cambria Math" w:hAnsi="Cambria Math" w:cs="Cambria Math"/>
+          <w:lang w:val="vi-VN"/>
+        </w:rPr>
+        <w:t xml:space="preserve"> </w:t>
+      </w:r>
+      <w:r>
+        <w:t xml:space="preserve">output[0] = {"bc"} </w:t>
+      </w:r>
+      <w:r>
+        <w:rPr>
+          <w:rFonts w:ascii="Cambria Math" w:hAnsi="Cambria Math" w:cs="Cambria Math"/>
+        </w:rPr>
+        <w:t>⋃</w:t>
+      </w:r>
+      <w:r>
+        <w:rPr>
+          <w:rFonts w:ascii="Cambria Math" w:hAnsi="Cambria Math" w:cs="Cambria Math"/>
+          <w:lang w:val="vi-VN"/>
+        </w:rPr>
+        <w:t xml:space="preserve"> </w:t>
+      </w:r>
+      <w:r>
+        <w:t>{} = {"bc"}.</w:t>
+      </w:r>
+    </w:p>
+    <w:p>
+      <w:r>
+        <w:t>The failure link from state 2 to state 3 is particularly significant: after fully matching "ab", the automaton recognises that the suffix "b" of "ab" is also the beginning of a valid path toward "bc" in the automaton. Rather than returning to root, it jumps directly to state 3, preserving partial progress toward the second pattern without re-examining any character.</w:t>
+      </w:r>
+    </w:p>
+    <w:p>
+      <w:pPr>
+        <w:rPr>
+          <w:lang w:val="vi-VN"/>
+        </w:rPr>
+      </w:pPr>
+    </w:p>
+    <w:p>
+      <w:pPr>
+        <w:rPr>
+          <w:b/>
+          <w:bCs/>
+          <w:lang w:val="vi-VN"/>
+        </w:rPr>
+      </w:pPr>
+      <w:r>
+        <w:rPr>
+          <w:b/>
+          <w:bCs/>
+        </w:rPr>
+        <w:t>Search</w:t>
+      </w:r>
+      <w:r>
+        <w:rPr>
+          <w:b/>
+          <w:bCs/>
+        </w:rPr>
+        <w:t xml:space="preserve"> Phase</w:t>
+      </w:r>
+      <w:r>
+        <w:rPr>
+          <w:b/>
+          <w:bCs/>
+          <w:lang w:val="vi-VN"/>
+        </w:rPr>
+        <w:t xml:space="preserve"> –</w:t>
+      </w:r>
+      <w:r>
+        <w:rPr>
+          <w:b/>
+          <w:bCs/>
+        </w:rPr>
+        <w:t xml:space="preserve"> </w:t>
+      </w:r>
+      <w:r>
+        <w:rPr>
+          <w:b/>
+          <w:bCs/>
+        </w:rPr>
+        <w:t>Searching</w:t>
+      </w:r>
+      <w:r>
+        <w:rPr>
+          <w:b/>
+          <w:bCs/>
+          <w:lang w:val="vi-VN"/>
+        </w:rPr>
+        <w:t xml:space="preserve"> Text T</w:t>
+      </w:r>
+      <w:r>
+        <w:rPr>
+          <w:b/>
+          <w:bCs/>
+        </w:rPr>
+        <w:t>:</w:t>
+      </w:r>
+    </w:p>
+    <w:p>
+      <w:pPr>
+        <w:rPr>
+          <w:rFonts w:cs="Times New Roman"/>
+        </w:rPr>
+      </w:pPr>
+      <w:r>
+        <w:rPr>
+          <w:rFonts w:cs="Times New Roman"/>
+        </w:rPr>
+        <w:t>Starting at state 0, the automaton processes T one character at a time, following goto transitions on matches and failure links on mismatches.</w:t>
+      </w:r>
+    </w:p>
+    <w:p>
+      <w:pPr>
+        <w:rPr>
+          <w:lang w:val="vi-VN"/>
+        </w:rPr>
+      </w:pPr>
+      <w:r>
+        <w:rPr>
+          <w:lang w:val="vi-VN"/>
+        </w:rPr>
+        <w:t xml:space="preserve">- </w:t>
+      </w:r>
+      <w:r>
+        <w:rPr>
+          <w:b/>
+          <w:bCs/>
+        </w:rPr>
+        <w:t>i = 0, T[0] = 'a':</w:t>
+      </w:r>
+      <w:r>
+        <w:t xml:space="preserve"> </w:t>
+      </w:r>
+    </w:p>
+    <w:p>
+      <w:pPr>
+        <w:pStyle w:val="ListParagraph"/>
+        <w:numPr>
+          <w:ilvl w:val="0"/>
+          <w:numId w:val="34"/>
+        </w:numPr>
+        <w:rPr>
+          <w:lang w:val="vi-VN"/>
+        </w:rPr>
+      </w:pPr>
+      <w:r>
+        <w:t xml:space="preserve">Current state is 0. </w:t>
+      </w:r>
+    </w:p>
+    <w:p>
+      <w:pPr>
+        <w:pStyle w:val="ListParagraph"/>
+        <w:numPr>
+          <w:ilvl w:val="0"/>
+          <w:numId w:val="34"/>
+        </w:numPr>
+        <w:rPr>
+          <w:lang w:val="vi-VN"/>
+        </w:rPr>
+      </w:pPr>
+      <w:r>
+        <w:t xml:space="preserve">Check goto[(0, 'a')] = 1 </w:t>
+      </w:r>
+      <w:r>
+        <w:t>–</w:t>
+      </w:r>
+      <w:r>
+        <w:t xml:space="preserve"> transition is defined. Move to state 1. </w:t>
+      </w:r>
+    </w:p>
+    <w:p>
+      <w:pPr>
+        <w:pStyle w:val="ListParagraph"/>
+        <w:numPr>
+          <w:ilvl w:val="0"/>
+          <w:numId w:val="34"/>
+        </w:numPr>
+        <w:rPr>
+          <w:lang w:val="vi-VN"/>
+        </w:rPr>
+      </w:pPr>
+      <w:r>
+        <w:t xml:space="preserve">output[1] is empty. </w:t>
+      </w:r>
+    </w:p>
+    <w:p>
+      <w:pPr>
+        <w:pStyle w:val="ListParagraph"/>
+        <w:numPr>
+          <w:ilvl w:val="0"/>
+          <w:numId w:val="34"/>
+        </w:numPr>
+        <w:rPr>
+          <w:lang w:val="vi-VN"/>
+        </w:rPr>
+      </w:pPr>
+      <w:r>
+        <w:t>No match reported.</w:t>
+      </w:r>
+    </w:p>
+    <w:p>
+      <w:pPr>
+        <w:pStyle w:val="Pseudocode"/>
+        <w:rPr>
+          <w:lang w:val="vi-VN"/>
+        </w:rPr>
+      </w:pPr>
+      <w:r>
+        <w:rPr>
+          <w:lang w:val="vi-VN"/>
+        </w:rPr>
+        <w:t>current = 1</w:t>
+      </w:r>
+    </w:p>
+    <w:p>
+      <w:pPr>
+        <w:rPr>
+          <w:lang w:val="vi-VN"/>
+        </w:rPr>
+      </w:pPr>
+    </w:p>
+    <w:p>
+      <w:pPr>
+        <w:rPr>
+          <w:lang w:val="vi-VN"/>
+        </w:rPr>
+      </w:pPr>
+      <w:r>
+        <w:rPr>
+          <w:lang w:val="vi-VN"/>
+        </w:rPr>
+        <w:t xml:space="preserve">- </w:t>
+      </w:r>
+      <w:r>
+        <w:rPr>
+          <w:b/>
+          <w:bCs/>
+        </w:rPr>
+        <w:t>i = 1, T[1] = 'b':</w:t>
+      </w:r>
+      <w:r>
+        <w:t xml:space="preserve"> </w:t>
+      </w:r>
+    </w:p>
+    <w:p>
+      <w:pPr>
+        <w:pStyle w:val="ListParagraph"/>
+        <w:numPr>
+          <w:ilvl w:val="0"/>
+          <w:numId w:val="35"/>
+        </w:numPr>
+        <w:rPr>
+          <w:b/>
+          <w:bCs/>
+          <w:lang w:val="vi-VN"/>
+        </w:rPr>
+      </w:pPr>
+      <w:r>
+        <w:t xml:space="preserve">Current state is 1. </w:t>
+      </w:r>
+    </w:p>
+    <w:p>
+      <w:pPr>
+        <w:pStyle w:val="ListParagraph"/>
+        <w:numPr>
+          <w:ilvl w:val="0"/>
+          <w:numId w:val="35"/>
+        </w:numPr>
+        <w:rPr>
+          <w:b/>
+          <w:bCs/>
+          <w:lang w:val="vi-VN"/>
+        </w:rPr>
+      </w:pPr>
+      <w:r>
+        <w:t xml:space="preserve">Check goto[(1, 'b')] = 2 </w:t>
+      </w:r>
+      <w:r>
+        <w:t>–</w:t>
+      </w:r>
+      <w:r>
+        <w:t xml:space="preserve"> transition is defined. Move to state 2. </w:t>
+      </w:r>
+    </w:p>
+    <w:p>
+      <w:pPr>
+        <w:pStyle w:val="ListParagraph"/>
+        <w:numPr>
+          <w:ilvl w:val="0"/>
+          <w:numId w:val="35"/>
+        </w:numPr>
+        <w:rPr>
+          <w:b/>
+          <w:bCs/>
+          <w:lang w:val="vi-VN"/>
+        </w:rPr>
+      </w:pPr>
+      <w:r>
+        <w:t xml:space="preserve">output[2] = {"ab"} is not empty. </w:t>
+      </w:r>
+    </w:p>
+    <w:p>
+      <w:pPr>
+        <w:pStyle w:val="ListParagraph"/>
+        <w:numPr>
+          <w:ilvl w:val="0"/>
+          <w:numId w:val="35"/>
+        </w:numPr>
+        <w:rPr>
+          <w:b/>
+          <w:bCs/>
+          <w:lang w:val="vi-VN"/>
+        </w:rPr>
+      </w:pPr>
+      <w:r>
+        <w:rPr>
+          <w:b/>
+          <w:bCs/>
+        </w:rPr>
+        <w:t>Pattern "ab" is reported, ending at i = 1, starting at i = 0.</w:t>
+      </w:r>
+    </w:p>
+    <w:p>
+      <w:pPr>
+        <w:pStyle w:val="Pseudocode"/>
+        <w:rPr>
+          <w:lang w:val="vi-VN"/>
+        </w:rPr>
+      </w:pPr>
+      <w:r>
+        <w:rPr>
+          <w:lang w:val="vi-VN"/>
+        </w:rPr>
+        <w:t xml:space="preserve">current = </w:t>
+      </w:r>
+      <w:r>
+        <w:rPr>
+          <w:lang w:val="vi-VN"/>
+        </w:rPr>
+        <w:t>2</w:t>
+      </w:r>
+    </w:p>
+    <w:p>
+      <w:pPr>
+        <w:jc w:val="left"/>
+        <w:rPr>
+          <w:b/>
+          <w:bCs/>
+          <w:lang w:val="vi-VN"/>
+        </w:rPr>
+      </w:pPr>
+      <w:r>
+        <w:rPr>
+          <w:b/>
+          <w:bCs/>
+          <w:lang w:val="vi-VN"/>
+        </w:rPr>
+        <w:br w:type="page"/>
+      </w:r>
+    </w:p>
+    <w:p>
+      <w:pPr>
+        <w:rPr>
+          <w:lang w:val="vi-VN"/>
+        </w:rPr>
+      </w:pPr>
+      <w:r>
+        <w:rPr>
+          <w:lang w:val="vi-VN"/>
+        </w:rPr>
+        <w:lastRenderedPageBreak/>
+        <w:t xml:space="preserve">- </w:t>
+      </w:r>
+      <w:r>
+        <w:rPr>
+          <w:b/>
+          <w:bCs/>
+        </w:rPr>
+        <w:t>i = 2, T[2] = 'c':</w:t>
+      </w:r>
+      <w:r>
+        <w:t xml:space="preserve"> </w:t>
+      </w:r>
+    </w:p>
+    <w:p>
+      <w:pPr>
+        <w:pStyle w:val="ListParagraph"/>
+        <w:numPr>
+          <w:ilvl w:val="0"/>
+          <w:numId w:val="36"/>
+        </w:numPr>
+        <w:rPr>
+          <w:lang w:val="vi-VN"/>
+        </w:rPr>
+      </w:pPr>
+      <w:r>
+        <w:t xml:space="preserve">Current state is 2. </w:t>
+      </w:r>
+    </w:p>
+    <w:p>
+      <w:pPr>
+        <w:pStyle w:val="ListParagraph"/>
+        <w:numPr>
+          <w:ilvl w:val="0"/>
+          <w:numId w:val="36"/>
+        </w:numPr>
+        <w:rPr>
+          <w:lang w:val="vi-VN"/>
+        </w:rPr>
+      </w:pPr>
+      <w:r>
+        <w:t xml:space="preserve">Check goto[(2, 'c')] </w:t>
+      </w:r>
+      <w:r>
+        <w:t>–</w:t>
+      </w:r>
+      <w:r>
+        <w:t xml:space="preserve"> transition is not defined. </w:t>
+      </w:r>
+    </w:p>
+    <w:p>
+      <w:pPr>
+        <w:pStyle w:val="ListParagraph"/>
+        <w:numPr>
+          <w:ilvl w:val="1"/>
+          <w:numId w:val="36"/>
+        </w:numPr>
+        <w:rPr>
+          <w:lang w:val="vi-VN"/>
+        </w:rPr>
+      </w:pPr>
+      <w:r>
+        <w:t xml:space="preserve">Follow failure link: failure[2] = 3. Move to state 3. </w:t>
+      </w:r>
+    </w:p>
+    <w:p>
+      <w:pPr>
+        <w:pStyle w:val="ListParagraph"/>
+        <w:numPr>
+          <w:ilvl w:val="1"/>
+          <w:numId w:val="36"/>
+        </w:numPr>
+        <w:rPr>
+          <w:lang w:val="vi-VN"/>
+        </w:rPr>
+      </w:pPr>
+      <w:r>
+        <w:t xml:space="preserve">Current state is 3. </w:t>
+      </w:r>
+    </w:p>
+    <w:p>
+      <w:pPr>
+        <w:pStyle w:val="ListParagraph"/>
+        <w:numPr>
+          <w:ilvl w:val="1"/>
+          <w:numId w:val="36"/>
+        </w:numPr>
+        <w:rPr>
+          <w:lang w:val="vi-VN"/>
+        </w:rPr>
+      </w:pPr>
+      <w:r>
+        <w:t xml:space="preserve">Check goto[(3, 'c')] = 4 </w:t>
+      </w:r>
+      <w:r>
+        <w:t>–</w:t>
+      </w:r>
+      <w:r>
+        <w:t xml:space="preserve"> transition is defined. Move to state 4. </w:t>
+      </w:r>
+    </w:p>
+    <w:p>
+      <w:pPr>
+        <w:pStyle w:val="ListParagraph"/>
+        <w:numPr>
+          <w:ilvl w:val="1"/>
+          <w:numId w:val="36"/>
+        </w:numPr>
+        <w:rPr>
+          <w:lang w:val="vi-VN"/>
+        </w:rPr>
+      </w:pPr>
+      <w:r>
+        <w:t xml:space="preserve">output[4] = {"bc"} is not empty. </w:t>
+      </w:r>
+    </w:p>
+    <w:p>
+      <w:pPr>
+        <w:pStyle w:val="ListParagraph"/>
+        <w:numPr>
+          <w:ilvl w:val="1"/>
+          <w:numId w:val="36"/>
+        </w:numPr>
+        <w:rPr>
+          <w:lang w:val="vi-VN"/>
+        </w:rPr>
+      </w:pPr>
+      <w:r>
+        <w:rPr>
+          <w:b/>
+          <w:bCs/>
+        </w:rPr>
+        <w:t>Pattern "bc" is reported, ending at i = 2, starting at i = 1.</w:t>
+      </w:r>
+    </w:p>
+    <w:p>
+      <w:pPr>
+        <w:pStyle w:val="ListParagraph"/>
+        <w:numPr>
+          <w:ilvl w:val="0"/>
+          <w:numId w:val="36"/>
+        </w:numPr>
+      </w:pPr>
+      <w:r>
+        <w:rPr>
+          <w:b/>
+          <w:bCs/>
+        </w:rPr>
+        <w:t>Observation</w:t>
+      </w:r>
+      <w:r>
+        <w:rPr>
+          <w:b/>
+          <w:bCs/>
+          <w:lang w:val="vi-VN"/>
+        </w:rPr>
+        <w:t>:</w:t>
+      </w:r>
+      <w:r>
+        <w:rPr>
+          <w:lang w:val="vi-VN"/>
+        </w:rPr>
+        <w:t xml:space="preserve"> </w:t>
+      </w:r>
+      <w:r>
+        <w:t xml:space="preserve">The automaton did not return to the root upon the mismatch at state 2. Instead, the failure link carried it directly to state 3, which represents the suffix "b" of the previously matched string "ab". From state 3, the transition on 'c' immediately completes a match for "bc", detecting an overlapping pattern occurrence without re-examining any prior character. </w:t>
+      </w:r>
+    </w:p>
+    <w:p>
+      <w:pPr>
+        <w:pStyle w:val="Pseudocode"/>
+        <w:rPr>
+          <w:lang w:val="vi-VN"/>
+        </w:rPr>
+      </w:pPr>
+      <w:r>
+        <w:rPr>
+          <w:lang w:val="vi-VN"/>
+        </w:rPr>
+        <w:t>current = 4</w:t>
+      </w:r>
+    </w:p>
+    <w:p>
+      <w:pPr>
+        <w:rPr>
+          <w:lang w:val="vi-VN"/>
+        </w:rPr>
+      </w:pPr>
+    </w:p>
+    <w:p>
+      <w:pPr>
+        <w:rPr>
+          <w:lang w:val="vi-VN"/>
+        </w:rPr>
+      </w:pPr>
+      <w:r>
+        <w:rPr>
+          <w:lang w:val="vi-VN"/>
+        </w:rPr>
+        <w:t xml:space="preserve">- </w:t>
+      </w:r>
+      <w:r>
+        <w:rPr>
+          <w:b/>
+          <w:bCs/>
+        </w:rPr>
+        <w:t>i = 3, T[3] = 'a':</w:t>
+      </w:r>
+      <w:r>
+        <w:t xml:space="preserve"> </w:t>
+      </w:r>
+    </w:p>
+    <w:p>
+      <w:pPr>
+        <w:pStyle w:val="ListParagraph"/>
+        <w:numPr>
+          <w:ilvl w:val="0"/>
+          <w:numId w:val="37"/>
+        </w:numPr>
+        <w:rPr>
+          <w:lang w:val="vi-VN"/>
+        </w:rPr>
+      </w:pPr>
+      <w:r>
+        <w:t xml:space="preserve">Current state is 4. </w:t>
+      </w:r>
+    </w:p>
+    <w:p>
+      <w:pPr>
+        <w:pStyle w:val="ListParagraph"/>
+        <w:numPr>
+          <w:ilvl w:val="0"/>
+          <w:numId w:val="37"/>
+        </w:numPr>
+        <w:rPr>
+          <w:lang w:val="vi-VN"/>
+        </w:rPr>
+      </w:pPr>
+      <w:r>
+        <w:t xml:space="preserve">Check goto[(4, 'a')] </w:t>
+      </w:r>
+      <w:r>
+        <w:rPr>
+          <w:lang w:val="vi-VN"/>
+        </w:rPr>
+        <w:t xml:space="preserve">– </w:t>
+      </w:r>
+      <w:r>
+        <w:t xml:space="preserve">transition is not defined. </w:t>
+      </w:r>
+    </w:p>
+    <w:p>
+      <w:pPr>
+        <w:pStyle w:val="ListParagraph"/>
+        <w:numPr>
+          <w:ilvl w:val="1"/>
+          <w:numId w:val="37"/>
+        </w:numPr>
+        <w:rPr>
+          <w:lang w:val="vi-VN"/>
+        </w:rPr>
+      </w:pPr>
+      <w:r>
+        <w:t xml:space="preserve">Follow failure link: failure[4] = 0. Move to state 0. </w:t>
+      </w:r>
+    </w:p>
+    <w:p>
+      <w:pPr>
+        <w:pStyle w:val="ListParagraph"/>
+        <w:numPr>
+          <w:ilvl w:val="1"/>
+          <w:numId w:val="37"/>
+        </w:numPr>
+        <w:rPr>
+          <w:lang w:val="vi-VN"/>
+        </w:rPr>
+      </w:pPr>
+      <w:r>
+        <w:t xml:space="preserve">Current state is 0. </w:t>
+      </w:r>
+    </w:p>
+    <w:p>
+      <w:pPr>
+        <w:pStyle w:val="ListParagraph"/>
+        <w:numPr>
+          <w:ilvl w:val="1"/>
+          <w:numId w:val="37"/>
+        </w:numPr>
+        <w:rPr>
+          <w:lang w:val="vi-VN"/>
+        </w:rPr>
+      </w:pPr>
+      <w:r>
+        <w:t xml:space="preserve">Check goto[(0, 'a')] = 1 </w:t>
+      </w:r>
+      <w:r>
+        <w:rPr>
+          <w:lang w:val="vi-VN"/>
+        </w:rPr>
+        <w:t xml:space="preserve">– </w:t>
+      </w:r>
+      <w:r>
+        <w:t>transition</w:t>
+      </w:r>
+      <w:r>
+        <w:t xml:space="preserve"> is defined. Move to state 1. </w:t>
+      </w:r>
+    </w:p>
+    <w:p>
+      <w:pPr>
+        <w:pStyle w:val="ListParagraph"/>
+        <w:numPr>
+          <w:ilvl w:val="1"/>
+          <w:numId w:val="37"/>
+        </w:numPr>
+        <w:rPr>
+          <w:lang w:val="vi-VN"/>
+        </w:rPr>
+      </w:pPr>
+      <w:r>
+        <w:t>output[1] is empty. No match reported.</w:t>
+      </w:r>
+    </w:p>
+    <w:p>
+      <w:pPr>
+        <w:pStyle w:val="Pseudocode"/>
+        <w:rPr>
+          <w:lang w:val="vi-VN"/>
+        </w:rPr>
+      </w:pPr>
+      <w:r>
+        <w:rPr>
+          <w:lang w:val="vi-VN"/>
+        </w:rPr>
+        <w:t>current = 1</w:t>
+      </w:r>
+    </w:p>
+    <w:p>
+      <w:pPr>
+        <w:rPr>
+          <w:lang w:val="vi-VN"/>
+        </w:rPr>
+      </w:pPr>
+    </w:p>
+    <w:p>
+      <w:pPr>
+        <w:rPr>
+          <w:b/>
+          <w:bCs/>
+          <w:lang w:val="vi-VN"/>
+        </w:rPr>
+      </w:pPr>
+      <w:r>
+        <w:rPr>
+          <w:lang w:val="vi-VN"/>
+        </w:rPr>
+        <w:t xml:space="preserve">- </w:t>
+      </w:r>
+      <w:r>
+        <w:rPr>
+          <w:b/>
+          <w:bCs/>
+        </w:rPr>
+        <w:t>i = 4, T[4] = 'b':</w:t>
+      </w:r>
+    </w:p>
+    <w:p>
+      <w:pPr>
+        <w:pStyle w:val="ListParagraph"/>
+        <w:numPr>
+          <w:ilvl w:val="0"/>
+          <w:numId w:val="38"/>
+        </w:numPr>
+        <w:rPr>
+          <w:lang w:val="vi-VN"/>
+        </w:rPr>
+      </w:pPr>
+      <w:r>
+        <w:t xml:space="preserve">Current state is 1. </w:t>
+      </w:r>
+    </w:p>
+    <w:p>
+      <w:pPr>
+        <w:pStyle w:val="ListParagraph"/>
+        <w:numPr>
+          <w:ilvl w:val="0"/>
+          <w:numId w:val="38"/>
+        </w:numPr>
+        <w:rPr>
+          <w:lang w:val="vi-VN"/>
+        </w:rPr>
+      </w:pPr>
+      <w:r>
+        <w:t xml:space="preserve">Check goto[(1, 'b')] = 2 </w:t>
+      </w:r>
+      <w:r>
+        <w:rPr>
+          <w:lang w:val="vi-VN"/>
+        </w:rPr>
+        <w:t>–</w:t>
+      </w:r>
+      <w:r>
+        <w:t xml:space="preserve"> transition is defined. Move to state 2. </w:t>
+      </w:r>
+    </w:p>
+    <w:p>
+      <w:pPr>
+        <w:pStyle w:val="ListParagraph"/>
+        <w:numPr>
+          <w:ilvl w:val="0"/>
+          <w:numId w:val="38"/>
+        </w:numPr>
+        <w:rPr>
+          <w:lang w:val="vi-VN"/>
+        </w:rPr>
+      </w:pPr>
+      <w:r>
+        <w:t xml:space="preserve">output[2] = {"ab"} is not empty. </w:t>
+      </w:r>
+    </w:p>
+    <w:p>
+      <w:pPr>
+        <w:pStyle w:val="ListParagraph"/>
+        <w:numPr>
+          <w:ilvl w:val="0"/>
+          <w:numId w:val="38"/>
+        </w:numPr>
+        <w:rPr>
+          <w:lang w:val="vi-VN"/>
+        </w:rPr>
+      </w:pPr>
+      <w:r>
+        <w:rPr>
+          <w:b/>
+          <w:bCs/>
+        </w:rPr>
+        <w:t>Pattern "ab" is reported, ending at i = 4, starting at i = 3.</w:t>
+      </w:r>
+    </w:p>
+    <w:p>
+      <w:pPr>
+        <w:pStyle w:val="Pseudocode"/>
+        <w:rPr>
+          <w:lang w:val="vi-VN"/>
+        </w:rPr>
+      </w:pPr>
+      <w:r>
+        <w:rPr>
+          <w:lang w:val="vi-VN"/>
+        </w:rPr>
+        <w:t>current = 2</w:t>
+      </w:r>
+    </w:p>
+    <w:p>
+      <w:pPr>
+        <w:rPr>
+          <w:lang w:val="vi-VN"/>
+        </w:rPr>
+      </w:pPr>
+    </w:p>
+    <w:p>
+      <w:pPr>
+        <w:jc w:val="left"/>
+        <w:rPr>
+          <w:lang w:val="vi-VN"/>
+        </w:rPr>
+      </w:pPr>
+      <w:r>
+        <w:rPr>
+          <w:lang w:val="vi-VN"/>
+        </w:rPr>
+        <w:br w:type="page"/>
+      </w:r>
+    </w:p>
+    <w:p>
+      <w:pPr>
+        <w:rPr>
+          <w:b/>
+          <w:bCs/>
+          <w:lang w:val="vi-VN"/>
+        </w:rPr>
+      </w:pPr>
+      <w:r>
+        <w:rPr>
+          <w:b/>
+          <w:bCs/>
+          <w:lang w:val="vi-VN"/>
+        </w:rPr>
+        <w:lastRenderedPageBreak/>
+        <w:t>Summary:</w:t>
+      </w:r>
+    </w:p>
+    <w:tbl>
+      <w:tblPr>
+        <w:tblStyle w:val="PlainTable2"/>
+        <w:tblW w:w="0" w:type="auto"/>
+        <w:tblLook w:val="04A0" w:firstRow="1" w:lastRow="0" w:firstColumn="1" w:lastColumn="0" w:noHBand="0" w:noVBand="1"/>
+      </w:tblPr>
+      <w:tblGrid>
+        <w:gridCol w:w="552"/>
+        <w:gridCol w:w="603"/>
+        <w:gridCol w:w="1025"/>
+        <w:gridCol w:w="4200"/>
+        <w:gridCol w:w="869"/>
+        <w:gridCol w:w="2111"/>
+      </w:tblGrid>
+      <w:tr>
+        <w:trPr>
+          <w:cnfStyle w:val="100000000000" w:firstRow="1" w:lastRow="0" w:firstColumn="0" w:lastColumn="0" w:oddVBand="0" w:evenVBand="0" w:oddHBand="0" w:evenHBand="0" w:firstRowFirstColumn="0" w:firstRowLastColumn="0" w:lastRowFirstColumn="0" w:lastRowLastColumn="0"/>
+        </w:trPr>
+        <w:tc>
+          <w:tcPr>
+            <w:cnfStyle w:val="001000000000" w:firstRow="0" w:lastRow="0" w:firstColumn="1" w:lastColumn="0" w:oddVBand="0" w:evenVBand="0" w:oddHBand="0" w:evenHBand="0" w:firstRowFirstColumn="0" w:firstRowLastColumn="0" w:lastRowFirstColumn="0" w:lastRowLastColumn="0"/>
+            <w:tcW w:w="552" w:type="dxa"/>
+          </w:tcPr>
+          <w:p>
+            <w:pPr>
+              <w:rPr>
+                <w:lang w:val="vi-VN"/>
+              </w:rPr>
+            </w:pPr>
+            <w:r>
+              <w:rPr>
+                <w:lang w:val="vi-VN"/>
+              </w:rPr>
+              <w:t>i</w:t>
+            </w:r>
+          </w:p>
+        </w:tc>
+        <w:tc>
+          <w:tcPr>
+            <w:tcW w:w="603" w:type="dxa"/>
+          </w:tcPr>
+          <w:p>
+            <w:pPr>
+              <w:cnfStyle w:val="100000000000" w:firstRow="1" w:lastRow="0" w:firstColumn="0" w:lastColumn="0" w:oddVBand="0" w:evenVBand="0" w:oddHBand="0" w:evenHBand="0" w:firstRowFirstColumn="0" w:firstRowLastColumn="0" w:lastRowFirstColumn="0" w:lastRowLastColumn="0"/>
+              <w:rPr>
+                <w:lang w:val="vi-VN"/>
+              </w:rPr>
+            </w:pPr>
+            <w:r>
+              <w:rPr>
+                <w:lang w:val="vi-VN"/>
+              </w:rPr>
+              <w:t>T[i]</w:t>
+            </w:r>
+          </w:p>
+        </w:tc>
+        <w:tc>
+          <w:tcPr>
+            <w:tcW w:w="1025" w:type="dxa"/>
+          </w:tcPr>
+          <w:p>
+            <w:pPr>
+              <w:cnfStyle w:val="100000000000" w:firstRow="1" w:lastRow="0" w:firstColumn="0" w:lastColumn="0" w:oddVBand="0" w:evenVBand="0" w:oddHBand="0" w:evenHBand="0" w:firstRowFirstColumn="0" w:firstRowLastColumn="0" w:lastRowFirstColumn="0" w:lastRowLastColumn="0"/>
+              <w:rPr>
+                <w:lang w:val="vi-VN"/>
+              </w:rPr>
+            </w:pPr>
+            <w:r>
+              <w:rPr>
+                <w:lang w:val="vi-VN"/>
+              </w:rPr>
+              <w:t>State</w:t>
+            </w:r>
+            <w:r>
+              <w:rPr>
+                <w:lang w:val="vi-VN"/>
+              </w:rPr>
+              <w:t xml:space="preserve"> (before)</w:t>
+            </w:r>
+          </w:p>
+        </w:tc>
+        <w:tc>
+          <w:tcPr>
+            <w:tcW w:w="4200" w:type="dxa"/>
+          </w:tcPr>
+          <w:p>
+            <w:pPr>
+              <w:cnfStyle w:val="100000000000" w:firstRow="1" w:lastRow="0" w:firstColumn="0" w:lastColumn="0" w:oddVBand="0" w:evenVBand="0" w:oddHBand="0" w:evenHBand="0" w:firstRowFirstColumn="0" w:firstRowLastColumn="0" w:lastRowFirstColumn="0" w:lastRowLastColumn="0"/>
+              <w:rPr>
+                <w:lang w:val="vi-VN"/>
+              </w:rPr>
+            </w:pPr>
+            <w:r>
+              <w:t>Transition</w:t>
+            </w:r>
+          </w:p>
+        </w:tc>
+        <w:tc>
+          <w:tcPr>
+            <w:tcW w:w="869" w:type="dxa"/>
+          </w:tcPr>
+          <w:p>
+            <w:pPr>
+              <w:cnfStyle w:val="100000000000" w:firstRow="1" w:lastRow="0" w:firstColumn="0" w:lastColumn="0" w:oddVBand="0" w:evenVBand="0" w:oddHBand="0" w:evenHBand="0" w:firstRowFirstColumn="0" w:firstRowLastColumn="0" w:lastRowFirstColumn="0" w:lastRowLastColumn="0"/>
+              <w:rPr>
+                <w:lang w:val="vi-VN"/>
+              </w:rPr>
+            </w:pPr>
+            <w:r>
+              <w:t>State (after)</w:t>
+            </w:r>
+          </w:p>
+        </w:tc>
+        <w:tc>
+          <w:tcPr>
+            <w:tcW w:w="2111" w:type="dxa"/>
+          </w:tcPr>
+          <w:p>
+            <w:pPr>
+              <w:cnfStyle w:val="100000000000" w:firstRow="1" w:lastRow="0" w:firstColumn="0" w:lastColumn="0" w:oddVBand="0" w:evenVBand="0" w:oddHBand="0" w:evenHBand="0" w:firstRowFirstColumn="0" w:firstRowLastColumn="0" w:lastRowFirstColumn="0" w:lastRowLastColumn="0"/>
+              <w:rPr>
+                <w:lang w:val="vi-VN"/>
+              </w:rPr>
+            </w:pPr>
+            <w:r>
+              <w:t>Match Reported</w:t>
+            </w:r>
+          </w:p>
+        </w:tc>
+      </w:tr>
+      <w:tr>
+        <w:trPr>
+          <w:cnfStyle w:val="000000100000" w:firstRow="0" w:lastRow="0" w:firstColumn="0" w:lastColumn="0" w:oddVBand="0" w:evenVBand="0" w:oddHBand="1" w:evenHBand="0" w:firstRowFirstColumn="0" w:firstRowLastColumn="0" w:lastRowFirstColumn="0" w:lastRowLastColumn="0"/>
+        </w:trPr>
+        <w:tc>
+          <w:tcPr>
+            <w:cnfStyle w:val="001000000000" w:firstRow="0" w:lastRow="0" w:firstColumn="1" w:lastColumn="0" w:oddVBand="0" w:evenVBand="0" w:oddHBand="0" w:evenHBand="0" w:firstRowFirstColumn="0" w:firstRowLastColumn="0" w:lastRowFirstColumn="0" w:lastRowLastColumn="0"/>
+            <w:tcW w:w="552" w:type="dxa"/>
+          </w:tcPr>
+          <w:p>
+            <w:pPr>
+              <w:rPr>
+                <w:lang w:val="vi-VN"/>
+              </w:rPr>
+            </w:pPr>
+            <w:r>
+              <w:rPr>
+                <w:lang w:val="vi-VN"/>
+              </w:rPr>
+              <w:t>0</w:t>
+            </w:r>
+          </w:p>
+        </w:tc>
+        <w:tc>
+          <w:tcPr>
+            <w:tcW w:w="603" w:type="dxa"/>
+          </w:tcPr>
+          <w:p>
+            <w:pPr>
+              <w:cnfStyle w:val="000000100000" w:firstRow="0" w:lastRow="0" w:firstColumn="0" w:lastColumn="0" w:oddVBand="0" w:evenVBand="0" w:oddHBand="1" w:evenHBand="0" w:firstRowFirstColumn="0" w:firstRowLastColumn="0" w:lastRowFirstColumn="0" w:lastRowLastColumn="0"/>
+              <w:rPr>
+                <w:lang w:val="vi-VN"/>
+              </w:rPr>
+            </w:pPr>
+            <w:r>
+              <w:rPr>
+                <w:lang w:val="vi-VN"/>
+              </w:rPr>
+              <w:t>a</w:t>
+            </w:r>
+          </w:p>
+        </w:tc>
+        <w:tc>
+          <w:tcPr>
+            <w:tcW w:w="1025" w:type="dxa"/>
+          </w:tcPr>
+          <w:p>
+            <w:pPr>
+              <w:cnfStyle w:val="000000100000" w:firstRow="0" w:lastRow="0" w:firstColumn="0" w:lastColumn="0" w:oddVBand="0" w:evenVBand="0" w:oddHBand="1" w:evenHBand="0" w:firstRowFirstColumn="0" w:firstRowLastColumn="0" w:lastRowFirstColumn="0" w:lastRowLastColumn="0"/>
+              <w:rPr>
+                <w:lang w:val="vi-VN"/>
+              </w:rPr>
+            </w:pPr>
+            <w:r>
+              <w:rPr>
+                <w:lang w:val="vi-VN"/>
+              </w:rPr>
+              <w:t>0</w:t>
+            </w:r>
+          </w:p>
+        </w:tc>
+        <w:tc>
+          <w:tcPr>
+            <w:tcW w:w="4200" w:type="dxa"/>
+          </w:tcPr>
+          <w:p>
+            <w:pPr>
+              <w:cnfStyle w:val="000000100000" w:firstRow="0" w:lastRow="0" w:firstColumn="0" w:lastColumn="0" w:oddVBand="0" w:evenVBand="0" w:oddHBand="1" w:evenHBand="0" w:firstRowFirstColumn="0" w:firstRowLastColumn="0" w:lastRowFirstColumn="0" w:lastRowLastColumn="0"/>
+              <w:rPr>
+                <w:lang w:val="vi-VN"/>
+              </w:rPr>
+            </w:pPr>
+            <w:r>
+              <w:t>goto[(0,'a')] = 1</w:t>
+            </w:r>
+          </w:p>
+        </w:tc>
+        <w:tc>
+          <w:tcPr>
+            <w:tcW w:w="869" w:type="dxa"/>
+          </w:tcPr>
+          <w:p>
+            <w:pPr>
+              <w:cnfStyle w:val="000000100000" w:firstRow="0" w:lastRow="0" w:firstColumn="0" w:lastColumn="0" w:oddVBand="0" w:evenVBand="0" w:oddHBand="1" w:evenHBand="0" w:firstRowFirstColumn="0" w:firstRowLastColumn="0" w:lastRowFirstColumn="0" w:lastRowLastColumn="0"/>
+              <w:rPr>
+                <w:lang w:val="vi-VN"/>
+              </w:rPr>
+            </w:pPr>
+            <w:r>
+              <w:rPr>
+                <w:lang w:val="vi-VN"/>
+              </w:rPr>
+              <w:t>1</w:t>
+            </w:r>
+          </w:p>
+        </w:tc>
+        <w:tc>
+          <w:tcPr>
+            <w:tcW w:w="2111" w:type="dxa"/>
+          </w:tcPr>
+          <w:p>
+            <w:pPr>
+              <w:cnfStyle w:val="000000100000" w:firstRow="0" w:lastRow="0" w:firstColumn="0" w:lastColumn="0" w:oddVBand="0" w:evenVBand="0" w:oddHBand="1" w:evenHBand="0" w:firstRowFirstColumn="0" w:firstRowLastColumn="0" w:lastRowFirstColumn="0" w:lastRowLastColumn="0"/>
+              <w:rPr>
+                <w:lang w:val="vi-VN"/>
+              </w:rPr>
+            </w:pPr>
+            <w:r>
+              <w:rPr>
+                <w:lang w:val="vi-VN"/>
+              </w:rPr>
+              <w:t>None</w:t>
+            </w:r>
+          </w:p>
+        </w:tc>
+      </w:tr>
+      <w:tr>
+        <w:tc>
+          <w:tcPr>
+            <w:cnfStyle w:val="001000000000" w:firstRow="0" w:lastRow="0" w:firstColumn="1" w:lastColumn="0" w:oddVBand="0" w:evenVBand="0" w:oddHBand="0" w:evenHBand="0" w:firstRowFirstColumn="0" w:firstRowLastColumn="0" w:lastRowFirstColumn="0" w:lastRowLastColumn="0"/>
+            <w:tcW w:w="552" w:type="dxa"/>
+          </w:tcPr>
+          <w:p>
+            <w:pPr>
+              <w:rPr>
+                <w:lang w:val="vi-VN"/>
+              </w:rPr>
+            </w:pPr>
+            <w:r>
+              <w:rPr>
+                <w:lang w:val="vi-VN"/>
+              </w:rPr>
+              <w:t>1</w:t>
+            </w:r>
+          </w:p>
+        </w:tc>
+        <w:tc>
+          <w:tcPr>
+            <w:tcW w:w="603" w:type="dxa"/>
+          </w:tcPr>
+          <w:p>
+            <w:pPr>
+              <w:cnfStyle w:val="000000000000" w:firstRow="0" w:lastRow="0" w:firstColumn="0" w:lastColumn="0" w:oddVBand="0" w:evenVBand="0" w:oddHBand="0" w:evenHBand="0" w:firstRowFirstColumn="0" w:firstRowLastColumn="0" w:lastRowFirstColumn="0" w:lastRowLastColumn="0"/>
+              <w:rPr>
+                <w:lang w:val="vi-VN"/>
+              </w:rPr>
+            </w:pPr>
+            <w:r>
+              <w:rPr>
+                <w:lang w:val="vi-VN"/>
+              </w:rPr>
+              <w:t>b</w:t>
+            </w:r>
+          </w:p>
+        </w:tc>
+        <w:tc>
+          <w:tcPr>
+            <w:tcW w:w="1025" w:type="dxa"/>
+          </w:tcPr>
+          <w:p>
+            <w:pPr>
+              <w:cnfStyle w:val="000000000000" w:firstRow="0" w:lastRow="0" w:firstColumn="0" w:lastColumn="0" w:oddVBand="0" w:evenVBand="0" w:oddHBand="0" w:evenHBand="0" w:firstRowFirstColumn="0" w:firstRowLastColumn="0" w:lastRowFirstColumn="0" w:lastRowLastColumn="0"/>
+              <w:rPr>
+                <w:lang w:val="vi-VN"/>
+              </w:rPr>
+            </w:pPr>
+            <w:r>
+              <w:rPr>
+                <w:lang w:val="vi-VN"/>
+              </w:rPr>
+              <w:t>1</w:t>
+            </w:r>
+          </w:p>
+        </w:tc>
+        <w:tc>
+          <w:tcPr>
+            <w:tcW w:w="4200" w:type="dxa"/>
+          </w:tcPr>
+          <w:p>
+            <w:pPr>
+              <w:cnfStyle w:val="000000000000" w:firstRow="0" w:lastRow="0" w:firstColumn="0" w:lastColumn="0" w:oddVBand="0" w:evenVBand="0" w:oddHBand="0" w:evenHBand="0" w:firstRowFirstColumn="0" w:firstRowLastColumn="0" w:lastRowFirstColumn="0" w:lastRowLastColumn="0"/>
+              <w:rPr>
+                <w:lang w:val="vi-VN"/>
+              </w:rPr>
+            </w:pPr>
+            <w:r>
+              <w:t>goto[(1,'b')] = 2</w:t>
+            </w:r>
+          </w:p>
+        </w:tc>
+        <w:tc>
+          <w:tcPr>
+            <w:tcW w:w="869" w:type="dxa"/>
+          </w:tcPr>
+          <w:p>
+            <w:pPr>
+              <w:cnfStyle w:val="000000000000" w:firstRow="0" w:lastRow="0" w:firstColumn="0" w:lastColumn="0" w:oddVBand="0" w:evenVBand="0" w:oddHBand="0" w:evenHBand="0" w:firstRowFirstColumn="0" w:firstRowLastColumn="0" w:lastRowFirstColumn="0" w:lastRowLastColumn="0"/>
+              <w:rPr>
+                <w:lang w:val="vi-VN"/>
+              </w:rPr>
+            </w:pPr>
+            <w:r>
+              <w:rPr>
+                <w:lang w:val="vi-VN"/>
+              </w:rPr>
+              <w:t>2</w:t>
+            </w:r>
+          </w:p>
+        </w:tc>
+        <w:tc>
+          <w:tcPr>
+            <w:tcW w:w="2111" w:type="dxa"/>
+          </w:tcPr>
+          <w:p>
+            <w:pPr>
+              <w:cnfStyle w:val="000000000000" w:firstRow="0" w:lastRow="0" w:firstColumn="0" w:lastColumn="0" w:oddVBand="0" w:evenVBand="0" w:oddHBand="0" w:evenHBand="0" w:firstRowFirstColumn="0" w:firstRowLastColumn="0" w:lastRowFirstColumn="0" w:lastRowLastColumn="0"/>
+              <w:rPr>
+                <w:b/>
+                <w:bCs/>
+                <w:lang w:val="vi-VN"/>
+              </w:rPr>
+            </w:pPr>
+            <w:r>
+              <w:t xml:space="preserve">output[2] = </w:t>
+            </w:r>
+            <w:r>
+              <w:rPr>
+                <w:b/>
+                <w:bCs/>
+              </w:rPr>
+              <w:t>"ab"</w:t>
+            </w:r>
+            <w:r>
+              <w:rPr>
+                <w:b/>
+                <w:bCs/>
+                <w:lang w:val="vi-VN"/>
+              </w:rPr>
+              <w:t>.</w:t>
+            </w:r>
+          </w:p>
+          <w:p>
+            <w:pPr>
+              <w:cnfStyle w:val="000000000000" w:firstRow="0" w:lastRow="0" w:firstColumn="0" w:lastColumn="0" w:oddVBand="0" w:evenVBand="0" w:oddHBand="0" w:evenHBand="0" w:firstRowFirstColumn="0" w:firstRowLastColumn="0" w:lastRowFirstColumn="0" w:lastRowLastColumn="0"/>
+              <w:rPr>
+                <w:lang w:val="vi-VN"/>
+              </w:rPr>
+            </w:pPr>
+            <w:r>
+              <w:t>E</w:t>
+            </w:r>
+            <w:r>
+              <w:t>nding at i=</w:t>
+            </w:r>
+            <w:r>
+              <w:t>1</w:t>
+            </w:r>
+            <w:r>
+              <w:rPr>
+                <w:lang w:val="vi-VN"/>
+              </w:rPr>
+              <w:t>.</w:t>
+            </w:r>
+          </w:p>
+          <w:p>
+            <w:pPr>
+              <w:cnfStyle w:val="000000000000" w:firstRow="0" w:lastRow="0" w:firstColumn="0" w:lastColumn="0" w:oddVBand="0" w:evenVBand="0" w:oddHBand="0" w:evenHBand="0" w:firstRowFirstColumn="0" w:firstRowLastColumn="0" w:lastRowFirstColumn="0" w:lastRowLastColumn="0"/>
+              <w:rPr>
+                <w:lang w:val="vi-VN"/>
+              </w:rPr>
+            </w:pPr>
+            <w:r>
+              <w:t>S</w:t>
+            </w:r>
+            <w:r>
+              <w:t>tarting at i=</w:t>
+            </w:r>
+            <w:r>
+              <w:t>0</w:t>
+            </w:r>
+            <w:r>
+              <w:rPr>
+                <w:lang w:val="vi-VN"/>
+              </w:rPr>
+              <w:t>.</w:t>
+            </w:r>
+          </w:p>
+        </w:tc>
+      </w:tr>
+      <w:tr>
+        <w:trPr>
+          <w:cnfStyle w:val="000000100000" w:firstRow="0" w:lastRow="0" w:firstColumn="0" w:lastColumn="0" w:oddVBand="0" w:evenVBand="0" w:oddHBand="1" w:evenHBand="0" w:firstRowFirstColumn="0" w:firstRowLastColumn="0" w:lastRowFirstColumn="0" w:lastRowLastColumn="0"/>
+        </w:trPr>
+        <w:tc>
+          <w:tcPr>
+            <w:cnfStyle w:val="001000000000" w:firstRow="0" w:lastRow="0" w:firstColumn="1" w:lastColumn="0" w:oddVBand="0" w:evenVBand="0" w:oddHBand="0" w:evenHBand="0" w:firstRowFirstColumn="0" w:firstRowLastColumn="0" w:lastRowFirstColumn="0" w:lastRowLastColumn="0"/>
+            <w:tcW w:w="552" w:type="dxa"/>
+          </w:tcPr>
+          <w:p>
+            <w:pPr>
+              <w:rPr>
+                <w:lang w:val="vi-VN"/>
+              </w:rPr>
+            </w:pPr>
+            <w:r>
+              <w:rPr>
+                <w:lang w:val="vi-VN"/>
+              </w:rPr>
+              <w:t>2</w:t>
+            </w:r>
+          </w:p>
+        </w:tc>
+        <w:tc>
+          <w:tcPr>
+            <w:tcW w:w="603" w:type="dxa"/>
+          </w:tcPr>
+          <w:p>
+            <w:pPr>
+              <w:cnfStyle w:val="000000100000" w:firstRow="0" w:lastRow="0" w:firstColumn="0" w:lastColumn="0" w:oddVBand="0" w:evenVBand="0" w:oddHBand="1" w:evenHBand="0" w:firstRowFirstColumn="0" w:firstRowLastColumn="0" w:lastRowFirstColumn="0" w:lastRowLastColumn="0"/>
+              <w:rPr>
+                <w:lang w:val="vi-VN"/>
+              </w:rPr>
+            </w:pPr>
+            <w:r>
+              <w:rPr>
+                <w:lang w:val="vi-VN"/>
+              </w:rPr>
+              <w:t>c</w:t>
+            </w:r>
+          </w:p>
+        </w:tc>
+        <w:tc>
+          <w:tcPr>
+            <w:tcW w:w="1025" w:type="dxa"/>
+          </w:tcPr>
+          <w:p>
+            <w:pPr>
+              <w:cnfStyle w:val="000000100000" w:firstRow="0" w:lastRow="0" w:firstColumn="0" w:lastColumn="0" w:oddVBand="0" w:evenVBand="0" w:oddHBand="1" w:evenHBand="0" w:firstRowFirstColumn="0" w:firstRowLastColumn="0" w:lastRowFirstColumn="0" w:lastRowLastColumn="0"/>
+              <w:rPr>
+                <w:lang w:val="vi-VN"/>
+              </w:rPr>
+            </w:pPr>
+            <w:r>
+              <w:rPr>
+                <w:lang w:val="vi-VN"/>
+              </w:rPr>
+              <w:t>2</w:t>
+            </w:r>
+          </w:p>
+        </w:tc>
+        <w:tc>
+          <w:tcPr>
+            <w:tcW w:w="4200" w:type="dxa"/>
+          </w:tcPr>
+          <w:p>
+            <w:pPr>
+              <w:cnfStyle w:val="000000100000" w:firstRow="0" w:lastRow="0" w:firstColumn="0" w:lastColumn="0" w:oddVBand="0" w:evenVBand="0" w:oddHBand="1" w:evenHBand="0" w:firstRowFirstColumn="0" w:firstRowLastColumn="0" w:lastRowFirstColumn="0" w:lastRowLastColumn="0"/>
+              <w:rPr>
+                <w:lang w:val="vi-VN"/>
+              </w:rPr>
+            </w:pPr>
+            <w:r>
+              <w:t>(2,'c') not defined → follow failure[2]=3; goto[(3,'c')]=4</w:t>
+            </w:r>
+          </w:p>
+        </w:tc>
+        <w:tc>
+          <w:tcPr>
+            <w:tcW w:w="869" w:type="dxa"/>
+          </w:tcPr>
+          <w:p>
+            <w:pPr>
+              <w:cnfStyle w:val="000000100000" w:firstRow="0" w:lastRow="0" w:firstColumn="0" w:lastColumn="0" w:oddVBand="0" w:evenVBand="0" w:oddHBand="1" w:evenHBand="0" w:firstRowFirstColumn="0" w:firstRowLastColumn="0" w:lastRowFirstColumn="0" w:lastRowLastColumn="0"/>
+              <w:rPr>
+                <w:lang w:val="vi-VN"/>
+              </w:rPr>
+            </w:pPr>
+            <w:r>
+              <w:rPr>
+                <w:lang w:val="vi-VN"/>
+              </w:rPr>
+              <w:t>4</w:t>
+            </w:r>
+          </w:p>
+        </w:tc>
+        <w:tc>
+          <w:tcPr>
+            <w:tcW w:w="2111" w:type="dxa"/>
+          </w:tcPr>
+          <w:p>
+            <w:pPr>
+              <w:cnfStyle w:val="000000100000" w:firstRow="0" w:lastRow="0" w:firstColumn="0" w:lastColumn="0" w:oddVBand="0" w:evenVBand="0" w:oddHBand="1" w:evenHBand="0" w:firstRowFirstColumn="0" w:firstRowLastColumn="0" w:lastRowFirstColumn="0" w:lastRowLastColumn="0"/>
+              <w:rPr>
+                <w:lang w:val="vi-VN"/>
+              </w:rPr>
+            </w:pPr>
+            <w:r>
+              <w:t xml:space="preserve">output[4] = </w:t>
+            </w:r>
+            <w:r>
+              <w:rPr>
+                <w:b/>
+                <w:bCs/>
+              </w:rPr>
+              <w:t>"bc"</w:t>
+            </w:r>
+            <w:r>
+              <w:rPr>
+                <w:b/>
+                <w:bCs/>
+                <w:lang w:val="vi-VN"/>
+              </w:rPr>
+              <w:t>.</w:t>
+            </w:r>
+            <w:r>
+              <w:t xml:space="preserve"> </w:t>
+            </w:r>
+            <w:r>
+              <w:t>E</w:t>
+            </w:r>
+            <w:r>
+              <w:t>nding at i=</w:t>
+            </w:r>
+            <w:r>
+              <w:t>2</w:t>
+            </w:r>
+            <w:r>
+              <w:rPr>
+                <w:lang w:val="vi-VN"/>
+              </w:rPr>
+              <w:t>.</w:t>
+            </w:r>
+          </w:p>
+          <w:p>
+            <w:pPr>
+              <w:cnfStyle w:val="000000100000" w:firstRow="0" w:lastRow="0" w:firstColumn="0" w:lastColumn="0" w:oddVBand="0" w:evenVBand="0" w:oddHBand="1" w:evenHBand="0" w:firstRowFirstColumn="0" w:firstRowLastColumn="0" w:lastRowFirstColumn="0" w:lastRowLastColumn="0"/>
+              <w:rPr>
+                <w:lang w:val="vi-VN"/>
+              </w:rPr>
+            </w:pPr>
+            <w:r>
+              <w:t xml:space="preserve"> </w:t>
+            </w:r>
+            <w:r>
+              <w:t>S</w:t>
+            </w:r>
+            <w:r>
+              <w:t>tarting at i=</w:t>
+            </w:r>
+            <w:r>
+              <w:t>1</w:t>
+            </w:r>
+            <w:r>
+              <w:rPr>
+                <w:lang w:val="vi-VN"/>
+              </w:rPr>
+              <w:t>.</w:t>
+            </w:r>
+          </w:p>
+        </w:tc>
+      </w:tr>
+      <w:tr>
+        <w:tc>
+          <w:tcPr>
+            <w:cnfStyle w:val="001000000000" w:firstRow="0" w:lastRow="0" w:firstColumn="1" w:lastColumn="0" w:oddVBand="0" w:evenVBand="0" w:oddHBand="0" w:evenHBand="0" w:firstRowFirstColumn="0" w:firstRowLastColumn="0" w:lastRowFirstColumn="0" w:lastRowLastColumn="0"/>
+            <w:tcW w:w="552" w:type="dxa"/>
+          </w:tcPr>
+          <w:p>
+            <w:pPr>
+              <w:rPr>
+                <w:lang w:val="vi-VN"/>
+              </w:rPr>
+            </w:pPr>
+            <w:r>
+              <w:rPr>
+                <w:lang w:val="vi-VN"/>
+              </w:rPr>
+              <w:t>3</w:t>
+            </w:r>
+          </w:p>
+        </w:tc>
+        <w:tc>
+          <w:tcPr>
+            <w:tcW w:w="603" w:type="dxa"/>
+          </w:tcPr>
+          <w:p>
+            <w:pPr>
+              <w:cnfStyle w:val="000000000000" w:firstRow="0" w:lastRow="0" w:firstColumn="0" w:lastColumn="0" w:oddVBand="0" w:evenVBand="0" w:oddHBand="0" w:evenHBand="0" w:firstRowFirstColumn="0" w:firstRowLastColumn="0" w:lastRowFirstColumn="0" w:lastRowLastColumn="0"/>
+              <w:rPr>
+                <w:lang w:val="vi-VN"/>
+              </w:rPr>
+            </w:pPr>
+            <w:r>
+              <w:rPr>
+                <w:lang w:val="vi-VN"/>
+              </w:rPr>
+              <w:t>a</w:t>
+            </w:r>
+          </w:p>
+        </w:tc>
+        <w:tc>
+          <w:tcPr>
+            <w:tcW w:w="1025" w:type="dxa"/>
+          </w:tcPr>
+          <w:p>
+            <w:pPr>
+              <w:cnfStyle w:val="000000000000" w:firstRow="0" w:lastRow="0" w:firstColumn="0" w:lastColumn="0" w:oddVBand="0" w:evenVBand="0" w:oddHBand="0" w:evenHBand="0" w:firstRowFirstColumn="0" w:firstRowLastColumn="0" w:lastRowFirstColumn="0" w:lastRowLastColumn="0"/>
+              <w:rPr>
+                <w:lang w:val="vi-VN"/>
+              </w:rPr>
+            </w:pPr>
+            <w:r>
+              <w:rPr>
+                <w:lang w:val="vi-VN"/>
+              </w:rPr>
+              <w:t>4</w:t>
+            </w:r>
+          </w:p>
+        </w:tc>
+        <w:tc>
+          <w:tcPr>
+            <w:tcW w:w="4200" w:type="dxa"/>
+          </w:tcPr>
+          <w:p>
+            <w:pPr>
+              <w:cnfStyle w:val="000000000000" w:firstRow="0" w:lastRow="0" w:firstColumn="0" w:lastColumn="0" w:oddVBand="0" w:evenVBand="0" w:oddHBand="0" w:evenHBand="0" w:firstRowFirstColumn="0" w:firstRowLastColumn="0" w:lastRowFirstColumn="0" w:lastRowLastColumn="0"/>
+              <w:rPr>
+                <w:lang w:val="vi-VN"/>
+              </w:rPr>
+            </w:pPr>
+            <w:r>
+              <w:t>(4,'a') not defined → follow failure[4]=0; goto[(0,'a')]=1</w:t>
+            </w:r>
+          </w:p>
+        </w:tc>
+        <w:tc>
+          <w:tcPr>
+            <w:tcW w:w="869" w:type="dxa"/>
+          </w:tcPr>
+          <w:p>
+            <w:pPr>
+              <w:jc w:val="left"/>
+              <w:cnfStyle w:val="000000000000" w:firstRow="0" w:lastRow="0" w:firstColumn="0" w:lastColumn="0" w:oddVBand="0" w:evenVBand="0" w:oddHBand="0" w:evenHBand="0" w:firstRowFirstColumn="0" w:firstRowLastColumn="0" w:lastRowFirstColumn="0" w:lastRowLastColumn="0"/>
+              <w:rPr>
+                <w:lang w:val="vi-VN"/>
+              </w:rPr>
+            </w:pPr>
+            <w:r>
+              <w:rPr>
+                <w:lang w:val="vi-VN"/>
+              </w:rPr>
+              <w:t>1</w:t>
+            </w:r>
+          </w:p>
+        </w:tc>
+        <w:tc>
+          <w:tcPr>
+            <w:tcW w:w="2111" w:type="dxa"/>
+          </w:tcPr>
+          <w:p>
+            <w:pPr>
+              <w:cnfStyle w:val="000000000000" w:firstRow="0" w:lastRow="0" w:firstColumn="0" w:lastColumn="0" w:oddVBand="0" w:evenVBand="0" w:oddHBand="0" w:evenHBand="0" w:firstRowFirstColumn="0" w:firstRowLastColumn="0" w:lastRowFirstColumn="0" w:lastRowLastColumn="0"/>
+              <w:rPr>
+                <w:lang w:val="vi-VN"/>
+              </w:rPr>
+            </w:pPr>
+            <w:r>
+              <w:t>None</w:t>
+            </w:r>
+          </w:p>
+        </w:tc>
+      </w:tr>
+      <w:tr>
+        <w:trPr>
+          <w:cnfStyle w:val="000000100000" w:firstRow="0" w:lastRow="0" w:firstColumn="0" w:lastColumn="0" w:oddVBand="0" w:evenVBand="0" w:oddHBand="1" w:evenHBand="0" w:firstRowFirstColumn="0" w:firstRowLastColumn="0" w:lastRowFirstColumn="0" w:lastRowLastColumn="0"/>
+        </w:trPr>
+        <w:tc>
+          <w:tcPr>
+            <w:cnfStyle w:val="001000000000" w:firstRow="0" w:lastRow="0" w:firstColumn="1" w:lastColumn="0" w:oddVBand="0" w:evenVBand="0" w:oddHBand="0" w:evenHBand="0" w:firstRowFirstColumn="0" w:firstRowLastColumn="0" w:lastRowFirstColumn="0" w:lastRowLastColumn="0"/>
+            <w:tcW w:w="552" w:type="dxa"/>
+          </w:tcPr>
+          <w:p>
+            <w:pPr>
+              <w:rPr>
+                <w:lang w:val="vi-VN"/>
+              </w:rPr>
+            </w:pPr>
+            <w:r>
+              <w:rPr>
+                <w:lang w:val="vi-VN"/>
+              </w:rPr>
+              <w:t>4</w:t>
+            </w:r>
+          </w:p>
+        </w:tc>
+        <w:tc>
+          <w:tcPr>
+            <w:tcW w:w="603" w:type="dxa"/>
+          </w:tcPr>
+          <w:p>
+            <w:pPr>
+              <w:cnfStyle w:val="000000100000" w:firstRow="0" w:lastRow="0" w:firstColumn="0" w:lastColumn="0" w:oddVBand="0" w:evenVBand="0" w:oddHBand="1" w:evenHBand="0" w:firstRowFirstColumn="0" w:firstRowLastColumn="0" w:lastRowFirstColumn="0" w:lastRowLastColumn="0"/>
+              <w:rPr>
+                <w:lang w:val="vi-VN"/>
+              </w:rPr>
+            </w:pPr>
+            <w:r>
+              <w:rPr>
+                <w:lang w:val="vi-VN"/>
+              </w:rPr>
+              <w:t>b</w:t>
+            </w:r>
+          </w:p>
+        </w:tc>
+        <w:tc>
+          <w:tcPr>
+            <w:tcW w:w="1025" w:type="dxa"/>
+          </w:tcPr>
+          <w:p>
+            <w:pPr>
+              <w:cnfStyle w:val="000000100000" w:firstRow="0" w:lastRow="0" w:firstColumn="0" w:lastColumn="0" w:oddVBand="0" w:evenVBand="0" w:oddHBand="1" w:evenHBand="0" w:firstRowFirstColumn="0" w:firstRowLastColumn="0" w:lastRowFirstColumn="0" w:lastRowLastColumn="0"/>
+              <w:rPr>
+                <w:lang w:val="vi-VN"/>
+              </w:rPr>
+            </w:pPr>
+            <w:r>
+              <w:rPr>
+                <w:lang w:val="vi-VN"/>
+              </w:rPr>
+              <w:t>1</w:t>
+            </w:r>
+          </w:p>
+        </w:tc>
+        <w:tc>
+          <w:tcPr>
+            <w:tcW w:w="4200" w:type="dxa"/>
+          </w:tcPr>
+          <w:p>
+            <w:pPr>
+              <w:cnfStyle w:val="000000100000" w:firstRow="0" w:lastRow="0" w:firstColumn="0" w:lastColumn="0" w:oddVBand="0" w:evenVBand="0" w:oddHBand="1" w:evenHBand="0" w:firstRowFirstColumn="0" w:firstRowLastColumn="0" w:lastRowFirstColumn="0" w:lastRowLastColumn="0"/>
+              <w:rPr>
+                <w:lang w:val="vi-VN"/>
+              </w:rPr>
+            </w:pPr>
+            <w:r>
+              <w:t>goto[(1,'b')] = 2</w:t>
+            </w:r>
+          </w:p>
+        </w:tc>
+        <w:tc>
+          <w:tcPr>
+            <w:tcW w:w="869" w:type="dxa"/>
+          </w:tcPr>
+          <w:p>
+            <w:pPr>
+              <w:cnfStyle w:val="000000100000" w:firstRow="0" w:lastRow="0" w:firstColumn="0" w:lastColumn="0" w:oddVBand="0" w:evenVBand="0" w:oddHBand="1" w:evenHBand="0" w:firstRowFirstColumn="0" w:firstRowLastColumn="0" w:lastRowFirstColumn="0" w:lastRowLastColumn="0"/>
+              <w:rPr>
+                <w:lang w:val="vi-VN"/>
+              </w:rPr>
+            </w:pPr>
+            <w:r>
+              <w:rPr>
+                <w:lang w:val="vi-VN"/>
+              </w:rPr>
+              <w:t>2</w:t>
+            </w:r>
+          </w:p>
+        </w:tc>
+        <w:tc>
+          <w:tcPr>
+            <w:tcW w:w="2111" w:type="dxa"/>
+          </w:tcPr>
+          <w:p>
+            <w:pPr>
+              <w:cnfStyle w:val="000000100000" w:firstRow="0" w:lastRow="0" w:firstColumn="0" w:lastColumn="0" w:oddVBand="0" w:evenVBand="0" w:oddHBand="1" w:evenHBand="0" w:firstRowFirstColumn="0" w:firstRowLastColumn="0" w:lastRowFirstColumn="0" w:lastRowLastColumn="0"/>
+              <w:rPr>
+                <w:b/>
+                <w:bCs/>
+                <w:lang w:val="vi-VN"/>
+              </w:rPr>
+            </w:pPr>
+            <w:r>
+              <w:t xml:space="preserve">output[2] = </w:t>
+            </w:r>
+            <w:r>
+              <w:rPr>
+                <w:b/>
+                <w:bCs/>
+              </w:rPr>
+              <w:t>"ab"</w:t>
+            </w:r>
+            <w:r>
+              <w:rPr>
+                <w:b/>
+                <w:bCs/>
+                <w:lang w:val="vi-VN"/>
+              </w:rPr>
+              <w:t>.</w:t>
+            </w:r>
+          </w:p>
+          <w:p>
+            <w:pPr>
+              <w:cnfStyle w:val="000000100000" w:firstRow="0" w:lastRow="0" w:firstColumn="0" w:lastColumn="0" w:oddVBand="0" w:evenVBand="0" w:oddHBand="1" w:evenHBand="0" w:firstRowFirstColumn="0" w:firstRowLastColumn="0" w:lastRowFirstColumn="0" w:lastRowLastColumn="0"/>
+              <w:rPr>
+                <w:lang w:val="vi-VN"/>
+              </w:rPr>
+            </w:pPr>
+            <w:r>
+              <w:t>E</w:t>
+            </w:r>
+            <w:r>
+              <w:t>nding at i=</w:t>
+            </w:r>
+            <w:r>
+              <w:t>4</w:t>
+            </w:r>
+            <w:r>
+              <w:rPr>
+                <w:lang w:val="vi-VN"/>
+              </w:rPr>
+              <w:t>.</w:t>
+            </w:r>
+          </w:p>
+          <w:p>
+            <w:pPr>
+              <w:cnfStyle w:val="000000100000" w:firstRow="0" w:lastRow="0" w:firstColumn="0" w:lastColumn="0" w:oddVBand="0" w:evenVBand="0" w:oddHBand="1" w:evenHBand="0" w:firstRowFirstColumn="0" w:firstRowLastColumn="0" w:lastRowFirstColumn="0" w:lastRowLastColumn="0"/>
+              <w:rPr>
+                <w:lang w:val="vi-VN"/>
+              </w:rPr>
+            </w:pPr>
+            <w:r>
+              <w:t>S</w:t>
+            </w:r>
+            <w:r>
+              <w:t>tarting at i=</w:t>
+            </w:r>
+            <w:r>
+              <w:t>3</w:t>
+            </w:r>
+            <w:r>
+              <w:rPr>
+                <w:lang w:val="vi-VN"/>
+              </w:rPr>
+              <w:t>.</w:t>
+            </w:r>
+          </w:p>
+        </w:tc>
+      </w:tr>
+    </w:tbl>
+    <w:p>
+      <w:pPr>
+        <w:rPr>
+          <w:lang w:val="vi-VN"/>
+        </w:rPr>
+      </w:pPr>
+    </w:p>
+    <w:p>
+      <w:pPr>
+        <w:pStyle w:val="Heading3"/>
+        <w:numPr>
+          <w:ilvl w:val="2"/>
+          <w:numId w:val="1"/>
+        </w:numPr>
+        <w:rPr>
+          <w:lang w:val="vi-VN"/>
+        </w:rPr>
+      </w:pPr>
+      <w:r>
+        <w:rPr>
+          <w:lang w:val="vi-VN"/>
+        </w:rPr>
+        <w:t>Complexity</w:t>
+      </w:r>
+    </w:p>
+    <w:tbl>
+      <w:tblPr>
+        <w:tblStyle w:val="GridTable1Light"/>
+        <w:tblW w:w="0" w:type="auto"/>
+        <w:tblLook w:val="04A0" w:firstRow="1" w:lastRow="0" w:firstColumn="1" w:lastColumn="0" w:noHBand="0" w:noVBand="1"/>
+      </w:tblPr>
+      <w:tblGrid>
+        <w:gridCol w:w="3116"/>
+        <w:gridCol w:w="3117"/>
+        <w:gridCol w:w="3117"/>
+      </w:tblGrid>
+      <w:tr>
+        <w:trPr>
+          <w:cnfStyle w:val="100000000000" w:firstRow="1" w:lastRow="0" w:firstColumn="0" w:lastColumn="0" w:oddVBand="0" w:evenVBand="0" w:oddHBand="0" w:evenHBand="0" w:firstRowFirstColumn="0" w:firstRowLastColumn="0" w:lastRowFirstColumn="0" w:lastRowLastColumn="0"/>
+        </w:trPr>
+        <w:tc>
+          <w:tcPr>
+            <w:cnfStyle w:val="001000000000" w:firstRow="0" w:lastRow="0" w:firstColumn="1" w:lastColumn="0" w:oddVBand="0" w:evenVBand="0" w:oddHBand="0" w:evenHBand="0" w:firstRowFirstColumn="0" w:firstRowLastColumn="0" w:lastRowFirstColumn="0" w:lastRowLastColumn="0"/>
+            <w:tcW w:w="3116" w:type="dxa"/>
+          </w:tcPr>
+          <w:p>
+            <w:pPr>
+              <w:rPr>
+                <w:lang w:val="vi-VN"/>
+              </w:rPr>
+            </w:pPr>
+            <w:r>
+              <w:rPr>
+                <w:lang w:val="vi-VN"/>
+              </w:rPr>
+              <w:t>Phase</w:t>
+            </w:r>
+          </w:p>
+        </w:tc>
+        <w:tc>
+          <w:tcPr>
+            <w:tcW w:w="3117" w:type="dxa"/>
+          </w:tcPr>
+          <w:p>
+            <w:pPr>
+              <w:cnfStyle w:val="100000000000" w:firstRow="1" w:lastRow="0" w:firstColumn="0" w:lastColumn="0" w:oddVBand="0" w:evenVBand="0" w:oddHBand="0" w:evenHBand="0" w:firstRowFirstColumn="0" w:firstRowLastColumn="0" w:lastRowFirstColumn="0" w:lastRowLastColumn="0"/>
+              <w:rPr>
+                <w:lang w:val="vi-VN"/>
+              </w:rPr>
+            </w:pPr>
+            <w:r>
+              <w:rPr>
+                <w:lang w:val="vi-VN"/>
+              </w:rPr>
+              <w:t>Time Complexity</w:t>
+            </w:r>
+          </w:p>
+        </w:tc>
+        <w:tc>
+          <w:tcPr>
+            <w:tcW w:w="3117" w:type="dxa"/>
+          </w:tcPr>
+          <w:p>
+            <w:pPr>
+              <w:cnfStyle w:val="100000000000" w:firstRow="1" w:lastRow="0" w:firstColumn="0" w:lastColumn="0" w:oddVBand="0" w:evenVBand="0" w:oddHBand="0" w:evenHBand="0" w:firstRowFirstColumn="0" w:firstRowLastColumn="0" w:lastRowFirstColumn="0" w:lastRowLastColumn="0"/>
+              <w:rPr>
+                <w:lang w:val="vi-VN"/>
+              </w:rPr>
+            </w:pPr>
+            <w:r>
+              <w:rPr>
+                <w:lang w:val="vi-VN"/>
+              </w:rPr>
+              <w:t>Space Complexity</w:t>
+            </w:r>
+          </w:p>
+        </w:tc>
+      </w:tr>
+      <w:tr>
+        <w:tc>
+          <w:tcPr>
+            <w:cnfStyle w:val="001000000000" w:firstRow="0" w:lastRow="0" w:firstColumn="1" w:lastColumn="0" w:oddVBand="0" w:evenVBand="0" w:oddHBand="0" w:evenHBand="0" w:firstRowFirstColumn="0" w:firstRowLastColumn="0" w:lastRowFirstColumn="0" w:lastRowLastColumn="0"/>
+            <w:tcW w:w="3116" w:type="dxa"/>
+          </w:tcPr>
+          <w:p>
+            <w:pPr>
+              <w:rPr>
+                <w:lang w:val="vi-VN"/>
+              </w:rPr>
+            </w:pPr>
+            <w:r>
+              <w:t>Goto</w:t>
+            </w:r>
+            <w:r>
+              <w:rPr>
+                <w:lang w:val="vi-VN"/>
+              </w:rPr>
+              <w:t xml:space="preserve"> function</w:t>
+            </w:r>
+          </w:p>
+        </w:tc>
+        <w:tc>
+          <w:tcPr>
+            <w:tcW w:w="3117" w:type="dxa"/>
+          </w:tcPr>
+          <w:p>
+            <w:pPr>
+              <w:cnfStyle w:val="000000000000" w:firstRow="0" w:lastRow="0" w:firstColumn="0" w:lastColumn="0" w:oddVBand="0" w:evenVBand="0" w:oddHBand="0" w:evenHBand="0" w:firstRowFirstColumn="0" w:firstRowLastColumn="0" w:lastRowFirstColumn="0" w:lastRowLastColumn="0"/>
+              <w:rPr>
+                <w:lang w:val="vi-VN"/>
+              </w:rPr>
+            </w:pPr>
+            <w:r>
+              <w:rPr>
+                <w:lang w:val="vi-VN"/>
+              </w:rPr>
+              <w:t>O(</w:t>
+            </w:r>
+            <w:r>
+              <w:rPr>
+                <w:lang w:val="vi-VN"/>
+              </w:rPr>
+              <w:t>M)</w:t>
+            </w:r>
+          </w:p>
+        </w:tc>
+        <w:tc>
+          <w:tcPr>
+            <w:tcW w:w="3117" w:type="dxa"/>
+          </w:tcPr>
+          <w:p>
+            <w:pPr>
+              <w:cnfStyle w:val="000000000000" w:firstRow="0" w:lastRow="0" w:firstColumn="0" w:lastColumn="0" w:oddVBand="0" w:evenVBand="0" w:oddHBand="0" w:evenHBand="0" w:firstRowFirstColumn="0" w:firstRowLastColumn="0" w:lastRowFirstColumn="0" w:lastRowLastColumn="0"/>
+              <w:rPr>
+                <w:lang w:val="vi-VN"/>
+              </w:rPr>
+            </w:pPr>
+            <w:r>
+              <w:rPr>
+                <w:lang w:val="vi-VN"/>
+              </w:rPr>
+              <w:t xml:space="preserve">O(M + </w:t>
+            </w:r>
+            <w:r>
+              <w:t>|</w:t>
+            </w:r>
+            <w:r>
+              <w:rPr>
+                <w:rFonts w:cs="Times New Roman"/>
+                <w:lang w:val="vi-VN"/>
+              </w:rPr>
+              <w:t>∑</w:t>
+            </w:r>
+            <w:r>
+              <w:t>|</w:t>
+            </w:r>
+            <w:r>
+              <w:rPr>
+                <w:lang w:val="vi-VN"/>
+              </w:rPr>
+              <w:t>)</w:t>
+            </w:r>
+          </w:p>
+        </w:tc>
+      </w:tr>
+      <w:tr>
+        <w:tc>
+          <w:tcPr>
+            <w:cnfStyle w:val="001000000000" w:firstRow="0" w:lastRow="0" w:firstColumn="1" w:lastColumn="0" w:oddVBand="0" w:evenVBand="0" w:oddHBand="0" w:evenHBand="0" w:firstRowFirstColumn="0" w:firstRowLastColumn="0" w:lastRowFirstColumn="0" w:lastRowLastColumn="0"/>
+            <w:tcW w:w="3116" w:type="dxa"/>
+          </w:tcPr>
+          <w:p>
+            <w:pPr>
+              <w:rPr>
+                <w:lang w:val="vi-VN"/>
+              </w:rPr>
+            </w:pPr>
+            <w:r>
+              <w:t>Failure function</w:t>
+            </w:r>
+          </w:p>
+        </w:tc>
+        <w:tc>
+          <w:tcPr>
+            <w:tcW w:w="3117" w:type="dxa"/>
+          </w:tcPr>
+          <w:p>
+            <w:pPr>
+              <w:cnfStyle w:val="000000000000" w:firstRow="0" w:lastRow="0" w:firstColumn="0" w:lastColumn="0" w:oddVBand="0" w:evenVBand="0" w:oddHBand="0" w:evenHBand="0" w:firstRowFirstColumn="0" w:firstRowLastColumn="0" w:lastRowFirstColumn="0" w:lastRowLastColumn="0"/>
+              <w:rPr>
+                <w:lang w:val="vi-VN"/>
+              </w:rPr>
+            </w:pPr>
+            <w:r>
+              <w:rPr>
+                <w:lang w:val="vi-VN"/>
+              </w:rPr>
+              <w:t>O(</w:t>
+            </w:r>
+            <w:r>
+              <w:rPr>
+                <w:lang w:val="vi-VN"/>
+              </w:rPr>
+              <w:t>M</w:t>
+            </w:r>
+            <w:r>
+              <w:rPr>
+                <w:lang w:val="vi-VN"/>
+              </w:rPr>
+              <w:t xml:space="preserve"> + </w:t>
+            </w:r>
+            <w:r>
+              <w:t>|</w:t>
+            </w:r>
+            <w:r>
+              <w:rPr>
+                <w:rFonts w:cs="Times New Roman"/>
+                <w:lang w:val="vi-VN"/>
+              </w:rPr>
+              <w:t>∑</w:t>
+            </w:r>
+            <w:r>
+              <w:t>|</w:t>
+            </w:r>
+            <w:r>
+              <w:rPr>
+                <w:lang w:val="vi-VN"/>
+              </w:rPr>
+              <w:t>)</w:t>
+            </w:r>
+          </w:p>
+        </w:tc>
+        <w:tc>
+          <w:tcPr>
+            <w:tcW w:w="3117" w:type="dxa"/>
+          </w:tcPr>
+          <w:p>
+            <w:pPr>
+              <w:cnfStyle w:val="000000000000" w:firstRow="0" w:lastRow="0" w:firstColumn="0" w:lastColumn="0" w:oddVBand="0" w:evenVBand="0" w:oddHBand="0" w:evenHBand="0" w:firstRowFirstColumn="0" w:firstRowLastColumn="0" w:lastRowFirstColumn="0" w:lastRowLastColumn="0"/>
+              <w:rPr>
+                <w:lang w:val="vi-VN"/>
+              </w:rPr>
+            </w:pPr>
+            <w:r>
+              <w:t>O(M)</w:t>
+            </w:r>
+          </w:p>
+        </w:tc>
+      </w:tr>
+      <w:tr>
+        <w:trPr>
+          <w:trHeight w:val="50"/>
+        </w:trPr>
+        <w:tc>
+          <w:tcPr>
+            <w:cnfStyle w:val="001000000000" w:firstRow="0" w:lastRow="0" w:firstColumn="1" w:lastColumn="0" w:oddVBand="0" w:evenVBand="0" w:oddHBand="0" w:evenHBand="0" w:firstRowFirstColumn="0" w:firstRowLastColumn="0" w:lastRowFirstColumn="0" w:lastRowLastColumn="0"/>
+            <w:tcW w:w="3116" w:type="dxa"/>
+          </w:tcPr>
+          <w:p>
+            <w:pPr>
+              <w:rPr>
+                <w:lang w:val="vi-VN"/>
+              </w:rPr>
+            </w:pPr>
+            <w:r>
+              <w:t>Output</w:t>
+            </w:r>
+            <w:r>
+              <w:rPr>
+                <w:lang w:val="vi-VN"/>
+              </w:rPr>
+              <w:t xml:space="preserve"> </w:t>
+            </w:r>
+            <w:r>
+              <w:t>function</w:t>
+            </w:r>
+          </w:p>
+        </w:tc>
+        <w:tc>
+          <w:tcPr>
+            <w:tcW w:w="3117" w:type="dxa"/>
+          </w:tcPr>
+          <w:p>
+            <w:pPr>
+              <w:cnfStyle w:val="000000000000" w:firstRow="0" w:lastRow="0" w:firstColumn="0" w:lastColumn="0" w:oddVBand="0" w:evenVBand="0" w:oddHBand="0" w:evenHBand="0" w:firstRowFirstColumn="0" w:firstRowLastColumn="0" w:lastRowFirstColumn="0" w:lastRowLastColumn="0"/>
+              <w:rPr>
+                <w:lang w:val="vi-VN"/>
+              </w:rPr>
+            </w:pPr>
+            <w:r>
+              <w:t>O(M)</w:t>
+            </w:r>
+          </w:p>
+        </w:tc>
+        <w:tc>
+          <w:tcPr>
+            <w:tcW w:w="3117" w:type="dxa"/>
+          </w:tcPr>
+          <w:p>
+            <w:pPr>
+              <w:cnfStyle w:val="000000000000" w:firstRow="0" w:lastRow="0" w:firstColumn="0" w:lastColumn="0" w:oddVBand="0" w:evenVBand="0" w:oddHBand="0" w:evenHBand="0" w:firstRowFirstColumn="0" w:firstRowLastColumn="0" w:lastRowFirstColumn="0" w:lastRowLastColumn="0"/>
+              <w:rPr>
+                <w:lang w:val="vi-VN"/>
+              </w:rPr>
+            </w:pPr>
+            <w:r>
+              <w:t>O(</w:t>
+            </w:r>
+            <w:r>
+              <w:t>M</w:t>
+            </w:r>
+            <w:r>
+              <w:t>)</w:t>
+            </w:r>
+          </w:p>
+        </w:tc>
+      </w:tr>
+      <w:tr>
+        <w:trPr>
+          <w:trHeight w:val="50"/>
+        </w:trPr>
+        <w:tc>
+          <w:tcPr>
+            <w:cnfStyle w:val="001000000000" w:firstRow="0" w:lastRow="0" w:firstColumn="1" w:lastColumn="0" w:oddVBand="0" w:evenVBand="0" w:oddHBand="0" w:evenHBand="0" w:firstRowFirstColumn="0" w:firstRowLastColumn="0" w:lastRowFirstColumn="0" w:lastRowLastColumn="0"/>
+            <w:tcW w:w="3116" w:type="dxa"/>
+          </w:tcPr>
+          <w:p>
+            <w:pPr>
+              <w:rPr>
+                <w:lang w:val="vi-VN"/>
+              </w:rPr>
+            </w:pPr>
+            <w:r>
+              <w:t>Search</w:t>
+            </w:r>
+          </w:p>
+        </w:tc>
+        <w:tc>
+          <w:tcPr>
+            <w:tcW w:w="3117" w:type="dxa"/>
+          </w:tcPr>
+          <w:p>
+            <w:pPr>
+              <w:cnfStyle w:val="000000000000" w:firstRow="0" w:lastRow="0" w:firstColumn="0" w:lastColumn="0" w:oddVBand="0" w:evenVBand="0" w:oddHBand="0" w:evenHBand="0" w:firstRowFirstColumn="0" w:firstRowLastColumn="0" w:lastRowFirstColumn="0" w:lastRowLastColumn="0"/>
+              <w:rPr>
+                <w:lang w:val="vi-VN"/>
+              </w:rPr>
+            </w:pPr>
+            <w:r>
+              <w:t>O(</w:t>
+            </w:r>
+            <w:r>
+              <w:t>n</w:t>
+            </w:r>
+            <w:r>
+              <w:t>)</w:t>
+            </w:r>
+          </w:p>
+        </w:tc>
+        <w:tc>
+          <w:tcPr>
+            <w:tcW w:w="3117" w:type="dxa"/>
+          </w:tcPr>
+          <w:p>
+            <w:pPr>
+              <w:cnfStyle w:val="000000000000" w:firstRow="0" w:lastRow="0" w:firstColumn="0" w:lastColumn="0" w:oddVBand="0" w:evenVBand="0" w:oddHBand="0" w:evenHBand="0" w:firstRowFirstColumn="0" w:firstRowLastColumn="0" w:lastRowFirstColumn="0" w:lastRowLastColumn="0"/>
+              <w:rPr>
+                <w:lang w:val="vi-VN"/>
+              </w:rPr>
+            </w:pPr>
+            <w:r>
+              <w:t>O(1)</w:t>
+            </w:r>
+          </w:p>
+        </w:tc>
+      </w:tr>
+      <w:tr>
+        <w:trPr>
+          <w:trHeight w:val="50"/>
+        </w:trPr>
+        <w:tc>
+          <w:tcPr>
+            <w:cnfStyle w:val="001000000000" w:firstRow="0" w:lastRow="0" w:firstColumn="1" w:lastColumn="0" w:oddVBand="0" w:evenVBand="0" w:oddHBand="0" w:evenHBand="0" w:firstRowFirstColumn="0" w:firstRowLastColumn="0" w:lastRowFirstColumn="0" w:lastRowLastColumn="0"/>
+            <w:tcW w:w="3116" w:type="dxa"/>
+          </w:tcPr>
+          <w:p>
+            <w:pPr>
+              <w:rPr>
+                <w:lang w:val="vi-VN"/>
+              </w:rPr>
+            </w:pPr>
+            <w:r>
+              <w:t>Total (Best / Average Case)</w:t>
+            </w:r>
+          </w:p>
+        </w:tc>
+        <w:tc>
+          <w:tcPr>
+            <w:tcW w:w="3117" w:type="dxa"/>
+          </w:tcPr>
+          <w:p>
+            <w:pPr>
+              <w:cnfStyle w:val="000000000000" w:firstRow="0" w:lastRow="0" w:firstColumn="0" w:lastColumn="0" w:oddVBand="0" w:evenVBand="0" w:oddHBand="0" w:evenHBand="0" w:firstRowFirstColumn="0" w:firstRowLastColumn="0" w:lastRowFirstColumn="0" w:lastRowLastColumn="0"/>
+              <w:rPr>
+                <w:lang w:val="vi-VN"/>
+              </w:rPr>
+            </w:pPr>
+            <w:r>
+              <w:t xml:space="preserve">O(n + </w:t>
+            </w:r>
+            <w:r>
+              <w:t>M</w:t>
+            </w:r>
+            <w:r>
+              <w:t xml:space="preserve"> </w:t>
+            </w:r>
+            <w:r>
+              <w:rPr>
+                <w:lang w:val="vi-VN"/>
+              </w:rPr>
+              <w:t>*</w:t>
+            </w:r>
+            <w:r>
+              <w:t xml:space="preserve"> |</w:t>
+            </w:r>
+            <w:r>
+              <w:rPr>
+                <w:rFonts w:cs="Times New Roman"/>
+              </w:rPr>
+              <w:t>∑</w:t>
+            </w:r>
+            <w:r>
+              <w:t>|)</w:t>
+            </w:r>
+          </w:p>
+        </w:tc>
+        <w:tc>
+          <w:tcPr>
+            <w:tcW w:w="3117" w:type="dxa"/>
+          </w:tcPr>
+          <w:p>
+            <w:pPr>
+              <w:cnfStyle w:val="000000000000" w:firstRow="0" w:lastRow="0" w:firstColumn="0" w:lastColumn="0" w:oddVBand="0" w:evenVBand="0" w:oddHBand="0" w:evenHBand="0" w:firstRowFirstColumn="0" w:firstRowLastColumn="0" w:lastRowFirstColumn="0" w:lastRowLastColumn="0"/>
+              <w:rPr>
+                <w:lang w:val="vi-VN"/>
+              </w:rPr>
+            </w:pPr>
+            <w:r>
+              <w:t>O(</w:t>
+            </w:r>
+            <w:r>
+              <w:t>M</w:t>
+            </w:r>
+            <w:r>
+              <w:t xml:space="preserve"> </w:t>
+            </w:r>
+            <w:r>
+              <w:rPr>
+                <w:lang w:val="vi-VN"/>
+              </w:rPr>
+              <w:t>*</w:t>
+            </w:r>
+            <w:r>
+              <w:t xml:space="preserve"> |</w:t>
+            </w:r>
+            <w:r>
+              <w:rPr>
+                <w:rFonts w:cs="Times New Roman"/>
+              </w:rPr>
+              <w:t>∑</w:t>
+            </w:r>
+            <w:r>
+              <w:t>|)</w:t>
+            </w:r>
+          </w:p>
+        </w:tc>
+      </w:tr>
+    </w:tbl>
+    <w:p>
+      <w:pPr>
+        <w:rPr>
+          <w:lang w:val="vi-VN"/>
+        </w:rPr>
+      </w:pPr>
+    </w:p>
+    <w:p>
+      <w:r>
+        <w:t>M denotes the sum of the lengths of all K patterns (M = m1 + m2 + ... + mK)</w:t>
+      </w:r>
+      <w:r>
+        <w:rPr>
+          <w:lang w:val="vi-VN"/>
+        </w:rPr>
+        <w:t xml:space="preserve">. </w:t>
+      </w:r>
+      <w:r>
+        <w:t>Once the automaton is constructed, the search phase runs in strict O(n) time regardless of K or M — a property unique among all algorithms presented in this report. The preprocessing cost O(M * |</w:t>
+      </w:r>
+      <w:r>
+        <w:rPr>
+          <w:rFonts w:cs="Times New Roman"/>
+        </w:rPr>
+        <w:t>∑</w:t>
+      </w:r>
+      <w:r>
+        <w:t>|</w:t>
+      </w:r>
+      <w:r>
+        <w:t>) is incurred only once and is shared across all K patterns, making the algorithm increasingly cost-efficient as K grows larger.</w:t>
+      </w:r>
+    </w:p>
+    <w:p>
+      <w:pPr>
+        <w:rPr>
+          <w:lang w:val="vi-VN"/>
+        </w:rPr>
+      </w:pPr>
+    </w:p>
+    <w:p>
+      <w:pPr>
+        <w:pStyle w:val="Heading3"/>
+        <w:numPr>
+          <w:ilvl w:val="2"/>
+          <w:numId w:val="1"/>
+        </w:numPr>
+        <w:rPr>
+          <w:lang w:val="vi-VN"/>
+        </w:rPr>
+      </w:pPr>
+      <w:r>
+        <w:rPr>
+          <w:lang w:val="vi-VN"/>
+        </w:rPr>
+        <w:t>Dicussion</w:t>
+      </w:r>
+    </w:p>
+    <w:p>
+      <w:r>
+        <w:t>Aho-Corasick is the most powerful algorithm in this report for the multi-pattern setting. Because all K patterns are encoded into a single automaton, the text T is traversed exactly once during the search phase regardless of K, giving a search cost entirely independent of the number of keywords. This makes it strictly superior to running KMP or Boyer-Moore independently K times, which would incur a search cost of O(n * K), and it avoids the hash collision risk inherent in Rabin-Karp's multi-pattern extension. In the context of this project, Aho-Corasick offers the greatest efficiency advantage in Scenario 2 of the experiments, where K is large and the cost of K independent passes over the grid becomes significant.</w:t>
+      </w:r>
+    </w:p>
+    <w:p>
+      <w:r>
+        <w:lastRenderedPageBreak/>
+        <w:t>Its primary disadvantage is the substantial memory requirement during preprocessing. The goto function in its array-based representation allocates a table of size (total states) × |Sigma|, which for a large dictionary of long patterns can consume significant memory, particularly over a 26-character alphabet. Additionally, the automaton construction is more complex to implement correctly than any of the four core algorithms, particularly the failure function BFS traversal and the propagation of the output function through failure links. For scenarios involving only a single pattern or a very small K, simpler algorithms such as KMP or Boyer-Moore remain more appropriate choices.</w:t>
+      </w:r>
+    </w:p>
+    <w:p>
+      <w:pPr>
         <w:rPr>
           <w:lang w:val="vi-VN"/>
         </w:rPr>
@@ -13728,7 +16834,7 @@
           <w:lang w:val="vi-VN"/>
         </w:rPr>
       </w:pPr>
-      <w:bookmarkStart w:id="9" w:name="_Toc226146193"/>
+      <w:bookmarkStart w:id="9" w:name="_Toc226227375"/>
       <w:r>
         <w:rPr>
           <w:lang w:val="vi-VN"/>
@@ -13748,7 +16854,7 @@
           <w:lang w:val="vi-VN"/>
         </w:rPr>
       </w:pPr>
-      <w:bookmarkStart w:id="10" w:name="_Toc226146194"/>
+      <w:bookmarkStart w:id="10" w:name="_Toc226227376"/>
       <w:r>
         <w:rPr>
           <w:lang w:val="vi-VN"/>
@@ -13912,11 +17018,12 @@
           <w:lang w:val="vi-VN"/>
         </w:rPr>
       </w:pPr>
-      <w:bookmarkStart w:id="11" w:name="_Toc226146195"/>
-      <w:r>
-        <w:rPr>
-          <w:lang w:val="vi-VN"/>
-        </w:rPr>
+      <w:bookmarkStart w:id="11" w:name="_Toc226227377"/>
+      <w:r>
+        <w:rPr>
+          <w:lang w:val="vi-VN"/>
+        </w:rPr>
+        <w:lastRenderedPageBreak/>
         <w:t>Results</w:t>
       </w:r>
       <w:bookmarkEnd w:id="11"/>
@@ -13953,7 +17060,7 @@
           <w:lang w:val="vi-VN"/>
         </w:rPr>
       </w:pPr>
-      <w:bookmarkStart w:id="12" w:name="_Toc226146196"/>
+      <w:bookmarkStart w:id="12" w:name="_Toc226227378"/>
       <w:r>
         <w:rPr>
           <w:lang w:val="vi-VN"/>
@@ -14311,7 +17418,7 @@
           <w:lang w:val="vi-VN"/>
         </w:rPr>
       </w:pPr>
-      <w:bookmarkStart w:id="13" w:name="_Toc226146197"/>
+      <w:bookmarkStart w:id="13" w:name="_Toc226227379"/>
       <w:r>
         <w:lastRenderedPageBreak/>
         <w:t>Acknowledgment</w:t>
@@ -15443,6 +18550,155 @@
     </w:lvl>
   </w:abstractNum>
   <w:abstractNum w:abstractNumId="7" w15:restartNumberingAfterBreak="0">
+    <w:nsid w:val="20EB1EA0"/>
+    <w:multiLevelType w:val="multilevel"/>
+    <w:tmpl w:val="4FF4A878"/>
+    <w:lvl w:ilvl="0">
+      <w:start w:val="1"/>
+      <w:numFmt w:val="bullet"/>
+      <w:lvlText w:val=""/>
+      <w:lvlJc w:val="left"/>
+      <w:pPr>
+        <w:tabs>
+          <w:tab w:val="num" w:pos="720"/>
+        </w:tabs>
+        <w:ind w:left="720" w:hanging="360"/>
+      </w:pPr>
+      <w:rPr>
+        <w:rFonts w:ascii="Symbol" w:hAnsi="Symbol" w:hint="default"/>
+        <w:sz w:val="20"/>
+      </w:rPr>
+    </w:lvl>
+    <w:lvl w:ilvl="1" w:tentative="1">
+      <w:start w:val="1"/>
+      <w:numFmt w:val="bullet"/>
+      <w:lvlText w:val="o"/>
+      <w:lvlJc w:val="left"/>
+      <w:pPr>
+        <w:tabs>
+          <w:tab w:val="num" w:pos="1440"/>
+        </w:tabs>
+        <w:ind w:left="1440" w:hanging="360"/>
+      </w:pPr>
+      <w:rPr>
+        <w:rFonts w:ascii="Courier New" w:hAnsi="Courier New" w:hint="default"/>
+        <w:sz w:val="20"/>
+      </w:rPr>
+    </w:lvl>
+    <w:lvl w:ilvl="2" w:tentative="1">
+      <w:start w:val="1"/>
+      <w:numFmt w:val="bullet"/>
+      <w:lvlText w:val=""/>
+      <w:lvlJc w:val="left"/>
+      <w:pPr>
+        <w:tabs>
+          <w:tab w:val="num" w:pos="2160"/>
+        </w:tabs>
+        <w:ind w:left="2160" w:hanging="360"/>
+      </w:pPr>
+      <w:rPr>
+        <w:rFonts w:ascii="Wingdings" w:hAnsi="Wingdings" w:hint="default"/>
+        <w:sz w:val="20"/>
+      </w:rPr>
+    </w:lvl>
+    <w:lvl w:ilvl="3" w:tentative="1">
+      <w:start w:val="1"/>
+      <w:numFmt w:val="bullet"/>
+      <w:lvlText w:val=""/>
+      <w:lvlJc w:val="left"/>
+      <w:pPr>
+        <w:tabs>
+          <w:tab w:val="num" w:pos="2880"/>
+        </w:tabs>
+        <w:ind w:left="2880" w:hanging="360"/>
+      </w:pPr>
+      <w:rPr>
+        <w:rFonts w:ascii="Wingdings" w:hAnsi="Wingdings" w:hint="default"/>
+        <w:sz w:val="20"/>
+      </w:rPr>
+    </w:lvl>
+    <w:lvl w:ilvl="4" w:tentative="1">
+      <w:start w:val="1"/>
+      <w:numFmt w:val="bullet"/>
+      <w:lvlText w:val=""/>
+      <w:lvlJc w:val="left"/>
+      <w:pPr>
+        <w:tabs>
+          <w:tab w:val="num" w:pos="3600"/>
+        </w:tabs>
+        <w:ind w:left="3600" w:hanging="360"/>
+      </w:pPr>
+      <w:rPr>
+        <w:rFonts w:ascii="Wingdings" w:hAnsi="Wingdings" w:hint="default"/>
+        <w:sz w:val="20"/>
+      </w:rPr>
+    </w:lvl>
+    <w:lvl w:ilvl="5" w:tentative="1">
+      <w:start w:val="1"/>
+      <w:numFmt w:val="bullet"/>
+      <w:lvlText w:val=""/>
+      <w:lvlJc w:val="left"/>
+      <w:pPr>
+        <w:tabs>
+          <w:tab w:val="num" w:pos="4320"/>
+        </w:tabs>
+        <w:ind w:left="4320" w:hanging="360"/>
+      </w:pPr>
+      <w:rPr>
+        <w:rFonts w:ascii="Wingdings" w:hAnsi="Wingdings" w:hint="default"/>
+        <w:sz w:val="20"/>
+      </w:rPr>
+    </w:lvl>
+    <w:lvl w:ilvl="6" w:tentative="1">
+      <w:start w:val="1"/>
+      <w:numFmt w:val="bullet"/>
+      <w:lvlText w:val=""/>
+      <w:lvlJc w:val="left"/>
+      <w:pPr>
+        <w:tabs>
+          <w:tab w:val="num" w:pos="5040"/>
+        </w:tabs>
+        <w:ind w:left="5040" w:hanging="360"/>
+      </w:pPr>
+      <w:rPr>
+        <w:rFonts w:ascii="Wingdings" w:hAnsi="Wingdings" w:hint="default"/>
+        <w:sz w:val="20"/>
+      </w:rPr>
+    </w:lvl>
+    <w:lvl w:ilvl="7" w:tentative="1">
+      <w:start w:val="1"/>
+      <w:numFmt w:val="bullet"/>
+      <w:lvlText w:val=""/>
+      <w:lvlJc w:val="left"/>
+      <w:pPr>
+        <w:tabs>
+          <w:tab w:val="num" w:pos="5760"/>
+        </w:tabs>
+        <w:ind w:left="5760" w:hanging="360"/>
+      </w:pPr>
+      <w:rPr>
+        <w:rFonts w:ascii="Wingdings" w:hAnsi="Wingdings" w:hint="default"/>
+        <w:sz w:val="20"/>
+      </w:rPr>
+    </w:lvl>
+    <w:lvl w:ilvl="8" w:tentative="1">
+      <w:start w:val="1"/>
+      <w:numFmt w:val="bullet"/>
+      <w:lvlText w:val=""/>
+      <w:lvlJc w:val="left"/>
+      <w:pPr>
+        <w:tabs>
+          <w:tab w:val="num" w:pos="6480"/>
+        </w:tabs>
+        <w:ind w:left="6480" w:hanging="360"/>
+      </w:pPr>
+      <w:rPr>
+        <w:rFonts w:ascii="Wingdings" w:hAnsi="Wingdings" w:hint="default"/>
+        <w:sz w:val="20"/>
+      </w:rPr>
+    </w:lvl>
+  </w:abstractNum>
+  <w:abstractNum w:abstractNumId="8" w15:restartNumberingAfterBreak="0">
     <w:nsid w:val="22A43683"/>
     <w:multiLevelType w:val="hybridMultilevel"/>
     <w:tmpl w:val="399473A4"/>
@@ -15555,7 +18811,269 @@
       </w:rPr>
     </w:lvl>
   </w:abstractNum>
-  <w:abstractNum w:abstractNumId="8" w15:restartNumberingAfterBreak="0">
+  <w:abstractNum w:abstractNumId="9" w15:restartNumberingAfterBreak="0">
+    <w:nsid w:val="24C67F4D"/>
+    <w:multiLevelType w:val="hybridMultilevel"/>
+    <w:tmpl w:val="FDA419B6"/>
+    <w:lvl w:ilvl="0" w:tplc="04090001">
+      <w:start w:val="1"/>
+      <w:numFmt w:val="bullet"/>
+      <w:lvlText w:val=""/>
+      <w:lvlJc w:val="left"/>
+      <w:pPr>
+        <w:ind w:left="720" w:hanging="360"/>
+      </w:pPr>
+      <w:rPr>
+        <w:rFonts w:ascii="Symbol" w:hAnsi="Symbol" w:hint="default"/>
+      </w:rPr>
+    </w:lvl>
+    <w:lvl w:ilvl="1" w:tplc="04090003" w:tentative="1">
+      <w:start w:val="1"/>
+      <w:numFmt w:val="bullet"/>
+      <w:lvlText w:val="o"/>
+      <w:lvlJc w:val="left"/>
+      <w:pPr>
+        <w:ind w:left="1440" w:hanging="360"/>
+      </w:pPr>
+      <w:rPr>
+        <w:rFonts w:ascii="Courier New" w:hAnsi="Courier New" w:cs="Courier New" w:hint="default"/>
+      </w:rPr>
+    </w:lvl>
+    <w:lvl w:ilvl="2" w:tplc="04090005" w:tentative="1">
+      <w:start w:val="1"/>
+      <w:numFmt w:val="bullet"/>
+      <w:lvlText w:val=""/>
+      <w:lvlJc w:val="left"/>
+      <w:pPr>
+        <w:ind w:left="2160" w:hanging="360"/>
+      </w:pPr>
+      <w:rPr>
+        <w:rFonts w:ascii="Wingdings" w:hAnsi="Wingdings" w:hint="default"/>
+      </w:rPr>
+    </w:lvl>
+    <w:lvl w:ilvl="3" w:tplc="04090001" w:tentative="1">
+      <w:start w:val="1"/>
+      <w:numFmt w:val="bullet"/>
+      <w:lvlText w:val=""/>
+      <w:lvlJc w:val="left"/>
+      <w:pPr>
+        <w:ind w:left="2880" w:hanging="360"/>
+      </w:pPr>
+      <w:rPr>
+        <w:rFonts w:ascii="Symbol" w:hAnsi="Symbol" w:hint="default"/>
+      </w:rPr>
+    </w:lvl>
+    <w:lvl w:ilvl="4" w:tplc="04090003" w:tentative="1">
+      <w:start w:val="1"/>
+      <w:numFmt w:val="bullet"/>
+      <w:lvlText w:val="o"/>
+      <w:lvlJc w:val="left"/>
+      <w:pPr>
+        <w:ind w:left="3600" w:hanging="360"/>
+      </w:pPr>
+      <w:rPr>
+        <w:rFonts w:ascii="Courier New" w:hAnsi="Courier New" w:cs="Courier New" w:hint="default"/>
+      </w:rPr>
+    </w:lvl>
+    <w:lvl w:ilvl="5" w:tplc="04090005" w:tentative="1">
+      <w:start w:val="1"/>
+      <w:numFmt w:val="bullet"/>
+      <w:lvlText w:val=""/>
+      <w:lvlJc w:val="left"/>
+      <w:pPr>
+        <w:ind w:left="4320" w:hanging="360"/>
+      </w:pPr>
+      <w:rPr>
+        <w:rFonts w:ascii="Wingdings" w:hAnsi="Wingdings" w:hint="default"/>
+      </w:rPr>
+    </w:lvl>
+    <w:lvl w:ilvl="6" w:tplc="04090001" w:tentative="1">
+      <w:start w:val="1"/>
+      <w:numFmt w:val="bullet"/>
+      <w:lvlText w:val=""/>
+      <w:lvlJc w:val="left"/>
+      <w:pPr>
+        <w:ind w:left="5040" w:hanging="360"/>
+      </w:pPr>
+      <w:rPr>
+        <w:rFonts w:ascii="Symbol" w:hAnsi="Symbol" w:hint="default"/>
+      </w:rPr>
+    </w:lvl>
+    <w:lvl w:ilvl="7" w:tplc="04090003" w:tentative="1">
+      <w:start w:val="1"/>
+      <w:numFmt w:val="bullet"/>
+      <w:lvlText w:val="o"/>
+      <w:lvlJc w:val="left"/>
+      <w:pPr>
+        <w:ind w:left="5760" w:hanging="360"/>
+      </w:pPr>
+      <w:rPr>
+        <w:rFonts w:ascii="Courier New" w:hAnsi="Courier New" w:cs="Courier New" w:hint="default"/>
+      </w:rPr>
+    </w:lvl>
+    <w:lvl w:ilvl="8" w:tplc="04090005" w:tentative="1">
+      <w:start w:val="1"/>
+      <w:numFmt w:val="bullet"/>
+      <w:lvlText w:val=""/>
+      <w:lvlJc w:val="left"/>
+      <w:pPr>
+        <w:ind w:left="6480" w:hanging="360"/>
+      </w:pPr>
+      <w:rPr>
+        <w:rFonts w:ascii="Wingdings" w:hAnsi="Wingdings" w:hint="default"/>
+      </w:rPr>
+    </w:lvl>
+  </w:abstractNum>
+  <w:abstractNum w:abstractNumId="10" w15:restartNumberingAfterBreak="0">
+    <w:nsid w:val="24E650FF"/>
+    <w:multiLevelType w:val="multilevel"/>
+    <w:tmpl w:val="96A60592"/>
+    <w:lvl w:ilvl="0">
+      <w:start w:val="1"/>
+      <w:numFmt w:val="bullet"/>
+      <w:lvlText w:val=""/>
+      <w:lvlJc w:val="left"/>
+      <w:pPr>
+        <w:tabs>
+          <w:tab w:val="num" w:pos="720"/>
+        </w:tabs>
+        <w:ind w:left="720" w:hanging="360"/>
+      </w:pPr>
+      <w:rPr>
+        <w:rFonts w:ascii="Symbol" w:hAnsi="Symbol" w:hint="default"/>
+        <w:sz w:val="20"/>
+      </w:rPr>
+    </w:lvl>
+    <w:lvl w:ilvl="1" w:tentative="1">
+      <w:start w:val="1"/>
+      <w:numFmt w:val="bullet"/>
+      <w:lvlText w:val="o"/>
+      <w:lvlJc w:val="left"/>
+      <w:pPr>
+        <w:tabs>
+          <w:tab w:val="num" w:pos="1440"/>
+        </w:tabs>
+        <w:ind w:left="1440" w:hanging="360"/>
+      </w:pPr>
+      <w:rPr>
+        <w:rFonts w:ascii="Courier New" w:hAnsi="Courier New" w:hint="default"/>
+        <w:sz w:val="20"/>
+      </w:rPr>
+    </w:lvl>
+    <w:lvl w:ilvl="2" w:tentative="1">
+      <w:start w:val="1"/>
+      <w:numFmt w:val="bullet"/>
+      <w:lvlText w:val=""/>
+      <w:lvlJc w:val="left"/>
+      <w:pPr>
+        <w:tabs>
+          <w:tab w:val="num" w:pos="2160"/>
+        </w:tabs>
+        <w:ind w:left="2160" w:hanging="360"/>
+      </w:pPr>
+      <w:rPr>
+        <w:rFonts w:ascii="Wingdings" w:hAnsi="Wingdings" w:hint="default"/>
+        <w:sz w:val="20"/>
+      </w:rPr>
+    </w:lvl>
+    <w:lvl w:ilvl="3" w:tentative="1">
+      <w:start w:val="1"/>
+      <w:numFmt w:val="bullet"/>
+      <w:lvlText w:val=""/>
+      <w:lvlJc w:val="left"/>
+      <w:pPr>
+        <w:tabs>
+          <w:tab w:val="num" w:pos="2880"/>
+        </w:tabs>
+        <w:ind w:left="2880" w:hanging="360"/>
+      </w:pPr>
+      <w:rPr>
+        <w:rFonts w:ascii="Wingdings" w:hAnsi="Wingdings" w:hint="default"/>
+        <w:sz w:val="20"/>
+      </w:rPr>
+    </w:lvl>
+    <w:lvl w:ilvl="4" w:tentative="1">
+      <w:start w:val="1"/>
+      <w:numFmt w:val="bullet"/>
+      <w:lvlText w:val=""/>
+      <w:lvlJc w:val="left"/>
+      <w:pPr>
+        <w:tabs>
+          <w:tab w:val="num" w:pos="3600"/>
+        </w:tabs>
+        <w:ind w:left="3600" w:hanging="360"/>
+      </w:pPr>
+      <w:rPr>
+        <w:rFonts w:ascii="Wingdings" w:hAnsi="Wingdings" w:hint="default"/>
+        <w:sz w:val="20"/>
+      </w:rPr>
+    </w:lvl>
+    <w:lvl w:ilvl="5" w:tentative="1">
+      <w:start w:val="1"/>
+      <w:numFmt w:val="bullet"/>
+      <w:lvlText w:val=""/>
+      <w:lvlJc w:val="left"/>
+      <w:pPr>
+        <w:tabs>
+          <w:tab w:val="num" w:pos="4320"/>
+        </w:tabs>
+        <w:ind w:left="4320" w:hanging="360"/>
+      </w:pPr>
+      <w:rPr>
+        <w:rFonts w:ascii="Wingdings" w:hAnsi="Wingdings" w:hint="default"/>
+        <w:sz w:val="20"/>
+      </w:rPr>
+    </w:lvl>
+    <w:lvl w:ilvl="6" w:tentative="1">
+      <w:start w:val="1"/>
+      <w:numFmt w:val="bullet"/>
+      <w:lvlText w:val=""/>
+      <w:lvlJc w:val="left"/>
+      <w:pPr>
+        <w:tabs>
+          <w:tab w:val="num" w:pos="5040"/>
+        </w:tabs>
+        <w:ind w:left="5040" w:hanging="360"/>
+      </w:pPr>
+      <w:rPr>
+        <w:rFonts w:ascii="Wingdings" w:hAnsi="Wingdings" w:hint="default"/>
+        <w:sz w:val="20"/>
+      </w:rPr>
+    </w:lvl>
+    <w:lvl w:ilvl="7" w:tentative="1">
+      <w:start w:val="1"/>
+      <w:numFmt w:val="bullet"/>
+      <w:lvlText w:val=""/>
+      <w:lvlJc w:val="left"/>
+      <w:pPr>
+        <w:tabs>
+          <w:tab w:val="num" w:pos="5760"/>
+        </w:tabs>
+        <w:ind w:left="5760" w:hanging="360"/>
+      </w:pPr>
+      <w:rPr>
+        <w:rFonts w:ascii="Wingdings" w:hAnsi="Wingdings" w:hint="default"/>
+        <w:sz w:val="20"/>
+      </w:rPr>
+    </w:lvl>
+    <w:lvl w:ilvl="8" w:tentative="1">
+      <w:start w:val="1"/>
+      <w:numFmt w:val="bullet"/>
+      <w:lvlText w:val=""/>
+      <w:lvlJc w:val="left"/>
+      <w:pPr>
+        <w:tabs>
+          <w:tab w:val="num" w:pos="6480"/>
+        </w:tabs>
+        <w:ind w:left="6480" w:hanging="360"/>
+      </w:pPr>
+      <w:rPr>
+        <w:rFonts w:ascii="Wingdings" w:hAnsi="Wingdings" w:hint="default"/>
+        <w:sz w:val="20"/>
+      </w:rPr>
+    </w:lvl>
+  </w:abstractNum>
+  <w:abstractNum w:abstractNumId="11" w15:restartNumberingAfterBreak="0">
     <w:nsid w:val="26A83BE5"/>
     <w:multiLevelType w:val="multilevel"/>
     <w:tmpl w:val="0F360C12"/>
@@ -15704,7 +19222,7 @@
       </w:rPr>
     </w:lvl>
   </w:abstractNum>
-  <w:abstractNum w:abstractNumId="9" w15:restartNumberingAfterBreak="0">
+  <w:abstractNum w:abstractNumId="12" w15:restartNumberingAfterBreak="0">
     <w:nsid w:val="28A90D71"/>
     <w:multiLevelType w:val="hybridMultilevel"/>
     <w:tmpl w:val="9B6850B0"/>
@@ -15817,7 +19335,7 @@
       </w:rPr>
     </w:lvl>
   </w:abstractNum>
-  <w:abstractNum w:abstractNumId="10" w15:restartNumberingAfterBreak="0">
+  <w:abstractNum w:abstractNumId="13" w15:restartNumberingAfterBreak="0">
     <w:nsid w:val="2C74094A"/>
     <w:multiLevelType w:val="multilevel"/>
     <w:tmpl w:val="302C54AE"/>
@@ -15966,7 +19484,120 @@
       </w:rPr>
     </w:lvl>
   </w:abstractNum>
-  <w:abstractNum w:abstractNumId="11" w15:restartNumberingAfterBreak="0">
+  <w:abstractNum w:abstractNumId="14" w15:restartNumberingAfterBreak="0">
+    <w:nsid w:val="2E936926"/>
+    <w:multiLevelType w:val="hybridMultilevel"/>
+    <w:tmpl w:val="543CD8B2"/>
+    <w:lvl w:ilvl="0" w:tplc="04090001">
+      <w:start w:val="1"/>
+      <w:numFmt w:val="bullet"/>
+      <w:lvlText w:val=""/>
+      <w:lvlJc w:val="left"/>
+      <w:pPr>
+        <w:ind w:left="720" w:hanging="360"/>
+      </w:pPr>
+      <w:rPr>
+        <w:rFonts w:ascii="Symbol" w:hAnsi="Symbol" w:hint="default"/>
+      </w:rPr>
+    </w:lvl>
+    <w:lvl w:ilvl="1" w:tplc="04090003">
+      <w:start w:val="1"/>
+      <w:numFmt w:val="bullet"/>
+      <w:lvlText w:val="o"/>
+      <w:lvlJc w:val="left"/>
+      <w:pPr>
+        <w:ind w:left="1440" w:hanging="360"/>
+      </w:pPr>
+      <w:rPr>
+        <w:rFonts w:ascii="Courier New" w:hAnsi="Courier New" w:cs="Courier New" w:hint="default"/>
+      </w:rPr>
+    </w:lvl>
+    <w:lvl w:ilvl="2" w:tplc="04090005" w:tentative="1">
+      <w:start w:val="1"/>
+      <w:numFmt w:val="bullet"/>
+      <w:lvlText w:val=""/>
+      <w:lvlJc w:val="left"/>
+      <w:pPr>
+        <w:ind w:left="2160" w:hanging="360"/>
+      </w:pPr>
+      <w:rPr>
+        <w:rFonts w:ascii="Wingdings" w:hAnsi="Wingdings" w:hint="default"/>
+      </w:rPr>
+    </w:lvl>
+    <w:lvl w:ilvl="3" w:tplc="04090001" w:tentative="1">
+      <w:start w:val="1"/>
+      <w:numFmt w:val="bullet"/>
+      <w:lvlText w:val=""/>
+      <w:lvlJc w:val="left"/>
+      <w:pPr>
+        <w:ind w:left="2880" w:hanging="360"/>
+      </w:pPr>
+      <w:rPr>
+        <w:rFonts w:ascii="Symbol" w:hAnsi="Symbol" w:hint="default"/>
+      </w:rPr>
+    </w:lvl>
+    <w:lvl w:ilvl="4" w:tplc="04090003" w:tentative="1">
+      <w:start w:val="1"/>
+      <w:numFmt w:val="bullet"/>
+      <w:lvlText w:val="o"/>
+      <w:lvlJc w:val="left"/>
+      <w:pPr>
+        <w:ind w:left="3600" w:hanging="360"/>
+      </w:pPr>
+      <w:rPr>
+        <w:rFonts w:ascii="Courier New" w:hAnsi="Courier New" w:cs="Courier New" w:hint="default"/>
+      </w:rPr>
+    </w:lvl>
+    <w:lvl w:ilvl="5" w:tplc="04090005" w:tentative="1">
+      <w:start w:val="1"/>
+      <w:numFmt w:val="bullet"/>
+      <w:lvlText w:val=""/>
+      <w:lvlJc w:val="left"/>
+      <w:pPr>
+        <w:ind w:left="4320" w:hanging="360"/>
+      </w:pPr>
+      <w:rPr>
+        <w:rFonts w:ascii="Wingdings" w:hAnsi="Wingdings" w:hint="default"/>
+      </w:rPr>
+    </w:lvl>
+    <w:lvl w:ilvl="6" w:tplc="04090001" w:tentative="1">
+      <w:start w:val="1"/>
+      <w:numFmt w:val="bullet"/>
+      <w:lvlText w:val=""/>
+      <w:lvlJc w:val="left"/>
+      <w:pPr>
+        <w:ind w:left="5040" w:hanging="360"/>
+      </w:pPr>
+      <w:rPr>
+        <w:rFonts w:ascii="Symbol" w:hAnsi="Symbol" w:hint="default"/>
+      </w:rPr>
+    </w:lvl>
+    <w:lvl w:ilvl="7" w:tplc="04090003" w:tentative="1">
+      <w:start w:val="1"/>
+      <w:numFmt w:val="bullet"/>
+      <w:lvlText w:val="o"/>
+      <w:lvlJc w:val="left"/>
+      <w:pPr>
+        <w:ind w:left="5760" w:hanging="360"/>
+      </w:pPr>
+      <w:rPr>
+        <w:rFonts w:ascii="Courier New" w:hAnsi="Courier New" w:cs="Courier New" w:hint="default"/>
+      </w:rPr>
+    </w:lvl>
+    <w:lvl w:ilvl="8" w:tplc="04090005" w:tentative="1">
+      <w:start w:val="1"/>
+      <w:numFmt w:val="bullet"/>
+      <w:lvlText w:val=""/>
+      <w:lvlJc w:val="left"/>
+      <w:pPr>
+        <w:ind w:left="6480" w:hanging="360"/>
+      </w:pPr>
+      <w:rPr>
+        <w:rFonts w:ascii="Wingdings" w:hAnsi="Wingdings" w:hint="default"/>
+      </w:rPr>
+    </w:lvl>
+  </w:abstractNum>
+  <w:abstractNum w:abstractNumId="15" w15:restartNumberingAfterBreak="0">
     <w:nsid w:val="30FE4536"/>
     <w:multiLevelType w:val="multilevel"/>
     <w:tmpl w:val="46C456CC"/>
@@ -16079,7 +19710,120 @@
       </w:rPr>
     </w:lvl>
   </w:abstractNum>
-  <w:abstractNum w:abstractNumId="12" w15:restartNumberingAfterBreak="0">
+  <w:abstractNum w:abstractNumId="16" w15:restartNumberingAfterBreak="0">
+    <w:nsid w:val="37197038"/>
+    <w:multiLevelType w:val="hybridMultilevel"/>
+    <w:tmpl w:val="C8FAA548"/>
+    <w:lvl w:ilvl="0" w:tplc="04090001">
+      <w:start w:val="1"/>
+      <w:numFmt w:val="bullet"/>
+      <w:lvlText w:val=""/>
+      <w:lvlJc w:val="left"/>
+      <w:pPr>
+        <w:ind w:left="720" w:hanging="360"/>
+      </w:pPr>
+      <w:rPr>
+        <w:rFonts w:ascii="Symbol" w:hAnsi="Symbol" w:hint="default"/>
+      </w:rPr>
+    </w:lvl>
+    <w:lvl w:ilvl="1" w:tplc="04090003" w:tentative="1">
+      <w:start w:val="1"/>
+      <w:numFmt w:val="bullet"/>
+      <w:lvlText w:val="o"/>
+      <w:lvlJc w:val="left"/>
+      <w:pPr>
+        <w:ind w:left="1440" w:hanging="360"/>
+      </w:pPr>
+      <w:rPr>
+        <w:rFonts w:ascii="Courier New" w:hAnsi="Courier New" w:cs="Courier New" w:hint="default"/>
+      </w:rPr>
+    </w:lvl>
+    <w:lvl w:ilvl="2" w:tplc="04090005" w:tentative="1">
+      <w:start w:val="1"/>
+      <w:numFmt w:val="bullet"/>
+      <w:lvlText w:val=""/>
+      <w:lvlJc w:val="left"/>
+      <w:pPr>
+        <w:ind w:left="2160" w:hanging="360"/>
+      </w:pPr>
+      <w:rPr>
+        <w:rFonts w:ascii="Wingdings" w:hAnsi="Wingdings" w:hint="default"/>
+      </w:rPr>
+    </w:lvl>
+    <w:lvl w:ilvl="3" w:tplc="04090001" w:tentative="1">
+      <w:start w:val="1"/>
+      <w:numFmt w:val="bullet"/>
+      <w:lvlText w:val=""/>
+      <w:lvlJc w:val="left"/>
+      <w:pPr>
+        <w:ind w:left="2880" w:hanging="360"/>
+      </w:pPr>
+      <w:rPr>
+        <w:rFonts w:ascii="Symbol" w:hAnsi="Symbol" w:hint="default"/>
+      </w:rPr>
+    </w:lvl>
+    <w:lvl w:ilvl="4" w:tplc="04090003" w:tentative="1">
+      <w:start w:val="1"/>
+      <w:numFmt w:val="bullet"/>
+      <w:lvlText w:val="o"/>
+      <w:lvlJc w:val="left"/>
+      <w:pPr>
+        <w:ind w:left="3600" w:hanging="360"/>
+      </w:pPr>
+      <w:rPr>
+        <w:rFonts w:ascii="Courier New" w:hAnsi="Courier New" w:cs="Courier New" w:hint="default"/>
+      </w:rPr>
+    </w:lvl>
+    <w:lvl w:ilvl="5" w:tplc="04090005" w:tentative="1">
+      <w:start w:val="1"/>
+      <w:numFmt w:val="bullet"/>
+      <w:lvlText w:val=""/>
+      <w:lvlJc w:val="left"/>
+      <w:pPr>
+        <w:ind w:left="4320" w:hanging="360"/>
+      </w:pPr>
+      <w:rPr>
+        <w:rFonts w:ascii="Wingdings" w:hAnsi="Wingdings" w:hint="default"/>
+      </w:rPr>
+    </w:lvl>
+    <w:lvl w:ilvl="6" w:tplc="04090001" w:tentative="1">
+      <w:start w:val="1"/>
+      <w:numFmt w:val="bullet"/>
+      <w:lvlText w:val=""/>
+      <w:lvlJc w:val="left"/>
+      <w:pPr>
+        <w:ind w:left="5040" w:hanging="360"/>
+      </w:pPr>
+      <w:rPr>
+        <w:rFonts w:ascii="Symbol" w:hAnsi="Symbol" w:hint="default"/>
+      </w:rPr>
+    </w:lvl>
+    <w:lvl w:ilvl="7" w:tplc="04090003" w:tentative="1">
+      <w:start w:val="1"/>
+      <w:numFmt w:val="bullet"/>
+      <w:lvlText w:val="o"/>
+      <w:lvlJc w:val="left"/>
+      <w:pPr>
+        <w:ind w:left="5760" w:hanging="360"/>
+      </w:pPr>
+      <w:rPr>
+        <w:rFonts w:ascii="Courier New" w:hAnsi="Courier New" w:cs="Courier New" w:hint="default"/>
+      </w:rPr>
+    </w:lvl>
+    <w:lvl w:ilvl="8" w:tplc="04090005" w:tentative="1">
+      <w:start w:val="1"/>
+      <w:numFmt w:val="bullet"/>
+      <w:lvlText w:val=""/>
+      <w:lvlJc w:val="left"/>
+      <w:pPr>
+        <w:ind w:left="6480" w:hanging="360"/>
+      </w:pPr>
+      <w:rPr>
+        <w:rFonts w:ascii="Wingdings" w:hAnsi="Wingdings" w:hint="default"/>
+      </w:rPr>
+    </w:lvl>
+  </w:abstractNum>
+  <w:abstractNum w:abstractNumId="17" w15:restartNumberingAfterBreak="0">
     <w:nsid w:val="44F11532"/>
     <w:multiLevelType w:val="multilevel"/>
     <w:tmpl w:val="E2C68AF8"/>
@@ -16228,7 +19972,7 @@
       </w:rPr>
     </w:lvl>
   </w:abstractNum>
-  <w:abstractNum w:abstractNumId="13" w15:restartNumberingAfterBreak="0">
+  <w:abstractNum w:abstractNumId="18" w15:restartNumberingAfterBreak="0">
     <w:nsid w:val="45C730EC"/>
     <w:multiLevelType w:val="multilevel"/>
     <w:tmpl w:val="0409001F"/>
@@ -16317,7 +20061,7 @@
       </w:pPr>
     </w:lvl>
   </w:abstractNum>
-  <w:abstractNum w:abstractNumId="14" w15:restartNumberingAfterBreak="0">
+  <w:abstractNum w:abstractNumId="19" w15:restartNumberingAfterBreak="0">
     <w:nsid w:val="45C84BE4"/>
     <w:multiLevelType w:val="multilevel"/>
     <w:tmpl w:val="386E4B92"/>
@@ -16466,7 +20210,7 @@
       </w:rPr>
     </w:lvl>
   </w:abstractNum>
-  <w:abstractNum w:abstractNumId="15" w15:restartNumberingAfterBreak="0">
+  <w:abstractNum w:abstractNumId="20" w15:restartNumberingAfterBreak="0">
     <w:nsid w:val="45ED630F"/>
     <w:multiLevelType w:val="hybridMultilevel"/>
     <w:tmpl w:val="0F441F42"/>
@@ -16555,7 +20299,7 @@
       </w:pPr>
     </w:lvl>
   </w:abstractNum>
-  <w:abstractNum w:abstractNumId="16" w15:restartNumberingAfterBreak="0">
+  <w:abstractNum w:abstractNumId="21" w15:restartNumberingAfterBreak="0">
     <w:nsid w:val="51433172"/>
     <w:multiLevelType w:val="multilevel"/>
     <w:tmpl w:val="DD186A32"/>
@@ -16668,7 +20412,305 @@
       </w:rPr>
     </w:lvl>
   </w:abstractNum>
-  <w:abstractNum w:abstractNumId="17" w15:restartNumberingAfterBreak="0">
+  <w:abstractNum w:abstractNumId="22" w15:restartNumberingAfterBreak="0">
+    <w:nsid w:val="51446E2D"/>
+    <w:multiLevelType w:val="multilevel"/>
+    <w:tmpl w:val="4FF4A878"/>
+    <w:lvl w:ilvl="0">
+      <w:start w:val="1"/>
+      <w:numFmt w:val="bullet"/>
+      <w:lvlText w:val=""/>
+      <w:lvlJc w:val="left"/>
+      <w:pPr>
+        <w:tabs>
+          <w:tab w:val="num" w:pos="720"/>
+        </w:tabs>
+        <w:ind w:left="720" w:hanging="360"/>
+      </w:pPr>
+      <w:rPr>
+        <w:rFonts w:ascii="Symbol" w:hAnsi="Symbol" w:hint="default"/>
+        <w:sz w:val="20"/>
+      </w:rPr>
+    </w:lvl>
+    <w:lvl w:ilvl="1" w:tentative="1">
+      <w:start w:val="1"/>
+      <w:numFmt w:val="bullet"/>
+      <w:lvlText w:val="o"/>
+      <w:lvlJc w:val="left"/>
+      <w:pPr>
+        <w:tabs>
+          <w:tab w:val="num" w:pos="1440"/>
+        </w:tabs>
+        <w:ind w:left="1440" w:hanging="360"/>
+      </w:pPr>
+      <w:rPr>
+        <w:rFonts w:ascii="Courier New" w:hAnsi="Courier New" w:hint="default"/>
+        <w:sz w:val="20"/>
+      </w:rPr>
+    </w:lvl>
+    <w:lvl w:ilvl="2" w:tentative="1">
+      <w:start w:val="1"/>
+      <w:numFmt w:val="bullet"/>
+      <w:lvlText w:val=""/>
+      <w:lvlJc w:val="left"/>
+      <w:pPr>
+        <w:tabs>
+          <w:tab w:val="num" w:pos="2160"/>
+        </w:tabs>
+        <w:ind w:left="2160" w:hanging="360"/>
+      </w:pPr>
+      <w:rPr>
+        <w:rFonts w:ascii="Wingdings" w:hAnsi="Wingdings" w:hint="default"/>
+        <w:sz w:val="20"/>
+      </w:rPr>
+    </w:lvl>
+    <w:lvl w:ilvl="3" w:tentative="1">
+      <w:start w:val="1"/>
+      <w:numFmt w:val="bullet"/>
+      <w:lvlText w:val=""/>
+      <w:lvlJc w:val="left"/>
+      <w:pPr>
+        <w:tabs>
+          <w:tab w:val="num" w:pos="2880"/>
+        </w:tabs>
+        <w:ind w:left="2880" w:hanging="360"/>
+      </w:pPr>
+      <w:rPr>
+        <w:rFonts w:ascii="Wingdings" w:hAnsi="Wingdings" w:hint="default"/>
+        <w:sz w:val="20"/>
+      </w:rPr>
+    </w:lvl>
+    <w:lvl w:ilvl="4" w:tentative="1">
+      <w:start w:val="1"/>
+      <w:numFmt w:val="bullet"/>
+      <w:lvlText w:val=""/>
+      <w:lvlJc w:val="left"/>
+      <w:pPr>
+        <w:tabs>
+          <w:tab w:val="num" w:pos="3600"/>
+        </w:tabs>
+        <w:ind w:left="3600" w:hanging="360"/>
+      </w:pPr>
+      <w:rPr>
+        <w:rFonts w:ascii="Wingdings" w:hAnsi="Wingdings" w:hint="default"/>
+        <w:sz w:val="20"/>
+      </w:rPr>
+    </w:lvl>
+    <w:lvl w:ilvl="5" w:tentative="1">
+      <w:start w:val="1"/>
+      <w:numFmt w:val="bullet"/>
+      <w:lvlText w:val=""/>
+      <w:lvlJc w:val="left"/>
+      <w:pPr>
+        <w:tabs>
+          <w:tab w:val="num" w:pos="4320"/>
+        </w:tabs>
+        <w:ind w:left="4320" w:hanging="360"/>
+      </w:pPr>
+      <w:rPr>
+        <w:rFonts w:ascii="Wingdings" w:hAnsi="Wingdings" w:hint="default"/>
+        <w:sz w:val="20"/>
+      </w:rPr>
+    </w:lvl>
+    <w:lvl w:ilvl="6" w:tentative="1">
+      <w:start w:val="1"/>
+      <w:numFmt w:val="bullet"/>
+      <w:lvlText w:val=""/>
+      <w:lvlJc w:val="left"/>
+      <w:pPr>
+        <w:tabs>
+          <w:tab w:val="num" w:pos="5040"/>
+        </w:tabs>
+        <w:ind w:left="5040" w:hanging="360"/>
+      </w:pPr>
+      <w:rPr>
+        <w:rFonts w:ascii="Wingdings" w:hAnsi="Wingdings" w:hint="default"/>
+        <w:sz w:val="20"/>
+      </w:rPr>
+    </w:lvl>
+    <w:lvl w:ilvl="7" w:tentative="1">
+      <w:start w:val="1"/>
+      <w:numFmt w:val="bullet"/>
+      <w:lvlText w:val=""/>
+      <w:lvlJc w:val="left"/>
+      <w:pPr>
+        <w:tabs>
+          <w:tab w:val="num" w:pos="5760"/>
+        </w:tabs>
+        <w:ind w:left="5760" w:hanging="360"/>
+      </w:pPr>
+      <w:rPr>
+        <w:rFonts w:ascii="Wingdings" w:hAnsi="Wingdings" w:hint="default"/>
+        <w:sz w:val="20"/>
+      </w:rPr>
+    </w:lvl>
+    <w:lvl w:ilvl="8" w:tentative="1">
+      <w:start w:val="1"/>
+      <w:numFmt w:val="bullet"/>
+      <w:lvlText w:val=""/>
+      <w:lvlJc w:val="left"/>
+      <w:pPr>
+        <w:tabs>
+          <w:tab w:val="num" w:pos="6480"/>
+        </w:tabs>
+        <w:ind w:left="6480" w:hanging="360"/>
+      </w:pPr>
+      <w:rPr>
+        <w:rFonts w:ascii="Wingdings" w:hAnsi="Wingdings" w:hint="default"/>
+        <w:sz w:val="20"/>
+      </w:rPr>
+    </w:lvl>
+  </w:abstractNum>
+  <w:abstractNum w:abstractNumId="23" w15:restartNumberingAfterBreak="0">
+    <w:nsid w:val="521B1F66"/>
+    <w:multiLevelType w:val="multilevel"/>
+    <w:tmpl w:val="96A60592"/>
+    <w:lvl w:ilvl="0">
+      <w:start w:val="1"/>
+      <w:numFmt w:val="bullet"/>
+      <w:lvlText w:val=""/>
+      <w:lvlJc w:val="left"/>
+      <w:pPr>
+        <w:tabs>
+          <w:tab w:val="num" w:pos="720"/>
+        </w:tabs>
+        <w:ind w:left="720" w:hanging="360"/>
+      </w:pPr>
+      <w:rPr>
+        <w:rFonts w:ascii="Symbol" w:hAnsi="Symbol" w:hint="default"/>
+        <w:sz w:val="20"/>
+      </w:rPr>
+    </w:lvl>
+    <w:lvl w:ilvl="1" w:tentative="1">
+      <w:start w:val="1"/>
+      <w:numFmt w:val="bullet"/>
+      <w:lvlText w:val="o"/>
+      <w:lvlJc w:val="left"/>
+      <w:pPr>
+        <w:tabs>
+          <w:tab w:val="num" w:pos="1440"/>
+        </w:tabs>
+        <w:ind w:left="1440" w:hanging="360"/>
+      </w:pPr>
+      <w:rPr>
+        <w:rFonts w:ascii="Courier New" w:hAnsi="Courier New" w:hint="default"/>
+        <w:sz w:val="20"/>
+      </w:rPr>
+    </w:lvl>
+    <w:lvl w:ilvl="2" w:tentative="1">
+      <w:start w:val="1"/>
+      <w:numFmt w:val="bullet"/>
+      <w:lvlText w:val=""/>
+      <w:lvlJc w:val="left"/>
+      <w:pPr>
+        <w:tabs>
+          <w:tab w:val="num" w:pos="2160"/>
+        </w:tabs>
+        <w:ind w:left="2160" w:hanging="360"/>
+      </w:pPr>
+      <w:rPr>
+        <w:rFonts w:ascii="Wingdings" w:hAnsi="Wingdings" w:hint="default"/>
+        <w:sz w:val="20"/>
+      </w:rPr>
+    </w:lvl>
+    <w:lvl w:ilvl="3" w:tentative="1">
+      <w:start w:val="1"/>
+      <w:numFmt w:val="bullet"/>
+      <w:lvlText w:val=""/>
+      <w:lvlJc w:val="left"/>
+      <w:pPr>
+        <w:tabs>
+          <w:tab w:val="num" w:pos="2880"/>
+        </w:tabs>
+        <w:ind w:left="2880" w:hanging="360"/>
+      </w:pPr>
+      <w:rPr>
+        <w:rFonts w:ascii="Wingdings" w:hAnsi="Wingdings" w:hint="default"/>
+        <w:sz w:val="20"/>
+      </w:rPr>
+    </w:lvl>
+    <w:lvl w:ilvl="4" w:tentative="1">
+      <w:start w:val="1"/>
+      <w:numFmt w:val="bullet"/>
+      <w:lvlText w:val=""/>
+      <w:lvlJc w:val="left"/>
+      <w:pPr>
+        <w:tabs>
+          <w:tab w:val="num" w:pos="3600"/>
+        </w:tabs>
+        <w:ind w:left="3600" w:hanging="360"/>
+      </w:pPr>
+      <w:rPr>
+        <w:rFonts w:ascii="Wingdings" w:hAnsi="Wingdings" w:hint="default"/>
+        <w:sz w:val="20"/>
+      </w:rPr>
+    </w:lvl>
+    <w:lvl w:ilvl="5" w:tentative="1">
+      <w:start w:val="1"/>
+      <w:numFmt w:val="bullet"/>
+      <w:lvlText w:val=""/>
+      <w:lvlJc w:val="left"/>
+      <w:pPr>
+        <w:tabs>
+          <w:tab w:val="num" w:pos="4320"/>
+        </w:tabs>
+        <w:ind w:left="4320" w:hanging="360"/>
+      </w:pPr>
+      <w:rPr>
+        <w:rFonts w:ascii="Wingdings" w:hAnsi="Wingdings" w:hint="default"/>
+        <w:sz w:val="20"/>
+      </w:rPr>
+    </w:lvl>
+    <w:lvl w:ilvl="6" w:tentative="1">
+      <w:start w:val="1"/>
+      <w:numFmt w:val="bullet"/>
+      <w:lvlText w:val=""/>
+      <w:lvlJc w:val="left"/>
+      <w:pPr>
+        <w:tabs>
+          <w:tab w:val="num" w:pos="5040"/>
+        </w:tabs>
+        <w:ind w:left="5040" w:hanging="360"/>
+      </w:pPr>
+      <w:rPr>
+        <w:rFonts w:ascii="Wingdings" w:hAnsi="Wingdings" w:hint="default"/>
+        <w:sz w:val="20"/>
+      </w:rPr>
+    </w:lvl>
+    <w:lvl w:ilvl="7" w:tentative="1">
+      <w:start w:val="1"/>
+      <w:numFmt w:val="bullet"/>
+      <w:lvlText w:val=""/>
+      <w:lvlJc w:val="left"/>
+      <w:pPr>
+        <w:tabs>
+          <w:tab w:val="num" w:pos="5760"/>
+        </w:tabs>
+        <w:ind w:left="5760" w:hanging="360"/>
+      </w:pPr>
+      <w:rPr>
+        <w:rFonts w:ascii="Wingdings" w:hAnsi="Wingdings" w:hint="default"/>
+        <w:sz w:val="20"/>
+      </w:rPr>
+    </w:lvl>
+    <w:lvl w:ilvl="8" w:tentative="1">
+      <w:start w:val="1"/>
+      <w:numFmt w:val="bullet"/>
+      <w:lvlText w:val=""/>
+      <w:lvlJc w:val="left"/>
+      <w:pPr>
+        <w:tabs>
+          <w:tab w:val="num" w:pos="6480"/>
+        </w:tabs>
+        <w:ind w:left="6480" w:hanging="360"/>
+      </w:pPr>
+      <w:rPr>
+        <w:rFonts w:ascii="Wingdings" w:hAnsi="Wingdings" w:hint="default"/>
+        <w:sz w:val="20"/>
+      </w:rPr>
+    </w:lvl>
+  </w:abstractNum>
+  <w:abstractNum w:abstractNumId="24" w15:restartNumberingAfterBreak="0">
     <w:nsid w:val="53966737"/>
     <w:multiLevelType w:val="multilevel"/>
     <w:tmpl w:val="D9C2A3FE"/>
@@ -16817,7 +20859,7 @@
       </w:rPr>
     </w:lvl>
   </w:abstractNum>
-  <w:abstractNum w:abstractNumId="18" w15:restartNumberingAfterBreak="0">
+  <w:abstractNum w:abstractNumId="25" w15:restartNumberingAfterBreak="0">
     <w:nsid w:val="572E45F1"/>
     <w:multiLevelType w:val="hybridMultilevel"/>
     <w:tmpl w:val="070A824E"/>
@@ -16930,7 +20972,120 @@
       </w:rPr>
     </w:lvl>
   </w:abstractNum>
-  <w:abstractNum w:abstractNumId="19" w15:restartNumberingAfterBreak="0">
+  <w:abstractNum w:abstractNumId="26" w15:restartNumberingAfterBreak="0">
+    <w:nsid w:val="57773CCE"/>
+    <w:multiLevelType w:val="hybridMultilevel"/>
+    <w:tmpl w:val="F8546172"/>
+    <w:lvl w:ilvl="0" w:tplc="04090001">
+      <w:start w:val="1"/>
+      <w:numFmt w:val="bullet"/>
+      <w:lvlText w:val=""/>
+      <w:lvlJc w:val="left"/>
+      <w:pPr>
+        <w:ind w:left="720" w:hanging="360"/>
+      </w:pPr>
+      <w:rPr>
+        <w:rFonts w:ascii="Symbol" w:hAnsi="Symbol" w:hint="default"/>
+      </w:rPr>
+    </w:lvl>
+    <w:lvl w:ilvl="1" w:tplc="04090003" w:tentative="1">
+      <w:start w:val="1"/>
+      <w:numFmt w:val="bullet"/>
+      <w:lvlText w:val="o"/>
+      <w:lvlJc w:val="left"/>
+      <w:pPr>
+        <w:ind w:left="1440" w:hanging="360"/>
+      </w:pPr>
+      <w:rPr>
+        <w:rFonts w:ascii="Courier New" w:hAnsi="Courier New" w:cs="Courier New" w:hint="default"/>
+      </w:rPr>
+    </w:lvl>
+    <w:lvl w:ilvl="2" w:tplc="04090005" w:tentative="1">
+      <w:start w:val="1"/>
+      <w:numFmt w:val="bullet"/>
+      <w:lvlText w:val=""/>
+      <w:lvlJc w:val="left"/>
+      <w:pPr>
+        <w:ind w:left="2160" w:hanging="360"/>
+      </w:pPr>
+      <w:rPr>
+        <w:rFonts w:ascii="Wingdings" w:hAnsi="Wingdings" w:hint="default"/>
+      </w:rPr>
+    </w:lvl>
+    <w:lvl w:ilvl="3" w:tplc="04090001" w:tentative="1">
+      <w:start w:val="1"/>
+      <w:numFmt w:val="bullet"/>
+      <w:lvlText w:val=""/>
+      <w:lvlJc w:val="left"/>
+      <w:pPr>
+        <w:ind w:left="2880" w:hanging="360"/>
+      </w:pPr>
+      <w:rPr>
+        <w:rFonts w:ascii="Symbol" w:hAnsi="Symbol" w:hint="default"/>
+      </w:rPr>
+    </w:lvl>
+    <w:lvl w:ilvl="4" w:tplc="04090003" w:tentative="1">
+      <w:start w:val="1"/>
+      <w:numFmt w:val="bullet"/>
+      <w:lvlText w:val="o"/>
+      <w:lvlJc w:val="left"/>
+      <w:pPr>
+        <w:ind w:left="3600" w:hanging="360"/>
+      </w:pPr>
+      <w:rPr>
+        <w:rFonts w:ascii="Courier New" w:hAnsi="Courier New" w:cs="Courier New" w:hint="default"/>
+      </w:rPr>
+    </w:lvl>
+    <w:lvl w:ilvl="5" w:tplc="04090005" w:tentative="1">
+      <w:start w:val="1"/>
+      <w:numFmt w:val="bullet"/>
+      <w:lvlText w:val=""/>
+      <w:lvlJc w:val="left"/>
+      <w:pPr>
+        <w:ind w:left="4320" w:hanging="360"/>
+      </w:pPr>
+      <w:rPr>
+        <w:rFonts w:ascii="Wingdings" w:hAnsi="Wingdings" w:hint="default"/>
+      </w:rPr>
+    </w:lvl>
+    <w:lvl w:ilvl="6" w:tplc="04090001" w:tentative="1">
+      <w:start w:val="1"/>
+      <w:numFmt w:val="bullet"/>
+      <w:lvlText w:val=""/>
+      <w:lvlJc w:val="left"/>
+      <w:pPr>
+        <w:ind w:left="5040" w:hanging="360"/>
+      </w:pPr>
+      <w:rPr>
+        <w:rFonts w:ascii="Symbol" w:hAnsi="Symbol" w:hint="default"/>
+      </w:rPr>
+    </w:lvl>
+    <w:lvl w:ilvl="7" w:tplc="04090003" w:tentative="1">
+      <w:start w:val="1"/>
+      <w:numFmt w:val="bullet"/>
+      <w:lvlText w:val="o"/>
+      <w:lvlJc w:val="left"/>
+      <w:pPr>
+        <w:ind w:left="5760" w:hanging="360"/>
+      </w:pPr>
+      <w:rPr>
+        <w:rFonts w:ascii="Courier New" w:hAnsi="Courier New" w:cs="Courier New" w:hint="default"/>
+      </w:rPr>
+    </w:lvl>
+    <w:lvl w:ilvl="8" w:tplc="04090005" w:tentative="1">
+      <w:start w:val="1"/>
+      <w:numFmt w:val="bullet"/>
+      <w:lvlText w:val=""/>
+      <w:lvlJc w:val="left"/>
+      <w:pPr>
+        <w:ind w:left="6480" w:hanging="360"/>
+      </w:pPr>
+      <w:rPr>
+        <w:rFonts w:ascii="Wingdings" w:hAnsi="Wingdings" w:hint="default"/>
+      </w:rPr>
+    </w:lvl>
+  </w:abstractNum>
+  <w:abstractNum w:abstractNumId="27" w15:restartNumberingAfterBreak="0">
     <w:nsid w:val="5C573121"/>
     <w:multiLevelType w:val="multilevel"/>
     <w:tmpl w:val="E2C68AF8"/>
@@ -17079,7 +21234,120 @@
       </w:rPr>
     </w:lvl>
   </w:abstractNum>
-  <w:abstractNum w:abstractNumId="20" w15:restartNumberingAfterBreak="0">
+  <w:abstractNum w:abstractNumId="28" w15:restartNumberingAfterBreak="0">
+    <w:nsid w:val="5F161A89"/>
+    <w:multiLevelType w:val="hybridMultilevel"/>
+    <w:tmpl w:val="42787C20"/>
+    <w:lvl w:ilvl="0" w:tplc="04090001">
+      <w:start w:val="1"/>
+      <w:numFmt w:val="bullet"/>
+      <w:lvlText w:val=""/>
+      <w:lvlJc w:val="left"/>
+      <w:pPr>
+        <w:ind w:left="720" w:hanging="360"/>
+      </w:pPr>
+      <w:rPr>
+        <w:rFonts w:ascii="Symbol" w:hAnsi="Symbol" w:hint="default"/>
+      </w:rPr>
+    </w:lvl>
+    <w:lvl w:ilvl="1" w:tplc="04090003" w:tentative="1">
+      <w:start w:val="1"/>
+      <w:numFmt w:val="bullet"/>
+      <w:lvlText w:val="o"/>
+      <w:lvlJc w:val="left"/>
+      <w:pPr>
+        <w:ind w:left="1440" w:hanging="360"/>
+      </w:pPr>
+      <w:rPr>
+        <w:rFonts w:ascii="Courier New" w:hAnsi="Courier New" w:cs="Courier New" w:hint="default"/>
+      </w:rPr>
+    </w:lvl>
+    <w:lvl w:ilvl="2" w:tplc="04090005" w:tentative="1">
+      <w:start w:val="1"/>
+      <w:numFmt w:val="bullet"/>
+      <w:lvlText w:val=""/>
+      <w:lvlJc w:val="left"/>
+      <w:pPr>
+        <w:ind w:left="2160" w:hanging="360"/>
+      </w:pPr>
+      <w:rPr>
+        <w:rFonts w:ascii="Wingdings" w:hAnsi="Wingdings" w:hint="default"/>
+      </w:rPr>
+    </w:lvl>
+    <w:lvl w:ilvl="3" w:tplc="04090001" w:tentative="1">
+      <w:start w:val="1"/>
+      <w:numFmt w:val="bullet"/>
+      <w:lvlText w:val=""/>
+      <w:lvlJc w:val="left"/>
+      <w:pPr>
+        <w:ind w:left="2880" w:hanging="360"/>
+      </w:pPr>
+      <w:rPr>
+        <w:rFonts w:ascii="Symbol" w:hAnsi="Symbol" w:hint="default"/>
+      </w:rPr>
+    </w:lvl>
+    <w:lvl w:ilvl="4" w:tplc="04090003" w:tentative="1">
+      <w:start w:val="1"/>
+      <w:numFmt w:val="bullet"/>
+      <w:lvlText w:val="o"/>
+      <w:lvlJc w:val="left"/>
+      <w:pPr>
+        <w:ind w:left="3600" w:hanging="360"/>
+      </w:pPr>
+      <w:rPr>
+        <w:rFonts w:ascii="Courier New" w:hAnsi="Courier New" w:cs="Courier New" w:hint="default"/>
+      </w:rPr>
+    </w:lvl>
+    <w:lvl w:ilvl="5" w:tplc="04090005" w:tentative="1">
+      <w:start w:val="1"/>
+      <w:numFmt w:val="bullet"/>
+      <w:lvlText w:val=""/>
+      <w:lvlJc w:val="left"/>
+      <w:pPr>
+        <w:ind w:left="4320" w:hanging="360"/>
+      </w:pPr>
+      <w:rPr>
+        <w:rFonts w:ascii="Wingdings" w:hAnsi="Wingdings" w:hint="default"/>
+      </w:rPr>
+    </w:lvl>
+    <w:lvl w:ilvl="6" w:tplc="04090001" w:tentative="1">
+      <w:start w:val="1"/>
+      <w:numFmt w:val="bullet"/>
+      <w:lvlText w:val=""/>
+      <w:lvlJc w:val="left"/>
+      <w:pPr>
+        <w:ind w:left="5040" w:hanging="360"/>
+      </w:pPr>
+      <w:rPr>
+        <w:rFonts w:ascii="Symbol" w:hAnsi="Symbol" w:hint="default"/>
+      </w:rPr>
+    </w:lvl>
+    <w:lvl w:ilvl="7" w:tplc="04090003" w:tentative="1">
+      <w:start w:val="1"/>
+      <w:numFmt w:val="bullet"/>
+      <w:lvlText w:val="o"/>
+      <w:lvlJc w:val="left"/>
+      <w:pPr>
+        <w:ind w:left="5760" w:hanging="360"/>
+      </w:pPr>
+      <w:rPr>
+        <w:rFonts w:ascii="Courier New" w:hAnsi="Courier New" w:cs="Courier New" w:hint="default"/>
+      </w:rPr>
+    </w:lvl>
+    <w:lvl w:ilvl="8" w:tplc="04090005" w:tentative="1">
+      <w:start w:val="1"/>
+      <w:numFmt w:val="bullet"/>
+      <w:lvlText w:val=""/>
+      <w:lvlJc w:val="left"/>
+      <w:pPr>
+        <w:ind w:left="6480" w:hanging="360"/>
+      </w:pPr>
+      <w:rPr>
+        <w:rFonts w:ascii="Wingdings" w:hAnsi="Wingdings" w:hint="default"/>
+      </w:rPr>
+    </w:lvl>
+  </w:abstractNum>
+  <w:abstractNum w:abstractNumId="29" w15:restartNumberingAfterBreak="0">
     <w:nsid w:val="6113638B"/>
     <w:multiLevelType w:val="hybridMultilevel"/>
     <w:tmpl w:val="3F9A7174"/>
@@ -17168,7 +21436,7 @@
       </w:pPr>
     </w:lvl>
   </w:abstractNum>
-  <w:abstractNum w:abstractNumId="21" w15:restartNumberingAfterBreak="0">
+  <w:abstractNum w:abstractNumId="30" w15:restartNumberingAfterBreak="0">
     <w:nsid w:val="636C793B"/>
     <w:multiLevelType w:val="multilevel"/>
     <w:tmpl w:val="373EB3C6"/>
@@ -17317,7 +21585,7 @@
       </w:rPr>
     </w:lvl>
   </w:abstractNum>
-  <w:abstractNum w:abstractNumId="22" w15:restartNumberingAfterBreak="0">
+  <w:abstractNum w:abstractNumId="31" w15:restartNumberingAfterBreak="0">
     <w:nsid w:val="693E33FE"/>
     <w:multiLevelType w:val="multilevel"/>
     <w:tmpl w:val="CFF6CA72"/>
@@ -17466,7 +21734,7 @@
       </w:rPr>
     </w:lvl>
   </w:abstractNum>
-  <w:abstractNum w:abstractNumId="23" w15:restartNumberingAfterBreak="0">
+  <w:abstractNum w:abstractNumId="32" w15:restartNumberingAfterBreak="0">
     <w:nsid w:val="6DB331F4"/>
     <w:multiLevelType w:val="multilevel"/>
     <w:tmpl w:val="255A3A5E"/>
@@ -17615,7 +21883,233 @@
       </w:rPr>
     </w:lvl>
   </w:abstractNum>
-  <w:abstractNum w:abstractNumId="24" w15:restartNumberingAfterBreak="0">
+  <w:abstractNum w:abstractNumId="33" w15:restartNumberingAfterBreak="0">
+    <w:nsid w:val="71081978"/>
+    <w:multiLevelType w:val="hybridMultilevel"/>
+    <w:tmpl w:val="76B0985C"/>
+    <w:lvl w:ilvl="0" w:tplc="04090001">
+      <w:start w:val="1"/>
+      <w:numFmt w:val="bullet"/>
+      <w:lvlText w:val=""/>
+      <w:lvlJc w:val="left"/>
+      <w:pPr>
+        <w:ind w:left="720" w:hanging="360"/>
+      </w:pPr>
+      <w:rPr>
+        <w:rFonts w:ascii="Symbol" w:hAnsi="Symbol" w:hint="default"/>
+      </w:rPr>
+    </w:lvl>
+    <w:lvl w:ilvl="1" w:tplc="04090003" w:tentative="1">
+      <w:start w:val="1"/>
+      <w:numFmt w:val="bullet"/>
+      <w:lvlText w:val="o"/>
+      <w:lvlJc w:val="left"/>
+      <w:pPr>
+        <w:ind w:left="1440" w:hanging="360"/>
+      </w:pPr>
+      <w:rPr>
+        <w:rFonts w:ascii="Courier New" w:hAnsi="Courier New" w:cs="Courier New" w:hint="default"/>
+      </w:rPr>
+    </w:lvl>
+    <w:lvl w:ilvl="2" w:tplc="04090005" w:tentative="1">
+      <w:start w:val="1"/>
+      <w:numFmt w:val="bullet"/>
+      <w:lvlText w:val=""/>
+      <w:lvlJc w:val="left"/>
+      <w:pPr>
+        <w:ind w:left="2160" w:hanging="360"/>
+      </w:pPr>
+      <w:rPr>
+        <w:rFonts w:ascii="Wingdings" w:hAnsi="Wingdings" w:hint="default"/>
+      </w:rPr>
+    </w:lvl>
+    <w:lvl w:ilvl="3" w:tplc="04090001" w:tentative="1">
+      <w:start w:val="1"/>
+      <w:numFmt w:val="bullet"/>
+      <w:lvlText w:val=""/>
+      <w:lvlJc w:val="left"/>
+      <w:pPr>
+        <w:ind w:left="2880" w:hanging="360"/>
+      </w:pPr>
+      <w:rPr>
+        <w:rFonts w:ascii="Symbol" w:hAnsi="Symbol" w:hint="default"/>
+      </w:rPr>
+    </w:lvl>
+    <w:lvl w:ilvl="4" w:tplc="04090003" w:tentative="1">
+      <w:start w:val="1"/>
+      <w:numFmt w:val="bullet"/>
+      <w:lvlText w:val="o"/>
+      <w:lvlJc w:val="left"/>
+      <w:pPr>
+        <w:ind w:left="3600" w:hanging="360"/>
+      </w:pPr>
+      <w:rPr>
+        <w:rFonts w:ascii="Courier New" w:hAnsi="Courier New" w:cs="Courier New" w:hint="default"/>
+      </w:rPr>
+    </w:lvl>
+    <w:lvl w:ilvl="5" w:tplc="04090005" w:tentative="1">
+      <w:start w:val="1"/>
+      <w:numFmt w:val="bullet"/>
+      <w:lvlText w:val=""/>
+      <w:lvlJc w:val="left"/>
+      <w:pPr>
+        <w:ind w:left="4320" w:hanging="360"/>
+      </w:pPr>
+      <w:rPr>
+        <w:rFonts w:ascii="Wingdings" w:hAnsi="Wingdings" w:hint="default"/>
+      </w:rPr>
+    </w:lvl>
+    <w:lvl w:ilvl="6" w:tplc="04090001" w:tentative="1">
+      <w:start w:val="1"/>
+      <w:numFmt w:val="bullet"/>
+      <w:lvlText w:val=""/>
+      <w:lvlJc w:val="left"/>
+      <w:pPr>
+        <w:ind w:left="5040" w:hanging="360"/>
+      </w:pPr>
+      <w:rPr>
+        <w:rFonts w:ascii="Symbol" w:hAnsi="Symbol" w:hint="default"/>
+      </w:rPr>
+    </w:lvl>
+    <w:lvl w:ilvl="7" w:tplc="04090003" w:tentative="1">
+      <w:start w:val="1"/>
+      <w:numFmt w:val="bullet"/>
+      <w:lvlText w:val="o"/>
+      <w:lvlJc w:val="left"/>
+      <w:pPr>
+        <w:ind w:left="5760" w:hanging="360"/>
+      </w:pPr>
+      <w:rPr>
+        <w:rFonts w:ascii="Courier New" w:hAnsi="Courier New" w:cs="Courier New" w:hint="default"/>
+      </w:rPr>
+    </w:lvl>
+    <w:lvl w:ilvl="8" w:tplc="04090005" w:tentative="1">
+      <w:start w:val="1"/>
+      <w:numFmt w:val="bullet"/>
+      <w:lvlText w:val=""/>
+      <w:lvlJc w:val="left"/>
+      <w:pPr>
+        <w:ind w:left="6480" w:hanging="360"/>
+      </w:pPr>
+      <w:rPr>
+        <w:rFonts w:ascii="Wingdings" w:hAnsi="Wingdings" w:hint="default"/>
+      </w:rPr>
+    </w:lvl>
+  </w:abstractNum>
+  <w:abstractNum w:abstractNumId="34" w15:restartNumberingAfterBreak="0">
+    <w:nsid w:val="730A044F"/>
+    <w:multiLevelType w:val="hybridMultilevel"/>
+    <w:tmpl w:val="D89C6C70"/>
+    <w:lvl w:ilvl="0" w:tplc="04090001">
+      <w:start w:val="1"/>
+      <w:numFmt w:val="bullet"/>
+      <w:lvlText w:val=""/>
+      <w:lvlJc w:val="left"/>
+      <w:pPr>
+        <w:ind w:left="720" w:hanging="360"/>
+      </w:pPr>
+      <w:rPr>
+        <w:rFonts w:ascii="Symbol" w:hAnsi="Symbol" w:hint="default"/>
+      </w:rPr>
+    </w:lvl>
+    <w:lvl w:ilvl="1" w:tplc="04090003">
+      <w:start w:val="1"/>
+      <w:numFmt w:val="bullet"/>
+      <w:lvlText w:val="o"/>
+      <w:lvlJc w:val="left"/>
+      <w:pPr>
+        <w:ind w:left="1440" w:hanging="360"/>
+      </w:pPr>
+      <w:rPr>
+        <w:rFonts w:ascii="Courier New" w:hAnsi="Courier New" w:cs="Courier New" w:hint="default"/>
+      </w:rPr>
+    </w:lvl>
+    <w:lvl w:ilvl="2" w:tplc="04090005" w:tentative="1">
+      <w:start w:val="1"/>
+      <w:numFmt w:val="bullet"/>
+      <w:lvlText w:val=""/>
+      <w:lvlJc w:val="left"/>
+      <w:pPr>
+        <w:ind w:left="2160" w:hanging="360"/>
+      </w:pPr>
+      <w:rPr>
+        <w:rFonts w:ascii="Wingdings" w:hAnsi="Wingdings" w:hint="default"/>
+      </w:rPr>
+    </w:lvl>
+    <w:lvl w:ilvl="3" w:tplc="04090001" w:tentative="1">
+      <w:start w:val="1"/>
+      <w:numFmt w:val="bullet"/>
+      <w:lvlText w:val=""/>
+      <w:lvlJc w:val="left"/>
+      <w:pPr>
+        <w:ind w:left="2880" w:hanging="360"/>
+      </w:pPr>
+      <w:rPr>
+        <w:rFonts w:ascii="Symbol" w:hAnsi="Symbol" w:hint="default"/>
+      </w:rPr>
+    </w:lvl>
+    <w:lvl w:ilvl="4" w:tplc="04090003" w:tentative="1">
+      <w:start w:val="1"/>
+      <w:numFmt w:val="bullet"/>
+      <w:lvlText w:val="o"/>
+      <w:lvlJc w:val="left"/>
+      <w:pPr>
+        <w:ind w:left="3600" w:hanging="360"/>
+      </w:pPr>
+      <w:rPr>
+        <w:rFonts w:ascii="Courier New" w:hAnsi="Courier New" w:cs="Courier New" w:hint="default"/>
+      </w:rPr>
+    </w:lvl>
+    <w:lvl w:ilvl="5" w:tplc="04090005" w:tentative="1">
+      <w:start w:val="1"/>
+      <w:numFmt w:val="bullet"/>
+      <w:lvlText w:val=""/>
+      <w:lvlJc w:val="left"/>
+      <w:pPr>
+        <w:ind w:left="4320" w:hanging="360"/>
+      </w:pPr>
+      <w:rPr>
+        <w:rFonts w:ascii="Wingdings" w:hAnsi="Wingdings" w:hint="default"/>
+      </w:rPr>
+    </w:lvl>
+    <w:lvl w:ilvl="6" w:tplc="04090001" w:tentative="1">
+      <w:start w:val="1"/>
+      <w:numFmt w:val="bullet"/>
+      <w:lvlText w:val=""/>
+      <w:lvlJc w:val="left"/>
+      <w:pPr>
+        <w:ind w:left="5040" w:hanging="360"/>
+      </w:pPr>
+      <w:rPr>
+        <w:rFonts w:ascii="Symbol" w:hAnsi="Symbol" w:hint="default"/>
+      </w:rPr>
+    </w:lvl>
+    <w:lvl w:ilvl="7" w:tplc="04090003" w:tentative="1">
+      <w:start w:val="1"/>
+      <w:numFmt w:val="bullet"/>
+      <w:lvlText w:val="o"/>
+      <w:lvlJc w:val="left"/>
+      <w:pPr>
+        <w:ind w:left="5760" w:hanging="360"/>
+      </w:pPr>
+      <w:rPr>
+        <w:rFonts w:ascii="Courier New" w:hAnsi="Courier New" w:cs="Courier New" w:hint="default"/>
+      </w:rPr>
+    </w:lvl>
+    <w:lvl w:ilvl="8" w:tplc="04090005" w:tentative="1">
+      <w:start w:val="1"/>
+      <w:numFmt w:val="bullet"/>
+      <w:lvlText w:val=""/>
+      <w:lvlJc w:val="left"/>
+      <w:pPr>
+        <w:ind w:left="6480" w:hanging="360"/>
+      </w:pPr>
+      <w:rPr>
+        <w:rFonts w:ascii="Wingdings" w:hAnsi="Wingdings" w:hint="default"/>
+      </w:rPr>
+    </w:lvl>
+  </w:abstractNum>
+  <w:abstractNum w:abstractNumId="35" w15:restartNumberingAfterBreak="0">
     <w:nsid w:val="767B1061"/>
     <w:multiLevelType w:val="hybridMultilevel"/>
     <w:tmpl w:val="38EAC090"/>
@@ -17728,7 +22222,7 @@
       </w:rPr>
     </w:lvl>
   </w:abstractNum>
-  <w:abstractNum w:abstractNumId="25" w15:restartNumberingAfterBreak="0">
+  <w:abstractNum w:abstractNumId="36" w15:restartNumberingAfterBreak="0">
     <w:nsid w:val="77304DDE"/>
     <w:multiLevelType w:val="multilevel"/>
     <w:tmpl w:val="FE606364"/>
@@ -17878,55 +22372,55 @@
     </w:lvl>
   </w:abstractNum>
   <w:num w:numId="1" w16cid:durableId="673798379">
-    <w:abstractNumId w:val="11"/>
+    <w:abstractNumId w:val="15"/>
   </w:num>
   <w:num w:numId="2" w16cid:durableId="1987320871">
-    <w:abstractNumId w:val="16"/>
+    <w:abstractNumId w:val="21"/>
   </w:num>
   <w:num w:numId="3" w16cid:durableId="361517088">
-    <w:abstractNumId w:val="16"/>
+    <w:abstractNumId w:val="21"/>
   </w:num>
   <w:num w:numId="4" w16cid:durableId="1565332884">
     <w:abstractNumId w:val="2"/>
   </w:num>
   <w:num w:numId="5" w16cid:durableId="855457903">
-    <w:abstractNumId w:val="13"/>
+    <w:abstractNumId w:val="18"/>
   </w:num>
   <w:num w:numId="6" w16cid:durableId="991715207">
-    <w:abstractNumId w:val="14"/>
+    <w:abstractNumId w:val="19"/>
   </w:num>
   <w:num w:numId="7" w16cid:durableId="1681470014">
-    <w:abstractNumId w:val="7"/>
+    <w:abstractNumId w:val="8"/>
   </w:num>
   <w:num w:numId="8" w16cid:durableId="1408697501">
-    <w:abstractNumId w:val="24"/>
+    <w:abstractNumId w:val="35"/>
   </w:num>
   <w:num w:numId="9" w16cid:durableId="847139038">
-    <w:abstractNumId w:val="21"/>
+    <w:abstractNumId w:val="30"/>
   </w:num>
   <w:num w:numId="10" w16cid:durableId="642387804">
     <w:abstractNumId w:val="1"/>
   </w:num>
   <w:num w:numId="11" w16cid:durableId="110781821">
-    <w:abstractNumId w:val="22"/>
+    <w:abstractNumId w:val="31"/>
   </w:num>
   <w:num w:numId="12" w16cid:durableId="954486540">
     <w:abstractNumId w:val="4"/>
   </w:num>
   <w:num w:numId="13" w16cid:durableId="842234323">
-    <w:abstractNumId w:val="8"/>
+    <w:abstractNumId w:val="11"/>
   </w:num>
   <w:num w:numId="14" w16cid:durableId="502552770">
+    <w:abstractNumId w:val="29"/>
+  </w:num>
+  <w:num w:numId="15" w16cid:durableId="1980501594">
     <w:abstractNumId w:val="20"/>
   </w:num>
-  <w:num w:numId="15" w16cid:durableId="1980501594">
-    <w:abstractNumId w:val="15"/>
-  </w:num>
   <w:num w:numId="16" w16cid:durableId="351763882">
-    <w:abstractNumId w:val="10"/>
+    <w:abstractNumId w:val="13"/>
   </w:num>
   <w:num w:numId="17" w16cid:durableId="571699025">
-    <w:abstractNumId w:val="18"/>
+    <w:abstractNumId w:val="25"/>
   </w:num>
   <w:num w:numId="18" w16cid:durableId="1868443020">
     <w:abstractNumId w:val="5"/>
@@ -17935,28 +22429,61 @@
     <w:abstractNumId w:val="3"/>
   </w:num>
   <w:num w:numId="20" w16cid:durableId="973560339">
-    <w:abstractNumId w:val="23"/>
+    <w:abstractNumId w:val="32"/>
   </w:num>
   <w:num w:numId="21" w16cid:durableId="1843931102">
-    <w:abstractNumId w:val="17"/>
+    <w:abstractNumId w:val="24"/>
   </w:num>
   <w:num w:numId="22" w16cid:durableId="50425387">
     <w:abstractNumId w:val="0"/>
   </w:num>
   <w:num w:numId="23" w16cid:durableId="1895500467">
-    <w:abstractNumId w:val="19"/>
+    <w:abstractNumId w:val="27"/>
   </w:num>
   <w:num w:numId="24" w16cid:durableId="2069259226">
-    <w:abstractNumId w:val="25"/>
+    <w:abstractNumId w:val="36"/>
   </w:num>
   <w:num w:numId="25" w16cid:durableId="247927083">
-    <w:abstractNumId w:val="12"/>
+    <w:abstractNumId w:val="17"/>
   </w:num>
   <w:num w:numId="26" w16cid:durableId="1760104145">
-    <w:abstractNumId w:val="9"/>
+    <w:abstractNumId w:val="12"/>
   </w:num>
   <w:num w:numId="27" w16cid:durableId="595284570">
     <w:abstractNumId w:val="6"/>
+  </w:num>
+  <w:num w:numId="28" w16cid:durableId="1527400167">
+    <w:abstractNumId w:val="7"/>
+  </w:num>
+  <w:num w:numId="29" w16cid:durableId="474564908">
+    <w:abstractNumId w:val="22"/>
+  </w:num>
+  <w:num w:numId="30" w16cid:durableId="2116904696">
+    <w:abstractNumId w:val="23"/>
+  </w:num>
+  <w:num w:numId="31" w16cid:durableId="1072388169">
+    <w:abstractNumId w:val="10"/>
+  </w:num>
+  <w:num w:numId="32" w16cid:durableId="1066030114">
+    <w:abstractNumId w:val="26"/>
+  </w:num>
+  <w:num w:numId="33" w16cid:durableId="444160386">
+    <w:abstractNumId w:val="9"/>
+  </w:num>
+  <w:num w:numId="34" w16cid:durableId="2091079123">
+    <w:abstractNumId w:val="16"/>
+  </w:num>
+  <w:num w:numId="35" w16cid:durableId="2008248613">
+    <w:abstractNumId w:val="28"/>
+  </w:num>
+  <w:num w:numId="36" w16cid:durableId="349186550">
+    <w:abstractNumId w:val="34"/>
+  </w:num>
+  <w:num w:numId="37" w16cid:durableId="1005091121">
+    <w:abstractNumId w:val="14"/>
+  </w:num>
+  <w:num w:numId="38" w16cid:durableId="2093088887">
+    <w:abstractNumId w:val="33"/>
   </w:num>
 </w:numbering>
 </file>
@@ -18361,7 +22888,7 @@
   <w:style w:type="paragraph" w:default="1" w:styleId="Normal">
     <w:name w:val="Normal"/>
     <w:qFormat/>
-    <w:rsid w:val="00FB2ABA"/>
+    <w:rsid w:val="0010254B"/>
     <w:pPr>
       <w:jc w:val="both"/>
     </w:pPr>
@@ -18572,7 +23099,6 @@
   <w:style w:type="character" w:default="1" w:styleId="DefaultParagraphFont">
     <w:name w:val="Default Paragraph Font"/>
     <w:uiPriority w:val="1"/>
-    <w:semiHidden/>
     <w:unhideWhenUsed/>
   </w:style>
   <w:style w:type="table" w:default="1" w:styleId="TableNormal">

--- a/report.docx
+++ b/report.docx
@@ -341,7 +341,10 @@
               <w:rPr>
                 <w:lang w:val="vi-VN"/>
               </w:rPr>
-              <w:t>Project Orgranization</w:t>
+              <w:t xml:space="preserve">Project </w:t>
+            </w:r>
+            <w:r>
+              <w:t>Organization</w:t>
             </w:r>
           </w:p>
         </w:tc>
@@ -563,7 +566,10 @@
               <w:rPr>
                 <w:lang w:val="vi-VN"/>
               </w:rPr>
-              <w:t>ualization, Comentation</w:t>
+              <w:t xml:space="preserve">ualization, </w:t>
+            </w:r>
+            <w:r>
+              <w:t>Commentary</w:t>
             </w:r>
           </w:p>
         </w:tc>
@@ -4115,7 +4121,7 @@
         <w:rPr>
           <w:lang w:val="vi-VN"/>
         </w:rPr>
-        <w:t>Dicussion</w:t>
+        <w:t>Discussion</w:t>
       </w:r>
     </w:p>
     <w:p>
@@ -6419,7 +6425,7 @@
           <w:lang w:val="vi-VN"/>
         </w:rPr>
         <w:lastRenderedPageBreak/>
-        <w:t>Dicussion</w:t>
+        <w:t>Discussion</w:t>
       </w:r>
     </w:p>
     <w:p>
@@ -9221,7 +9227,7 @@
         <w:rPr>
           <w:lang w:val="vi-VN"/>
         </w:rPr>
-        <w:t>Dicussion</w:t>
+        <w:t>Discussion</w:t>
       </w:r>
     </w:p>
     <w:p>
@@ -9296,20 +9302,6 @@
           <w:lang w:val="vi-VN"/>
         </w:rPr>
       </w:pPr>
-      <w:r>
-        <w:rPr>
-          <w:lang w:val="vi-VN"/>
-        </w:rPr>
-        <w:t>Ds</w:t>
-      </w:r>
-      <w:r>
-        <w:rPr>
-          <w:rFonts w:eastAsia="Times New Roman" w:cs="Times New Roman"/>
-          <w:kern w:val="0"/>
-          <w14:ligatures w14:val="none"/>
-        </w:rPr>
-        <w:t xml:space="preserve"> </w:t>
-      </w:r>
       <w:r>
         <w:t xml:space="preserve">The Boyer-Moore algorithm, introduced by Robert S. Boyer and J Strother Moore in 1977, is widely regarded as the most efficient string-matching algorithm for practical applications on natural language text. Unlike all previously discussed algorithms, Boyer-Moore scans the characters of the pattern </w:t>
       </w:r>
@@ -12646,7 +12638,7 @@
         <w:rPr>
           <w:lang w:val="vi-VN"/>
         </w:rPr>
-        <w:t>Dicussion</w:t>
+        <w:t>Discussion</w:t>
       </w:r>
     </w:p>
     <w:p>
@@ -15441,13 +15433,7 @@
               <w:rPr>
                 <w:lang w:val="vi-VN"/>
               </w:rPr>
-              <w:t>State</w:t>
-            </w:r>
-            <w:r>
-              <w:rPr>
-                <w:lang w:val="vi-VN"/>
-              </w:rPr>
-              <w:t xml:space="preserve"> (before)</w:t>
+              <w:t>State (before)</w:t>
             </w:r>
           </w:p>
         </w:tc>
@@ -16385,13 +16371,7 @@
               <w:rPr>
                 <w:lang w:val="vi-VN"/>
               </w:rPr>
-              <w:t>O(</w:t>
-            </w:r>
-            <w:r>
-              <w:rPr>
-                <w:lang w:val="vi-VN"/>
-              </w:rPr>
-              <w:t>M)</w:t>
+              <w:t>O(M)</w:t>
             </w:r>
           </w:p>
         </w:tc>
@@ -16466,19 +16446,7 @@
               <w:rPr>
                 <w:lang w:val="vi-VN"/>
               </w:rPr>
-              <w:t>O(</w:t>
-            </w:r>
-            <w:r>
-              <w:rPr>
-                <w:lang w:val="vi-VN"/>
-              </w:rPr>
-              <w:t>M</w:t>
-            </w:r>
-            <w:r>
-              <w:rPr>
-                <w:lang w:val="vi-VN"/>
-              </w:rPr>
-              <w:t xml:space="preserve"> + </w:t>
+              <w:t xml:space="preserve">O(M + </w:t>
             </w:r>
             <w:r>
               <w:t>|</w:t>
@@ -16802,7 +16770,7 @@
         <w:rPr>
           <w:lang w:val="vi-VN"/>
         </w:rPr>
-        <w:t>Dicussion</w:t>
+        <w:t>Discussion</w:t>
       </w:r>
     </w:p>
     <w:p>
@@ -17489,7 +17457,28 @@
         <w:rPr>
           <w:lang w:val="vi-VN"/>
         </w:rPr>
-        <w:t xml:space="preserve"> and improving the report (format, language and grammar) as well as providing example for Tracing.</w:t>
+        <w:t xml:space="preserve"> and improving the report (format, language and grammar) as well as providing example for Tracing</w:t>
+      </w:r>
+      <w:r>
+        <w:rPr>
+          <w:lang w:val="vi-VN"/>
+        </w:rPr>
+        <w:t xml:space="preserve"> but not </w:t>
+      </w:r>
+      <w:r>
+        <w:t>generating</w:t>
+      </w:r>
+      <w:r>
+        <w:rPr>
+          <w:lang w:val="vi-VN"/>
+        </w:rPr>
+        <w:t xml:space="preserve"> core contents or codebase</w:t>
+      </w:r>
+      <w:r>
+        <w:rPr>
+          <w:lang w:val="vi-VN"/>
+        </w:rPr>
+        <w:t>.</w:t>
       </w:r>
     </w:p>
     <w:sectPr>

--- a/report.docx
+++ b/report.docx
@@ -17472,6 +17472,12 @@
         <w:rPr>
           <w:lang w:val="vi-VN"/>
         </w:rPr>
+        <w:t xml:space="preserve"> any</w:t>
+      </w:r>
+      <w:r>
+        <w:rPr>
+          <w:lang w:val="vi-VN"/>
+        </w:rPr>
         <w:t xml:space="preserve"> core contents or codebase</w:t>
       </w:r>
       <w:r>
@@ -17608,7 +17614,16 @@
       </w:rPr>
     </w:pPr>
     <w:r>
-      <w:t>String Matching – Report</w:t>
+      <w:t xml:space="preserve">String Matching </w:t>
+    </w:r>
+    <w:r>
+      <w:rPr>
+        <w:lang w:val="vi-VN"/>
+      </w:rPr>
+      <w:t>Project</w:t>
+    </w:r>
+    <w:r>
+      <w:t xml:space="preserve"> Report</w:t>
     </w:r>
   </w:p>
   <w:p>

--- a/report.docx
+++ b/report.docx
@@ -4032,17 +4032,24 @@
             <w:tcW w:w="3116" w:type="dxa"/>
           </w:tcPr>
           <w:p>
-            <w:pPr>
-              <w:rPr>
-                <w:lang w:val="vi-VN"/>
-              </w:rPr>
-            </w:pPr>
             <w:r>
               <w:rPr>
                 <w:lang w:val="vi-VN"/>
               </w:rPr>
               <w:t>Average Case</w:t>
             </w:r>
+            <w:r>
+              <w:t xml:space="preserve"> (Large |</w:t>
+            </w:r>
+            <w:r>
+              <w:rPr>
+                <w:rFonts w:cs="Times New Roman"/>
+              </w:rPr>
+              <w:t>∑|</w:t>
+            </w:r>
+            <w:r>
+              <w:t>)</w:t>
+            </w:r>
           </w:p>
         </w:tc>
         <w:tc>
@@ -4052,9 +4059,6 @@
           <w:p>
             <w:pPr>
               <w:cnfStyle w:val="000000000000" w:firstRow="0" w:lastRow="0" w:firstColumn="0" w:lastColumn="0" w:oddVBand="0" w:evenVBand="0" w:oddHBand="0" w:evenHBand="0" w:firstRowFirstColumn="0" w:firstRowLastColumn="0" w:lastRowFirstColumn="0" w:lastRowLastColumn="0"/>
-              <w:rPr>
-                <w:lang w:val="vi-VN"/>
-              </w:rPr>
             </w:pPr>
             <w:r>
               <w:rPr>
@@ -16390,7 +16394,16 @@
               <w:rPr>
                 <w:lang w:val="vi-VN"/>
               </w:rPr>
-              <w:t xml:space="preserve">O(M + </w:t>
+              <w:t xml:space="preserve">O(M </w:t>
+            </w:r>
+            <w:r>
+              <w:t>*</w:t>
+            </w:r>
+            <w:r>
+              <w:rPr>
+                <w:lang w:val="vi-VN"/>
+              </w:rPr>
+              <w:t xml:space="preserve"> </w:t>
             </w:r>
             <w:r>
               <w:t>|</w:t>
@@ -16446,7 +16459,16 @@
               <w:rPr>
                 <w:lang w:val="vi-VN"/>
               </w:rPr>
-              <w:t xml:space="preserve">O(M + </w:t>
+              <w:t xml:space="preserve">O(M </w:t>
+            </w:r>
+            <w:r>
+              <w:t>*</w:t>
+            </w:r>
+            <w:r>
+              <w:rPr>
+                <w:lang w:val="vi-VN"/>
+              </w:rPr>
+              <w:t xml:space="preserve"> </w:t>
             </w:r>
             <w:r>
               <w:t>|</w:t>
@@ -16629,7 +16651,7 @@
               </w:rPr>
             </w:pPr>
             <w:r>
-              <w:t>Total (Best / Average Case)</w:t>
+              <w:t>Total</w:t>
             </w:r>
           </w:p>
         </w:tc>
@@ -16781,7 +16803,16 @@
     <w:p>
       <w:r>
         <w:lastRenderedPageBreak/>
-        <w:t>Its primary disadvantage is the substantial memory requirement during preprocessing. The goto function in its array-based representation allocates a table of size (total states) × |Sigma|, which for a large dictionary of long patterns can consume significant memory, particularly over a 26-character alphabet. Additionally, the automaton construction is more complex to implement correctly than any of the four core algorithms, particularly the failure function BFS traversal and the propagation of the output function through failure links. For scenarios involving only a single pattern or a very small K, simpler algorithms such as KMP or Boyer-Moore remain more appropriate choices.</w:t>
+        <w:t>Its primary disadvantage is the substantial memory requirement during preprocessing. The goto function in its array-based representation allocates a table of size (total states) × |</w:t>
+      </w:r>
+      <w:r>
+        <w:rPr>
+          <w:rFonts w:cs="Times New Roman"/>
+        </w:rPr>
+        <w:t>∑</w:t>
+      </w:r>
+      <w:r>
+        <w:t>|, which for a large dictionary of long patterns can consume significant memory, particularly over a 26-character alphabet. Additionally, the automaton construction is more complex to implement correctly than any of the four core algorithms, particularly the failure function BFS traversal and the propagation of the output function through failure links. For scenarios involving only a single pattern or a very small K, simpler algorithms such as KMP or Boyer-Moore remain more appropriate choices.</w:t>
       </w:r>
     </w:p>
     <w:p>
@@ -23103,6 +23134,7 @@
   <w:style w:type="character" w:default="1" w:styleId="DefaultParagraphFont">
     <w:name w:val="Default Paragraph Font"/>
     <w:uiPriority w:val="1"/>
+    <w:semiHidden/>
     <w:unhideWhenUsed/>
   </w:style>
   <w:style w:type="table" w:default="1" w:styleId="TableNormal">

--- a/report.docx
+++ b/report.docx
@@ -16797,7 +16797,19 @@
     </w:p>
     <w:p>
       <w:r>
-        <w:t>Aho-Corasick is the most powerful algorithm in this report for the multi-pattern setting. Because all K patterns are encoded into a single automaton, the text T is traversed exactly once during the search phase regardless of K, giving a search cost entirely independent of the number of keywords. This makes it strictly superior to running KMP or Boyer-Moore independently K times, which would incur a search cost of O(n * K), and it avoids the hash collision risk inherent in Rabin-Karp's multi-pattern extension. In the context of this project, Aho-Corasick offers the greatest efficiency advantage in Scenario 2 of the experiments, where K is large and the cost of K independent passes over the grid becomes significant.</w:t>
+        <w:t>Aho-Corasick is the most powerful algorithm in this report for the multi-pattern setting. Because all K patterns are encoded into a single automaton, the text T is traversed exactly once during the search phase regardless of K, giving a search cost entirely independent of the number of keywords. This makes it strictly superior to running KMP or Boyer-Moore independently K times, which would incur a search cost of O(n * K), and it avoids the hash collision risk inherent in Rabin-Karp's multi-pattern extension</w:t>
+      </w:r>
+      <w:r>
+        <w:t>.</w:t>
+      </w:r>
+      <w:r>
+        <w:t xml:space="preserve"> Aho-Corasick offers the greatest efficiency advantage in </w:t>
+      </w:r>
+      <w:r>
+        <w:t>s</w:t>
+      </w:r>
+      <w:r>
+        <w:t>cenario where K is large and the cost of K independent passes becomes significant.</w:t>
       </w:r>
     </w:p>
     <w:p>

--- a/report.docx
+++ b/report.docx
@@ -6299,7 +6299,16 @@
               <w:rPr>
                 <w:lang w:val="vi-VN"/>
               </w:rPr>
-              <w:t>O(n + m)</w:t>
+              <w:t xml:space="preserve">O(n </w:t>
+            </w:r>
+            <w:r>
+              <w:t>*</w:t>
+            </w:r>
+            <w:r>
+              <w:rPr>
+                <w:lang w:val="vi-VN"/>
+              </w:rPr>
+              <w:t xml:space="preserve"> m)</w:t>
             </w:r>
           </w:p>
         </w:tc>
@@ -6364,7 +6373,16 @@
               <w:rPr>
                 <w:lang w:val="vi-VN"/>
               </w:rPr>
-              <w:t>O(n * m)</w:t>
+              <w:t xml:space="preserve">O(n </w:t>
+            </w:r>
+            <w:r>
+              <w:t>+</w:t>
+            </w:r>
+            <w:r>
+              <w:rPr>
+                <w:lang w:val="vi-VN"/>
+              </w:rPr>
+              <w:t xml:space="preserve"> m)</w:t>
             </w:r>
           </w:p>
         </w:tc>

--- a/report.docx
+++ b/report.docx
@@ -1834,8 +1834,41 @@
         </w:rPr>
       </w:pPr>
       <w:r>
-        <w:t>where 0 &lt;= s &lt;= n − m.</w:t>
-      </w:r>
+        <w:t xml:space="preserve">where 0 &lt;= s &lt;= n </w:t>
+      </w:r>
+      <w:r>
+        <w:t>–</w:t>
+      </w:r>
+      <w:r>
+        <w:t xml:space="preserve"> </w:t>
+      </w:r>
+      <w:r>
+        <w:t>m</w:t>
+      </w:r>
+      <w:r>
+        <w:rPr>
+          <w:lang w:val="vi-VN"/>
+        </w:rPr>
+        <w:t>.</w:t>
+      </w:r>
+      <w:hyperlink w:anchor="Ref1" w:history="1">
+        <w:r>
+          <w:rPr>
+            <w:rStyle w:val="Hyperlink"/>
+            <w:vertAlign w:val="superscript"/>
+            <w:lang w:val="vi-VN"/>
+          </w:rPr>
+          <w:t>[1</w:t>
+        </w:r>
+        <w:r>
+          <w:rPr>
+            <w:rStyle w:val="Hyperlink"/>
+            <w:vertAlign w:val="superscript"/>
+            <w:lang w:val="vi-VN"/>
+          </w:rPr>
+          <w:t>]</w:t>
+        </w:r>
+      </w:hyperlink>
     </w:p>
     <w:p>
       <w:pPr>
@@ -1949,9 +1982,24 @@
       </w:r>
     </w:p>
     <w:p>
+      <w:pPr>
+        <w:rPr>
+          <w:lang w:val="vi-VN"/>
+        </w:rPr>
+      </w:pPr>
       <w:r>
         <w:t>The Naïve algorithm is the most direct solution to the string-matching problem. It slides the pattern P over the text T one position at a time, performing a left-to-right character-by-character comparison at each candidate shift. If all m characters match, a valid occurrence is reported; if any mismatch is encountered, the current alignment is abandoned and the pattern advances by one position. No preprocessing phase is required, making it immediately applicable without any prior computation.</w:t>
       </w:r>
+      <w:hyperlink w:anchor="Ref1" w:history="1">
+        <w:r>
+          <w:rPr>
+            <w:rStyle w:val="Hyperlink"/>
+            <w:vertAlign w:val="superscript"/>
+            <w:lang w:val="vi-VN"/>
+          </w:rPr>
+          <w:t>[1]</w:t>
+        </w:r>
+      </w:hyperlink>
     </w:p>
     <w:p>
       <w:pPr>
@@ -1962,6 +2010,16 @@
       <w:r>
         <w:t>Despite its simplicity, the Naïve algorithm retains practical value when the pattern changes frequently, when a search is performed only once, or when memory constraints prohibit the use of auxiliary data structures. It also serves as the standard performance baseline against which all optimised algorithms are measured.</w:t>
       </w:r>
+      <w:hyperlink w:anchor="Ref1" w:history="1">
+        <w:r>
+          <w:rPr>
+            <w:rStyle w:val="Hyperlink"/>
+            <w:vertAlign w:val="superscript"/>
+            <w:lang w:val="vi-VN"/>
+          </w:rPr>
+          <w:t>[1]</w:t>
+        </w:r>
+      </w:hyperlink>
     </w:p>
     <w:p>
       <w:pPr>
@@ -4090,6 +4148,11 @@
       </w:tr>
     </w:tbl>
     <w:p>
+      <w:pPr>
+        <w:rPr>
+          <w:lang w:val="vi-VN"/>
+        </w:rPr>
+      </w:pPr>
       <w:r>
         <w:t xml:space="preserve">No preprocessing is required. The space complexity is O(1) as the algorithm operates entirely </w:t>
       </w:r>
@@ -4102,6 +4165,16 @@
       <w:r>
         <w:t>in-place using two index variables.</w:t>
       </w:r>
+      <w:hyperlink w:anchor="Ref1" w:history="1">
+        <w:r>
+          <w:rPr>
+            <w:rStyle w:val="Hyperlink"/>
+            <w:vertAlign w:val="superscript"/>
+            <w:lang w:val="vi-VN"/>
+          </w:rPr>
+          <w:t>[1]</w:t>
+        </w:r>
+      </w:hyperlink>
     </w:p>
     <w:p>
       <w:pPr>
@@ -4132,6 +4205,32 @@
       <w:r>
         <w:t>The Naïve algorithm performs well when the alphabet is large, because characters drawn from a large alphabet are statistically unlikely to match at random positions, causing the inner loop to exit after the very first comparison in most cases. Under these conditions, its average-case performance approaches O(n), making it competitive with more sophisticated algorithms.</w:t>
       </w:r>
+      <w:hyperlink w:anchor="Ref1" w:history="1">
+        <w:r>
+          <w:rPr>
+            <w:rStyle w:val="Hyperlink"/>
+            <w:vertAlign w:val="superscript"/>
+            <w:lang w:val="vi-VN"/>
+          </w:rPr>
+          <w:t>[</w:t>
+        </w:r>
+        <w:r>
+          <w:rPr>
+            <w:rStyle w:val="Hyperlink"/>
+            <w:vertAlign w:val="superscript"/>
+            <w:lang w:val="vi-VN"/>
+          </w:rPr>
+          <w:t>1</w:t>
+        </w:r>
+        <w:r>
+          <w:rPr>
+            <w:rStyle w:val="Hyperlink"/>
+            <w:vertAlign w:val="superscript"/>
+            <w:lang w:val="vi-VN"/>
+          </w:rPr>
+          <w:t>]</w:t>
+        </w:r>
+      </w:hyperlink>
     </w:p>
     <w:p>
       <w:r>
@@ -4155,6 +4254,16 @@
       <w:r>
         <w:t>(n * m) comparisons. In the context of this project, this worst-case scenario can arise when searching for a pattern within a highly uniform character grid (e.g., a grid composed predominantly of a single repeated character).</w:t>
       </w:r>
+      <w:hyperlink w:anchor="Ref1" w:history="1">
+        <w:r>
+          <w:rPr>
+            <w:rStyle w:val="Hyperlink"/>
+            <w:vertAlign w:val="superscript"/>
+            <w:lang w:val="vi-VN"/>
+          </w:rPr>
+          <w:t>[1]</w:t>
+        </w:r>
+      </w:hyperlink>
     </w:p>
     <w:p>
       <w:pPr>
@@ -4199,6 +4308,11 @@
       </w:r>
     </w:p>
     <w:p>
+      <w:pPr>
+        <w:rPr>
+          <w:lang w:val="vi-VN"/>
+        </w:rPr>
+      </w:pPr>
       <w:r>
         <w:t xml:space="preserve">The Rabin-Karp algorithm, introduced by Michael O. Rabin and Richard M. Karp in 1987, addresses a fundamental inefficiency of the Naïve approach: the redundant re-examination of characters within overlapping windows. Rather than comparing the pattern against each substring of the text character by character, Rabin-Karp computes a numerical </w:t>
       </w:r>
@@ -4222,6 +4336,16 @@
       <w:r>
         <w:t xml:space="preserve"> if the strings do not actually match. When a high-quality hash function is used, spurious hits are rare, and the algorithm's expected running time approaches O(n + m).</w:t>
       </w:r>
+      <w:hyperlink w:anchor="Ref2" w:history="1">
+        <w:r>
+          <w:rPr>
+            <w:rStyle w:val="Hyperlink"/>
+            <w:vertAlign w:val="superscript"/>
+            <w:lang w:val="vi-VN"/>
+          </w:rPr>
+          <w:t>[2]</w:t>
+        </w:r>
+      </w:hyperlink>
     </w:p>
     <w:p>
       <w:pPr>
@@ -4270,6 +4394,23 @@
       <w:r>
         <w:t>where h = d^(m-1) mod q represents the weight of the most significant character in the window.</w:t>
       </w:r>
+      <w:r>
+        <w:rPr>
+          <w:vertAlign w:val="superscript"/>
+          <w:lang w:val="vi-VN"/>
+        </w:rPr>
+        <w:t xml:space="preserve"> </w:t>
+      </w:r>
+      <w:hyperlink w:anchor="Ref2" w:history="1">
+        <w:r>
+          <w:rPr>
+            <w:rStyle w:val="Hyperlink"/>
+            <w:vertAlign w:val="superscript"/>
+            <w:lang w:val="vi-VN"/>
+          </w:rPr>
+          <w:t>[2]</w:t>
+        </w:r>
+      </w:hyperlink>
     </w:p>
     <w:p>
       <w:pPr>
@@ -4286,6 +4427,41 @@
       <w:r>
         <w:t xml:space="preserve"> cases where a window's hash matches p_hash but the actual characters do not, forcing an unnecessary verification. If such collisions occur frequently due to a poorly chosen prime modulus, performance degrades to O(nm). For single-pattern search where worst-case guarantees are required, KMP or Boyer-Moore are generally preferable.</w:t>
       </w:r>
+      <w:r>
+        <w:rPr>
+          <w:vertAlign w:val="superscript"/>
+          <w:lang w:val="vi-VN"/>
+        </w:rPr>
+        <w:t xml:space="preserve"> </w:t>
+      </w:r>
+      <w:hyperlink w:anchor="Ref2" w:history="1">
+        <w:r>
+          <w:rPr>
+            <w:rStyle w:val="Hyperlink"/>
+            <w:vertAlign w:val="superscript"/>
+            <w:lang w:val="vi-VN"/>
+          </w:rPr>
+          <w:t>[2]</w:t>
+        </w:r>
+      </w:hyperlink>
+      <w:r>
+        <w:rPr>
+          <w:vertAlign w:val="superscript"/>
+          <w:lang w:val="vi-VN"/>
+        </w:rPr>
+        <w:t xml:space="preserve"> </w:t>
+      </w:r>
+      <w:hyperlink w:anchor="Ref8" w:history="1">
+        <w:r>
+          <w:rPr>
+            <w:rStyle w:val="Hyperlink"/>
+            <w:smallCaps/>
+            <w:vertAlign w:val="superscript"/>
+            <w:lang w:val="vi-VN"/>
+          </w:rPr>
+          <w:t>[8]</w:t>
+        </w:r>
+      </w:hyperlink>
     </w:p>
     <w:p>
       <w:pPr>
@@ -6416,6 +6592,16 @@
       <w:r>
         <w:t>The worst case arises when every window in T produces a spurious hash match with P, forcing a full character-by-character verification at every position. This can be constructed artificially but is extremely unlikely under a well-chosen prime q.</w:t>
       </w:r>
+      <w:hyperlink w:anchor="Ref2" w:history="1">
+        <w:r>
+          <w:rPr>
+            <w:rStyle w:val="Hyperlink"/>
+            <w:vertAlign w:val="superscript"/>
+            <w:lang w:val="vi-VN"/>
+          </w:rPr>
+          <w:t>[2]</w:t>
+        </w:r>
+      </w:hyperlink>
     </w:p>
     <w:p>
       <w:pPr>
@@ -6459,6 +6645,16 @@
       <w:r>
         <w:t>Rabin-Karp achieves strong average-case performance and excels when multiple patterns are searched simultaneously, as the cost of extending to k patterns is marginal once the rolling hash infrastructure is in place. Its O(1) window-advance step and low constant factor make it efficient in practice for most real-world inputs.</w:t>
       </w:r>
+      <w:hyperlink w:anchor="Ref2" w:history="1">
+        <w:r>
+          <w:rPr>
+            <w:rStyle w:val="Hyperlink"/>
+            <w:vertAlign w:val="superscript"/>
+            <w:lang w:val="vi-VN"/>
+          </w:rPr>
+          <w:t>[2]</w:t>
+        </w:r>
+      </w:hyperlink>
     </w:p>
     <w:p>
       <w:pPr>
@@ -6486,6 +6682,39 @@
       </w:r>
       <w:r>
         <w:t>m). For single-pattern search where worst-case guarantees are required, KMP or Boyer-Moore are generally preferable.</w:t>
+      </w:r>
+      <w:hyperlink w:anchor="Ref1" w:history="1">
+        <w:r>
+          <w:rPr>
+            <w:rStyle w:val="Hyperlink"/>
+            <w:vertAlign w:val="superscript"/>
+            <w:lang w:val="vi-VN"/>
+          </w:rPr>
+          <w:t>[1]</w:t>
+        </w:r>
+      </w:hyperlink>
+      <w:r>
+        <w:rPr>
+          <w:vertAlign w:val="superscript"/>
+          <w:lang w:val="vi-VN"/>
+        </w:rPr>
+        <w:t xml:space="preserve"> </w:t>
+      </w:r>
+      <w:hyperlink w:anchor="Ref2" w:history="1">
+        <w:r>
+          <w:rPr>
+            <w:rStyle w:val="Hyperlink"/>
+            <w:vertAlign w:val="superscript"/>
+            <w:lang w:val="vi-VN"/>
+          </w:rPr>
+          <w:t>[2]</w:t>
+        </w:r>
+      </w:hyperlink>
+      <w:r>
+        <w:rPr>
+          <w:lang w:val="vi-VN"/>
+        </w:rPr>
+        <w:t xml:space="preserve"> </w:t>
       </w:r>
     </w:p>
     <w:p>
@@ -6531,9 +6760,24 @@
       </w:r>
     </w:p>
     <w:p>
+      <w:pPr>
+        <w:rPr>
+          <w:lang w:val="vi-VN"/>
+        </w:rPr>
+      </w:pPr>
       <w:r>
         <w:t>The Knuth-Morris-Pratt algorithm, jointly developed by Donald E. Knuth, James H. Morris, and Vaughan R. Pratt and published in 1977, represents a significant theoretical advancement over the Naïve approach. Its central insight addresses a fundamental inefficiency: when a mismatch occurs at position j within the pattern after successfully matching j characters, the Naïve algorithm discards all information about those matched characters and restarts from the beginning of the pattern at the next shift. KMP eliminates this wasted work by leveraging structural knowledge about the pattern itself.</w:t>
       </w:r>
+      <w:hyperlink w:anchor="Ref3" w:history="1">
+        <w:r>
+          <w:rPr>
+            <w:rStyle w:val="Hyperlink"/>
+            <w:vertAlign w:val="superscript"/>
+            <w:lang w:val="vi-VN"/>
+          </w:rPr>
+          <w:t>[3]</w:t>
+        </w:r>
+      </w:hyperlink>
     </w:p>
     <w:p>
       <w:pPr>
@@ -6564,12 +6808,46 @@
         <w:t>–</w:t>
       </w:r>
       <w:r>
-        <w:t xml:space="preserve"> where each entry at index j stores the length of the longest proper prefix of the substring P[0..j] that is also a suffix of the same substring. A proper prefix is defined as any prefix that is strictly shorter than the full string. This information encodes the maximum safe backward jump within the pattern upon encountering a mismatch: rather than resetting to position 0, the algorithm can resume comparison from the position indicated by the failure function array, preserving as many of the previously matched characters as possible.</w:t>
-      </w:r>
-    </w:p>
-    <w:p>
-      <w:r>
-        <w:t xml:space="preserve">KMP is widely used in scenarios requiring strict performance guarantees, most notably in DNA sequence analysis where the small alphabet {A, C, G, T} causes repetitive partial matches that severely degrade the Naïve algorithm. It is also implemented in variants of the Unix </w:t>
+        <w:t xml:space="preserve"> where each entry at index j stores the length of the longest proper prefix of the substring P[0..j] that is also a suffix of the same substring. A proper prefix is defined as any prefix that is strictly shorter than the full string. This information encodes the maximum safe backward jump within the pattern upon encountering a mismatch: rather than resetting to position 0, the algorithm can resume comparison from the position indicated by the failure function array, preserving as many of the matched characters as possible.</w:t>
+      </w:r>
+      <w:hyperlink w:anchor="Ref3" w:history="1">
+        <w:r>
+          <w:rPr>
+            <w:rStyle w:val="Hyperlink"/>
+            <w:vertAlign w:val="superscript"/>
+            <w:lang w:val="vi-VN"/>
+          </w:rPr>
+          <w:t>[3]</w:t>
+        </w:r>
+      </w:hyperlink>
+    </w:p>
+    <w:p>
+      <w:pPr>
+        <w:rPr>
+          <w:lang w:val="vi-VN"/>
+        </w:rPr>
+      </w:pPr>
+      <w:r>
+        <w:t>KMP is widely used in scenarios requiring strict performance guarantees, most notably in DNA sequence analysis where the small alphabet {A, C, G, T} causes repetitive partial matches that severely degrade the Naïve algorithm.</w:t>
+      </w:r>
+      <w:hyperlink w:anchor="Ref8" w:history="1">
+        <w:r>
+          <w:rPr>
+            <w:rStyle w:val="Hyperlink"/>
+            <w:vertAlign w:val="superscript"/>
+            <w:lang w:val="vi-VN"/>
+          </w:rPr>
+          <w:t>[8]</w:t>
+        </w:r>
+      </w:hyperlink>
+      <w:r>
+        <w:rPr>
+          <w:lang w:val="vi-VN"/>
+        </w:rPr>
+        <w:t xml:space="preserve"> </w:t>
+      </w:r>
+      <w:r>
+        <w:t xml:space="preserve">It is also implemented in variants of the Unix </w:t>
       </w:r>
       <w:r>
         <w:rPr>
@@ -6582,6 +6860,16 @@
       <w:r>
         <w:t xml:space="preserve"> utility and several text editor search engines.</w:t>
       </w:r>
+      <w:hyperlink w:anchor="Ref10" w:history="1">
+        <w:r>
+          <w:rPr>
+            <w:rStyle w:val="Hyperlink"/>
+            <w:vertAlign w:val="superscript"/>
+            <w:lang w:val="vi-VN"/>
+          </w:rPr>
+          <w:t>[10]</w:t>
+        </w:r>
+      </w:hyperlink>
     </w:p>
     <w:p>
       <w:pPr>
@@ -9226,6 +9514,16 @@
       <w:r>
         <w:t>, guaranteeing the O(n + m) bound regardless of the alphabet size or input structure.</w:t>
       </w:r>
+      <w:hyperlink w:anchor="Ref3" w:history="1">
+        <w:r>
+          <w:rPr>
+            <w:rStyle w:val="Hyperlink"/>
+            <w:vertAlign w:val="superscript"/>
+            <w:lang w:val="vi-VN"/>
+          </w:rPr>
+          <w:t>[3]</w:t>
+        </w:r>
+      </w:hyperlink>
     </w:p>
     <w:p>
       <w:pPr>
@@ -9265,6 +9563,16 @@
       <w:r>
         <w:t>is the algorithm of choice when an unconditional worst-case performance guarantee is required. Its O(n + m) bound is tight and holds across all possible inputs, making it suitable for safety-critical or real-time systems where unpredictable performance spikes are unacceptable. It is especially advantageous over small alphabets, where long partial matches are common and the failure function array yields the greatest savings.</w:t>
       </w:r>
+      <w:hyperlink w:anchor="Ref3" w:history="1">
+        <w:r>
+          <w:rPr>
+            <w:rStyle w:val="Hyperlink"/>
+            <w:vertAlign w:val="superscript"/>
+            <w:lang w:val="vi-VN"/>
+          </w:rPr>
+          <w:t>[3]</w:t>
+        </w:r>
+      </w:hyperlink>
     </w:p>
     <w:p>
       <w:pPr>
@@ -9275,6 +9583,39 @@
       <w:r>
         <w:t>On large-alphabet text, however, KMP's advantage diminishes. Mismatches tend to occur after the first or second comparison, meaning the failure function is rarely consulted and the linear O(n) search phase provides no practical improvement over the Naïve algorithm. In such settings, Boyer-Moore's ability to skip multiple characters per step results in noticeably faster average-case performance.</w:t>
       </w:r>
+      <w:r>
+        <w:rPr>
+          <w:lang w:val="vi-VN"/>
+        </w:rPr>
+        <w:t xml:space="preserve"> </w:t>
+      </w:r>
+      <w:hyperlink w:anchor="Ref1" w:history="1">
+        <w:r>
+          <w:rPr>
+            <w:rStyle w:val="Hyperlink"/>
+            <w:vertAlign w:val="superscript"/>
+            <w:lang w:val="vi-VN"/>
+          </w:rPr>
+          <w:t>[1]</w:t>
+        </w:r>
+      </w:hyperlink>
+      <w:r>
+        <w:rPr>
+          <w:vertAlign w:val="superscript"/>
+          <w:lang w:val="vi-VN"/>
+        </w:rPr>
+        <w:t xml:space="preserve"> </w:t>
+      </w:r>
+      <w:hyperlink w:anchor="Ref8" w:history="1">
+        <w:r>
+          <w:rPr>
+            <w:rStyle w:val="Hyperlink"/>
+            <w:vertAlign w:val="superscript"/>
+            <w:lang w:val="vi-VN"/>
+          </w:rPr>
+          <w:t>[8]</w:t>
+        </w:r>
+      </w:hyperlink>
     </w:p>
     <w:p>
       <w:pPr>
@@ -9343,6 +9684,16 @@
       <w:r>
         <w:t xml:space="preserve"> meaning it inspects fewer characters than the total length of the text in many practical scenarios.</w:t>
       </w:r>
+      <w:hyperlink w:anchor="Ref4" w:history="1">
+        <w:r>
+          <w:rPr>
+            <w:rStyle w:val="Hyperlink"/>
+            <w:vertAlign w:val="superscript"/>
+            <w:lang w:val="vi-VN"/>
+          </w:rPr>
+          <w:t>[4]</w:t>
+        </w:r>
+      </w:hyperlink>
     </w:p>
     <w:p>
       <w:r>
@@ -9384,8 +9735,40 @@
         <w:lastRenderedPageBreak/>
         <w:t>mismatch, the larger of the two shifts is taken, allowing the algorithm to bypass large portions of the text and achieve an average-case complexity of O(n/m) on large-alphabet text.</w:t>
       </w:r>
-    </w:p>
-    <w:p>
+      <w:hyperlink w:anchor="Ref4" w:history="1">
+        <w:r>
+          <w:rPr>
+            <w:rStyle w:val="Hyperlink"/>
+            <w:vertAlign w:val="superscript"/>
+            <w:lang w:val="vi-VN"/>
+          </w:rPr>
+          <w:t>[4]</w:t>
+        </w:r>
+      </w:hyperlink>
+      <w:r>
+        <w:rPr>
+          <w:vertAlign w:val="superscript"/>
+          <w:lang w:val="vi-VN"/>
+        </w:rPr>
+        <w:t xml:space="preserve"> </w:t>
+      </w:r>
+      <w:hyperlink w:anchor="Ref12" w:history="1">
+        <w:r>
+          <w:rPr>
+            <w:rStyle w:val="Hyperlink"/>
+            <w:vertAlign w:val="superscript"/>
+            <w:lang w:val="vi-VN"/>
+          </w:rPr>
+          <w:t>[12]</w:t>
+        </w:r>
+      </w:hyperlink>
+    </w:p>
+    <w:p>
+      <w:pPr>
+        <w:rPr>
+          <w:lang w:val="vi-VN"/>
+        </w:rPr>
+      </w:pPr>
       <w:r>
         <w:t xml:space="preserve">Boyer-Moore is the algorithm underlying the GNU </w:t>
       </w:r>
@@ -9396,7 +9779,70 @@
         <w:t>grep</w:t>
       </w:r>
       <w:r>
-        <w:t xml:space="preserve"> utility and is the default search engine in many text editors and word processors. Its sub-linear behaviour makes it the preferred choice for large-scale applications such as file content indexing, antivirus signature scanning, and network intrusion detection, where the text may be hundreds of megabytes in length.</w:t>
+        <w:t xml:space="preserve"> utility and is the default search engine in many text editors and word processors.</w:t>
+      </w:r>
+      <w:hyperlink w:anchor="Ref7" w:history="1">
+        <w:r>
+          <w:rPr>
+            <w:rStyle w:val="Hyperlink"/>
+            <w:vertAlign w:val="superscript"/>
+            <w:lang w:val="vi-VN"/>
+          </w:rPr>
+          <w:t>[7]</w:t>
+        </w:r>
+      </w:hyperlink>
+      <w:r>
+        <w:t xml:space="preserve"> Its sub-linear behaviour makes it the preferred choice for large-scale applications such as file content indexing, antivirus signature scanning, and network intrusion detection, where the text may be hundreds of megabytes in length.</w:t>
+      </w:r>
+      <w:r>
+        <w:rPr>
+          <w:vertAlign w:val="superscript"/>
+          <w:lang w:val="vi-VN"/>
+        </w:rPr>
+        <w:fldChar w:fldCharType="begin"/>
+      </w:r>
+      <w:r>
+        <w:rPr>
+          <w:vertAlign w:val="superscript"/>
+          <w:lang w:val="vi-VN"/>
+        </w:rPr>
+        <w:instrText>HYPERLINK  \l "Ref7"</w:instrText>
+      </w:r>
+      <w:r>
+        <w:rPr>
+          <w:vertAlign w:val="superscript"/>
+          <w:lang w:val="vi-VN"/>
+        </w:rPr>
+      </w:r>
+      <w:r>
+        <w:rPr>
+          <w:vertAlign w:val="superscript"/>
+          <w:lang w:val="vi-VN"/>
+        </w:rPr>
+        <w:fldChar w:fldCharType="separate"/>
+      </w:r>
+      <w:r>
+        <w:rPr>
+          <w:rStyle w:val="Hyperlink"/>
+          <w:vertAlign w:val="superscript"/>
+          <w:lang w:val="vi-VN"/>
+        </w:rPr>
+        <w:t>[7</w:t>
+      </w:r>
+      <w:r>
+        <w:rPr>
+          <w:rStyle w:val="Hyperlink"/>
+          <w:vertAlign w:val="superscript"/>
+          <w:lang w:val="vi-VN"/>
+        </w:rPr>
+        <w:t>]</w:t>
+      </w:r>
+      <w:r>
+        <w:rPr>
+          <w:vertAlign w:val="superscript"/>
+          <w:lang w:val="vi-VN"/>
+        </w:rPr>
+        <w:fldChar w:fldCharType="end"/>
       </w:r>
     </w:p>
     <w:p>
@@ -12615,6 +13061,11 @@
       </w:pPr>
     </w:p>
     <w:p>
+      <w:pPr>
+        <w:rPr>
+          <w:lang w:val="vi-VN"/>
+        </w:rPr>
+      </w:pPr>
       <w:r>
         <w:lastRenderedPageBreak/>
         <w:t>The inclusion of the Good Suffix Rule is what eliminates the quadratic worst case present in Bad Character-only implementations, reducing it from O(n</w:t>
@@ -12637,6 +13088,50 @@
       <w:r>
         <w:t>sub-linear average-case behaviour of O(n/m) is preserved regardless, as it arises from the large skips produced by both heuristics on typical inputs.</w:t>
       </w:r>
+      <w:hyperlink w:anchor="Ref4" w:history="1">
+        <w:r>
+          <w:rPr>
+            <w:rStyle w:val="Hyperlink"/>
+            <w:vertAlign w:val="superscript"/>
+            <w:lang w:val="vi-VN"/>
+          </w:rPr>
+          <w:t>[4]</w:t>
+        </w:r>
+      </w:hyperlink>
+      <w:r>
+        <w:rPr>
+          <w:vertAlign w:val="superscript"/>
+          <w:lang w:val="vi-VN"/>
+        </w:rPr>
+        <w:t xml:space="preserve"> </w:t>
+      </w:r>
+      <w:hyperlink w:anchor="Ref6" w:history="1">
+        <w:r>
+          <w:rPr>
+            <w:rStyle w:val="Hyperlink"/>
+            <w:vertAlign w:val="superscript"/>
+            <w:lang w:val="vi-VN"/>
+          </w:rPr>
+          <w:t>[6]</w:t>
+        </w:r>
+      </w:hyperlink>
+      <w:r>
+        <w:rPr>
+          <w:vertAlign w:val="superscript"/>
+          <w:lang w:val="vi-VN"/>
+        </w:rPr>
+        <w:t xml:space="preserve"> </w:t>
+      </w:r>
+      <w:hyperlink w:anchor="Ref12" w:history="1">
+        <w:r>
+          <w:rPr>
+            <w:rStyle w:val="Hyperlink"/>
+            <w:vertAlign w:val="superscript"/>
+            <w:lang w:val="vi-VN"/>
+          </w:rPr>
+          <w:t>[12]</w:t>
+        </w:r>
+      </w:hyperlink>
     </w:p>
     <w:p>
       <w:pPr>
@@ -12688,11 +13183,44 @@
       <w:r>
         <w:t>sub-linear behaviour becomes increasingly pronounced as m grows larger.</w:t>
       </w:r>
-    </w:p>
-    <w:p>
-      <w:r>
-        <w:t>Its primary disadvantage is the significant implementation complexity of the full algorithm. The Good Suffix Rule in particular requires careful construction of an auxiliary table and is a common source of implementation errors. Additionally, Boyer-Moore's advantage diminishes substantially on small alphabets, such as binary or DNA sequences, where nearly every text character appears somewhere in the pattern, reducing bad-character shifts to near zero and eliminating the sub-linear benefit.</w:t>
-      </w:r>
+      <w:hyperlink w:anchor="Ref4" w:history="1">
+        <w:r>
+          <w:rPr>
+            <w:rStyle w:val="Hyperlink"/>
+            <w:vertAlign w:val="superscript"/>
+            <w:lang w:val="vi-VN"/>
+          </w:rPr>
+          <w:t>[4]</w:t>
+        </w:r>
+      </w:hyperlink>
+    </w:p>
+    <w:p>
+      <w:r>
+        <w:t>Its primary disadvantage is the significant implementation complexity of the full algorithm. The Good Suffix Rule in particular requires careful construction of an auxiliary table and is a common source of implementation errors.</w:t>
+      </w:r>
+      <w:hyperlink w:anchor="Ref6" w:history="1">
+        <w:r>
+          <w:rPr>
+            <w:rStyle w:val="Hyperlink"/>
+            <w:vertAlign w:val="superscript"/>
+            <w:lang w:val="vi-VN"/>
+          </w:rPr>
+          <w:t>[6]</w:t>
+        </w:r>
+      </w:hyperlink>
+      <w:r>
+        <w:t xml:space="preserve"> Additionally, Boyer-Moore's advantage diminishes substantially on small alphabets, such as binary or DNA sequences, where nearly every text character appears somewhere in the pattern, reducing bad-character shifts to near zero and eliminating the sub-linear benefit.</w:t>
+      </w:r>
+      <w:hyperlink w:anchor="Ref4" w:history="1">
+        <w:r>
+          <w:rPr>
+            <w:rStyle w:val="Hyperlink"/>
+            <w:vertAlign w:val="superscript"/>
+            <w:lang w:val="vi-VN"/>
+          </w:rPr>
+          <w:t>[4]</w:t>
+        </w:r>
+      </w:hyperlink>
     </w:p>
     <w:p>
       <w:pPr>
@@ -12737,8 +13265,42 @@
       </w:r>
     </w:p>
     <w:p>
-      <w:r>
-        <w:t xml:space="preserve">The Aho-Corasick algorithm, introduced by Alfred V. Aho and Margaret J. Corasick in 1975, is a multi-pattern string-matching algorithm that extends the principles of KMP to handle an arbitrary number of patterns simultaneously. Rather than searching for each keyword independently, the algorithm constructs a finite-state automaton </w:t>
+      <w:pPr>
+        <w:rPr>
+          <w:lang w:val="vi-VN"/>
+        </w:rPr>
+      </w:pPr>
+      <w:r>
+        <w:t>The Aho-Corasick algorithm, introduced by Alfred V. Aho and Margaret J. Corasick in 1975, is a multi-pattern string-matching algorithm that extends the principles of KMP to handle an arbitrary number of patterns simultaneously.</w:t>
+      </w:r>
+      <w:hyperlink w:anchor="Ref5" w:history="1">
+        <w:r>
+          <w:rPr>
+            <w:rStyle w:val="Hyperlink"/>
+            <w:vertAlign w:val="superscript"/>
+            <w:lang w:val="vi-VN"/>
+          </w:rPr>
+          <w:t>[5]</w:t>
+        </w:r>
+      </w:hyperlink>
+      <w:r>
+        <w:t xml:space="preserve"> Rather than searching for each keyword independently, the algorithm constructs a finite-state </w:t>
+      </w:r>
+      <w:r>
+        <w:t>automaton</w:t>
+      </w:r>
+      <w:hyperlink w:anchor="Ref9" w:history="1">
+        <w:r>
+          <w:rPr>
+            <w:rStyle w:val="Hyperlink"/>
+            <w:vertAlign w:val="superscript"/>
+            <w:lang w:val="vi-VN"/>
+          </w:rPr>
+          <w:t>[9]</w:t>
+        </w:r>
+      </w:hyperlink>
+      <w:r>
+        <w:t xml:space="preserve"> </w:t>
       </w:r>
       <w:r>
         <w:t>–</w:t>
@@ -12792,6 +13354,16 @@
       <w:r>
         <w:t xml:space="preserve"> that records which patterns are matched at each state. Once constructed, the automaton processes the text T in a single left-to-right pass, transitioning between states one character at a time and reporting all pattern matches encountered along the way.</w:t>
       </w:r>
+      <w:hyperlink w:anchor="Ref5" w:history="1">
+        <w:r>
+          <w:rPr>
+            <w:rStyle w:val="Hyperlink"/>
+            <w:vertAlign w:val="superscript"/>
+            <w:lang w:val="vi-VN"/>
+          </w:rPr>
+          <w:t>[5]</w:t>
+        </w:r>
+      </w:hyperlink>
     </w:p>
     <w:p>
       <w:r>
@@ -12808,7 +13380,20 @@
       </w:r>
       <w:r>
         <w:lastRenderedPageBreak/>
-        <w:t xml:space="preserve">signatures in real time. In the context of this project, Aho-Corasick is particularly well-suited for </w:t>
+        <w:t>signatures in real time.</w:t>
+      </w:r>
+      <w:hyperlink w:anchor="Ref11" w:history="1">
+        <w:r>
+          <w:rPr>
+            <w:rStyle w:val="Hyperlink"/>
+            <w:vertAlign w:val="superscript"/>
+            <w:lang w:val="vi-VN"/>
+          </w:rPr>
+          <w:t>[11]</w:t>
+        </w:r>
+      </w:hyperlink>
+      <w:r>
+        <w:t xml:space="preserve"> In the context of this project, Aho-Corasick is particularly well-suited for </w:t>
       </w:r>
       <w:r>
         <w:t>s</w:t>
@@ -12816,6 +13401,16 @@
       <w:r>
         <w:t>cenario where a large number of keywords K must be located within the grid, as all K patterns are searched in a single pass rather than K independent passes.</w:t>
       </w:r>
+      <w:hyperlink w:anchor="Ref5" w:history="1">
+        <w:r>
+          <w:rPr>
+            <w:rStyle w:val="Hyperlink"/>
+            <w:vertAlign w:val="superscript"/>
+            <w:lang w:val="vi-VN"/>
+          </w:rPr>
+          <w:t>[5]</w:t>
+        </w:r>
+      </w:hyperlink>
     </w:p>
     <w:p>
       <w:pPr>
@@ -16787,6 +17382,16 @@
       <w:r>
         <w:t>) is incurred only once and is shared across all K patterns, making the algorithm increasingly cost-efficient as K grows larger.</w:t>
       </w:r>
+      <w:hyperlink w:anchor="Ref5" w:history="1">
+        <w:r>
+          <w:rPr>
+            <w:rStyle w:val="Hyperlink"/>
+            <w:vertAlign w:val="superscript"/>
+            <w:lang w:val="vi-VN"/>
+          </w:rPr>
+          <w:t>[5]</w:t>
+        </w:r>
+      </w:hyperlink>
     </w:p>
     <w:p>
       <w:pPr>
@@ -16829,6 +17434,33 @@
       <w:r>
         <w:t>cenario where K is large and the cost of K independent passes becomes significant.</w:t>
       </w:r>
+      <w:hyperlink w:anchor="Ref5" w:history="1">
+        <w:r>
+          <w:rPr>
+            <w:rStyle w:val="Hyperlink"/>
+            <w:vertAlign w:val="superscript"/>
+            <w:lang w:val="vi-VN"/>
+          </w:rPr>
+          <w:t>[5]</w:t>
+        </w:r>
+      </w:hyperlink>
+      <w:r>
+        <w:rPr>
+          <w:vertAlign w:val="superscript"/>
+          <w:lang w:val="vi-VN"/>
+        </w:rPr>
+        <w:t xml:space="preserve"> </w:t>
+      </w:r>
+      <w:hyperlink w:anchor="Ref11" w:history="1">
+        <w:r>
+          <w:rPr>
+            <w:rStyle w:val="Hyperlink"/>
+            <w:vertAlign w:val="superscript"/>
+            <w:lang w:val="vi-VN"/>
+          </w:rPr>
+          <w:t>[11]</w:t>
+        </w:r>
+      </w:hyperlink>
     </w:p>
     <w:p>
       <w:r>
@@ -16842,8 +17474,53 @@
         <w:t>∑</w:t>
       </w:r>
       <w:r>
-        <w:t>|, which for a large dictionary of long patterns can consume significant memory, particularly over a 26-character alphabet. Additionally, the automaton construction is more complex to implement correctly than any of the four core algorithms, particularly the failure function BFS traversal and the propagation of the output function through failure links. For scenarios involving only a single pattern or a very small K, simpler algorithms such as KMP or Boyer-Moore remain more appropriate choices.</w:t>
-      </w:r>
+        <w:t xml:space="preserve">|, which for a large dictionary of long patterns can consume significant memory, particularly over a 26-character </w:t>
+      </w:r>
+      <w:r>
+        <w:t>alphabet</w:t>
+      </w:r>
+      <w:r>
+        <w:rPr>
+          <w:lang w:val="vi-VN"/>
+        </w:rPr>
+        <w:t>.</w:t>
+      </w:r>
+      <w:r>
+        <w:rPr>
+          <w:vertAlign w:val="superscript"/>
+          <w:lang w:val="vi-VN"/>
+        </w:rPr>
+        <w:t xml:space="preserve"> </w:t>
+      </w:r>
+      <w:hyperlink w:anchor="Ref11" w:history="1">
+        <w:r>
+          <w:rPr>
+            <w:rStyle w:val="Hyperlink"/>
+            <w:vertAlign w:val="superscript"/>
+            <w:lang w:val="vi-VN"/>
+          </w:rPr>
+          <w:t>[11]</w:t>
+        </w:r>
+      </w:hyperlink>
+      <w:r>
+        <w:rPr>
+          <w:lang w:val="vi-VN"/>
+        </w:rPr>
+        <w:t xml:space="preserve"> </w:t>
+      </w:r>
+      <w:r>
+        <w:t>Additionally, the automaton construction is more complex to implement correctly than any of the four core algorithms, particularly the failure function BFS traversal and the propagation of the output function through failure links. For scenarios involving only a single pattern or a very small K, simpler algorithms such as KMP or Boyer-Moore remain more appropriate choices.</w:t>
+      </w:r>
+      <w:hyperlink w:anchor="Ref5" w:history="1">
+        <w:r>
+          <w:rPr>
+            <w:rStyle w:val="Hyperlink"/>
+            <w:vertAlign w:val="superscript"/>
+            <w:lang w:val="vi-VN"/>
+          </w:rPr>
+          <w:t>[5]</w:t>
+        </w:r>
+      </w:hyperlink>
     </w:p>
     <w:p>
       <w:pPr>
@@ -17107,6 +17784,7 @@
           <w:numId w:val="15"/>
         </w:numPr>
       </w:pPr>
+      <w:bookmarkStart w:id="13" w:name="Ref1"/>
       <w:r>
         <w:t xml:space="preserve">T. H. Cormen, C. E. Leiserson, R. L. Rivest, and C. Stein, </w:t>
       </w:r>
@@ -17129,6 +17807,8 @@
           <w:numId w:val="15"/>
         </w:numPr>
       </w:pPr>
+      <w:bookmarkStart w:id="14" w:name="Ref2"/>
+      <w:bookmarkEnd w:id="13"/>
       <w:r>
         <w:t xml:space="preserve">R. M. Karp and M. O. Rabin, "Efficient randomized pattern-matching algorithms," </w:t>
       </w:r>
@@ -17151,6 +17831,8 @@
           <w:numId w:val="15"/>
         </w:numPr>
       </w:pPr>
+      <w:bookmarkStart w:id="15" w:name="Ref3"/>
+      <w:bookmarkEnd w:id="14"/>
       <w:r>
         <w:t xml:space="preserve">D. E. Knuth, J. H. Morris, Jr., and V. R. Pratt, "Fast pattern matching in strings," </w:t>
       </w:r>
@@ -17173,6 +17855,8 @@
           <w:numId w:val="15"/>
         </w:numPr>
       </w:pPr>
+      <w:bookmarkStart w:id="16" w:name="Ref4"/>
+      <w:bookmarkEnd w:id="15"/>
       <w:r>
         <w:t xml:space="preserve">R. S. Boyer and J. S. Moore, "A fast string searching algorithm," </w:t>
       </w:r>
@@ -17195,6 +17879,8 @@
           <w:numId w:val="15"/>
         </w:numPr>
       </w:pPr>
+      <w:bookmarkStart w:id="17" w:name="Ref5"/>
+      <w:bookmarkEnd w:id="16"/>
       <w:r>
         <w:t xml:space="preserve">A. V. Aho and M. J. Corasick, "Efficient string matching: An aid to bibliographic search," </w:t>
       </w:r>
@@ -17217,6 +17903,8 @@
           <w:numId w:val="15"/>
         </w:numPr>
       </w:pPr>
+      <w:bookmarkStart w:id="18" w:name="Ref6"/>
+      <w:bookmarkEnd w:id="17"/>
       <w:r>
         <w:t xml:space="preserve">C. Charras and T. Lecroq, </w:t>
       </w:r>
@@ -17247,6 +17935,8 @@
           <w:numId w:val="15"/>
         </w:numPr>
       </w:pPr>
+      <w:bookmarkStart w:id="19" w:name="Ref7"/>
+      <w:bookmarkEnd w:id="18"/>
       <w:r>
         <w:t xml:space="preserve">Z. D. Syed, S. Stakhanova, and A. A. Ghorbani, "Application of Boyer-Moore algorithm in intrusion detection systems," in </w:t>
       </w:r>
@@ -17269,6 +17959,8 @@
           <w:numId w:val="15"/>
         </w:numPr>
       </w:pPr>
+      <w:bookmarkStart w:id="20" w:name="Ref8"/>
+      <w:bookmarkEnd w:id="19"/>
       <w:r>
         <w:t xml:space="preserve">D. Gusfield, </w:t>
       </w:r>
@@ -17293,6 +17985,8 @@
         <w:spacing w:before="100" w:beforeAutospacing="1" w:after="100" w:afterAutospacing="1" w:line="240" w:lineRule="auto"/>
         <w:jc w:val="left"/>
       </w:pPr>
+      <w:bookmarkStart w:id="21" w:name="Ref9"/>
+      <w:bookmarkEnd w:id="20"/>
       <w:r>
         <w:rPr>
           <w:rFonts w:eastAsia="Times New Roman" w:cs="Times New Roman"/>
@@ -17328,6 +18022,8 @@
           <w:numId w:val="15"/>
         </w:numPr>
       </w:pPr>
+      <w:bookmarkStart w:id="22" w:name="Ref10"/>
+      <w:bookmarkEnd w:id="21"/>
       <w:r>
         <w:t xml:space="preserve">cp-algorithms, "String </w:t>
       </w:r>
@@ -17366,6 +18062,8 @@
           <w:numId w:val="15"/>
         </w:numPr>
       </w:pPr>
+      <w:bookmarkStart w:id="23" w:name="Ref11"/>
+      <w:bookmarkEnd w:id="22"/>
       <w:r>
         <w:t>cp-algorithms, "String</w:t>
       </w:r>
@@ -17407,6 +18105,8 @@
           <w:numId w:val="15"/>
         </w:numPr>
       </w:pPr>
+      <w:bookmarkStart w:id="24" w:name="Ref12"/>
+      <w:bookmarkEnd w:id="23"/>
       <w:r>
         <w:t xml:space="preserve">GeeksforGeeks, "Boyer-Moore Algorithm for Pattern Searching," GeeksforGeeks, 2024. [Online]. Available: </w:t>
       </w:r>
@@ -17422,6 +18122,7 @@
         <w:t xml:space="preserve"> [Accessed: Mar. 2026].</w:t>
       </w:r>
     </w:p>
+    <w:bookmarkEnd w:id="24"/>
     <w:p>
       <w:pPr>
         <w:jc w:val="left"/>
@@ -17447,12 +18148,15 @@
           <w:lang w:val="vi-VN"/>
         </w:rPr>
       </w:pPr>
-      <w:bookmarkStart w:id="13" w:name="_Toc226227379"/>
       <w:r>
         <w:lastRenderedPageBreak/>
-        <w:t>Acknowledgment</w:t>
-      </w:r>
-      <w:bookmarkEnd w:id="13"/>
+        <w:t>A</w:t>
+      </w:r>
+      <w:bookmarkStart w:id="25" w:name="_Toc226227379"/>
+      <w:r>
+        <w:t>cknowledgment</w:t>
+      </w:r>
+      <w:bookmarkEnd w:id="25"/>
     </w:p>
     <w:p>
       <w:pPr>
@@ -24078,6 +24782,18 @@
       <w14:ligatures w14:val="none"/>
     </w:rPr>
   </w:style>
+  <w:style w:type="character" w:styleId="FollowedHyperlink">
+    <w:name w:val="FollowedHyperlink"/>
+    <w:basedOn w:val="DefaultParagraphFont"/>
+    <w:uiPriority w:val="99"/>
+    <w:semiHidden/>
+    <w:unhideWhenUsed/>
+    <w:rsid w:val="005D428F"/>
+    <w:rPr>
+      <w:color w:val="954F72" w:themeColor="followedHyperlink"/>
+      <w:u w:val="single"/>
+    </w:rPr>
+  </w:style>
 </w:styles>
 </file>
 
@@ -24377,11 +25093,11 @@
 </file>
 
 <file path=customXml/item1.xml><?xml version="1.0" encoding="utf-8"?>
-<b:Sources xmlns:b="http://schemas.openxmlformats.org/officeDocument/2006/bibliography" xmlns="http://schemas.openxmlformats.org/officeDocument/2006/bibliography" SelectedStyle="\APASixthEditionOfficeOnline.xsl" StyleName="APA" Version="6"/>
+<b:Sources xmlns:b="http://schemas.openxmlformats.org/officeDocument/2006/bibliography" xmlns="http://schemas.openxmlformats.org/officeDocument/2006/bibliography" SelectedStyle="\IEEE2006OfficeOnline.xsl" StyleName="IEEE" Version="2006"/>
 </file>
 
 <file path=customXml/itemProps1.xml><?xml version="1.0" encoding="utf-8"?>
-<ds:datastoreItem xmlns:ds="http://schemas.openxmlformats.org/officeDocument/2006/customXml" ds:itemID="{BEDD8063-1600-4E5E-B9AB-75FEE112A42A}">
+<ds:datastoreItem xmlns:ds="http://schemas.openxmlformats.org/officeDocument/2006/customXml" ds:itemID="{0EE41332-03C0-49D3-9492-7AB0AB790F30}">
   <ds:schemaRefs>
     <ds:schemaRef ds:uri="http://schemas.openxmlformats.org/officeDocument/2006/bibliography"/>
   </ds:schemaRefs>
